--- a/docs/manual/PriceRadar_Руководство_пользователя_v0.0.4.docx
+++ b/docs/manual/PriceRadar_Руководство_пользователя_v0.0.4.docx
@@ -65,7 +65,7 @@
         <w:ind w:left="200"/>
       </w:pPr>
       <w:r>
-        <w:t xml:space="preserve">Скриншоты сняты 12 октября 2026 (новые функции 0.0.3 — в тот же день) на тестовом стенде, подключённом к рабочим источникам и к локальной модели ИИ, с учётной записью «Анна Петрова» (менеджер). Цены и состав строк на рабочем сервере меняются от поиска к поиску.</w:t>
+        <w:t xml:space="preserve">Скриншоты сняты 12 октября 2026, новые функции 0.0.4 — 13 октября 2026 на рабочем сервере на тестовом стенде, подключённом к рабочим источникам и к локальной модели ИИ, с учётной записью «Анна Петрова» (менеджер). Цены и состав строк на рабочем сервере меняются от поиска к поиску.</w:t>
       </w:r>
     </w:p>
     <w:p>
@@ -227,14 +227,15 @@
         </w:p>
         <w:p>
           <w:pPr>
-            <w:pStyle w:val="TOC1"/>
+            <w:pStyle w:val="TOC2"/>
             <w:tabs>
               <w:tab w:val="right" w:pos="9638" w:leader="dot"/>
             </w:tabs>
+            <w:ind w:left="220"/>
           </w:pPr>
           <w:hyperlink w:history="1" w:anchor="_Toc7">
             <w:r>
-              <w:t xml:space="preserve">2. Что нового в версии 0.0.3</w:t>
+              <w:t xml:space="preserve">1.5. Ситилинк без ручного прогрева</w:t>
             </w:r>
             <w:r>
               <w:tab/>
@@ -256,7 +257,7 @@
           </w:pPr>
           <w:hyperlink w:history="1" w:anchor="_Toc8">
             <w:r>
-              <w:t xml:space="preserve">3. Что нового в версии 0.0.2</w:t>
+              <w:t xml:space="preserve">2. Что нового в версии 0.0.3</w:t>
             </w:r>
             <w:r>
               <w:tab/>
@@ -278,7 +279,7 @@
           </w:pPr>
           <w:hyperlink w:history="1" w:anchor="_Toc9">
             <w:r>
-              <w:t xml:space="preserve">4. О системе</w:t>
+              <w:t xml:space="preserve">3. Что нового в версии 0.0.2</w:t>
             </w:r>
             <w:r>
               <w:tab/>
@@ -293,15 +294,14 @@
         </w:p>
         <w:p>
           <w:pPr>
-            <w:pStyle w:val="TOC2"/>
+            <w:pStyle w:val="TOC1"/>
             <w:tabs>
               <w:tab w:val="right" w:pos="9638" w:leader="dot"/>
             </w:tabs>
-            <w:ind w:left="220"/>
           </w:pPr>
           <w:hyperlink w:history="1" w:anchor="_Toc10">
             <w:r>
-              <w:t xml:space="preserve">4.1. Роли</w:t>
+              <w:t xml:space="preserve">4. О системе</w:t>
             </w:r>
             <w:r>
               <w:tab/>
@@ -324,7 +324,7 @@
           </w:pPr>
           <w:hyperlink w:history="1" w:anchor="_Toc11">
             <w:r>
-              <w:t xml:space="preserve">4.2. Ограничения версии 0.0.2</w:t>
+              <w:t xml:space="preserve">4.1. Роли</w:t>
             </w:r>
             <w:r>
               <w:tab/>
@@ -339,14 +339,15 @@
         </w:p>
         <w:p>
           <w:pPr>
-            <w:pStyle w:val="TOC1"/>
+            <w:pStyle w:val="TOC2"/>
             <w:tabs>
               <w:tab w:val="right" w:pos="9638" w:leader="dot"/>
             </w:tabs>
+            <w:ind w:left="220"/>
           </w:pPr>
           <w:hyperlink w:history="1" w:anchor="_Toc12">
             <w:r>
-              <w:t xml:space="preserve">5. Вход и выход</w:t>
+              <w:t xml:space="preserve">4.2. Ограничения версии 0.0.2</w:t>
             </w:r>
             <w:r>
               <w:tab/>
@@ -368,7 +369,7 @@
           </w:pPr>
           <w:hyperlink w:history="1" w:anchor="_Toc13">
             <w:r>
-              <w:t xml:space="preserve">6. Поиск товара</w:t>
+              <w:t xml:space="preserve">5. Вход и выход</w:t>
             </w:r>
             <w:r>
               <w:tab/>
@@ -383,15 +384,14 @@
         </w:p>
         <w:p>
           <w:pPr>
-            <w:pStyle w:val="TOC2"/>
+            <w:pStyle w:val="TOC1"/>
             <w:tabs>
               <w:tab w:val="right" w:pos="9638" w:leader="dot"/>
             </w:tabs>
-            <w:ind w:left="220"/>
           </w:pPr>
           <w:hyperlink w:history="1" w:anchor="_Toc14">
             <w:r>
-              <w:t xml:space="preserve">6.1. Как сформулировать запрос</w:t>
+              <w:t xml:space="preserve">6. Поиск товара</w:t>
             </w:r>
             <w:r>
               <w:tab/>
@@ -414,7 +414,7 @@
           </w:pPr>
           <w:hyperlink w:history="1" w:anchor="_Toc15">
             <w:r>
-              <w:t xml:space="preserve">6.2. Выбор поставщиков</w:t>
+              <w:t xml:space="preserve">6.1. Как сформулировать запрос</w:t>
             </w:r>
             <w:r>
               <w:tab/>
@@ -437,7 +437,7 @@
           </w:pPr>
           <w:hyperlink w:history="1" w:anchor="_Toc16">
             <w:r>
-              <w:t xml:space="preserve">6.3. История запросов</w:t>
+              <w:t xml:space="preserve">6.2. Выбор поставщиков</w:t>
             </w:r>
             <w:r>
               <w:tab/>
@@ -445,28 +445,6 @@
             <w:r>
               <w:fldChar w:fldCharType="begin" w:dirty="true"/>
               <w:instrText xml:space="preserve">PAGEREF _Toc16 \h</w:instrText>
-              <w:fldChar w:fldCharType="separate"/>
-              <w:fldChar w:fldCharType="end"/>
-            </w:r>
-          </w:hyperlink>
-        </w:p>
-        <w:p>
-          <w:pPr>
-            <w:pStyle w:val="TOC1"/>
-            <w:tabs>
-              <w:tab w:val="right" w:pos="9638" w:leader="dot"/>
-            </w:tabs>
-          </w:pPr>
-          <w:hyperlink w:history="1" w:anchor="_Toc17">
-            <w:r>
-              <w:t xml:space="preserve">7. Результаты поиска</w:t>
-            </w:r>
-            <w:r>
-              <w:tab/>
-            </w:r>
-            <w:r>
-              <w:fldChar w:fldCharType="begin" w:dirty="true"/>
-              <w:instrText xml:space="preserve">PAGEREF _Toc17 \h</w:instrText>
               <w:fldChar w:fldCharType="separate"/>
               <w:fldChar w:fldCharType="end"/>
             </w:r>
@@ -480,9 +458,31 @@
             </w:tabs>
             <w:ind w:left="220"/>
           </w:pPr>
+          <w:hyperlink w:history="1" w:anchor="_Toc17">
+            <w:r>
+              <w:t xml:space="preserve">6.3. История запросов</w:t>
+            </w:r>
+            <w:r>
+              <w:tab/>
+            </w:r>
+            <w:r>
+              <w:fldChar w:fldCharType="begin" w:dirty="true"/>
+              <w:instrText xml:space="preserve">PAGEREF _Toc17 \h</w:instrText>
+              <w:fldChar w:fldCharType="separate"/>
+              <w:fldChar w:fldCharType="end"/>
+            </w:r>
+          </w:hyperlink>
+        </w:p>
+        <w:p>
+          <w:pPr>
+            <w:pStyle w:val="TOC1"/>
+            <w:tabs>
+              <w:tab w:val="right" w:pos="9638" w:leader="dot"/>
+            </w:tabs>
+          </w:pPr>
           <w:hyperlink w:history="1" w:anchor="_Toc18">
             <w:r>
-              <w:t xml:space="preserve">7.1. Вкладки «Маркетплейсы» и «Дистрибуторы»</w:t>
+              <w:t xml:space="preserve">7. Результаты поиска</w:t>
             </w:r>
             <w:r>
               <w:tab/>
@@ -505,7 +505,7 @@
           </w:pPr>
           <w:hyperlink w:history="1" w:anchor="_Toc19">
             <w:r>
-              <w:t xml:space="preserve">7.2. Порядок строк</w:t>
+              <w:t xml:space="preserve">7.1. Вкладки «Маркетплейсы» и «Дистрибуторы»</w:t>
             </w:r>
             <w:r>
               <w:tab/>
@@ -528,7 +528,7 @@
           </w:pPr>
           <w:hyperlink w:history="1" w:anchor="_Toc20">
             <w:r>
-              <w:t xml:space="preserve">7.3. Фильтры и «чипы»</w:t>
+              <w:t xml:space="preserve">7.2. Порядок строк</w:t>
             </w:r>
             <w:r>
               <w:tab/>
@@ -551,7 +551,7 @@
           </w:pPr>
           <w:hyperlink w:history="1" w:anchor="_Toc21">
             <w:r>
-              <w:t xml:space="preserve">7.4. Состояние товара</w:t>
+              <w:t xml:space="preserve">7.3. Фильтры и «чипы»</w:t>
             </w:r>
             <w:r>
               <w:tab/>
@@ -574,7 +574,7 @@
           </w:pPr>
           <w:hyperlink w:history="1" w:anchor="_Toc22">
             <w:r>
-              <w:t xml:space="preserve">7.5. Как поиск отсекает лишнее</w:t>
+              <w:t xml:space="preserve">7.4. Состояние товара</w:t>
             </w:r>
             <w:r>
               <w:tab/>
@@ -597,7 +597,7 @@
           </w:pPr>
           <w:hyperlink w:history="1" w:anchor="_Toc23">
             <w:r>
-              <w:t xml:space="preserve">7.6. Проверка верхних карточек</w:t>
+              <w:t xml:space="preserve">7.5. Как поиск отсекает лишнее</w:t>
             </w:r>
             <w:r>
               <w:tab/>
@@ -620,7 +620,7 @@
           </w:pPr>
           <w:hyperlink w:history="1" w:anchor="_Toc24">
             <w:r>
-              <w:t xml:space="preserve">7.7. «Цена под сомнением»</w:t>
+              <w:t xml:space="preserve">7.6. Проверка верхних карточек</w:t>
             </w:r>
             <w:r>
               <w:tab/>
@@ -643,7 +643,7 @@
           </w:pPr>
           <w:hyperlink w:history="1" w:anchor="_Toc25">
             <w:r>
-              <w:t xml:space="preserve">7.8. Карточка предложения и выгрузка в Excel</w:t>
+              <w:t xml:space="preserve">7.7. «Цена под сомнением»</w:t>
             </w:r>
             <w:r>
               <w:tab/>
@@ -666,7 +666,7 @@
           </w:pPr>
           <w:hyperlink w:history="1" w:anchor="_Toc26">
             <w:r>
-              <w:t xml:space="preserve">7.9. Артикул по прайсу дистрибьютора</w:t>
+              <w:t xml:space="preserve">7.8. Карточка предложения и выгрузка в Excel</w:t>
             </w:r>
             <w:r>
               <w:tab/>
@@ -689,7 +689,7 @@
           </w:pPr>
           <w:hyperlink w:history="1" w:anchor="_Toc27">
             <w:r>
-              <w:t xml:space="preserve">7.10. Одинаковые предложения свёрнуты</w:t>
+              <w:t xml:space="preserve">7.9. Артикул по прайсу дистрибьютора</w:t>
             </w:r>
             <w:r>
               <w:tab/>
@@ -712,7 +712,7 @@
           </w:pPr>
           <w:hyperlink w:history="1" w:anchor="_Toc28">
             <w:r>
-              <w:t xml:space="preserve">7.11. Характеристики из названия</w:t>
+              <w:t xml:space="preserve">7.10. Одинаковые предложения свёрнуты</w:t>
             </w:r>
             <w:r>
               <w:tab/>
@@ -720,28 +720,6 @@
             <w:r>
               <w:fldChar w:fldCharType="begin" w:dirty="true"/>
               <w:instrText xml:space="preserve">PAGEREF _Toc28 \h</w:instrText>
-              <w:fldChar w:fldCharType="separate"/>
-              <w:fldChar w:fldCharType="end"/>
-            </w:r>
-          </w:hyperlink>
-        </w:p>
-        <w:p>
-          <w:pPr>
-            <w:pStyle w:val="TOC1"/>
-            <w:tabs>
-              <w:tab w:val="right" w:pos="9638" w:leader="dot"/>
-            </w:tabs>
-          </w:pPr>
-          <w:hyperlink w:history="1" w:anchor="_Toc29">
-            <w:r>
-              <w:t xml:space="preserve">8. ИИ в Price Radar</w:t>
-            </w:r>
-            <w:r>
-              <w:tab/>
-            </w:r>
-            <w:r>
-              <w:fldChar w:fldCharType="begin" w:dirty="true"/>
-              <w:instrText xml:space="preserve">PAGEREF _Toc29 \h</w:instrText>
               <w:fldChar w:fldCharType="separate"/>
               <w:fldChar w:fldCharType="end"/>
             </w:r>
@@ -755,9 +733,31 @@
             </w:tabs>
             <w:ind w:left="220"/>
           </w:pPr>
+          <w:hyperlink w:history="1" w:anchor="_Toc29">
+            <w:r>
+              <w:t xml:space="preserve">7.11. Характеристики из названия</w:t>
+            </w:r>
+            <w:r>
+              <w:tab/>
+            </w:r>
+            <w:r>
+              <w:fldChar w:fldCharType="begin" w:dirty="true"/>
+              <w:instrText xml:space="preserve">PAGEREF _Toc29 \h</w:instrText>
+              <w:fldChar w:fldCharType="separate"/>
+              <w:fldChar w:fldCharType="end"/>
+            </w:r>
+          </w:hyperlink>
+        </w:p>
+        <w:p>
+          <w:pPr>
+            <w:pStyle w:val="TOC1"/>
+            <w:tabs>
+              <w:tab w:val="right" w:pos="9638" w:leader="dot"/>
+            </w:tabs>
+          </w:pPr>
           <w:hyperlink w:history="1" w:anchor="_Toc30">
             <w:r>
-              <w:t xml:space="preserve">8.1. Понимание запроса</w:t>
+              <w:t xml:space="preserve">8. ИИ в Price Radar</w:t>
             </w:r>
             <w:r>
               <w:tab/>
@@ -780,7 +780,7 @@
           </w:pPr>
           <w:hyperlink w:history="1" w:anchor="_Toc31">
             <w:r>
-              <w:t xml:space="preserve">8.2. Разбор строк «требует уточнения»</w:t>
+              <w:t xml:space="preserve">8.1. Понимание запроса</w:t>
             </w:r>
             <w:r>
               <w:tab/>
@@ -803,7 +803,7 @@
           </w:pPr>
           <w:hyperlink w:history="1" w:anchor="_Toc32">
             <w:r>
-              <w:t xml:space="preserve">8.3. Обоснование закупки</w:t>
+              <w:t xml:space="preserve">8.2. Разбор строк «требует уточнения»</w:t>
             </w:r>
             <w:r>
               <w:tab/>
@@ -826,7 +826,7 @@
           </w:pPr>
           <w:hyperlink w:history="1" w:anchor="_Toc33">
             <w:r>
-              <w:t xml:space="preserve">8.4. Копайлот</w:t>
+              <w:t xml:space="preserve">8.3. Обоснование закупки</w:t>
             </w:r>
             <w:r>
               <w:tab/>
@@ -841,14 +841,15 @@
         </w:p>
         <w:p>
           <w:pPr>
-            <w:pStyle w:val="TOC1"/>
+            <w:pStyle w:val="TOC2"/>
             <w:tabs>
               <w:tab w:val="right" w:pos="9638" w:leader="dot"/>
             </w:tabs>
+            <w:ind w:left="220"/>
           </w:pPr>
           <w:hyperlink w:history="1" w:anchor="_Toc34">
             <w:r>
-              <w:t xml:space="preserve">9. Настройки и мобильная версия</w:t>
+              <w:t xml:space="preserve">8.4. Копайлот</w:t>
             </w:r>
             <w:r>
               <w:tab/>
@@ -870,7 +871,7 @@
           </w:pPr>
           <w:hyperlink w:history="1" w:anchor="_Toc35">
             <w:r>
-              <w:t xml:space="preserve">10. Источники данных</w:t>
+              <w:t xml:space="preserve">9. Настройки и мобильная версия</w:t>
             </w:r>
             <w:r>
               <w:tab/>
@@ -885,15 +886,14 @@
         </w:p>
         <w:p>
           <w:pPr>
-            <w:pStyle w:val="TOC2"/>
+            <w:pStyle w:val="TOC1"/>
             <w:tabs>
               <w:tab w:val="right" w:pos="9638" w:leader="dot"/>
             </w:tabs>
-            <w:ind w:left="220"/>
           </w:pPr>
           <w:hyperlink w:history="1" w:anchor="_Toc36">
             <w:r>
-              <w:t xml:space="preserve">10.1. Маркетплейсы</w:t>
+              <w:t xml:space="preserve">10. Источники данных</w:t>
             </w:r>
             <w:r>
               <w:tab/>
@@ -916,7 +916,7 @@
           </w:pPr>
           <w:hyperlink w:history="1" w:anchor="_Toc37">
             <w:r>
-              <w:t xml:space="preserve">10.2. Дистрибуторы и поставщики</w:t>
+              <w:t xml:space="preserve">10.1. Маркетплейсы</w:t>
             </w:r>
             <w:r>
               <w:tab/>
@@ -924,28 +924,6 @@
             <w:r>
               <w:fldChar w:fldCharType="begin" w:dirty="true"/>
               <w:instrText xml:space="preserve">PAGEREF _Toc37 \h</w:instrText>
-              <w:fldChar w:fldCharType="separate"/>
-              <w:fldChar w:fldCharType="end"/>
-            </w:r>
-          </w:hyperlink>
-        </w:p>
-        <w:p>
-          <w:pPr>
-            <w:pStyle w:val="TOC1"/>
-            <w:tabs>
-              <w:tab w:val="right" w:pos="9638" w:leader="dot"/>
-            </w:tabs>
-          </w:pPr>
-          <w:hyperlink w:history="1" w:anchor="_Toc38">
-            <w:r>
-              <w:t xml:space="preserve">11. Как получить партнёрский API дистрибьютора</w:t>
-            </w:r>
-            <w:r>
-              <w:tab/>
-            </w:r>
-            <w:r>
-              <w:fldChar w:fldCharType="begin" w:dirty="true"/>
-              <w:instrText xml:space="preserve">PAGEREF _Toc38 \h</w:instrText>
               <w:fldChar w:fldCharType="separate"/>
               <w:fldChar w:fldCharType="end"/>
             </w:r>
@@ -959,9 +937,31 @@
             </w:tabs>
             <w:ind w:left="220"/>
           </w:pPr>
+          <w:hyperlink w:history="1" w:anchor="_Toc38">
+            <w:r>
+              <w:t xml:space="preserve">10.2. Дистрибуторы и поставщики</w:t>
+            </w:r>
+            <w:r>
+              <w:tab/>
+            </w:r>
+            <w:r>
+              <w:fldChar w:fldCharType="begin" w:dirty="true"/>
+              <w:instrText xml:space="preserve">PAGEREF _Toc38 \h</w:instrText>
+              <w:fldChar w:fldCharType="separate"/>
+              <w:fldChar w:fldCharType="end"/>
+            </w:r>
+          </w:hyperlink>
+        </w:p>
+        <w:p>
+          <w:pPr>
+            <w:pStyle w:val="TOC1"/>
+            <w:tabs>
+              <w:tab w:val="right" w:pos="9638" w:leader="dot"/>
+            </w:tabs>
+          </w:pPr>
           <w:hyperlink w:history="1" w:anchor="_Toc39">
             <w:r>
-              <w:t xml:space="preserve">11.1. Порядок</w:t>
+              <w:t xml:space="preserve">11. Как получить партнёрский API дистрибьютора</w:t>
             </w:r>
             <w:r>
               <w:tab/>
@@ -984,7 +984,7 @@
           </w:pPr>
           <w:hyperlink w:history="1" w:anchor="_Toc40">
             <w:r>
-              <w:t xml:space="preserve">11.2. По дистрибьюторам</w:t>
+              <w:t xml:space="preserve">11.1. Порядок</w:t>
             </w:r>
             <w:r>
               <w:tab/>
@@ -1007,7 +1007,7 @@
           </w:pPr>
           <w:hyperlink w:history="1" w:anchor="_Toc41">
             <w:r>
-              <w:t xml:space="preserve">11.3. Шаблон письма</w:t>
+              <w:t xml:space="preserve">11.2. По дистрибьюторам</w:t>
             </w:r>
             <w:r>
               <w:tab/>
@@ -1030,7 +1030,7 @@
           </w:pPr>
           <w:hyperlink w:history="1" w:anchor="_Toc42">
             <w:r>
-              <w:t xml:space="preserve">11.4. Поставщики без API</w:t>
+              <w:t xml:space="preserve">11.3. Шаблон письма</w:t>
             </w:r>
             <w:r>
               <w:tab/>
@@ -1045,14 +1045,15 @@
         </w:p>
         <w:p>
           <w:pPr>
-            <w:pStyle w:val="TOC1"/>
+            <w:pStyle w:val="TOC2"/>
             <w:tabs>
               <w:tab w:val="right" w:pos="9638" w:leader="dot"/>
             </w:tabs>
+            <w:ind w:left="220"/>
           </w:pPr>
           <w:hyperlink w:history="1" w:anchor="_Toc43">
             <w:r>
-              <w:t xml:space="preserve">12. Как проверяется качество поиска</w:t>
+              <w:t xml:space="preserve">11.4. Поставщики без API</w:t>
             </w:r>
             <w:r>
               <w:tab/>
@@ -1074,7 +1075,7 @@
           </w:pPr>
           <w:hyperlink w:history="1" w:anchor="_Toc44">
             <w:r>
-              <w:t xml:space="preserve">13. Что планируется дальше</w:t>
+              <w:t xml:space="preserve">12. Как проверяется качество поиска</w:t>
             </w:r>
             <w:r>
               <w:tab/>
@@ -1096,7 +1097,7 @@
           </w:pPr>
           <w:hyperlink w:history="1" w:anchor="_Toc45">
             <w:r>
-              <w:t xml:space="preserve">14. Частые вопросы</w:t>
+              <w:t xml:space="preserve">13. Что планируется дальше</w:t>
             </w:r>
             <w:r>
               <w:tab/>
@@ -1104,6 +1105,28 @@
             <w:r>
               <w:fldChar w:fldCharType="begin" w:dirty="true"/>
               <w:instrText xml:space="preserve">PAGEREF _Toc45 \h</w:instrText>
+              <w:fldChar w:fldCharType="separate"/>
+              <w:fldChar w:fldCharType="end"/>
+            </w:r>
+          </w:hyperlink>
+        </w:p>
+        <w:p>
+          <w:pPr>
+            <w:pStyle w:val="TOC1"/>
+            <w:tabs>
+              <w:tab w:val="right" w:pos="9638" w:leader="dot"/>
+            </w:tabs>
+          </w:pPr>
+          <w:hyperlink w:history="1" w:anchor="_Toc46">
+            <w:r>
+              <w:t xml:space="preserve">14. Частые вопросы</w:t>
+            </w:r>
+            <w:r>
+              <w:tab/>
+            </w:r>
+            <w:r>
+              <w:fldChar w:fldCharType="begin" w:dirty="true"/>
+              <w:instrText xml:space="preserve">PAGEREF _Toc46 \h</w:instrText>
               <w:fldChar w:fldCharType="separate"/>
               <w:fldChar w:fldCharType="end"/>
             </w:r>
@@ -1307,7 +1330,7 @@
           </w:tcPr>
           <w:p>
             <w:r>
-              <w:t xml:space="preserve">У самой дешёвой строки — зелёная метка «лучшая цена». У остальных под ценой — «+15% к лучшей». Сравниваются только точные совпадения в наличии; строки «требует уточнения» и «цена под сомнением» в расчёт не входят</w:t>
+              <w:t xml:space="preserve">У самой дешёвой строки — зелёная метка «лучшая цена». У остальных под ценой — «+15% к лучшей». Сравниваются подходящие предложения (точные и вероятные совпадения), которые источник отмечает «В наличии» — строки с наличием «Неизвестно» не учитываются; строки «требует уточнения» и «цена под сомнением» в расчёт не входят. Если одинаковые предложения свёрнуты в одну строку, метка показывает лучшую цену группы</w:t>
             </w:r>
           </w:p>
         </w:tc>
@@ -1754,1751 +1777,8 @@
     </w:tbl>
     <w:p>
       <w:pPr>
-        <w:pStyle w:val="Heading2"/>
-      </w:pPr>
-      <w:bookmarkStart w:name="_Toc4" w:id="4"/>
-      <w:r>
-        <w:t xml:space="preserve">1.2. Совместная работа</w:t>
-      </w:r>
-      <w:bookmarkEnd w:id="4"/>
-    </w:p>
-    <w:tbl>
-      <w:tblPr>
-        <w:tblW w:type="dxa" w:w="9638"/>
-        <w:tblBorders>
-          <w:top w:val="single" w:color="auto" w:sz="4"/>
-          <w:left w:val="single" w:color="auto" w:sz="4"/>
-          <w:bottom w:val="single" w:color="auto" w:sz="4"/>
-          <w:right w:val="single" w:color="auto" w:sz="4"/>
-          <w:insideH w:val="single" w:color="auto" w:sz="4"/>
-          <w:insideV w:val="single" w:color="auto" w:sz="4"/>
-        </w:tblBorders>
-      </w:tblPr>
-      <w:tblGrid>
-        <w:gridCol w:w="2300"/>
-        <w:gridCol w:w="5000"/>
-        <w:gridCol w:w="2338"/>
-      </w:tblGrid>
-      <w:tr>
-        <w:trPr>
-          <w:tblHeader/>
-        </w:trPr>
-        <w:tc>
-          <w:tcPr>
-            <w:tcW w:type="dxa" w:w="2300"/>
-            <w:tcBorders>
-              <w:top w:val="single" w:color="C7CCD6" w:sz="4"/>
-              <w:left w:val="single" w:color="C7CCD6" w:sz="4"/>
-              <w:bottom w:val="single" w:color="C7CCD6" w:sz="4"/>
-              <w:right w:val="single" w:color="C7CCD6" w:sz="4"/>
-            </w:tcBorders>
-            <w:shd w:fill="1E3A8A" w:color="auto" w:val="clear"/>
-            <w:tcMar>
-              <w:top w:type="dxa" w:w="60"/>
-              <w:left w:type="dxa" w:w="100"/>
-              <w:bottom w:type="dxa" w:w="60"/>
-              <w:right w:type="dxa" w:w="100"/>
-            </w:tcMar>
-          </w:tcPr>
-          <w:p>
-            <w:r>
-              <w:rPr>
-                <w:b/>
-                <w:bCs/>
-                <w:color w:val="FFFFFF"/>
-              </w:rPr>
-              <w:t xml:space="preserve">Функция</w:t>
-            </w:r>
-          </w:p>
-        </w:tc>
-        <w:tc>
-          <w:tcPr>
-            <w:tcW w:type="dxa" w:w="5000"/>
-            <w:tcBorders>
-              <w:top w:val="single" w:color="C7CCD6" w:sz="4"/>
-              <w:left w:val="single" w:color="C7CCD6" w:sz="4"/>
-              <w:bottom w:val="single" w:color="C7CCD6" w:sz="4"/>
-              <w:right w:val="single" w:color="C7CCD6" w:sz="4"/>
-            </w:tcBorders>
-            <w:shd w:fill="1E3A8A" w:color="auto" w:val="clear"/>
-            <w:tcMar>
-              <w:top w:type="dxa" w:w="60"/>
-              <w:left w:type="dxa" w:w="100"/>
-              <w:bottom w:type="dxa" w:w="60"/>
-              <w:right w:type="dxa" w:w="100"/>
-            </w:tcMar>
-          </w:tcPr>
-          <w:p>
-            <w:r>
-              <w:rPr>
-                <w:b/>
-                <w:bCs/>
-                <w:color w:val="FFFFFF"/>
-              </w:rPr>
-              <w:t xml:space="preserve">Что даёт закупщику</w:t>
-            </w:r>
-          </w:p>
-        </w:tc>
-        <w:tc>
-          <w:tcPr>
-            <w:tcW w:type="dxa" w:w="2338"/>
-            <w:tcBorders>
-              <w:top w:val="single" w:color="C7CCD6" w:sz="4"/>
-              <w:left w:val="single" w:color="C7CCD6" w:sz="4"/>
-              <w:bottom w:val="single" w:color="C7CCD6" w:sz="4"/>
-              <w:right w:val="single" w:color="C7CCD6" w:sz="4"/>
-            </w:tcBorders>
-            <w:shd w:fill="1E3A8A" w:color="auto" w:val="clear"/>
-            <w:tcMar>
-              <w:top w:type="dxa" w:w="60"/>
-              <w:left w:type="dxa" w:w="100"/>
-              <w:bottom w:type="dxa" w:w="60"/>
-              <w:right w:type="dxa" w:w="100"/>
-            </w:tcMar>
-          </w:tcPr>
-          <w:p>
-            <w:r>
-              <w:rPr>
-                <w:b/>
-                <w:bCs/>
-                <w:color w:val="FFFFFF"/>
-              </w:rPr>
-              <w:t xml:space="preserve">Где смотреть</w:t>
-            </w:r>
-          </w:p>
-        </w:tc>
-      </w:tr>
-      <w:tr>
-        <w:tc>
-          <w:tcPr>
-            <w:tcW w:type="dxa" w:w="2300"/>
-            <w:tcBorders>
-              <w:top w:val="single" w:color="C7CCD6" w:sz="4"/>
-              <w:left w:val="single" w:color="C7CCD6" w:sz="4"/>
-              <w:bottom w:val="single" w:color="C7CCD6" w:sz="4"/>
-              <w:right w:val="single" w:color="C7CCD6" w:sz="4"/>
-            </w:tcBorders>
-            <w:tcMar>
-              <w:top w:type="dxa" w:w="60"/>
-              <w:left w:type="dxa" w:w="100"/>
-              <w:bottom w:type="dxa" w:w="60"/>
-              <w:right w:type="dxa" w:w="100"/>
-            </w:tcMar>
-          </w:tcPr>
-          <w:p>
-            <w:r>
-              <w:t xml:space="preserve">«Ссылка на поиск»</w:t>
-            </w:r>
-          </w:p>
-        </w:tc>
-        <w:tc>
-          <w:tcPr>
-            <w:tcW w:type="dxa" w:w="5000"/>
-            <w:tcBorders>
-              <w:top w:val="single" w:color="C7CCD6" w:sz="4"/>
-              <w:left w:val="single" w:color="C7CCD6" w:sz="4"/>
-              <w:bottom w:val="single" w:color="C7CCD6" w:sz="4"/>
-              <w:right w:val="single" w:color="C7CCD6" w:sz="4"/>
-            </w:tcBorders>
-            <w:tcMar>
-              <w:top w:type="dxa" w:w="60"/>
-              <w:left w:type="dxa" w:w="100"/>
-              <w:bottom w:type="dxa" w:w="60"/>
-              <w:right w:type="dxa" w:w="100"/>
-            </w:tcMar>
-          </w:tcPr>
-          <w:p>
-            <w:r>
-              <w:t xml:space="preserve">Копирует ссылку: коллега открывает её, входит в систему — и у него запускается тот же поиск на той же вкладке. Цен в ссылке нет, поиск выполняется заново</w:t>
-            </w:r>
-          </w:p>
-        </w:tc>
-        <w:tc>
-          <w:tcPr>
-            <w:tcW w:type="dxa" w:w="2338"/>
-            <w:tcBorders>
-              <w:top w:val="single" w:color="C7CCD6" w:sz="4"/>
-              <w:left w:val="single" w:color="C7CCD6" w:sz="4"/>
-              <w:bottom w:val="single" w:color="C7CCD6" w:sz="4"/>
-              <w:right w:val="single" w:color="C7CCD6" w:sz="4"/>
-            </w:tcBorders>
-            <w:tcMar>
-              <w:top w:type="dxa" w:w="60"/>
-              <w:left w:type="dxa" w:w="100"/>
-              <w:bottom w:type="dxa" w:w="60"/>
-              <w:right w:type="dxa" w:w="100"/>
-            </w:tcMar>
-          </w:tcPr>
-          <w:p>
-            <w:r>
-              <w:t xml:space="preserve">Над таблицей</w:t>
-            </w:r>
-          </w:p>
-        </w:tc>
-      </w:tr>
-      <w:tr>
-        <w:tc>
-          <w:tcPr>
-            <w:tcW w:type="dxa" w:w="2300"/>
-            <w:tcBorders>
-              <w:top w:val="single" w:color="C7CCD6" w:sz="4"/>
-              <w:left w:val="single" w:color="C7CCD6" w:sz="4"/>
-              <w:bottom w:val="single" w:color="C7CCD6" w:sz="4"/>
-              <w:right w:val="single" w:color="C7CCD6" w:sz="4"/>
-            </w:tcBorders>
-            <w:shd w:fill="F5F7FB" w:color="auto" w:val="clear"/>
-            <w:tcMar>
-              <w:top w:type="dxa" w:w="60"/>
-              <w:left w:type="dxa" w:w="100"/>
-              <w:bottom w:type="dxa" w:w="60"/>
-              <w:right w:type="dxa" w:w="100"/>
-            </w:tcMar>
-          </w:tcPr>
-          <w:p>
-            <w:r>
-              <w:t xml:space="preserve">«Копировать» в карточке</w:t>
-            </w:r>
-          </w:p>
-        </w:tc>
-        <w:tc>
-          <w:tcPr>
-            <w:tcW w:type="dxa" w:w="5000"/>
-            <w:tcBorders>
-              <w:top w:val="single" w:color="C7CCD6" w:sz="4"/>
-              <w:left w:val="single" w:color="C7CCD6" w:sz="4"/>
-              <w:bottom w:val="single" w:color="C7CCD6" w:sz="4"/>
-              <w:right w:val="single" w:color="C7CCD6" w:sz="4"/>
-            </w:tcBorders>
-            <w:shd w:fill="F5F7FB" w:color="auto" w:val="clear"/>
-            <w:tcMar>
-              <w:top w:type="dxa" w:w="60"/>
-              <w:left w:type="dxa" w:w="100"/>
-              <w:bottom w:type="dxa" w:w="60"/>
-              <w:right w:type="dxa" w:w="100"/>
-            </w:tcMar>
-          </w:tcPr>
-          <w:p>
-            <w:r>
-              <w:t xml:space="preserve">Кладёт в буфер текст для письма или заявки: поставщик, товар, цена с условием, наличие и ссылка</w:t>
-            </w:r>
-          </w:p>
-        </w:tc>
-        <w:tc>
-          <w:tcPr>
-            <w:tcW w:type="dxa" w:w="2338"/>
-            <w:tcBorders>
-              <w:top w:val="single" w:color="C7CCD6" w:sz="4"/>
-              <w:left w:val="single" w:color="C7CCD6" w:sz="4"/>
-              <w:bottom w:val="single" w:color="C7CCD6" w:sz="4"/>
-              <w:right w:val="single" w:color="C7CCD6" w:sz="4"/>
-            </w:tcBorders>
-            <w:shd w:fill="F5F7FB" w:color="auto" w:val="clear"/>
-            <w:tcMar>
-              <w:top w:type="dxa" w:w="60"/>
-              <w:left w:type="dxa" w:w="100"/>
-              <w:bottom w:type="dxa" w:w="60"/>
-              <w:right w:type="dxa" w:w="100"/>
-            </w:tcMar>
-          </w:tcPr>
-          <w:p>
-            <w:r>
-              <w:t xml:space="preserve">Карточка предложения</w:t>
-            </w:r>
-          </w:p>
-        </w:tc>
-      </w:tr>
-    </w:tbl>
-    <w:p>
-      <w:pPr>
-        <w:pStyle w:val="Heading2"/>
-      </w:pPr>
-      <w:bookmarkStart w:name="_Toc5" w:id="5"/>
-      <w:r>
-        <w:t xml:space="preserve">1.3. Внешний вид и подсказки</w:t>
-      </w:r>
-      <w:bookmarkEnd w:id="5"/>
-    </w:p>
-    <w:p>
-      <w:pPr>
-        <w:pStyle w:val="ListParagraph"/>
-        <w:numPr>
-          <w:ilvl w:val="0"/>
-          <w:numId w:val="2"/>
-        </w:numPr>
-        <w:spacing w:after="60"/>
-      </w:pPr>
-      <w:r>
-        <w:rPr>
-          <w:b/>
-          <w:bCs/>
-        </w:rPr>
-        <w:t xml:space="preserve">Тёмная тема.</w:t>
-      </w:r>
-      <w:r>
-        <w:t xml:space="preserve"> Кнопка в верхней панели переключает по кругу: как в системе (◐) → светлая (☀) → тёмная (☾). Выбор запоминается.</w:t>
-      </w:r>
-    </w:p>
-    <w:p>
-      <w:pPr>
-        <w:pStyle w:val="ListParagraph"/>
-        <w:numPr>
-          <w:ilvl w:val="0"/>
-          <w:numId w:val="2"/>
-        </w:numPr>
-        <w:spacing w:after="60"/>
-      </w:pPr>
-      <w:r>
-        <w:rPr>
-          <w:b/>
-          <w:bCs/>
-        </w:rPr>
-        <w:t xml:space="preserve">Подсказки для новичка.</w:t>
-      </w:r>
-      <w:r>
-        <w:t xml:space="preserve"> Над первой таблицей результатов один раз показывается короткая памятка; после нажатия × она больше не появляется.</w:t>
-      </w:r>
-    </w:p>
-    <w:p>
-      <w:pPr>
-        <w:pStyle w:val="ListParagraph"/>
-        <w:numPr>
-          <w:ilvl w:val="0"/>
-          <w:numId w:val="2"/>
-        </w:numPr>
-        <w:spacing w:after="60"/>
-      </w:pPr>
-      <w:r>
-        <w:rPr>
-          <w:b/>
-          <w:bCs/>
-        </w:rPr>
-        <w:t xml:space="preserve">Горячие клавиши.</w:t>
-      </w:r>
-      <w:r>
-        <w:t xml:space="preserve"> «/» — перейти в фильтр таблицы, Esc в нём — очистить; Ctrl+K — строка поиска.</w:t>
-      </w:r>
-    </w:p>
-    <w:p>
-      <w:pPr>
-        <w:pStyle w:val="Heading2"/>
-      </w:pPr>
-      <w:bookmarkStart w:name="_Toc6" w:id="6"/>
-      <w:r>
-        <w:t xml:space="preserve">1.4. Точность выдачи</w:t>
-      </w:r>
-      <w:bookmarkEnd w:id="6"/>
-    </w:p>
-    <w:p>
-      <w:pPr>
-        <w:pStyle w:val="ListParagraph"/>
-        <w:numPr>
-          <w:ilvl w:val="0"/>
-          <w:numId w:val="2"/>
-        </w:numPr>
-        <w:spacing w:after="60"/>
-      </w:pPr>
-      <w:r>
-        <w:rPr>
-          <w:b/>
-          <w:bCs/>
-        </w:rPr>
-        <w:t xml:space="preserve">Авито:</w:t>
-      </w:r>
-      <w:r>
-        <w:t xml:space="preserve"> состояние «новый» ставится, только если это написано в объявлении («новый», «в упаковке», «запечатан»); иначе — «не указано».</w:t>
-      </w:r>
-    </w:p>
-    <w:p>
-      <w:pPr>
-        <w:pStyle w:val="ListParagraph"/>
-        <w:numPr>
-          <w:ilvl w:val="0"/>
-          <w:numId w:val="2"/>
-        </w:numPr>
-        <w:spacing w:after="60"/>
-      </w:pPr>
-      <w:r>
-        <w:rPr>
-          <w:b/>
-          <w:bCs/>
-        </w:rPr>
-        <w:t xml:space="preserve">Тип товара обязателен</w:t>
-      </w:r>
-      <w:r>
-        <w:t xml:space="preserve"> для картриджей, ИБП и кабелей: по запросу «картридж 5120» больше не попадаются детали с тем же номером.</w:t>
-      </w:r>
-    </w:p>
-    <w:p>
-      <w:pPr>
-        <w:pStyle w:val="ListParagraph"/>
-        <w:numPr>
-          <w:ilvl w:val="0"/>
-          <w:numId w:val="2"/>
-        </w:numPr>
-        <w:spacing w:after="60"/>
-      </w:pPr>
-      <w:r>
-        <w:rPr>
-          <w:b/>
-          <w:bCs/>
-        </w:rPr>
-        <w:t xml:space="preserve">Аксессуары отсекаются:</w:t>
-      </w:r>
-      <w:r>
-        <w:t xml:space="preserve"> адаптеры, переходники, шлейфы и салазки не показываются, когда ищут само устройство.</w:t>
-      </w:r>
-    </w:p>
-    <w:p>
-      <w:pPr>
-        <w:pStyle w:val="ListParagraph"/>
-        <w:numPr>
-          <w:ilvl w:val="0"/>
-          <w:numId w:val="2"/>
-        </w:numPr>
-        <w:spacing w:after="60"/>
-      </w:pPr>
-      <w:r>
-        <w:rPr>
-          <w:b/>
-          <w:bCs/>
-        </w:rPr>
-        <w:t xml:space="preserve">Ночная проверка качества:</w:t>
-      </w:r>
-      <w:r>
-        <w:t xml:space="preserve"> автоматический замер поиска идёт в 02:00 МСК и не нагружает источники днём.</w:t>
-      </w:r>
-    </w:p>
-    <w:p>
-      <w:pPr>
-        <w:pBdr>
-          <w:left w:val="single" w:color="4F46E5" w:sz="18" w:space="8"/>
-        </w:pBdr>
-        <w:shd w:fill="EEF2FF" w:color="auto" w:val="clear"/>
-        <w:spacing w:after="160" w:before="120"/>
-        <w:ind w:left="200"/>
-      </w:pPr>
-      <w:r>
-        <w:t xml:space="preserve">Ситилинк временно блокирует запросы сервера своей защитой (Qrator). Чтобы вернуть его в поиск, администратор вручную «прогревает» браузер через VNC. Скриншоты в этом руководстве сняты для версии 0.0.3; новые элементы 0.0.4 описаны текстом.</w:t>
-      </w:r>
-    </w:p>
-    <w:p>
-      <w:pPr>
-        <w:pStyle w:val="Heading1"/>
-        <w:pageBreakBefore/>
-      </w:pPr>
-      <w:bookmarkStart w:name="_Toc7" w:id="7"/>
-      <w:r>
-        <w:t xml:space="preserve">2. Что нового в версии 0.0.3</w:t>
-      </w:r>
-      <w:bookmarkEnd w:id="7"/>
-    </w:p>
-    <w:tbl>
-      <w:tblPr>
-        <w:tblW w:type="dxa" w:w="9638"/>
-        <w:tblBorders>
-          <w:top w:val="single" w:color="auto" w:sz="4"/>
-          <w:left w:val="single" w:color="auto" w:sz="4"/>
-          <w:bottom w:val="single" w:color="auto" w:sz="4"/>
-          <w:right w:val="single" w:color="auto" w:sz="4"/>
-          <w:insideH w:val="single" w:color="auto" w:sz="4"/>
-          <w:insideV w:val="single" w:color="auto" w:sz="4"/>
-        </w:tblBorders>
-      </w:tblPr>
-      <w:tblGrid>
-        <w:gridCol w:w="2300"/>
-        <w:gridCol w:w="5000"/>
-        <w:gridCol w:w="2338"/>
-      </w:tblGrid>
-      <w:tr>
-        <w:trPr>
-          <w:tblHeader/>
-        </w:trPr>
-        <w:tc>
-          <w:tcPr>
-            <w:tcW w:type="dxa" w:w="2300"/>
-            <w:tcBorders>
-              <w:top w:val="single" w:color="C7CCD6" w:sz="4"/>
-              <w:left w:val="single" w:color="C7CCD6" w:sz="4"/>
-              <w:bottom w:val="single" w:color="C7CCD6" w:sz="4"/>
-              <w:right w:val="single" w:color="C7CCD6" w:sz="4"/>
-            </w:tcBorders>
-            <w:shd w:fill="1E3A8A" w:color="auto" w:val="clear"/>
-            <w:tcMar>
-              <w:top w:type="dxa" w:w="60"/>
-              <w:left w:type="dxa" w:w="100"/>
-              <w:bottom w:type="dxa" w:w="60"/>
-              <w:right w:type="dxa" w:w="100"/>
-            </w:tcMar>
-          </w:tcPr>
-          <w:p>
-            <w:r>
-              <w:rPr>
-                <w:b/>
-                <w:bCs/>
-                <w:color w:val="FFFFFF"/>
-              </w:rPr>
-              <w:t xml:space="preserve">Функция</w:t>
-            </w:r>
-          </w:p>
-        </w:tc>
-        <w:tc>
-          <w:tcPr>
-            <w:tcW w:type="dxa" w:w="5000"/>
-            <w:tcBorders>
-              <w:top w:val="single" w:color="C7CCD6" w:sz="4"/>
-              <w:left w:val="single" w:color="C7CCD6" w:sz="4"/>
-              <w:bottom w:val="single" w:color="C7CCD6" w:sz="4"/>
-              <w:right w:val="single" w:color="C7CCD6" w:sz="4"/>
-            </w:tcBorders>
-            <w:shd w:fill="1E3A8A" w:color="auto" w:val="clear"/>
-            <w:tcMar>
-              <w:top w:type="dxa" w:w="60"/>
-              <w:left w:type="dxa" w:w="100"/>
-              <w:bottom w:type="dxa" w:w="60"/>
-              <w:right w:type="dxa" w:w="100"/>
-            </w:tcMar>
-          </w:tcPr>
-          <w:p>
-            <w:r>
-              <w:rPr>
-                <w:b/>
-                <w:bCs/>
-                <w:color w:val="FFFFFF"/>
-              </w:rPr>
-              <w:t xml:space="preserve">Что даёт закупщику</w:t>
-            </w:r>
-          </w:p>
-        </w:tc>
-        <w:tc>
-          <w:tcPr>
-            <w:tcW w:type="dxa" w:w="2338"/>
-            <w:tcBorders>
-              <w:top w:val="single" w:color="C7CCD6" w:sz="4"/>
-              <w:left w:val="single" w:color="C7CCD6" w:sz="4"/>
-              <w:bottom w:val="single" w:color="C7CCD6" w:sz="4"/>
-              <w:right w:val="single" w:color="C7CCD6" w:sz="4"/>
-            </w:tcBorders>
-            <w:shd w:fill="1E3A8A" w:color="auto" w:val="clear"/>
-            <w:tcMar>
-              <w:top w:type="dxa" w:w="60"/>
-              <w:left w:type="dxa" w:w="100"/>
-              <w:bottom w:type="dxa" w:w="60"/>
-              <w:right w:type="dxa" w:w="100"/>
-            </w:tcMar>
-          </w:tcPr>
-          <w:p>
-            <w:r>
-              <w:rPr>
-                <w:b/>
-                <w:bCs/>
-                <w:color w:val="FFFFFF"/>
-              </w:rPr>
-              <w:t xml:space="preserve">Где смотреть</w:t>
-            </w:r>
-          </w:p>
-        </w:tc>
-      </w:tr>
-      <w:tr>
-        <w:tc>
-          <w:tcPr>
-            <w:tcW w:type="dxa" w:w="2300"/>
-            <w:tcBorders>
-              <w:top w:val="single" w:color="C7CCD6" w:sz="4"/>
-              <w:left w:val="single" w:color="C7CCD6" w:sz="4"/>
-              <w:bottom w:val="single" w:color="C7CCD6" w:sz="4"/>
-              <w:right w:val="single" w:color="C7CCD6" w:sz="4"/>
-            </w:tcBorders>
-            <w:tcMar>
-              <w:top w:type="dxa" w:w="60"/>
-              <w:left w:type="dxa" w:w="100"/>
-              <w:bottom w:type="dxa" w:w="60"/>
-              <w:right w:type="dxa" w:w="100"/>
-            </w:tcMar>
-          </w:tcPr>
-          <w:p>
-            <w:r>
-              <w:t xml:space="preserve">Артикул по прайсу дистрибьютора</w:t>
-            </w:r>
-          </w:p>
-        </w:tc>
-        <w:tc>
-          <w:tcPr>
-            <w:tcW w:type="dxa" w:w="5000"/>
-            <w:tcBorders>
-              <w:top w:val="single" w:color="C7CCD6" w:sz="4"/>
-              <w:left w:val="single" w:color="C7CCD6" w:sz="4"/>
-              <w:bottom w:val="single" w:color="C7CCD6" w:sz="4"/>
-              <w:right w:val="single" w:color="C7CCD6" w:sz="4"/>
-            </w:tcBorders>
-            <w:tcMar>
-              <w:top w:type="dxa" w:w="60"/>
-              <w:left w:type="dxa" w:w="100"/>
-              <w:bottom w:type="dxa" w:w="60"/>
-              <w:right w:type="dxa" w:w="100"/>
-            </w:tcMar>
-          </w:tcPr>
-          <w:p>
-            <w:r>
-              <w:t xml:space="preserve">Если по запросу в прайсе NETLAB ровно один подходящий товар, поиск узнаёт его артикул (например, «ssd kingston kc3000 1tb» → SKC3000S/1024G) и ищет по нему у остальных поставщиков — точнее и с меньшим числом лишних строк</w:t>
-            </w:r>
-          </w:p>
-        </w:tc>
-        <w:tc>
-          <w:tcPr>
-            <w:tcW w:type="dxa" w:w="2338"/>
-            <w:tcBorders>
-              <w:top w:val="single" w:color="C7CCD6" w:sz="4"/>
-              <w:left w:val="single" w:color="C7CCD6" w:sz="4"/>
-              <w:bottom w:val="single" w:color="C7CCD6" w:sz="4"/>
-              <w:right w:val="single" w:color="C7CCD6" w:sz="4"/>
-            </w:tcBorders>
-            <w:tcMar>
-              <w:top w:type="dxa" w:w="60"/>
-              <w:left w:type="dxa" w:w="100"/>
-              <w:bottom w:type="dxa" w:w="60"/>
-              <w:right w:type="dxa" w:w="100"/>
-            </w:tcMar>
-          </w:tcPr>
-          <w:p>
-            <w:r>
-              <w:t xml:space="preserve">Работает автоматически (раздел 7.9)</w:t>
-            </w:r>
-          </w:p>
-        </w:tc>
-      </w:tr>
-      <w:tr>
-        <w:tc>
-          <w:tcPr>
-            <w:tcW w:type="dxa" w:w="2300"/>
-            <w:tcBorders>
-              <w:top w:val="single" w:color="C7CCD6" w:sz="4"/>
-              <w:left w:val="single" w:color="C7CCD6" w:sz="4"/>
-              <w:bottom w:val="single" w:color="C7CCD6" w:sz="4"/>
-              <w:right w:val="single" w:color="C7CCD6" w:sz="4"/>
-            </w:tcBorders>
-            <w:shd w:fill="F5F7FB" w:color="auto" w:val="clear"/>
-            <w:tcMar>
-              <w:top w:type="dxa" w:w="60"/>
-              <w:left w:type="dxa" w:w="100"/>
-              <w:bottom w:type="dxa" w:w="60"/>
-              <w:right w:type="dxa" w:w="100"/>
-            </w:tcMar>
-          </w:tcPr>
-          <w:p>
-            <w:r>
-              <w:t xml:space="preserve">Свёрнутые одинаковые предложения</w:t>
-            </w:r>
-          </w:p>
-        </w:tc>
-        <w:tc>
-          <w:tcPr>
-            <w:tcW w:type="dxa" w:w="5000"/>
-            <w:tcBorders>
-              <w:top w:val="single" w:color="C7CCD6" w:sz="4"/>
-              <w:left w:val="single" w:color="C7CCD6" w:sz="4"/>
-              <w:bottom w:val="single" w:color="C7CCD6" w:sz="4"/>
-              <w:right w:val="single" w:color="C7CCD6" w:sz="4"/>
-            </w:tcBorders>
-            <w:shd w:fill="F5F7FB" w:color="auto" w:val="clear"/>
-            <w:tcMar>
-              <w:top w:type="dxa" w:w="60"/>
-              <w:left w:type="dxa" w:w="100"/>
-              <w:bottom w:type="dxa" w:w="60"/>
-              <w:right w:type="dxa" w:w="100"/>
-            </w:tcMar>
-          </w:tcPr>
-          <w:p>
-            <w:r>
-              <w:t xml:space="preserve">Один и тот же товар от нескольких продавцов занимает одну строку с лучшей ценой; остальные — под ссылкой «Ещё N предложений этого товара · цена от–до»</w:t>
-            </w:r>
-          </w:p>
-        </w:tc>
-        <w:tc>
-          <w:tcPr>
-            <w:tcW w:type="dxa" w:w="2338"/>
-            <w:tcBorders>
-              <w:top w:val="single" w:color="C7CCD6" w:sz="4"/>
-              <w:left w:val="single" w:color="C7CCD6" w:sz="4"/>
-              <w:bottom w:val="single" w:color="C7CCD6" w:sz="4"/>
-              <w:right w:val="single" w:color="C7CCD6" w:sz="4"/>
-            </w:tcBorders>
-            <w:shd w:fill="F5F7FB" w:color="auto" w:val="clear"/>
-            <w:tcMar>
-              <w:top w:type="dxa" w:w="60"/>
-              <w:left w:type="dxa" w:w="100"/>
-              <w:bottom w:type="dxa" w:w="60"/>
-              <w:right w:type="dxa" w:w="100"/>
-            </w:tcMar>
-          </w:tcPr>
-          <w:p>
-            <w:r>
-              <w:t xml:space="preserve">Таблица, раздел 7.10</w:t>
-            </w:r>
-          </w:p>
-        </w:tc>
-      </w:tr>
-      <w:tr>
-        <w:tc>
-          <w:tcPr>
-            <w:tcW w:type="dxa" w:w="2300"/>
-            <w:tcBorders>
-              <w:top w:val="single" w:color="C7CCD6" w:sz="4"/>
-              <w:left w:val="single" w:color="C7CCD6" w:sz="4"/>
-              <w:bottom w:val="single" w:color="C7CCD6" w:sz="4"/>
-              <w:right w:val="single" w:color="C7CCD6" w:sz="4"/>
-            </w:tcBorders>
-            <w:tcMar>
-              <w:top w:type="dxa" w:w="60"/>
-              <w:left w:type="dxa" w:w="100"/>
-              <w:bottom w:type="dxa" w:w="60"/>
-              <w:right w:type="dxa" w:w="100"/>
-            </w:tcMar>
-          </w:tcPr>
-          <w:p>
-            <w:r>
-              <w:t xml:space="preserve">Проверка карточек дистрибьюторов</w:t>
-            </w:r>
-          </w:p>
-        </w:tc>
-        <w:tc>
-          <w:tcPr>
-            <w:tcW w:type="dxa" w:w="5000"/>
-            <w:tcBorders>
-              <w:top w:val="single" w:color="C7CCD6" w:sz="4"/>
-              <w:left w:val="single" w:color="C7CCD6" w:sz="4"/>
-              <w:bottom w:val="single" w:color="C7CCD6" w:sz="4"/>
-              <w:right w:val="single" w:color="C7CCD6" w:sz="4"/>
-            </w:tcBorders>
-            <w:tcMar>
-              <w:top w:type="dxa" w:w="60"/>
-              <w:left w:type="dxa" w:w="100"/>
-              <w:bottom w:type="dxa" w:w="60"/>
-              <w:right w:type="dxa" w:w="100"/>
-            </w:tcMar>
-          </w:tcPr>
-          <w:p>
-            <w:r>
-              <w:t xml:space="preserve">Первые три строки вкладки «Дистрибуторы» (СРВТрейд, Servermall) сверяются со страницей товара; удалённая карточка = «Нет в наличии»</w:t>
-            </w:r>
-          </w:p>
-        </w:tc>
-        <w:tc>
-          <w:tcPr>
-            <w:tcW w:type="dxa" w:w="2338"/>
-            <w:tcBorders>
-              <w:top w:val="single" w:color="C7CCD6" w:sz="4"/>
-              <w:left w:val="single" w:color="C7CCD6" w:sz="4"/>
-              <w:bottom w:val="single" w:color="C7CCD6" w:sz="4"/>
-              <w:right w:val="single" w:color="C7CCD6" w:sz="4"/>
-            </w:tcBorders>
-            <w:tcMar>
-              <w:top w:type="dxa" w:w="60"/>
-              <w:left w:type="dxa" w:w="100"/>
-              <w:bottom w:type="dxa" w:w="60"/>
-              <w:right w:type="dxa" w:w="100"/>
-            </w:tcMar>
-          </w:tcPr>
-          <w:p>
-            <w:r>
-              <w:t xml:space="preserve">Отметка у цены, раздел 7.6</w:t>
-            </w:r>
-          </w:p>
-        </w:tc>
-      </w:tr>
-      <w:tr>
-        <w:tc>
-          <w:tcPr>
-            <w:tcW w:type="dxa" w:w="2300"/>
-            <w:tcBorders>
-              <w:top w:val="single" w:color="C7CCD6" w:sz="4"/>
-              <w:left w:val="single" w:color="C7CCD6" w:sz="4"/>
-              <w:bottom w:val="single" w:color="C7CCD6" w:sz="4"/>
-              <w:right w:val="single" w:color="C7CCD6" w:sz="4"/>
-            </w:tcBorders>
-            <w:shd w:fill="F5F7FB" w:color="auto" w:val="clear"/>
-            <w:tcMar>
-              <w:top w:type="dxa" w:w="60"/>
-              <w:left w:type="dxa" w:w="100"/>
-              <w:bottom w:type="dxa" w:w="60"/>
-              <w:right w:type="dxa" w:w="100"/>
-            </w:tcMar>
-          </w:tcPr>
-          <w:p>
-            <w:r>
-              <w:t xml:space="preserve">Характеристики из названия</w:t>
-            </w:r>
-          </w:p>
-        </w:tc>
-        <w:tc>
-          <w:tcPr>
-            <w:tcW w:type="dxa" w:w="5000"/>
-            <w:tcBorders>
-              <w:top w:val="single" w:color="C7CCD6" w:sz="4"/>
-              <w:left w:val="single" w:color="C7CCD6" w:sz="4"/>
-              <w:bottom w:val="single" w:color="C7CCD6" w:sz="4"/>
-              <w:right w:val="single" w:color="C7CCD6" w:sz="4"/>
-            </w:tcBorders>
-            <w:shd w:fill="F5F7FB" w:color="auto" w:val="clear"/>
-            <w:tcMar>
-              <w:top w:type="dxa" w:w="60"/>
-              <w:left w:type="dxa" w:w="100"/>
-              <w:bottom w:type="dxa" w:w="60"/>
-              <w:right w:type="dxa" w:w="100"/>
-            </w:tcMar>
-          </w:tcPr>
-          <w:p>
-            <w:r>
-              <w:t xml:space="preserve">Под названием — короткие метки: объём, «2×16 ГБ», DDR4/DDR5, NVMe/SATA, частота, ресурс картриджа, BOX/OEM. Только то, что написано продавцом</w:t>
-            </w:r>
-          </w:p>
-        </w:tc>
-        <w:tc>
-          <w:tcPr>
-            <w:tcW w:type="dxa" w:w="2338"/>
-            <w:tcBorders>
-              <w:top w:val="single" w:color="C7CCD6" w:sz="4"/>
-              <w:left w:val="single" w:color="C7CCD6" w:sz="4"/>
-              <w:bottom w:val="single" w:color="C7CCD6" w:sz="4"/>
-              <w:right w:val="single" w:color="C7CCD6" w:sz="4"/>
-            </w:tcBorders>
-            <w:shd w:fill="F5F7FB" w:color="auto" w:val="clear"/>
-            <w:tcMar>
-              <w:top w:type="dxa" w:w="60"/>
-              <w:left w:type="dxa" w:w="100"/>
-              <w:bottom w:type="dxa" w:w="60"/>
-              <w:right w:type="dxa" w:w="100"/>
-            </w:tcMar>
-          </w:tcPr>
-          <w:p>
-            <w:r>
-              <w:t xml:space="preserve">Таблица, раздел 7.11</w:t>
-            </w:r>
-          </w:p>
-        </w:tc>
-      </w:tr>
-    </w:tbl>
-    <w:p>
-      <w:pPr>
         <w:spacing w:after="120"/>
       </w:pPr>
-    </w:p>
-    <w:p>
-      <w:pPr>
-        <w:pBdr>
-          <w:left w:val="single" w:color="4F46E5" w:sz="18" w:space="8"/>
-        </w:pBdr>
-        <w:shd w:fill="EEF2FF" w:color="auto" w:val="clear"/>
-        <w:spacing w:after="160" w:before="120"/>
-        <w:ind w:left="200"/>
-      </w:pPr>
-      <w:r>
-        <w:t xml:space="preserve">Не вошло в 0.0.3: проверка карточек Wildberries (площадка закрыла доступ к карточкам), подключение OCS и MERLION (нужен API-доступ, раздел 11) и приоритет дистрибьюторов над маркетплейсами (нужен порог разницы в цене от отдела закупок).</w:t>
-      </w:r>
-    </w:p>
-    <w:p>
-      <w:pPr>
-        <w:pStyle w:val="Heading1"/>
-        <w:pageBreakBefore/>
-      </w:pPr>
-      <w:bookmarkStart w:name="_Toc8" w:id="8"/>
-      <w:r>
-        <w:t xml:space="preserve">3. Что нового в версии 0.0.2</w:t>
-      </w:r>
-      <w:bookmarkEnd w:id="8"/>
-    </w:p>
-    <w:tbl>
-      <w:tblPr>
-        <w:tblW w:type="dxa" w:w="9638"/>
-        <w:tblBorders>
-          <w:top w:val="single" w:color="auto" w:sz="4"/>
-          <w:left w:val="single" w:color="auto" w:sz="4"/>
-          <w:bottom w:val="single" w:color="auto" w:sz="4"/>
-          <w:right w:val="single" w:color="auto" w:sz="4"/>
-          <w:insideH w:val="single" w:color="auto" w:sz="4"/>
-          <w:insideV w:val="single" w:color="auto" w:sz="4"/>
-        </w:tblBorders>
-      </w:tblPr>
-      <w:tblGrid>
-        <w:gridCol w:w="4200"/>
-        <w:gridCol w:w="5438"/>
-      </w:tblGrid>
-      <w:tr>
-        <w:trPr>
-          <w:tblHeader/>
-        </w:trPr>
-        <w:tc>
-          <w:tcPr>
-            <w:tcW w:type="dxa" w:w="4200"/>
-            <w:tcBorders>
-              <w:top w:val="single" w:color="C7CCD6" w:sz="4"/>
-              <w:left w:val="single" w:color="C7CCD6" w:sz="4"/>
-              <w:bottom w:val="single" w:color="C7CCD6" w:sz="4"/>
-              <w:right w:val="single" w:color="C7CCD6" w:sz="4"/>
-            </w:tcBorders>
-            <w:shd w:fill="1E3A8A" w:color="auto" w:val="clear"/>
-            <w:tcMar>
-              <w:top w:type="dxa" w:w="60"/>
-              <w:left w:type="dxa" w:w="100"/>
-              <w:bottom w:type="dxa" w:w="60"/>
-              <w:right w:type="dxa" w:w="100"/>
-            </w:tcMar>
-          </w:tcPr>
-          <w:p>
-            <w:r>
-              <w:rPr>
-                <w:b/>
-                <w:bCs/>
-                <w:color w:val="FFFFFF"/>
-              </w:rPr>
-              <w:t xml:space="preserve">Было в 0.0.1</w:t>
-            </w:r>
-          </w:p>
-        </w:tc>
-        <w:tc>
-          <w:tcPr>
-            <w:tcW w:type="dxa" w:w="5438"/>
-            <w:tcBorders>
-              <w:top w:val="single" w:color="C7CCD6" w:sz="4"/>
-              <w:left w:val="single" w:color="C7CCD6" w:sz="4"/>
-              <w:bottom w:val="single" w:color="C7CCD6" w:sz="4"/>
-              <w:right w:val="single" w:color="C7CCD6" w:sz="4"/>
-            </w:tcBorders>
-            <w:shd w:fill="1E3A8A" w:color="auto" w:val="clear"/>
-            <w:tcMar>
-              <w:top w:type="dxa" w:w="60"/>
-              <w:left w:type="dxa" w:w="100"/>
-              <w:bottom w:type="dxa" w:w="60"/>
-              <w:right w:type="dxa" w:w="100"/>
-            </w:tcMar>
-          </w:tcPr>
-          <w:p>
-            <w:r>
-              <w:rPr>
-                <w:b/>
-                <w:bCs/>
-                <w:color w:val="FFFFFF"/>
-              </w:rPr>
-              <w:t xml:space="preserve">Стало в 0.0.2</w:t>
-            </w:r>
-          </w:p>
-        </w:tc>
-      </w:tr>
-      <w:tr>
-        <w:tc>
-          <w:tcPr>
-            <w:tcW w:type="dxa" w:w="4200"/>
-            <w:tcBorders>
-              <w:top w:val="single" w:color="C7CCD6" w:sz="4"/>
-              <w:left w:val="single" w:color="C7CCD6" w:sz="4"/>
-              <w:bottom w:val="single" w:color="C7CCD6" w:sz="4"/>
-              <w:right w:val="single" w:color="C7CCD6" w:sz="4"/>
-            </w:tcBorders>
-            <w:tcMar>
-              <w:top w:type="dxa" w:w="60"/>
-              <w:left w:type="dxa" w:w="100"/>
-              <w:bottom w:type="dxa" w:w="60"/>
-              <w:right w:type="dxa" w:w="100"/>
-            </w:tcMar>
-          </w:tcPr>
-          <w:p>
-            <w:r>
-              <w:t xml:space="preserve">Одна общая таблица</w:t>
-            </w:r>
-          </w:p>
-        </w:tc>
-        <w:tc>
-          <w:tcPr>
-            <w:tcW w:type="dxa" w:w="5438"/>
-            <w:tcBorders>
-              <w:top w:val="single" w:color="C7CCD6" w:sz="4"/>
-              <w:left w:val="single" w:color="C7CCD6" w:sz="4"/>
-              <w:bottom w:val="single" w:color="C7CCD6" w:sz="4"/>
-              <w:right w:val="single" w:color="C7CCD6" w:sz="4"/>
-            </w:tcBorders>
-            <w:tcMar>
-              <w:top w:type="dxa" w:w="60"/>
-              <w:left w:type="dxa" w:w="100"/>
-              <w:bottom w:type="dxa" w:w="60"/>
-              <w:right w:type="dxa" w:w="100"/>
-            </w:tcMar>
-          </w:tcPr>
-          <w:p>
-            <w:r>
-              <w:t xml:space="preserve">Две вкладки: «Маркетплейсы» и «Дистрибуторы», у каждой свой счётчик (раздел 7.1)</w:t>
-            </w:r>
-          </w:p>
-        </w:tc>
-      </w:tr>
-      <w:tr>
-        <w:tc>
-          <w:tcPr>
-            <w:tcW w:type="dxa" w:w="4200"/>
-            <w:tcBorders>
-              <w:top w:val="single" w:color="C7CCD6" w:sz="4"/>
-              <w:left w:val="single" w:color="C7CCD6" w:sz="4"/>
-              <w:bottom w:val="single" w:color="C7CCD6" w:sz="4"/>
-              <w:right w:val="single" w:color="C7CCD6" w:sz="4"/>
-            </w:tcBorders>
-            <w:shd w:fill="F5F7FB" w:color="auto" w:val="clear"/>
-            <w:tcMar>
-              <w:top w:type="dxa" w:w="60"/>
-              <w:left w:type="dxa" w:w="100"/>
-              <w:bottom w:type="dxa" w:w="60"/>
-              <w:right w:type="dxa" w:w="100"/>
-            </w:tcMar>
-          </w:tcPr>
-          <w:p>
-            <w:r>
-              <w:t xml:space="preserve">Фильтры только через чат</w:t>
-            </w:r>
-          </w:p>
-        </w:tc>
-        <w:tc>
-          <w:tcPr>
-            <w:tcW w:type="dxa" w:w="5438"/>
-            <w:tcBorders>
-              <w:top w:val="single" w:color="C7CCD6" w:sz="4"/>
-              <w:left w:val="single" w:color="C7CCD6" w:sz="4"/>
-              <w:bottom w:val="single" w:color="C7CCD6" w:sz="4"/>
-              <w:right w:val="single" w:color="C7CCD6" w:sz="4"/>
-            </w:tcBorders>
-            <w:shd w:fill="F5F7FB" w:color="auto" w:val="clear"/>
-            <w:tcMar>
-              <w:top w:type="dxa" w:w="60"/>
-              <w:left w:type="dxa" w:w="100"/>
-              <w:bottom w:type="dxa" w:w="60"/>
-              <w:right w:type="dxa" w:w="100"/>
-            </w:tcMar>
-          </w:tcPr>
-          <w:p>
-            <w:r>
-              <w:t xml:space="preserve">Панель фильтров над таблицей: наличие, цена, состояние, поставщик, комплектация; снимаемые «чипы» (6.3)</w:t>
-            </w:r>
-          </w:p>
-        </w:tc>
-      </w:tr>
-      <w:tr>
-        <w:tc>
-          <w:tcPr>
-            <w:tcW w:type="dxa" w:w="4200"/>
-            <w:tcBorders>
-              <w:top w:val="single" w:color="C7CCD6" w:sz="4"/>
-              <w:left w:val="single" w:color="C7CCD6" w:sz="4"/>
-              <w:bottom w:val="single" w:color="C7CCD6" w:sz="4"/>
-              <w:right w:val="single" w:color="C7CCD6" w:sz="4"/>
-            </w:tcBorders>
-            <w:tcMar>
-              <w:top w:type="dxa" w:w="60"/>
-              <w:left w:type="dxa" w:w="100"/>
-              <w:bottom w:type="dxa" w:w="60"/>
-              <w:right w:type="dxa" w:w="100"/>
-            </w:tcMar>
-          </w:tcPr>
-          <w:p>
-            <w:r>
-              <w:t xml:space="preserve">Строки по цене</w:t>
-            </w:r>
-          </w:p>
-        </w:tc>
-        <w:tc>
-          <w:tcPr>
-            <w:tcW w:type="dxa" w:w="5438"/>
-            <w:tcBorders>
-              <w:top w:val="single" w:color="C7CCD6" w:sz="4"/>
-              <w:left w:val="single" w:color="C7CCD6" w:sz="4"/>
-              <w:bottom w:val="single" w:color="C7CCD6" w:sz="4"/>
-              <w:right w:val="single" w:color="C7CCD6" w:sz="4"/>
-            </w:tcBorders>
-            <w:tcMar>
-              <w:top w:type="dxa" w:w="60"/>
-              <w:left w:type="dxa" w:w="100"/>
-              <w:bottom w:type="dxa" w:w="60"/>
-              <w:right w:type="dxa" w:w="100"/>
-            </w:tcMar>
-          </w:tcPr>
-          <w:p>
-            <w:r>
-              <w:t xml:space="preserve">По умолчанию: сначала нужная модель, затем наличие, затем цена (6.2)</w:t>
-            </w:r>
-          </w:p>
-        </w:tc>
-      </w:tr>
-      <w:tr>
-        <w:tc>
-          <w:tcPr>
-            <w:tcW w:type="dxa" w:w="4200"/>
-            <w:tcBorders>
-              <w:top w:val="single" w:color="C7CCD6" w:sz="4"/>
-              <w:left w:val="single" w:color="C7CCD6" w:sz="4"/>
-              <w:bottom w:val="single" w:color="C7CCD6" w:sz="4"/>
-              <w:right w:val="single" w:color="C7CCD6" w:sz="4"/>
-            </w:tcBorders>
-            <w:shd w:fill="F5F7FB" w:color="auto" w:val="clear"/>
-            <w:tcMar>
-              <w:top w:type="dxa" w:w="60"/>
-              <w:left w:type="dxa" w:w="100"/>
-              <w:bottom w:type="dxa" w:w="60"/>
-              <w:right w:type="dxa" w:w="100"/>
-            </w:tcMar>
-          </w:tcPr>
-          <w:p>
-            <w:r>
-              <w:t xml:space="preserve">Все строки NETLAB «новые»</w:t>
-            </w:r>
-          </w:p>
-        </w:tc>
-        <w:tc>
-          <w:tcPr>
-            <w:tcW w:type="dxa" w:w="5438"/>
-            <w:tcBorders>
-              <w:top w:val="single" w:color="C7CCD6" w:sz="4"/>
-              <w:left w:val="single" w:color="C7CCD6" w:sz="4"/>
-              <w:bottom w:val="single" w:color="C7CCD6" w:sz="4"/>
-              <w:right w:val="single" w:color="C7CCD6" w:sz="4"/>
-            </w:tcBorders>
-            <w:shd w:fill="F5F7FB" w:color="auto" w:val="clear"/>
-            <w:tcMar>
-              <w:top w:type="dxa" w:w="60"/>
-              <w:left w:type="dxa" w:w="100"/>
-              <w:bottom w:type="dxa" w:w="60"/>
-              <w:right w:type="dxa" w:w="100"/>
-            </w:tcMar>
-          </w:tcPr>
-          <w:p>
-            <w:r>
-              <w:t xml:space="preserve">Состояние честное: новый, б/у, восстановленный, витринный, «не указано» (6.4)</w:t>
-            </w:r>
-          </w:p>
-        </w:tc>
-      </w:tr>
-      <w:tr>
-        <w:tc>
-          <w:tcPr>
-            <w:tcW w:type="dxa" w:w="4200"/>
-            <w:tcBorders>
-              <w:top w:val="single" w:color="C7CCD6" w:sz="4"/>
-              <w:left w:val="single" w:color="C7CCD6" w:sz="4"/>
-              <w:bottom w:val="single" w:color="C7CCD6" w:sz="4"/>
-              <w:right w:val="single" w:color="C7CCD6" w:sz="4"/>
-            </w:tcBorders>
-            <w:tcMar>
-              <w:top w:type="dxa" w:w="60"/>
-              <w:left w:type="dxa" w:w="100"/>
-              <w:bottom w:type="dxa" w:w="60"/>
-              <w:right w:type="dxa" w:w="100"/>
-            </w:tcMar>
-          </w:tcPr>
-          <w:p>
-            <w:r>
-              <w:t xml:space="preserve">Похожие номера моделей попадали в выдачу</w:t>
-            </w:r>
-          </w:p>
-        </w:tc>
-        <w:tc>
-          <w:tcPr>
-            <w:tcW w:type="dxa" w:w="5438"/>
-            <w:tcBorders>
-              <w:top w:val="single" w:color="C7CCD6" w:sz="4"/>
-              <w:left w:val="single" w:color="C7CCD6" w:sz="4"/>
-              <w:bottom w:val="single" w:color="C7CCD6" w:sz="4"/>
-              <w:right w:val="single" w:color="C7CCD6" w:sz="4"/>
-            </w:tcBorders>
-            <w:tcMar>
-              <w:top w:type="dxa" w:w="60"/>
-              <w:left w:type="dxa" w:w="100"/>
-              <w:bottom w:type="dxa" w:w="60"/>
-              <w:right w:type="dxa" w:w="100"/>
-            </w:tcMar>
-          </w:tcPr>
-          <w:p>
-            <w:r>
-              <w:t xml:space="preserve">Отсекаются чужие бренды, соседние модели (12400 / 12400F, TL-5120 / TL-5120X), другой объём, другое поколение памяти, аксессуары и детали (6.5)</w:t>
-            </w:r>
-          </w:p>
-        </w:tc>
-      </w:tr>
-      <w:tr>
-        <w:tc>
-          <w:tcPr>
-            <w:tcW w:type="dxa" w:w="4200"/>
-            <w:tcBorders>
-              <w:top w:val="single" w:color="C7CCD6" w:sz="4"/>
-              <w:left w:val="single" w:color="C7CCD6" w:sz="4"/>
-              <w:bottom w:val="single" w:color="C7CCD6" w:sz="4"/>
-              <w:right w:val="single" w:color="C7CCD6" w:sz="4"/>
-            </w:tcBorders>
-            <w:shd w:fill="F5F7FB" w:color="auto" w:val="clear"/>
-            <w:tcMar>
-              <w:top w:type="dxa" w:w="60"/>
-              <w:left w:type="dxa" w:w="100"/>
-              <w:bottom w:type="dxa" w:w="60"/>
-              <w:right w:type="dxa" w:w="100"/>
-            </w:tcMar>
-          </w:tcPr>
-          <w:p>
-            <w:r>
-              <w:t xml:space="preserve">Цена Ozon — по Ozon Карте</w:t>
-            </w:r>
-          </w:p>
-        </w:tc>
-        <w:tc>
-          <w:tcPr>
-            <w:tcW w:type="dxa" w:w="5438"/>
-            <w:tcBorders>
-              <w:top w:val="single" w:color="C7CCD6" w:sz="4"/>
-              <w:left w:val="single" w:color="C7CCD6" w:sz="4"/>
-              <w:bottom w:val="single" w:color="C7CCD6" w:sz="4"/>
-              <w:right w:val="single" w:color="C7CCD6" w:sz="4"/>
-            </w:tcBorders>
-            <w:shd w:fill="F5F7FB" w:color="auto" w:val="clear"/>
-            <w:tcMar>
-              <w:top w:type="dxa" w:w="60"/>
-              <w:left w:type="dxa" w:w="100"/>
-              <w:bottom w:type="dxa" w:w="60"/>
-              <w:right w:type="dxa" w:w="100"/>
-            </w:tcMar>
-          </w:tcPr>
-          <w:p>
-            <w:r>
-              <w:t xml:space="preserve">Отмечено в условиях цены; у верхних строк проверяется обычная цена на карточке (6.6)</w:t>
-            </w:r>
-          </w:p>
-        </w:tc>
-      </w:tr>
-      <w:tr>
-        <w:tc>
-          <w:tcPr>
-            <w:tcW w:type="dxa" w:w="4200"/>
-            <w:tcBorders>
-              <w:top w:val="single" w:color="C7CCD6" w:sz="4"/>
-              <w:left w:val="single" w:color="C7CCD6" w:sz="4"/>
-              <w:bottom w:val="single" w:color="C7CCD6" w:sz="4"/>
-              <w:right w:val="single" w:color="C7CCD6" w:sz="4"/>
-            </w:tcBorders>
-            <w:tcMar>
-              <w:top w:type="dxa" w:w="60"/>
-              <w:left w:type="dxa" w:w="100"/>
-              <w:bottom w:type="dxa" w:w="60"/>
-              <w:right w:type="dxa" w:w="100"/>
-            </w:tcMar>
-          </w:tcPr>
-          <w:p>
-            <w:r>
-              <w:t xml:space="preserve">«Цена под сомнением» — ниже 10% медианы</w:t>
-            </w:r>
-          </w:p>
-        </w:tc>
-        <w:tc>
-          <w:tcPr>
-            <w:tcW w:type="dxa" w:w="5438"/>
-            <w:tcBorders>
-              <w:top w:val="single" w:color="C7CCD6" w:sz="4"/>
-              <w:left w:val="single" w:color="C7CCD6" w:sz="4"/>
-              <w:bottom w:val="single" w:color="C7CCD6" w:sz="4"/>
-              <w:right w:val="single" w:color="C7CCD6" w:sz="4"/>
-            </w:tcBorders>
-            <w:tcMar>
-              <w:top w:type="dxa" w:w="60"/>
-              <w:left w:type="dxa" w:w="100"/>
-              <w:bottom w:type="dxa" w:w="60"/>
-              <w:right w:type="dxa" w:w="100"/>
-            </w:tcMar>
-          </w:tcPr>
-          <w:p>
-            <w:r>
-              <w:t xml:space="preserve">Ниже 35% медианы: ловит приманки и детали под видом товара (6.7)</w:t>
-            </w:r>
-          </w:p>
-        </w:tc>
-      </w:tr>
-      <w:tr>
-        <w:tc>
-          <w:tcPr>
-            <w:tcW w:type="dxa" w:w="4200"/>
-            <w:tcBorders>
-              <w:top w:val="single" w:color="C7CCD6" w:sz="4"/>
-              <w:left w:val="single" w:color="C7CCD6" w:sz="4"/>
-              <w:bottom w:val="single" w:color="C7CCD6" w:sz="4"/>
-              <w:right w:val="single" w:color="C7CCD6" w:sz="4"/>
-            </w:tcBorders>
-            <w:shd w:fill="F5F7FB" w:color="auto" w:val="clear"/>
-            <w:tcMar>
-              <w:top w:type="dxa" w:w="60"/>
-              <w:left w:type="dxa" w:w="100"/>
-              <w:bottom w:type="dxa" w:w="60"/>
-              <w:right w:type="dxa" w:w="100"/>
-            </w:tcMar>
-          </w:tcPr>
-          <w:p>
-            <w:r>
-              <w:t xml:space="preserve">—</w:t>
-            </w:r>
-          </w:p>
-        </w:tc>
-        <w:tc>
-          <w:tcPr>
-            <w:tcW w:type="dxa" w:w="5438"/>
-            <w:tcBorders>
-              <w:top w:val="single" w:color="C7CCD6" w:sz="4"/>
-              <w:left w:val="single" w:color="C7CCD6" w:sz="4"/>
-              <w:bottom w:val="single" w:color="C7CCD6" w:sz="4"/>
-              <w:right w:val="single" w:color="C7CCD6" w:sz="4"/>
-            </w:tcBorders>
-            <w:shd w:fill="F5F7FB" w:color="auto" w:val="clear"/>
-            <w:tcMar>
-              <w:top w:type="dxa" w:w="60"/>
-              <w:left w:type="dxa" w:w="100"/>
-              <w:bottom w:type="dxa" w:w="60"/>
-              <w:right w:type="dxa" w:w="100"/>
-            </w:tcMar>
-          </w:tcPr>
-          <w:p>
-            <w:r>
-              <w:t xml:space="preserve">ИИ понимает длинный запрос своими словами (7.1)</w:t>
-            </w:r>
-          </w:p>
-        </w:tc>
-      </w:tr>
-      <w:tr>
-        <w:tc>
-          <w:tcPr>
-            <w:tcW w:type="dxa" w:w="4200"/>
-            <w:tcBorders>
-              <w:top w:val="single" w:color="C7CCD6" w:sz="4"/>
-              <w:left w:val="single" w:color="C7CCD6" w:sz="4"/>
-              <w:bottom w:val="single" w:color="C7CCD6" w:sz="4"/>
-              <w:right w:val="single" w:color="C7CCD6" w:sz="4"/>
-            </w:tcBorders>
-            <w:tcMar>
-              <w:top w:type="dxa" w:w="60"/>
-              <w:left w:type="dxa" w:w="100"/>
-              <w:bottom w:type="dxa" w:w="60"/>
-              <w:right w:type="dxa" w:w="100"/>
-            </w:tcMar>
-          </w:tcPr>
-          <w:p>
-            <w:r>
-              <w:t xml:space="preserve">—</w:t>
-            </w:r>
-          </w:p>
-        </w:tc>
-        <w:tc>
-          <w:tcPr>
-            <w:tcW w:type="dxa" w:w="5438"/>
-            <w:tcBorders>
-              <w:top w:val="single" w:color="C7CCD6" w:sz="4"/>
-              <w:left w:val="single" w:color="C7CCD6" w:sz="4"/>
-              <w:bottom w:val="single" w:color="C7CCD6" w:sz="4"/>
-              <w:right w:val="single" w:color="C7CCD6" w:sz="4"/>
-            </w:tcBorders>
-            <w:tcMar>
-              <w:top w:type="dxa" w:w="60"/>
-              <w:left w:type="dxa" w:w="100"/>
-              <w:bottom w:type="dxa" w:w="60"/>
-              <w:right w:type="dxa" w:w="100"/>
-            </w:tcMar>
-          </w:tcPr>
-          <w:p>
-            <w:r>
-              <w:t xml:space="preserve">ИИ разбирает строки «требует уточнения» (7.2)</w:t>
-            </w:r>
-          </w:p>
-        </w:tc>
-      </w:tr>
-      <w:tr>
-        <w:tc>
-          <w:tcPr>
-            <w:tcW w:type="dxa" w:w="4200"/>
-            <w:tcBorders>
-              <w:top w:val="single" w:color="C7CCD6" w:sz="4"/>
-              <w:left w:val="single" w:color="C7CCD6" w:sz="4"/>
-              <w:bottom w:val="single" w:color="C7CCD6" w:sz="4"/>
-              <w:right w:val="single" w:color="C7CCD6" w:sz="4"/>
-            </w:tcBorders>
-            <w:shd w:fill="F5F7FB" w:color="auto" w:val="clear"/>
-            <w:tcMar>
-              <w:top w:type="dxa" w:w="60"/>
-              <w:left w:type="dxa" w:w="100"/>
-              <w:bottom w:type="dxa" w:w="60"/>
-              <w:right w:type="dxa" w:w="100"/>
-            </w:tcMar>
-          </w:tcPr>
-          <w:p>
-            <w:r>
-              <w:t xml:space="preserve">—</w:t>
-            </w:r>
-          </w:p>
-        </w:tc>
-        <w:tc>
-          <w:tcPr>
-            <w:tcW w:type="dxa" w:w="5438"/>
-            <w:tcBorders>
-              <w:top w:val="single" w:color="C7CCD6" w:sz="4"/>
-              <w:left w:val="single" w:color="C7CCD6" w:sz="4"/>
-              <w:bottom w:val="single" w:color="C7CCD6" w:sz="4"/>
-              <w:right w:val="single" w:color="C7CCD6" w:sz="4"/>
-            </w:tcBorders>
-            <w:shd w:fill="F5F7FB" w:color="auto" w:val="clear"/>
-            <w:tcMar>
-              <w:top w:type="dxa" w:w="60"/>
-              <w:left w:type="dxa" w:w="100"/>
-              <w:bottom w:type="dxa" w:w="60"/>
-              <w:right w:type="dxa" w:w="100"/>
-            </w:tcMar>
-          </w:tcPr>
-          <w:p>
-            <w:r>
-              <w:t xml:space="preserve">ИИ составляет обоснование закупки по выбранной строке (7.3)</w:t>
-            </w:r>
-          </w:p>
-        </w:tc>
-      </w:tr>
-      <w:tr>
-        <w:tc>
-          <w:tcPr>
-            <w:tcW w:type="dxa" w:w="4200"/>
-            <w:tcBorders>
-              <w:top w:val="single" w:color="C7CCD6" w:sz="4"/>
-              <w:left w:val="single" w:color="C7CCD6" w:sz="4"/>
-              <w:bottom w:val="single" w:color="C7CCD6" w:sz="4"/>
-              <w:right w:val="single" w:color="C7CCD6" w:sz="4"/>
-            </w:tcBorders>
-            <w:tcMar>
-              <w:top w:type="dxa" w:w="60"/>
-              <w:left w:type="dxa" w:w="100"/>
-              <w:bottom w:type="dxa" w:w="60"/>
-              <w:right w:type="dxa" w:w="100"/>
-            </w:tcMar>
-          </w:tcPr>
-          <w:p>
-            <w:r>
-              <w:t xml:space="preserve">NETLAB — нет доступа</w:t>
-            </w:r>
-          </w:p>
-        </w:tc>
-        <w:tc>
-          <w:tcPr>
-            <w:tcW w:type="dxa" w:w="5438"/>
-            <w:tcBorders>
-              <w:top w:val="single" w:color="C7CCD6" w:sz="4"/>
-              <w:left w:val="single" w:color="C7CCD6" w:sz="4"/>
-              <w:bottom w:val="single" w:color="C7CCD6" w:sz="4"/>
-              <w:right w:val="single" w:color="C7CCD6" w:sz="4"/>
-            </w:tcBorders>
-            <w:tcMar>
-              <w:top w:type="dxa" w:w="60"/>
-              <w:left w:type="dxa" w:w="100"/>
-              <w:bottom w:type="dxa" w:w="60"/>
-              <w:right w:type="dxa" w:w="100"/>
-            </w:tcMar>
-          </w:tcPr>
-          <w:p>
-            <w:r>
-              <w:t xml:space="preserve">NETLAB работает через открытый прайс-лист, цены дилерской колонки F (раздел 10)</w:t>
-            </w:r>
-          </w:p>
-        </w:tc>
-      </w:tr>
-    </w:tbl>
-    <w:p>
-      <w:pPr>
-        <w:spacing w:after="120"/>
-      </w:pPr>
-    </w:p>
-    <w:p>
-      <w:pPr>
-        <w:pBdr>
-          <w:left w:val="single" w:color="4F46E5" w:sz="18" w:space="8"/>
-        </w:pBdr>
-        <w:shd w:fill="EEF2FF" w:color="auto" w:val="clear"/>
-        <w:spacing w:after="160" w:before="120"/>
-        <w:ind w:left="200"/>
-      </w:pPr>
-      <w:r>
-        <w:t xml:space="preserve">Как мы измеряем качество: 30 контрольных запросов прогоняются через рабочий поиск. Нужная модель в первых трёх строках вкладки «Маркетплейсы» — 87% запросов (было 73%), во вкладке «Дистрибуторы» — 100% из 20 запросов, где дистрибуторы что-то нашли. Пустых выдач — 3 из 30 (было 6). Подробнее — раздел 12.</w:t>
-      </w:r>
-    </w:p>
-    <w:p>
-      <w:pPr>
-        <w:pStyle w:val="Heading1"/>
-        <w:pageBreakBefore/>
-      </w:pPr>
-      <w:bookmarkStart w:name="_Toc9" w:id="9"/>
-      <w:r>
-        <w:t xml:space="preserve">4. О системе</w:t>
-      </w:r>
-      <w:bookmarkEnd w:id="9"/>
-    </w:p>
-    <w:p>
-      <w:pPr>
-        <w:spacing w:after="120"/>
-      </w:pPr>
-      <w:r>
-        <w:t xml:space="preserve">Price Radar одновременно опрашивает маркетплейсы и сайты/прайс-листы дистрибьюторов, отбирает строки с нужной моделью и показывает их в одной таблице с понятным порядком. Решение о закупке всегда принимает менеджер: система подсказывает, но не покупает и не отправляет заявки.</w:t>
-      </w:r>
-    </w:p>
-    <w:p>
-      <w:pPr>
-        <w:pStyle w:val="Heading2"/>
-      </w:pPr>
-      <w:bookmarkStart w:name="_Toc10" w:id="10"/>
-      <w:r>
-        <w:t xml:space="preserve">4.1. Роли</w:t>
-      </w:r>
-      <w:bookmarkEnd w:id="10"/>
-    </w:p>
-    <w:tbl>
-      <w:tblPr>
-        <w:tblW w:type="dxa" w:w="9638"/>
-        <w:tblBorders>
-          <w:top w:val="single" w:color="auto" w:sz="4"/>
-          <w:left w:val="single" w:color="auto" w:sz="4"/>
-          <w:bottom w:val="single" w:color="auto" w:sz="4"/>
-          <w:right w:val="single" w:color="auto" w:sz="4"/>
-          <w:insideH w:val="single" w:color="auto" w:sz="4"/>
-          <w:insideV w:val="single" w:color="auto" w:sz="4"/>
-        </w:tblBorders>
-      </w:tblPr>
-      <w:tblGrid>
-        <w:gridCol w:w="2600"/>
-        <w:gridCol w:w="7038"/>
-      </w:tblGrid>
-      <w:tr>
-        <w:trPr>
-          <w:tblHeader/>
-        </w:trPr>
-        <w:tc>
-          <w:tcPr>
-            <w:tcW w:type="dxa" w:w="2600"/>
-            <w:tcBorders>
-              <w:top w:val="single" w:color="C7CCD6" w:sz="4"/>
-              <w:left w:val="single" w:color="C7CCD6" w:sz="4"/>
-              <w:bottom w:val="single" w:color="C7CCD6" w:sz="4"/>
-              <w:right w:val="single" w:color="C7CCD6" w:sz="4"/>
-            </w:tcBorders>
-            <w:shd w:fill="1E3A8A" w:color="auto" w:val="clear"/>
-            <w:tcMar>
-              <w:top w:type="dxa" w:w="60"/>
-              <w:left w:type="dxa" w:w="100"/>
-              <w:bottom w:type="dxa" w:w="60"/>
-              <w:right w:type="dxa" w:w="100"/>
-            </w:tcMar>
-          </w:tcPr>
-          <w:p>
-            <w:r>
-              <w:rPr>
-                <w:b/>
-                <w:bCs/>
-                <w:color w:val="FFFFFF"/>
-              </w:rPr>
-              <w:t xml:space="preserve">Роль</w:t>
-            </w:r>
-          </w:p>
-        </w:tc>
-        <w:tc>
-          <w:tcPr>
-            <w:tcW w:type="dxa" w:w="7038"/>
-            <w:tcBorders>
-              <w:top w:val="single" w:color="C7CCD6" w:sz="4"/>
-              <w:left w:val="single" w:color="C7CCD6" w:sz="4"/>
-              <w:bottom w:val="single" w:color="C7CCD6" w:sz="4"/>
-              <w:right w:val="single" w:color="C7CCD6" w:sz="4"/>
-            </w:tcBorders>
-            <w:shd w:fill="1E3A8A" w:color="auto" w:val="clear"/>
-            <w:tcMar>
-              <w:top w:type="dxa" w:w="60"/>
-              <w:left w:type="dxa" w:w="100"/>
-              <w:bottom w:type="dxa" w:w="60"/>
-              <w:right w:type="dxa" w:w="100"/>
-            </w:tcMar>
-          </w:tcPr>
-          <w:p>
-            <w:r>
-              <w:rPr>
-                <w:b/>
-                <w:bCs/>
-                <w:color w:val="FFFFFF"/>
-              </w:rPr>
-              <w:t xml:space="preserve">Что доступно</w:t>
-            </w:r>
-          </w:p>
-        </w:tc>
-      </w:tr>
-      <w:tr>
-        <w:tc>
-          <w:tcPr>
-            <w:tcW w:type="dxa" w:w="2600"/>
-            <w:tcBorders>
-              <w:top w:val="single" w:color="C7CCD6" w:sz="4"/>
-              <w:left w:val="single" w:color="C7CCD6" w:sz="4"/>
-              <w:bottom w:val="single" w:color="C7CCD6" w:sz="4"/>
-              <w:right w:val="single" w:color="C7CCD6" w:sz="4"/>
-            </w:tcBorders>
-            <w:tcMar>
-              <w:top w:type="dxa" w:w="60"/>
-              <w:left w:type="dxa" w:w="100"/>
-              <w:bottom w:type="dxa" w:w="60"/>
-              <w:right w:type="dxa" w:w="100"/>
-            </w:tcMar>
-          </w:tcPr>
-          <w:p>
-            <w:r>
-              <w:t xml:space="preserve">Менеджер закупок</w:t>
-            </w:r>
-          </w:p>
-        </w:tc>
-        <w:tc>
-          <w:tcPr>
-            <w:tcW w:type="dxa" w:w="7038"/>
-            <w:tcBorders>
-              <w:top w:val="single" w:color="C7CCD6" w:sz="4"/>
-              <w:left w:val="single" w:color="C7CCD6" w:sz="4"/>
-              <w:bottom w:val="single" w:color="C7CCD6" w:sz="4"/>
-              <w:right w:val="single" w:color="C7CCD6" w:sz="4"/>
-            </w:tcBorders>
-            <w:tcMar>
-              <w:top w:type="dxa" w:w="60"/>
-              <w:left w:type="dxa" w:w="100"/>
-              <w:bottom w:type="dxa" w:w="60"/>
-              <w:right w:type="dxa" w:w="100"/>
-            </w:tcMar>
-          </w:tcPr>
-          <w:p>
-            <w:r>
-              <w:t xml:space="preserve">Поиск, таблица и фильтры, карточка предложения, ИИ-функции, чат-копайлот, выгрузка в Excel, история своих запросов</w:t>
-            </w:r>
-          </w:p>
-        </w:tc>
-      </w:tr>
-      <w:tr>
-        <w:tc>
-          <w:tcPr>
-            <w:tcW w:type="dxa" w:w="2600"/>
-            <w:tcBorders>
-              <w:top w:val="single" w:color="C7CCD6" w:sz="4"/>
-              <w:left w:val="single" w:color="C7CCD6" w:sz="4"/>
-              <w:bottom w:val="single" w:color="C7CCD6" w:sz="4"/>
-              <w:right w:val="single" w:color="C7CCD6" w:sz="4"/>
-            </w:tcBorders>
-            <w:shd w:fill="F5F7FB" w:color="auto" w:val="clear"/>
-            <w:tcMar>
-              <w:top w:type="dxa" w:w="60"/>
-              <w:left w:type="dxa" w:w="100"/>
-              <w:bottom w:type="dxa" w:w="60"/>
-              <w:right w:type="dxa" w:w="100"/>
-            </w:tcMar>
-          </w:tcPr>
-          <w:p>
-            <w:r>
-              <w:t xml:space="preserve">Администратор</w:t>
-            </w:r>
-          </w:p>
-        </w:tc>
-        <w:tc>
-          <w:tcPr>
-            <w:tcW w:type="dxa" w:w="7038"/>
-            <w:tcBorders>
-              <w:top w:val="single" w:color="C7CCD6" w:sz="4"/>
-              <w:left w:val="single" w:color="C7CCD6" w:sz="4"/>
-              <w:bottom w:val="single" w:color="C7CCD6" w:sz="4"/>
-              <w:right w:val="single" w:color="C7CCD6" w:sz="4"/>
-            </w:tcBorders>
-            <w:shd w:fill="F5F7FB" w:color="auto" w:val="clear"/>
-            <w:tcMar>
-              <w:top w:type="dxa" w:w="60"/>
-              <w:left w:type="dxa" w:w="100"/>
-              <w:bottom w:type="dxa" w:w="60"/>
-              <w:right w:type="dxa" w:w="100"/>
-            </w:tcMar>
-          </w:tcPr>
-          <w:p>
-            <w:r>
-              <w:t xml:space="preserve">Всё то же плюс технические сообщения источников и панель коннекторов в настройках</w:t>
-            </w:r>
-          </w:p>
-        </w:tc>
-      </w:tr>
-    </w:tbl>
-    <w:p>
-      <w:pPr>
-        <w:pStyle w:val="Heading2"/>
-      </w:pPr>
-      <w:bookmarkStart w:name="_Toc11" w:id="11"/>
-      <w:r>
-        <w:t xml:space="preserve">4.2. Ограничения версии 0.0.2</w:t>
-      </w:r>
-      <w:bookmarkEnd w:id="11"/>
-    </w:p>
-    <w:p>
-      <w:pPr>
-        <w:pStyle w:val="ListParagraph"/>
-        <w:numPr>
-          <w:ilvl w:val="0"/>
-          <w:numId w:val="2"/>
-        </w:numPr>
-        <w:spacing w:after="60"/>
-      </w:pPr>
-      <w:r>
-        <w:t xml:space="preserve">Цены маркетплейсов и сайтов — публичные розничные, не договорные. B2B-цены есть только у NETLAB (дилерская колонка прайса).</w:t>
-      </w:r>
-    </w:p>
-    <w:p>
-      <w:pPr>
-        <w:pStyle w:val="ListParagraph"/>
-        <w:numPr>
-          <w:ilvl w:val="0"/>
-          <w:numId w:val="2"/>
-        </w:numPr>
-        <w:spacing w:after="60"/>
-      </w:pPr>
-      <w:r>
-        <w:t xml:space="preserve">Наличие — со слов площадки или прайса, не гарантия склада. Перед закупкой откройте карточку на сайте.</w:t>
-      </w:r>
-    </w:p>
-    <w:p>
-      <w:pPr>
-        <w:pStyle w:val="ListParagraph"/>
-        <w:numPr>
-          <w:ilvl w:val="0"/>
-          <w:numId w:val="2"/>
-        </w:numPr>
-        <w:spacing w:after="60"/>
-      </w:pPr>
-      <w:r>
-        <w:t xml:space="preserve">Яндекс Маркет, Мегамаркет и DNS временно выключены: площадки блокируют адрес сервера.</w:t>
-      </w:r>
-    </w:p>
-    <w:p>
-      <w:pPr>
-        <w:pStyle w:val="ListParagraph"/>
-        <w:numPr>
-          <w:ilvl w:val="0"/>
-          <w:numId w:val="2"/>
-        </w:numPr>
-        <w:spacing w:after="60"/>
-      </w:pPr>
-      <w:r>
-        <w:t xml:space="preserve">ИИ работает на локальной модели компании, данные никуда не уходят. Ответы ИИ — подсказка, их нужно проверять.</w:t>
-      </w:r>
-    </w:p>
-    <w:p>
-      <w:pPr>
-        <w:pStyle w:val="Heading1"/>
-        <w:pageBreakBefore/>
-      </w:pPr>
-      <w:bookmarkStart w:name="_Toc12" w:id="12"/>
-      <w:r>
-        <w:t xml:space="preserve">5. Вход и выход</w:t>
-      </w:r>
-      <w:bookmarkEnd w:id="12"/>
-    </w:p>
-    <w:p>
-      <w:pPr>
-        <w:spacing w:after="120"/>
-      </w:pPr>
-      <w:r>
-        <w:t xml:space="preserve">Откройте адрес Price Radar в браузере, введите логин и пароль, выданные администратором, и нажмите «Войти в систему».</w:t>
-      </w:r>
     </w:p>
     <w:p>
       <w:pPr>
@@ -3509,7 +1789,7 @@
       <w:r>
         <w:drawing>
           <wp:inline distT="0" distB="0" distL="0" distR="0">
-            <wp:extent cx="5905500" cy="3695700"/>
+            <wp:extent cx="5905500" cy="6381750"/>
             <wp:effectExtent t="0" r="0" b="0" l="0"/>
             <wp:docPr id="1" name="" descr="" title=""/>
             <wp:cNvGraphicFramePr>
@@ -3534,7 +1814,7 @@
                   <pic:spPr bwMode="auto">
                     <a:xfrm>
                       <a:off x="0" y="0"/>
-                      <a:ext cx="5905500" cy="3695700"/>
+                      <a:ext cx="5905500" cy="6381750"/>
                     </a:xfrm>
                     <a:prstGeom prst="rect">
                       <a:avLst/>
@@ -3560,15 +1840,7 @@
           <w:sz w:val="18"/>
           <w:szCs w:val="18"/>
         </w:rPr>
-        <w:t xml:space="preserve">Рис. 1. Экран входа</w:t>
-      </w:r>
-    </w:p>
-    <w:p>
-      <w:pPr>
-        <w:spacing w:after="120"/>
-      </w:pPr>
-      <w:r>
-        <w:t xml:space="preserve">При неверном пароле появится сообщение об ошибке. После нескольких неудачных попыток подождите минуту.</w:t>
+        <w:t xml:space="preserve">Рис. 1. Таблица 0.0.4: «лучшая цена», «+N% к лучшей», фильтр «Только подешевевшие», выбор числа строк</w:t>
       </w:r>
     </w:p>
     <w:p>
@@ -3580,7 +1852,7 @@
       <w:r>
         <w:drawing>
           <wp:inline distT="0" distB="0" distL="0" distR="0">
-            <wp:extent cx="4572000" cy="2857500"/>
+            <wp:extent cx="5905500" cy="1038225"/>
             <wp:effectExtent t="0" r="0" b="0" l="0"/>
             <wp:docPr id="2" name="" descr="" title=""/>
             <wp:cNvGraphicFramePr>
@@ -3605,7 +1877,7 @@
                   <pic:spPr bwMode="auto">
                     <a:xfrm>
                       <a:off x="0" y="0"/>
-                      <a:ext cx="4572000" cy="2857500"/>
+                      <a:ext cx="5905500" cy="1038225"/>
                     </a:xfrm>
                     <a:prstGeom prst="rect">
                       <a:avLst/>
@@ -3631,406 +1903,9 @@
           <w:sz w:val="18"/>
           <w:szCs w:val="18"/>
         </w:rPr>
-        <w:t xml:space="preserve">Рис. 2. Ошибка входа</w:t>
-      </w:r>
-    </w:p>
-    <w:p>
-      <w:pPr>
-        <w:spacing w:after="120"/>
-      </w:pPr>
-      <w:r>
-        <w:t xml:space="preserve">Выход — меню профиля в правом верхнем углу → «Выйти».</w:t>
-      </w:r>
-    </w:p>
-    <w:p>
-      <w:pPr>
-        <w:pStyle w:val="Heading1"/>
-        <w:pageBreakBefore/>
-      </w:pPr>
-      <w:bookmarkStart w:name="_Toc13" w:id="13"/>
-      <w:r>
-        <w:t xml:space="preserve">6. Поиск товара</w:t>
-      </w:r>
-      <w:bookmarkEnd w:id="13"/>
-    </w:p>
-    <w:p>
-      <w:pPr>
-        <w:pStyle w:val="Heading2"/>
-      </w:pPr>
-      <w:bookmarkStart w:name="_Toc14" w:id="14"/>
-      <w:r>
-        <w:t xml:space="preserve">6.1. Как сформулировать запрос</w:t>
-      </w:r>
-      <w:bookmarkEnd w:id="14"/>
-    </w:p>
-    <w:p>
-      <w:pPr>
-        <w:spacing w:after="120"/>
-      </w:pPr>
-      <w:r>
-        <w:t xml:space="preserve">Лучше всего работает артикул производителя или модель: «i5-12400F», «TL-5120», «MZ-V9P2T0BW», «Logitech M240». Можно писать и обычной фразой — длинный запрос разберёт ИИ (раздел 8.1).</w:t>
-      </w:r>
-    </w:p>
-    <w:tbl>
-      <w:tblPr>
-        <w:tblW w:type="dxa" w:w="9638"/>
-        <w:tblBorders>
-          <w:top w:val="single" w:color="auto" w:sz="4"/>
-          <w:left w:val="single" w:color="auto" w:sz="4"/>
-          <w:bottom w:val="single" w:color="auto" w:sz="4"/>
-          <w:right w:val="single" w:color="auto" w:sz="4"/>
-          <w:insideH w:val="single" w:color="auto" w:sz="4"/>
-          <w:insideV w:val="single" w:color="auto" w:sz="4"/>
-        </w:tblBorders>
-      </w:tblPr>
-      <w:tblGrid>
-        <w:gridCol w:w="4300"/>
-        <w:gridCol w:w="5338"/>
-      </w:tblGrid>
-      <w:tr>
-        <w:trPr>
-          <w:tblHeader/>
-        </w:trPr>
-        <w:tc>
-          <w:tcPr>
-            <w:tcW w:type="dxa" w:w="4300"/>
-            <w:tcBorders>
-              <w:top w:val="single" w:color="C7CCD6" w:sz="4"/>
-              <w:left w:val="single" w:color="C7CCD6" w:sz="4"/>
-              <w:bottom w:val="single" w:color="C7CCD6" w:sz="4"/>
-              <w:right w:val="single" w:color="C7CCD6" w:sz="4"/>
-            </w:tcBorders>
-            <w:shd w:fill="1E3A8A" w:color="auto" w:val="clear"/>
-            <w:tcMar>
-              <w:top w:type="dxa" w:w="60"/>
-              <w:left w:type="dxa" w:w="100"/>
-              <w:bottom w:type="dxa" w:w="60"/>
-              <w:right w:type="dxa" w:w="100"/>
-            </w:tcMar>
-          </w:tcPr>
-          <w:p>
-            <w:r>
-              <w:rPr>
-                <w:b/>
-                <w:bCs/>
-                <w:color w:val="FFFFFF"/>
-              </w:rPr>
-              <w:t xml:space="preserve">Что написать</w:t>
-            </w:r>
-          </w:p>
-        </w:tc>
-        <w:tc>
-          <w:tcPr>
-            <w:tcW w:type="dxa" w:w="5338"/>
-            <w:tcBorders>
-              <w:top w:val="single" w:color="C7CCD6" w:sz="4"/>
-              <w:left w:val="single" w:color="C7CCD6" w:sz="4"/>
-              <w:bottom w:val="single" w:color="C7CCD6" w:sz="4"/>
-              <w:right w:val="single" w:color="C7CCD6" w:sz="4"/>
-            </w:tcBorders>
-            <w:shd w:fill="1E3A8A" w:color="auto" w:val="clear"/>
-            <w:tcMar>
-              <w:top w:type="dxa" w:w="60"/>
-              <w:left w:type="dxa" w:w="100"/>
-              <w:bottom w:type="dxa" w:w="60"/>
-              <w:right w:type="dxa" w:w="100"/>
-            </w:tcMar>
-          </w:tcPr>
-          <w:p>
-            <w:r>
-              <w:rPr>
-                <w:b/>
-                <w:bCs/>
-                <w:color w:val="FFFFFF"/>
-              </w:rPr>
-              <w:t xml:space="preserve">Что сделает поиск</w:t>
-            </w:r>
-          </w:p>
-        </w:tc>
-      </w:tr>
-      <w:tr>
-        <w:tc>
-          <w:tcPr>
-            <w:tcW w:type="dxa" w:w="4300"/>
-            <w:tcBorders>
-              <w:top w:val="single" w:color="C7CCD6" w:sz="4"/>
-              <w:left w:val="single" w:color="C7CCD6" w:sz="4"/>
-              <w:bottom w:val="single" w:color="C7CCD6" w:sz="4"/>
-              <w:right w:val="single" w:color="C7CCD6" w:sz="4"/>
-            </w:tcBorders>
-            <w:tcMar>
-              <w:top w:type="dxa" w:w="60"/>
-              <w:left w:type="dxa" w:w="100"/>
-              <w:bottom w:type="dxa" w:w="60"/>
-              <w:right w:type="dxa" w:w="100"/>
-            </w:tcMar>
-          </w:tcPr>
-          <w:p>
-            <w:r>
-              <w:t xml:space="preserve">картридж pantum tl-5120 оригинальный</w:t>
-            </w:r>
-          </w:p>
-        </w:tc>
-        <w:tc>
-          <w:tcPr>
-            <w:tcW w:type="dxa" w:w="5338"/>
-            <w:tcBorders>
-              <w:top w:val="single" w:color="C7CCD6" w:sz="4"/>
-              <w:left w:val="single" w:color="C7CCD6" w:sz="4"/>
-              <w:bottom w:val="single" w:color="C7CCD6" w:sz="4"/>
-              <w:right w:val="single" w:color="C7CCD6" w:sz="4"/>
-            </w:tcBorders>
-            <w:tcMar>
-              <w:top w:type="dxa" w:w="60"/>
-              <w:left w:type="dxa" w:w="100"/>
-              <w:bottom w:type="dxa" w:w="60"/>
-              <w:right w:type="dxa" w:w="100"/>
-            </w:tcMar>
-          </w:tcPr>
-          <w:p>
-            <w:r>
-              <w:t xml:space="preserve">Оставит оригинальные; совместимые (Parus, NV Print, «…для Pantum», «N-TL-5120») уберёт</w:t>
-            </w:r>
-          </w:p>
-        </w:tc>
-      </w:tr>
-      <w:tr>
-        <w:tc>
-          <w:tcPr>
-            <w:tcW w:type="dxa" w:w="4300"/>
-            <w:tcBorders>
-              <w:top w:val="single" w:color="C7CCD6" w:sz="4"/>
-              <w:left w:val="single" w:color="C7CCD6" w:sz="4"/>
-              <w:bottom w:val="single" w:color="C7CCD6" w:sz="4"/>
-              <w:right w:val="single" w:color="C7CCD6" w:sz="4"/>
-            </w:tcBorders>
-            <w:shd w:fill="F5F7FB" w:color="auto" w:val="clear"/>
-            <w:tcMar>
-              <w:top w:type="dxa" w:w="60"/>
-              <w:left w:type="dxa" w:w="100"/>
-              <w:bottom w:type="dxa" w:w="60"/>
-              <w:right w:type="dxa" w:w="100"/>
-            </w:tcMar>
-          </w:tcPr>
-          <w:p>
-            <w:r>
-              <w:t xml:space="preserve">samsung 990 pro 2тб</w:t>
-            </w:r>
-          </w:p>
-        </w:tc>
-        <w:tc>
-          <w:tcPr>
-            <w:tcW w:type="dxa" w:w="5338"/>
-            <w:tcBorders>
-              <w:top w:val="single" w:color="C7CCD6" w:sz="4"/>
-              <w:left w:val="single" w:color="C7CCD6" w:sz="4"/>
-              <w:bottom w:val="single" w:color="C7CCD6" w:sz="4"/>
-              <w:right w:val="single" w:color="C7CCD6" w:sz="4"/>
-            </w:tcBorders>
-            <w:shd w:fill="F5F7FB" w:color="auto" w:val="clear"/>
-            <w:tcMar>
-              <w:top w:type="dxa" w:w="60"/>
-              <w:left w:type="dxa" w:w="100"/>
-              <w:bottom w:type="dxa" w:w="60"/>
-              <w:right w:type="dxa" w:w="100"/>
-            </w:tcMar>
-          </w:tcPr>
-          <w:p>
-            <w:r>
-              <w:t xml:space="preserve">Только 2 ТБ; 1 ТБ и 4 ТБ не покажет. 990 EVO — другая модель</w:t>
-            </w:r>
-          </w:p>
-        </w:tc>
-      </w:tr>
-      <w:tr>
-        <w:tc>
-          <w:tcPr>
-            <w:tcW w:type="dxa" w:w="4300"/>
-            <w:tcBorders>
-              <w:top w:val="single" w:color="C7CCD6" w:sz="4"/>
-              <w:left w:val="single" w:color="C7CCD6" w:sz="4"/>
-              <w:bottom w:val="single" w:color="C7CCD6" w:sz="4"/>
-              <w:right w:val="single" w:color="C7CCD6" w:sz="4"/>
-            </w:tcBorders>
-            <w:tcMar>
-              <w:top w:type="dxa" w:w="60"/>
-              <w:left w:type="dxa" w:w="100"/>
-              <w:bottom w:type="dxa" w:w="60"/>
-              <w:right w:type="dxa" w:w="100"/>
-            </w:tcMar>
-          </w:tcPr>
-          <w:p>
-            <w:r>
-              <w:t xml:space="preserve">rtx 4060 8gb</w:t>
-            </w:r>
-          </w:p>
-        </w:tc>
-        <w:tc>
-          <w:tcPr>
-            <w:tcW w:type="dxa" w:w="5338"/>
-            <w:tcBorders>
-              <w:top w:val="single" w:color="C7CCD6" w:sz="4"/>
-              <w:left w:val="single" w:color="C7CCD6" w:sz="4"/>
-              <w:bottom w:val="single" w:color="C7CCD6" w:sz="4"/>
-              <w:right w:val="single" w:color="C7CCD6" w:sz="4"/>
-            </w:tcBorders>
-            <w:tcMar>
-              <w:top w:type="dxa" w:w="60"/>
-              <w:left w:type="dxa" w:w="100"/>
-              <w:bottom w:type="dxa" w:w="60"/>
-              <w:right w:type="dxa" w:w="100"/>
-            </w:tcMar>
-          </w:tcPr>
-          <w:p>
-            <w:r>
-              <w:t xml:space="preserve">Только видеокарты RTX 4060 (не Ti и не готовые ПК)</w:t>
-            </w:r>
-          </w:p>
-        </w:tc>
-      </w:tr>
-      <w:tr>
-        <w:tc>
-          <w:tcPr>
-            <w:tcW w:type="dxa" w:w="4300"/>
-            <w:tcBorders>
-              <w:top w:val="single" w:color="C7CCD6" w:sz="4"/>
-              <w:left w:val="single" w:color="C7CCD6" w:sz="4"/>
-              <w:bottom w:val="single" w:color="C7CCD6" w:sz="4"/>
-              <w:right w:val="single" w:color="C7CCD6" w:sz="4"/>
-            </w:tcBorders>
-            <w:shd w:fill="F5F7FB" w:color="auto" w:val="clear"/>
-            <w:tcMar>
-              <w:top w:type="dxa" w:w="60"/>
-              <w:left w:type="dxa" w:w="100"/>
-              <w:bottom w:type="dxa" w:w="60"/>
-              <w:right w:type="dxa" w:w="100"/>
-            </w:tcMar>
-          </w:tcPr>
-          <w:p>
-            <w:r>
-              <w:t xml:space="preserve">оперативная память ddr5 32gb kingston fury</w:t>
-            </w:r>
-          </w:p>
-        </w:tc>
-        <w:tc>
-          <w:tcPr>
-            <w:tcW w:type="dxa" w:w="5338"/>
-            <w:tcBorders>
-              <w:top w:val="single" w:color="C7CCD6" w:sz="4"/>
-              <w:left w:val="single" w:color="C7CCD6" w:sz="4"/>
-              <w:bottom w:val="single" w:color="C7CCD6" w:sz="4"/>
-              <w:right w:val="single" w:color="C7CCD6" w:sz="4"/>
-            </w:tcBorders>
-            <w:shd w:fill="F5F7FB" w:color="auto" w:val="clear"/>
-            <w:tcMar>
-              <w:top w:type="dxa" w:w="60"/>
-              <w:left w:type="dxa" w:w="100"/>
-              <w:bottom w:type="dxa" w:w="60"/>
-              <w:right w:type="dxa" w:w="100"/>
-            </w:tcMar>
-          </w:tcPr>
-          <w:p>
-            <w:r>
-              <w:t xml:space="preserve">Только DDR5; модули DDR4 не покажет</w:t>
-            </w:r>
-          </w:p>
-        </w:tc>
-      </w:tr>
-      <w:tr>
-        <w:tc>
-          <w:tcPr>
-            <w:tcW w:type="dxa" w:w="4300"/>
-            <w:tcBorders>
-              <w:top w:val="single" w:color="C7CCD6" w:sz="4"/>
-              <w:left w:val="single" w:color="C7CCD6" w:sz="4"/>
-              <w:bottom w:val="single" w:color="C7CCD6" w:sz="4"/>
-              <w:right w:val="single" w:color="C7CCD6" w:sz="4"/>
-            </w:tcBorders>
-            <w:tcMar>
-              <w:top w:type="dxa" w:w="60"/>
-              <w:left w:type="dxa" w:w="100"/>
-              <w:bottom w:type="dxa" w:w="60"/>
-              <w:right w:type="dxa" w:w="100"/>
-            </w:tcMar>
-          </w:tcPr>
-          <w:p>
-            <w:r>
-              <w:t xml:space="preserve">кабель hdmi 2м</w:t>
-            </w:r>
-          </w:p>
-        </w:tc>
-        <w:tc>
-          <w:tcPr>
-            <w:tcW w:type="dxa" w:w="5338"/>
-            <w:tcBorders>
-              <w:top w:val="single" w:color="C7CCD6" w:sz="4"/>
-              <w:left w:val="single" w:color="C7CCD6" w:sz="4"/>
-              <w:bottom w:val="single" w:color="C7CCD6" w:sz="4"/>
-              <w:right w:val="single" w:color="C7CCD6" w:sz="4"/>
-            </w:tcBorders>
-            <w:tcMar>
-              <w:top w:type="dxa" w:w="60"/>
-              <w:left w:type="dxa" w:w="100"/>
-              <w:bottom w:type="dxa" w:w="60"/>
-              <w:right w:type="dxa" w:w="100"/>
-            </w:tcMar>
-          </w:tcPr>
-          <w:p>
-            <w:r>
-              <w:t xml:space="preserve">Кабели HDMI–HDMI; переходники HDMI–DVI не покажет</w:t>
-            </w:r>
-          </w:p>
-        </w:tc>
-      </w:tr>
-      <w:tr>
-        <w:tc>
-          <w:tcPr>
-            <w:tcW w:type="dxa" w:w="4300"/>
-            <w:tcBorders>
-              <w:top w:val="single" w:color="C7CCD6" w:sz="4"/>
-              <w:left w:val="single" w:color="C7CCD6" w:sz="4"/>
-              <w:bottom w:val="single" w:color="C7CCD6" w:sz="4"/>
-              <w:right w:val="single" w:color="C7CCD6" w:sz="4"/>
-            </w:tcBorders>
-            <w:shd w:fill="F5F7FB" w:color="auto" w:val="clear"/>
-            <w:tcMar>
-              <w:top w:type="dxa" w:w="60"/>
-              <w:left w:type="dxa" w:w="100"/>
-              <w:bottom w:type="dxa" w:w="60"/>
-              <w:right w:type="dxa" w:w="100"/>
-            </w:tcMar>
-          </w:tcPr>
-          <w:p>
-            <w:r>
-              <w:t xml:space="preserve">ssd без б/у</w:t>
-            </w:r>
-          </w:p>
-        </w:tc>
-        <w:tc>
-          <w:tcPr>
-            <w:tcW w:type="dxa" w:w="5338"/>
-            <w:tcBorders>
-              <w:top w:val="single" w:color="C7CCD6" w:sz="4"/>
-              <w:left w:val="single" w:color="C7CCD6" w:sz="4"/>
-              <w:bottom w:val="single" w:color="C7CCD6" w:sz="4"/>
-              <w:right w:val="single" w:color="C7CCD6" w:sz="4"/>
-            </w:tcBorders>
-            <w:shd w:fill="F5F7FB" w:color="auto" w:val="clear"/>
-            <w:tcMar>
-              <w:top w:type="dxa" w:w="60"/>
-              <w:left w:type="dxa" w:w="100"/>
-              <w:bottom w:type="dxa" w:w="60"/>
-              <w:right w:type="dxa" w:w="100"/>
-            </w:tcMar>
-          </w:tcPr>
-          <w:p>
-            <w:r>
-              <w:t xml:space="preserve">Только новые</w:t>
-            </w:r>
-          </w:p>
-        </w:tc>
-      </w:tr>
-    </w:tbl>
+        <w:t xml:space="preserve">Рис. 2. Панель фильтров с флажком «Только подешевевшие»</w:t>
+      </w:r>
+    </w:p>
     <w:p>
       <w:pPr>
         <w:keepNext/>
@@ -4040,7 +1915,7 @@
       <w:r>
         <w:drawing>
           <wp:inline distT="0" distB="0" distL="0" distR="0">
-            <wp:extent cx="5905500" cy="3695700"/>
+            <wp:extent cx="5905500" cy="285750"/>
             <wp:effectExtent t="0" r="0" b="0" l="0"/>
             <wp:docPr id="3" name="" descr="" title=""/>
             <wp:cNvGraphicFramePr>
@@ -4065,7 +1940,7 @@
                   <pic:spPr bwMode="auto">
                     <a:xfrm>
                       <a:off x="0" y="0"/>
-                      <a:ext cx="5905500" cy="3695700"/>
+                      <a:ext cx="5905500" cy="285750"/>
                     </a:xfrm>
                     <a:prstGeom prst="rect">
                       <a:avLst/>
@@ -4091,25 +1966,7 @@
           <w:sz w:val="18"/>
           <w:szCs w:val="18"/>
         </w:rPr>
-        <w:t xml:space="preserve">Рис. 3. Главный экран и строка поиска</w:t>
-      </w:r>
-    </w:p>
-    <w:p>
-      <w:pPr>
-        <w:pStyle w:val="Heading2"/>
-      </w:pPr>
-      <w:bookmarkStart w:name="_Toc15" w:id="15"/>
-      <w:r>
-        <w:t xml:space="preserve">6.2. Выбор поставщиков</w:t>
-      </w:r>
-      <w:bookmarkEnd w:id="15"/>
-    </w:p>
-    <w:p>
-      <w:pPr>
-        <w:spacing w:after="120"/>
-      </w:pPr>
-      <w:r>
-        <w:t xml:space="preserve">Под строкой поиска можно отметить источники. По умолчанию опрашиваются все включённые. Выбор запоминается в браузере.</w:t>
+        <w:t xml:space="preserve">Рис. 3. Над таблицей: фильтр (клавиша «/»), «Ссылка на поиск», «Таблица в CSV»</w:t>
       </w:r>
     </w:p>
     <w:p>
@@ -4121,7 +1978,7 @@
       <w:r>
         <w:drawing>
           <wp:inline distT="0" distB="0" distL="0" distR="0">
-            <wp:extent cx="5905500" cy="1724025"/>
+            <wp:extent cx="5905500" cy="276225"/>
             <wp:effectExtent t="0" r="0" b="0" l="0"/>
             <wp:docPr id="4" name="" descr="" title=""/>
             <wp:cNvGraphicFramePr>
@@ -4146,7 +2003,7 @@
                   <pic:spPr bwMode="auto">
                     <a:xfrm>
                       <a:off x="0" y="0"/>
-                      <a:ext cx="5905500" cy="1724025"/>
+                      <a:ext cx="5905500" cy="276225"/>
                     </a:xfrm>
                     <a:prstGeom prst="rect">
                       <a:avLst/>
@@ -4172,27 +2029,265 @@
           <w:sz w:val="18"/>
           <w:szCs w:val="18"/>
         </w:rPr>
-        <w:t xml:space="preserve">Рис. 4. Выбор поставщиков</w:t>
+        <w:t xml:space="preserve">Рис. 4. Под таблицей: «Строк на странице» и переход по страницам</w:t>
       </w:r>
     </w:p>
     <w:p>
       <w:pPr>
         <w:pStyle w:val="Heading2"/>
       </w:pPr>
-      <w:bookmarkStart w:name="_Toc16" w:id="16"/>
-      <w:r>
-        <w:t xml:space="preserve">6.3. История запросов</w:t>
-      </w:r>
-      <w:bookmarkEnd w:id="16"/>
-    </w:p>
-    <w:p>
-      <w:pPr>
-        <w:spacing w:after="120"/>
-      </w:pPr>
-      <w:r>
-        <w:t xml:space="preserve">Последние запросы сохраняются в истории: их можно повторить одним нажатием или удалить.</w:t>
-      </w:r>
-    </w:p>
+      <w:bookmarkStart w:name="_Toc4" w:id="4"/>
+      <w:r>
+        <w:t xml:space="preserve">1.2. Совместная работа</w:t>
+      </w:r>
+      <w:bookmarkEnd w:id="4"/>
+    </w:p>
+    <w:tbl>
+      <w:tblPr>
+        <w:tblW w:type="dxa" w:w="9638"/>
+        <w:tblBorders>
+          <w:top w:val="single" w:color="auto" w:sz="4"/>
+          <w:left w:val="single" w:color="auto" w:sz="4"/>
+          <w:bottom w:val="single" w:color="auto" w:sz="4"/>
+          <w:right w:val="single" w:color="auto" w:sz="4"/>
+          <w:insideH w:val="single" w:color="auto" w:sz="4"/>
+          <w:insideV w:val="single" w:color="auto" w:sz="4"/>
+        </w:tblBorders>
+      </w:tblPr>
+      <w:tblGrid>
+        <w:gridCol w:w="2300"/>
+        <w:gridCol w:w="5000"/>
+        <w:gridCol w:w="2338"/>
+      </w:tblGrid>
+      <w:tr>
+        <w:trPr>
+          <w:tblHeader/>
+        </w:trPr>
+        <w:tc>
+          <w:tcPr>
+            <w:tcW w:type="dxa" w:w="2300"/>
+            <w:tcBorders>
+              <w:top w:val="single" w:color="C7CCD6" w:sz="4"/>
+              <w:left w:val="single" w:color="C7CCD6" w:sz="4"/>
+              <w:bottom w:val="single" w:color="C7CCD6" w:sz="4"/>
+              <w:right w:val="single" w:color="C7CCD6" w:sz="4"/>
+            </w:tcBorders>
+            <w:shd w:fill="1E3A8A" w:color="auto" w:val="clear"/>
+            <w:tcMar>
+              <w:top w:type="dxa" w:w="60"/>
+              <w:left w:type="dxa" w:w="100"/>
+              <w:bottom w:type="dxa" w:w="60"/>
+              <w:right w:type="dxa" w:w="100"/>
+            </w:tcMar>
+          </w:tcPr>
+          <w:p>
+            <w:r>
+              <w:rPr>
+                <w:b/>
+                <w:bCs/>
+                <w:color w:val="FFFFFF"/>
+              </w:rPr>
+              <w:t xml:space="preserve">Функция</w:t>
+            </w:r>
+          </w:p>
+        </w:tc>
+        <w:tc>
+          <w:tcPr>
+            <w:tcW w:type="dxa" w:w="5000"/>
+            <w:tcBorders>
+              <w:top w:val="single" w:color="C7CCD6" w:sz="4"/>
+              <w:left w:val="single" w:color="C7CCD6" w:sz="4"/>
+              <w:bottom w:val="single" w:color="C7CCD6" w:sz="4"/>
+              <w:right w:val="single" w:color="C7CCD6" w:sz="4"/>
+            </w:tcBorders>
+            <w:shd w:fill="1E3A8A" w:color="auto" w:val="clear"/>
+            <w:tcMar>
+              <w:top w:type="dxa" w:w="60"/>
+              <w:left w:type="dxa" w:w="100"/>
+              <w:bottom w:type="dxa" w:w="60"/>
+              <w:right w:type="dxa" w:w="100"/>
+            </w:tcMar>
+          </w:tcPr>
+          <w:p>
+            <w:r>
+              <w:rPr>
+                <w:b/>
+                <w:bCs/>
+                <w:color w:val="FFFFFF"/>
+              </w:rPr>
+              <w:t xml:space="preserve">Что даёт закупщику</w:t>
+            </w:r>
+          </w:p>
+        </w:tc>
+        <w:tc>
+          <w:tcPr>
+            <w:tcW w:type="dxa" w:w="2338"/>
+            <w:tcBorders>
+              <w:top w:val="single" w:color="C7CCD6" w:sz="4"/>
+              <w:left w:val="single" w:color="C7CCD6" w:sz="4"/>
+              <w:bottom w:val="single" w:color="C7CCD6" w:sz="4"/>
+              <w:right w:val="single" w:color="C7CCD6" w:sz="4"/>
+            </w:tcBorders>
+            <w:shd w:fill="1E3A8A" w:color="auto" w:val="clear"/>
+            <w:tcMar>
+              <w:top w:type="dxa" w:w="60"/>
+              <w:left w:type="dxa" w:w="100"/>
+              <w:bottom w:type="dxa" w:w="60"/>
+              <w:right w:type="dxa" w:w="100"/>
+            </w:tcMar>
+          </w:tcPr>
+          <w:p>
+            <w:r>
+              <w:rPr>
+                <w:b/>
+                <w:bCs/>
+                <w:color w:val="FFFFFF"/>
+              </w:rPr>
+              <w:t xml:space="preserve">Где смотреть</w:t>
+            </w:r>
+          </w:p>
+        </w:tc>
+      </w:tr>
+      <w:tr>
+        <w:tc>
+          <w:tcPr>
+            <w:tcW w:type="dxa" w:w="2300"/>
+            <w:tcBorders>
+              <w:top w:val="single" w:color="C7CCD6" w:sz="4"/>
+              <w:left w:val="single" w:color="C7CCD6" w:sz="4"/>
+              <w:bottom w:val="single" w:color="C7CCD6" w:sz="4"/>
+              <w:right w:val="single" w:color="C7CCD6" w:sz="4"/>
+            </w:tcBorders>
+            <w:tcMar>
+              <w:top w:type="dxa" w:w="60"/>
+              <w:left w:type="dxa" w:w="100"/>
+              <w:bottom w:type="dxa" w:w="60"/>
+              <w:right w:type="dxa" w:w="100"/>
+            </w:tcMar>
+          </w:tcPr>
+          <w:p>
+            <w:r>
+              <w:t xml:space="preserve">«Ссылка на поиск»</w:t>
+            </w:r>
+          </w:p>
+        </w:tc>
+        <w:tc>
+          <w:tcPr>
+            <w:tcW w:type="dxa" w:w="5000"/>
+            <w:tcBorders>
+              <w:top w:val="single" w:color="C7CCD6" w:sz="4"/>
+              <w:left w:val="single" w:color="C7CCD6" w:sz="4"/>
+              <w:bottom w:val="single" w:color="C7CCD6" w:sz="4"/>
+              <w:right w:val="single" w:color="C7CCD6" w:sz="4"/>
+            </w:tcBorders>
+            <w:tcMar>
+              <w:top w:type="dxa" w:w="60"/>
+              <w:left w:type="dxa" w:w="100"/>
+              <w:bottom w:type="dxa" w:w="60"/>
+              <w:right w:type="dxa" w:w="100"/>
+            </w:tcMar>
+          </w:tcPr>
+          <w:p>
+            <w:r>
+              <w:t xml:space="preserve">Копирует ссылку: коллега открывает её, входит в систему — и у него запускается тот же поиск на той же вкладке. Цен в ссылке нет, поиск выполняется заново</w:t>
+            </w:r>
+          </w:p>
+        </w:tc>
+        <w:tc>
+          <w:tcPr>
+            <w:tcW w:type="dxa" w:w="2338"/>
+            <w:tcBorders>
+              <w:top w:val="single" w:color="C7CCD6" w:sz="4"/>
+              <w:left w:val="single" w:color="C7CCD6" w:sz="4"/>
+              <w:bottom w:val="single" w:color="C7CCD6" w:sz="4"/>
+              <w:right w:val="single" w:color="C7CCD6" w:sz="4"/>
+            </w:tcBorders>
+            <w:tcMar>
+              <w:top w:type="dxa" w:w="60"/>
+              <w:left w:type="dxa" w:w="100"/>
+              <w:bottom w:type="dxa" w:w="60"/>
+              <w:right w:type="dxa" w:w="100"/>
+            </w:tcMar>
+          </w:tcPr>
+          <w:p>
+            <w:r>
+              <w:t xml:space="preserve">Над таблицей</w:t>
+            </w:r>
+          </w:p>
+        </w:tc>
+      </w:tr>
+      <w:tr>
+        <w:tc>
+          <w:tcPr>
+            <w:tcW w:type="dxa" w:w="2300"/>
+            <w:tcBorders>
+              <w:top w:val="single" w:color="C7CCD6" w:sz="4"/>
+              <w:left w:val="single" w:color="C7CCD6" w:sz="4"/>
+              <w:bottom w:val="single" w:color="C7CCD6" w:sz="4"/>
+              <w:right w:val="single" w:color="C7CCD6" w:sz="4"/>
+            </w:tcBorders>
+            <w:shd w:fill="F5F7FB" w:color="auto" w:val="clear"/>
+            <w:tcMar>
+              <w:top w:type="dxa" w:w="60"/>
+              <w:left w:type="dxa" w:w="100"/>
+              <w:bottom w:type="dxa" w:w="60"/>
+              <w:right w:type="dxa" w:w="100"/>
+            </w:tcMar>
+          </w:tcPr>
+          <w:p>
+            <w:r>
+              <w:t xml:space="preserve">«Копировать» в карточке</w:t>
+            </w:r>
+          </w:p>
+        </w:tc>
+        <w:tc>
+          <w:tcPr>
+            <w:tcW w:type="dxa" w:w="5000"/>
+            <w:tcBorders>
+              <w:top w:val="single" w:color="C7CCD6" w:sz="4"/>
+              <w:left w:val="single" w:color="C7CCD6" w:sz="4"/>
+              <w:bottom w:val="single" w:color="C7CCD6" w:sz="4"/>
+              <w:right w:val="single" w:color="C7CCD6" w:sz="4"/>
+            </w:tcBorders>
+            <w:shd w:fill="F5F7FB" w:color="auto" w:val="clear"/>
+            <w:tcMar>
+              <w:top w:type="dxa" w:w="60"/>
+              <w:left w:type="dxa" w:w="100"/>
+              <w:bottom w:type="dxa" w:w="60"/>
+              <w:right w:type="dxa" w:w="100"/>
+            </w:tcMar>
+          </w:tcPr>
+          <w:p>
+            <w:r>
+              <w:t xml:space="preserve">Кладёт в буфер текст для письма или заявки: поставщик, товар, цена с условием, наличие и ссылка</w:t>
+            </w:r>
+          </w:p>
+        </w:tc>
+        <w:tc>
+          <w:tcPr>
+            <w:tcW w:type="dxa" w:w="2338"/>
+            <w:tcBorders>
+              <w:top w:val="single" w:color="C7CCD6" w:sz="4"/>
+              <w:left w:val="single" w:color="C7CCD6" w:sz="4"/>
+              <w:bottom w:val="single" w:color="C7CCD6" w:sz="4"/>
+              <w:right w:val="single" w:color="C7CCD6" w:sz="4"/>
+            </w:tcBorders>
+            <w:shd w:fill="F5F7FB" w:color="auto" w:val="clear"/>
+            <w:tcMar>
+              <w:top w:type="dxa" w:w="60"/>
+              <w:left w:type="dxa" w:w="100"/>
+              <w:bottom w:type="dxa" w:w="60"/>
+              <w:right w:type="dxa" w:w="100"/>
+            </w:tcMar>
+          </w:tcPr>
+          <w:p>
+            <w:r>
+              <w:t xml:space="preserve">Карточка предложения</w:t>
+            </w:r>
+          </w:p>
+        </w:tc>
+      </w:tr>
+    </w:tbl>
     <w:p>
       <w:pPr>
         <w:keepNext/>
@@ -4202,7 +2297,7 @@
       <w:r>
         <w:drawing>
           <wp:inline distT="0" distB="0" distL="0" distR="0">
-            <wp:extent cx="5905500" cy="2133600"/>
+            <wp:extent cx="3609975" cy="733425"/>
             <wp:effectExtent t="0" r="0" b="0" l="0"/>
             <wp:docPr id="5" name="" descr="" title=""/>
             <wp:cNvGraphicFramePr>
@@ -4227,7 +2322,7 @@
                   <pic:spPr bwMode="auto">
                     <a:xfrm>
                       <a:off x="0" y="0"/>
-                      <a:ext cx="5905500" cy="2133600"/>
+                      <a:ext cx="3609975" cy="733425"/>
                     </a:xfrm>
                     <a:prstGeom prst="rect">
                       <a:avLst/>
@@ -4253,26 +2348,77 @@
           <w:sz w:val="18"/>
           <w:szCs w:val="18"/>
         </w:rPr>
-        <w:t xml:space="preserve">Рис. 5. История запросов</w:t>
-      </w:r>
-    </w:p>
-    <w:p>
-      <w:pPr>
-        <w:pStyle w:val="Heading1"/>
-        <w:pageBreakBefore/>
-      </w:pPr>
-      <w:bookmarkStart w:name="_Toc17" w:id="17"/>
-      <w:r>
-        <w:t xml:space="preserve">7. Результаты поиска</w:t>
-      </w:r>
-      <w:bookmarkEnd w:id="17"/>
-    </w:p>
-    <w:p>
-      <w:pPr>
-        <w:spacing w:after="120"/>
-      </w:pPr>
-      <w:r>
-        <w:t xml:space="preserve">Источники отвечают постепенно: строки появляются сразу, а порядок уточняется по мере прихода новых данных. Когда сбор завершён, первые три строки дополнительно проверяются на карточке товара (6.6).</w:t>
+        <w:t xml:space="preserve">Рис. 5. Кнопки карточки предложения: «Копировать» — текст для письма или заявки</w:t>
+      </w:r>
+    </w:p>
+    <w:p>
+      <w:pPr>
+        <w:pStyle w:val="Heading2"/>
+      </w:pPr>
+      <w:bookmarkStart w:name="_Toc5" w:id="5"/>
+      <w:r>
+        <w:t xml:space="preserve">1.3. Внешний вид и подсказки</w:t>
+      </w:r>
+      <w:bookmarkEnd w:id="5"/>
+    </w:p>
+    <w:p>
+      <w:pPr>
+        <w:pStyle w:val="ListParagraph"/>
+        <w:numPr>
+          <w:ilvl w:val="0"/>
+          <w:numId w:val="2"/>
+        </w:numPr>
+        <w:spacing w:after="60"/>
+      </w:pPr>
+      <w:r>
+        <w:rPr>
+          <w:b/>
+          <w:bCs/>
+        </w:rPr>
+        <w:t xml:space="preserve">Тёмная тема.</w:t>
+      </w:r>
+      <w:r>
+        <w:t xml:space="preserve"> На компьютере кнопка в верхней панели переключает по кругу: как в системе (◐) → светлая (☀) → тёмная (☾); выбор запоминается. На телефоне тема следует настройке системы.</w:t>
+      </w:r>
+    </w:p>
+    <w:p>
+      <w:pPr>
+        <w:pStyle w:val="ListParagraph"/>
+        <w:numPr>
+          <w:ilvl w:val="0"/>
+          <w:numId w:val="2"/>
+        </w:numPr>
+        <w:spacing w:after="60"/>
+      </w:pPr>
+      <w:r>
+        <w:rPr>
+          <w:b/>
+          <w:bCs/>
+        </w:rPr>
+        <w:t xml:space="preserve">Подсказки для новичка.</w:t>
+      </w:r>
+      <w:r>
+        <w:t xml:space="preserve"> Над первой таблицей результатов один раз показывается короткая памятка; после нажатия × она больше не появляется.</w:t>
+      </w:r>
+    </w:p>
+    <w:p>
+      <w:pPr>
+        <w:pStyle w:val="ListParagraph"/>
+        <w:numPr>
+          <w:ilvl w:val="0"/>
+          <w:numId w:val="2"/>
+        </w:numPr>
+        <w:spacing w:after="60"/>
+      </w:pPr>
+      <w:r>
+        <w:rPr>
+          <w:b/>
+          <w:bCs/>
+        </w:rPr>
+        <w:t xml:space="preserve">Горячие клавиши.</w:t>
+      </w:r>
+      <w:r>
+        <w:t xml:space="preserve"> «/» — перейти в фильтр таблицы, Esc в нём — очистить; Ctrl+K — строка поиска.</w:t>
       </w:r>
     </w:p>
     <w:p>
@@ -4284,7 +2430,7 @@
       <w:r>
         <w:drawing>
           <wp:inline distT="0" distB="0" distL="0" distR="0">
-            <wp:extent cx="5905500" cy="3695700"/>
+            <wp:extent cx="5905500" cy="990600"/>
             <wp:effectExtent t="0" r="0" b="0" l="0"/>
             <wp:docPr id="6" name="" descr="" title=""/>
             <wp:cNvGraphicFramePr>
@@ -4309,7 +2455,7 @@
                   <pic:spPr bwMode="auto">
                     <a:xfrm>
                       <a:off x="0" y="0"/>
-                      <a:ext cx="5905500" cy="3695700"/>
+                      <a:ext cx="5905500" cy="990600"/>
                     </a:xfrm>
                     <a:prstGeom prst="rect">
                       <a:avLst/>
@@ -4335,273 +2481,9 @@
           <w:sz w:val="18"/>
           <w:szCs w:val="18"/>
         </w:rPr>
-        <w:t xml:space="preserve">Рис. 6. Экран результатов: сводка, таблица и панель ИИ-копайлота</w:t>
-      </w:r>
-    </w:p>
-    <w:p>
-      <w:pPr>
-        <w:pStyle w:val="Heading2"/>
-      </w:pPr>
-      <w:bookmarkStart w:name="_Toc18" w:id="18"/>
-      <w:r>
-        <w:t xml:space="preserve">7.1. Вкладки «Маркетплейсы» и «Дистрибуторы»</w:t>
-      </w:r>
-      <w:bookmarkEnd w:id="18"/>
-    </w:p>
-    <w:p>
-      <w:pPr>
-        <w:spacing w:after="120"/>
-      </w:pPr>
-      <w:r>
-        <w:t xml:space="preserve">Таблица разделена на две вкладки, у каждой — счётчик строк. По умолчанию открыты маркетплейсы; если они ничего не нашли — дистрибуторы. Фильтры, сортировка, список поставщиков и страницы работают внутри открытой вкладки.</w:t>
-      </w:r>
-    </w:p>
-    <w:tbl>
-      <w:tblPr>
-        <w:tblW w:type="dxa" w:w="9638"/>
-        <w:tblBorders>
-          <w:top w:val="single" w:color="auto" w:sz="4"/>
-          <w:left w:val="single" w:color="auto" w:sz="4"/>
-          <w:bottom w:val="single" w:color="auto" w:sz="4"/>
-          <w:right w:val="single" w:color="auto" w:sz="4"/>
-          <w:insideH w:val="single" w:color="auto" w:sz="4"/>
-          <w:insideV w:val="single" w:color="auto" w:sz="4"/>
-        </w:tblBorders>
-      </w:tblPr>
-      <w:tblGrid>
-        <w:gridCol w:w="1900"/>
-        <w:gridCol w:w="3500"/>
-        <w:gridCol w:w="4238"/>
-      </w:tblGrid>
-      <w:tr>
-        <w:trPr>
-          <w:tblHeader/>
-        </w:trPr>
-        <w:tc>
-          <w:tcPr>
-            <w:tcW w:type="dxa" w:w="1900"/>
-            <w:tcBorders>
-              <w:top w:val="single" w:color="C7CCD6" w:sz="4"/>
-              <w:left w:val="single" w:color="C7CCD6" w:sz="4"/>
-              <w:bottom w:val="single" w:color="C7CCD6" w:sz="4"/>
-              <w:right w:val="single" w:color="C7CCD6" w:sz="4"/>
-            </w:tcBorders>
-            <w:shd w:fill="1E3A8A" w:color="auto" w:val="clear"/>
-            <w:tcMar>
-              <w:top w:type="dxa" w:w="60"/>
-              <w:left w:type="dxa" w:w="100"/>
-              <w:bottom w:type="dxa" w:w="60"/>
-              <w:right w:type="dxa" w:w="100"/>
-            </w:tcMar>
-          </w:tcPr>
-          <w:p>
-            <w:r>
-              <w:rPr>
-                <w:b/>
-                <w:bCs/>
-                <w:color w:val="FFFFFF"/>
-              </w:rPr>
-              <w:t xml:space="preserve">Вкладка</w:t>
-            </w:r>
-          </w:p>
-        </w:tc>
-        <w:tc>
-          <w:tcPr>
-            <w:tcW w:type="dxa" w:w="3500"/>
-            <w:tcBorders>
-              <w:top w:val="single" w:color="C7CCD6" w:sz="4"/>
-              <w:left w:val="single" w:color="C7CCD6" w:sz="4"/>
-              <w:bottom w:val="single" w:color="C7CCD6" w:sz="4"/>
-              <w:right w:val="single" w:color="C7CCD6" w:sz="4"/>
-            </w:tcBorders>
-            <w:shd w:fill="1E3A8A" w:color="auto" w:val="clear"/>
-            <w:tcMar>
-              <w:top w:type="dxa" w:w="60"/>
-              <w:left w:type="dxa" w:w="100"/>
-              <w:bottom w:type="dxa" w:w="60"/>
-              <w:right w:type="dxa" w:w="100"/>
-            </w:tcMar>
-          </w:tcPr>
-          <w:p>
-            <w:r>
-              <w:rPr>
-                <w:b/>
-                <w:bCs/>
-                <w:color w:val="FFFFFF"/>
-              </w:rPr>
-              <w:t xml:space="preserve">Кто там</w:t>
-            </w:r>
-          </w:p>
-        </w:tc>
-        <w:tc>
-          <w:tcPr>
-            <w:tcW w:type="dxa" w:w="4238"/>
-            <w:tcBorders>
-              <w:top w:val="single" w:color="C7CCD6" w:sz="4"/>
-              <w:left w:val="single" w:color="C7CCD6" w:sz="4"/>
-              <w:bottom w:val="single" w:color="C7CCD6" w:sz="4"/>
-              <w:right w:val="single" w:color="C7CCD6" w:sz="4"/>
-            </w:tcBorders>
-            <w:shd w:fill="1E3A8A" w:color="auto" w:val="clear"/>
-            <w:tcMar>
-              <w:top w:type="dxa" w:w="60"/>
-              <w:left w:type="dxa" w:w="100"/>
-              <w:bottom w:type="dxa" w:w="60"/>
-              <w:right w:type="dxa" w:w="100"/>
-            </w:tcMar>
-          </w:tcPr>
-          <w:p>
-            <w:r>
-              <w:rPr>
-                <w:b/>
-                <w:bCs/>
-                <w:color w:val="FFFFFF"/>
-              </w:rPr>
-              <w:t xml:space="preserve">Что важно знать</w:t>
-            </w:r>
-          </w:p>
-        </w:tc>
-      </w:tr>
-      <w:tr>
-        <w:tc>
-          <w:tcPr>
-            <w:tcW w:type="dxa" w:w="1900"/>
-            <w:tcBorders>
-              <w:top w:val="single" w:color="C7CCD6" w:sz="4"/>
-              <w:left w:val="single" w:color="C7CCD6" w:sz="4"/>
-              <w:bottom w:val="single" w:color="C7CCD6" w:sz="4"/>
-              <w:right w:val="single" w:color="C7CCD6" w:sz="4"/>
-            </w:tcBorders>
-            <w:tcMar>
-              <w:top w:type="dxa" w:w="60"/>
-              <w:left w:type="dxa" w:w="100"/>
-              <w:bottom w:type="dxa" w:w="60"/>
-              <w:right w:type="dxa" w:w="100"/>
-            </w:tcMar>
-          </w:tcPr>
-          <w:p>
-            <w:r>
-              <w:t xml:space="preserve">Маркетплейсы</w:t>
-            </w:r>
-          </w:p>
-        </w:tc>
-        <w:tc>
-          <w:tcPr>
-            <w:tcW w:type="dxa" w:w="3500"/>
-            <w:tcBorders>
-              <w:top w:val="single" w:color="C7CCD6" w:sz="4"/>
-              <w:left w:val="single" w:color="C7CCD6" w:sz="4"/>
-              <w:bottom w:val="single" w:color="C7CCD6" w:sz="4"/>
-              <w:right w:val="single" w:color="C7CCD6" w:sz="4"/>
-            </w:tcBorders>
-            <w:tcMar>
-              <w:top w:type="dxa" w:w="60"/>
-              <w:left w:type="dxa" w:w="100"/>
-              <w:bottom w:type="dxa" w:w="60"/>
-              <w:right w:type="dxa" w:w="100"/>
-            </w:tcMar>
-          </w:tcPr>
-          <w:p>
-            <w:r>
-              <w:t xml:space="preserve">Wildberries, Ozon, Авито, Ситилинк, AliExpress</w:t>
-            </w:r>
-          </w:p>
-        </w:tc>
-        <w:tc>
-          <w:tcPr>
-            <w:tcW w:type="dxa" w:w="4238"/>
-            <w:tcBorders>
-              <w:top w:val="single" w:color="C7CCD6" w:sz="4"/>
-              <w:left w:val="single" w:color="C7CCD6" w:sz="4"/>
-              <w:bottom w:val="single" w:color="C7CCD6" w:sz="4"/>
-              <w:right w:val="single" w:color="C7CCD6" w:sz="4"/>
-            </w:tcBorders>
-            <w:tcMar>
-              <w:top w:type="dxa" w:w="60"/>
-              <w:left w:type="dxa" w:w="100"/>
-              <w:bottom w:type="dxa" w:w="60"/>
-              <w:right w:type="dxa" w:w="100"/>
-            </w:tcMar>
-          </w:tcPr>
-          <w:p>
-            <w:r>
-              <w:t xml:space="preserve">Розничные цены; оплата и документы — по условиям продавца. На Авито много б/у</w:t>
-            </w:r>
-          </w:p>
-        </w:tc>
-      </w:tr>
-      <w:tr>
-        <w:tc>
-          <w:tcPr>
-            <w:tcW w:type="dxa" w:w="1900"/>
-            <w:tcBorders>
-              <w:top w:val="single" w:color="C7CCD6" w:sz="4"/>
-              <w:left w:val="single" w:color="C7CCD6" w:sz="4"/>
-              <w:bottom w:val="single" w:color="C7CCD6" w:sz="4"/>
-              <w:right w:val="single" w:color="C7CCD6" w:sz="4"/>
-            </w:tcBorders>
-            <w:shd w:fill="F5F7FB" w:color="auto" w:val="clear"/>
-            <w:tcMar>
-              <w:top w:type="dxa" w:w="60"/>
-              <w:left w:type="dxa" w:w="100"/>
-              <w:bottom w:type="dxa" w:w="60"/>
-              <w:right w:type="dxa" w:w="100"/>
-            </w:tcMar>
-          </w:tcPr>
-          <w:p>
-            <w:r>
-              <w:t xml:space="preserve">Дистрибуторы</w:t>
-            </w:r>
-          </w:p>
-        </w:tc>
-        <w:tc>
-          <w:tcPr>
-            <w:tcW w:type="dxa" w:w="3500"/>
-            <w:tcBorders>
-              <w:top w:val="single" w:color="C7CCD6" w:sz="4"/>
-              <w:left w:val="single" w:color="C7CCD6" w:sz="4"/>
-              <w:bottom w:val="single" w:color="C7CCD6" w:sz="4"/>
-              <w:right w:val="single" w:color="C7CCD6" w:sz="4"/>
-            </w:tcBorders>
-            <w:shd w:fill="F5F7FB" w:color="auto" w:val="clear"/>
-            <w:tcMar>
-              <w:top w:type="dxa" w:w="60"/>
-              <w:left w:type="dxa" w:w="100"/>
-              <w:bottom w:type="dxa" w:w="60"/>
-              <w:right w:type="dxa" w:w="100"/>
-            </w:tcMar>
-          </w:tcPr>
-          <w:p>
-            <w:r>
-              <w:t xml:space="preserve">NETLAB, СРВТрейд, Servermall (позже OCS, MERLION, Treolan)</w:t>
-            </w:r>
-          </w:p>
-        </w:tc>
-        <w:tc>
-          <w:tcPr>
-            <w:tcW w:type="dxa" w:w="4238"/>
-            <w:tcBorders>
-              <w:top w:val="single" w:color="C7CCD6" w:sz="4"/>
-              <w:left w:val="single" w:color="C7CCD6" w:sz="4"/>
-              <w:bottom w:val="single" w:color="C7CCD6" w:sz="4"/>
-              <w:right w:val="single" w:color="C7CCD6" w:sz="4"/>
-            </w:tcBorders>
-            <w:shd w:fill="F5F7FB" w:color="auto" w:val="clear"/>
-            <w:tcMar>
-              <w:top w:type="dxa" w:w="60"/>
-              <w:left w:type="dxa" w:w="100"/>
-              <w:bottom w:type="dxa" w:w="60"/>
-              <w:right w:type="dxa" w:w="100"/>
-            </w:tcMar>
-          </w:tcPr>
-          <w:p>
-            <w:r>
-              <w:t xml:space="preserve">Счёт с НДС и закрывающие документы. У NETLAB — дилерская цена, у СРВТрейд и Servermall — цена сайта</w:t>
-            </w:r>
-          </w:p>
-        </w:tc>
-      </w:tr>
-    </w:tbl>
+        <w:t xml:space="preserve">Рис. 6. Подсказки для нового пользователя над первой таблицей</w:t>
+      </w:r>
+    </w:p>
     <w:p>
       <w:pPr>
         <w:keepNext/>
@@ -4611,7 +2493,7 @@
       <w:r>
         <w:drawing>
           <wp:inline distT="0" distB="0" distL="0" distR="0">
-            <wp:extent cx="5905500" cy="7296150"/>
+            <wp:extent cx="5905500" cy="3695700"/>
             <wp:effectExtent t="0" r="0" b="0" l="0"/>
             <wp:docPr id="7" name="" descr="" title=""/>
             <wp:cNvGraphicFramePr>
@@ -4636,7 +2518,7 @@
                   <pic:spPr bwMode="auto">
                     <a:xfrm>
                       <a:off x="0" y="0"/>
-                      <a:ext cx="5905500" cy="7296150"/>
+                      <a:ext cx="5905500" cy="3695700"/>
                     </a:xfrm>
                     <a:prstGeom prst="rect">
                       <a:avLst/>
@@ -4662,7 +2544,7 @@
           <w:sz w:val="18"/>
           <w:szCs w:val="18"/>
         </w:rPr>
-        <w:t xml:space="preserve">Рис. 7. Вкладка «Маркетплейсы»</w:t>
+        <w:t xml:space="preserve">Рис. 7. Тёмная тема на компьютере</w:t>
       </w:r>
     </w:p>
     <w:p>
@@ -4674,7 +2556,7 @@
       <w:r>
         <w:drawing>
           <wp:inline distT="0" distB="0" distL="0" distR="0">
-            <wp:extent cx="5905500" cy="3133725"/>
+            <wp:extent cx="2857500" cy="6181725"/>
             <wp:effectExtent t="0" r="0" b="0" l="0"/>
             <wp:docPr id="8" name="" descr="" title=""/>
             <wp:cNvGraphicFramePr>
@@ -4699,7 +2581,7 @@
                   <pic:spPr bwMode="auto">
                     <a:xfrm>
                       <a:off x="0" y="0"/>
-                      <a:ext cx="5905500" cy="3133725"/>
+                      <a:ext cx="2857500" cy="6181725"/>
                     </a:xfrm>
                     <a:prstGeom prst="rect">
                       <a:avLst/>
@@ -4725,38 +2607,37 @@
           <w:sz w:val="18"/>
           <w:szCs w:val="18"/>
         </w:rPr>
-        <w:t xml:space="preserve">Рис. 8. Вкладка «Дистрибуторы»</w:t>
+        <w:t xml:space="preserve">Рис. 8. Тёмная тема на телефоне</w:t>
       </w:r>
     </w:p>
     <w:p>
       <w:pPr>
         <w:pStyle w:val="Heading2"/>
       </w:pPr>
-      <w:bookmarkStart w:name="_Toc19" w:id="19"/>
-      <w:r>
-        <w:t xml:space="preserve">7.2. Порядок строк</w:t>
-      </w:r>
-      <w:bookmarkEnd w:id="19"/>
-    </w:p>
-    <w:p>
-      <w:pPr>
-        <w:spacing w:after="120"/>
-      </w:pPr>
-      <w:r>
-        <w:t xml:space="preserve">Порядок по умолчанию — «По соответствию и наличию»:</w:t>
-      </w:r>
+      <w:bookmarkStart w:name="_Toc6" w:id="6"/>
+      <w:r>
+        <w:t xml:space="preserve">1.4. Точность выдачи</w:t>
+      </w:r>
+      <w:bookmarkEnd w:id="6"/>
     </w:p>
     <w:p>
       <w:pPr>
         <w:pStyle w:val="ListParagraph"/>
         <w:numPr>
           <w:ilvl w:val="0"/>
-          <w:numId w:val="3"/>
+          <w:numId w:val="2"/>
         </w:numPr>
         <w:spacing w:after="60"/>
       </w:pPr>
       <w:r>
-        <w:t xml:space="preserve">Сначала строки с точным или вероятным совпадением модели, затем аналоги, затем сомнительные.</w:t>
+        <w:rPr>
+          <w:b/>
+          <w:bCs/>
+        </w:rPr>
+        <w:t xml:space="preserve">Авито:</w:t>
+      </w:r>
+      <w:r>
+        <w:t xml:space="preserve"> состояние «новый» ставится, только если это написано в объявлении («новый», «в упаковке», «запечатан»); иначе — «не указано».</w:t>
       </w:r>
     </w:p>
     <w:p>
@@ -4764,12 +2645,19 @@
         <w:pStyle w:val="ListParagraph"/>
         <w:numPr>
           <w:ilvl w:val="0"/>
-          <w:numId w:val="3"/>
+          <w:numId w:val="2"/>
         </w:numPr>
         <w:spacing w:after="60"/>
       </w:pPr>
       <w:r>
-        <w:t xml:space="preserve">Внутри — сначала «в наличии», потом «не указано», потом «под заказ» и «нет в наличии».</w:t>
+        <w:rPr>
+          <w:b/>
+          <w:bCs/>
+        </w:rPr>
+        <w:t xml:space="preserve">Тип товара обязателен</w:t>
+      </w:r>
+      <w:r>
+        <w:t xml:space="preserve"> для картриджей, ИБП и кабелей: по запросу «картридж 5120» больше не попадаются детали с тем же номером.</w:t>
       </w:r>
     </w:p>
     <w:p>
@@ -4777,12 +2665,19 @@
         <w:pStyle w:val="ListParagraph"/>
         <w:numPr>
           <w:ilvl w:val="0"/>
-          <w:numId w:val="3"/>
+          <w:numId w:val="2"/>
         </w:numPr>
         <w:spacing w:after="60"/>
       </w:pPr>
       <w:r>
-        <w:t xml:space="preserve">Новые — раньше витринных, восстановленных и б/у; затем по цене.</w:t>
+        <w:rPr>
+          <w:b/>
+          <w:bCs/>
+        </w:rPr>
+        <w:t xml:space="preserve">Аксессуары отсекаются:</w:t>
+      </w:r>
+      <w:r>
+        <w:t xml:space="preserve"> адаптеры, переходники, шлейфы и салазки не показываются, когда ищут само устройство.</w:t>
       </w:r>
     </w:p>
     <w:p>
@@ -4790,38 +2685,99 @@
         <w:pStyle w:val="ListParagraph"/>
         <w:numPr>
           <w:ilvl w:val="0"/>
-          <w:numId w:val="3"/>
+          <w:numId w:val="2"/>
         </w:numPr>
         <w:spacing w:after="60"/>
       </w:pPr>
       <w:r>
-        <w:t xml:space="preserve">Строки «Цена под сомнением» и «требует уточнения» всегда ниже остальных.</w:t>
-      </w:r>
+        <w:rPr>
+          <w:b/>
+          <w:bCs/>
+        </w:rPr>
+        <w:t xml:space="preserve">Ночная проверка качества:</w:t>
+      </w:r>
+      <w:r>
+        <w:t xml:space="preserve"> автоматический замер поиска идёт в 02:00 МСК и не нагружает источники днём.</w:t>
+      </w:r>
+    </w:p>
+    <w:p>
+      <w:pPr>
+        <w:pStyle w:val="Heading2"/>
+      </w:pPr>
+      <w:bookmarkStart w:name="_Toc7" w:id="7"/>
+      <w:r>
+        <w:t xml:space="preserve">1.5. Ситилинк без ручного прогрева</w:t>
+      </w:r>
+      <w:bookmarkEnd w:id="7"/>
     </w:p>
     <w:p>
       <w:pPr>
         <w:spacing w:after="120"/>
       </w:pPr>
       <w:r>
-        <w:t xml:space="preserve">Сортировку можно сменить, нажав на заголовок столбца (цена, наличие и т.д.).</w:t>
-      </w:r>
-    </w:p>
-    <w:p>
-      <w:pPr>
-        <w:pStyle w:val="Heading2"/>
-      </w:pPr>
-      <w:bookmarkStart w:name="_Toc20" w:id="20"/>
-      <w:r>
-        <w:t xml:space="preserve">7.3. Фильтры и «чипы»</w:t>
-      </w:r>
-      <w:bookmarkEnd w:id="20"/>
-    </w:p>
-    <w:p>
-      <w:pPr>
-        <w:spacing w:after="120"/>
-      </w:pPr>
-      <w:r>
-        <w:t xml:space="preserve">Над таблицей — панель фильтров: «Только в наличии», «Максимальная цена», «Состояние товара», «Поставщик», «Комплектация». Каждый включённый фильтр показывается «чипом» — нажмите × на чипе, чтобы снять его, или «Сбросить всё». Фильтры, заданные в чате («только в наличии до 40 000»), появляются здесь же.</w:t>
+        <w:t xml:space="preserve">Ситилинк защищён системой Qrator: с адреса сервера (дата-центр) он отвечал ошибкой 429, и раньше администратору приходилось вручную «прогревать» браузер через VNC. С офисного адреса компании Ситилинк открывается обычным браузером без проверок. Поэтому с версии 0.0.4 поиск по Ситилинку выполняет </w:t>
+      </w:r>
+      <w:r>
+        <w:rPr>
+          <w:b/>
+          <w:bCs/>
+        </w:rPr>
+        <w:t xml:space="preserve">офисный агент</w:t>
+      </w:r>
+      <w:r>
+        <w:t xml:space="preserve"> — небольшая программа на офисном компьютере, к которой сервер обращается через защищённый туннель.</w:t>
+      </w:r>
+    </w:p>
+    <w:p>
+      <w:pPr>
+        <w:pStyle w:val="ListParagraph"/>
+        <w:numPr>
+          <w:ilvl w:val="0"/>
+          <w:numId w:val="2"/>
+        </w:numPr>
+        <w:spacing w:after="60"/>
+      </w:pPr>
+      <w:r>
+        <w:t xml:space="preserve">Закупщику ничего делать не нужно: Ситилинк просто появляется в результатах, как остальные источники.</w:t>
+      </w:r>
+    </w:p>
+    <w:p>
+      <w:pPr>
+        <w:pStyle w:val="ListParagraph"/>
+        <w:numPr>
+          <w:ilvl w:val="0"/>
+          <w:numId w:val="2"/>
+        </w:numPr>
+        <w:spacing w:after="60"/>
+      </w:pPr>
+      <w:r>
+        <w:t xml:space="preserve">В строке Ситилинка указана обычная цена; клубная (по карте лояльности) — в условии цены, например «Публичная цена (клубная 26 700 ₽)».</w:t>
+      </w:r>
+    </w:p>
+    <w:p>
+      <w:pPr>
+        <w:pStyle w:val="ListParagraph"/>
+        <w:numPr>
+          <w:ilvl w:val="0"/>
+          <w:numId w:val="2"/>
+        </w:numPr>
+        <w:spacing w:after="60"/>
+      </w:pPr>
+      <w:r>
+        <w:t xml:space="preserve">Агент работает, пока включён офисный компьютер, на котором он установлен. Когда компьютер выключен, Ситилинк в поиске показывается как недоступный; остальные источники работают как обычно.</w:t>
+      </w:r>
+    </w:p>
+    <w:p>
+      <w:pPr>
+        <w:pStyle w:val="ListParagraph"/>
+        <w:numPr>
+          <w:ilvl w:val="0"/>
+          <w:numId w:val="2"/>
+        </w:numPr>
+        <w:spacing w:after="60"/>
+      </w:pPr>
+      <w:r>
+        <w:t xml:space="preserve">Ответы Ситилинка кэшируются на 20 минут, запросы идут не чаще одного в 2,5 секунды — чтобы не создавать нагрузку на сайт.</w:t>
       </w:r>
     </w:p>
     <w:p>
@@ -4834,7 +2790,1326 @@
         <w:ind w:left="200"/>
       </w:pPr>
       <w:r>
-        <w:t xml:space="preserve">BOX — товар в розничной упаковке (у процессоров — с кулером и гарантией производителя). OEM — поставка без коробки, обычно без кулера, гарантия продавца.</w:t>
+        <w:t xml:space="preserve">Для администратора: установка и проверка агента — scripts/office-agent/README.md в репозитории. Перенести агента на другой офисный компьютер, который всегда включён, можно той же командой установки.</w:t>
+      </w:r>
+    </w:p>
+    <w:p>
+      <w:pPr>
+        <w:pStyle w:val="Heading1"/>
+        <w:pageBreakBefore/>
+      </w:pPr>
+      <w:bookmarkStart w:name="_Toc8" w:id="8"/>
+      <w:r>
+        <w:t xml:space="preserve">2. Что нового в версии 0.0.3</w:t>
+      </w:r>
+      <w:bookmarkEnd w:id="8"/>
+    </w:p>
+    <w:tbl>
+      <w:tblPr>
+        <w:tblW w:type="dxa" w:w="9638"/>
+        <w:tblBorders>
+          <w:top w:val="single" w:color="auto" w:sz="4"/>
+          <w:left w:val="single" w:color="auto" w:sz="4"/>
+          <w:bottom w:val="single" w:color="auto" w:sz="4"/>
+          <w:right w:val="single" w:color="auto" w:sz="4"/>
+          <w:insideH w:val="single" w:color="auto" w:sz="4"/>
+          <w:insideV w:val="single" w:color="auto" w:sz="4"/>
+        </w:tblBorders>
+      </w:tblPr>
+      <w:tblGrid>
+        <w:gridCol w:w="2300"/>
+        <w:gridCol w:w="5000"/>
+        <w:gridCol w:w="2338"/>
+      </w:tblGrid>
+      <w:tr>
+        <w:trPr>
+          <w:tblHeader/>
+        </w:trPr>
+        <w:tc>
+          <w:tcPr>
+            <w:tcW w:type="dxa" w:w="2300"/>
+            <w:tcBorders>
+              <w:top w:val="single" w:color="C7CCD6" w:sz="4"/>
+              <w:left w:val="single" w:color="C7CCD6" w:sz="4"/>
+              <w:bottom w:val="single" w:color="C7CCD6" w:sz="4"/>
+              <w:right w:val="single" w:color="C7CCD6" w:sz="4"/>
+            </w:tcBorders>
+            <w:shd w:fill="1E3A8A" w:color="auto" w:val="clear"/>
+            <w:tcMar>
+              <w:top w:type="dxa" w:w="60"/>
+              <w:left w:type="dxa" w:w="100"/>
+              <w:bottom w:type="dxa" w:w="60"/>
+              <w:right w:type="dxa" w:w="100"/>
+            </w:tcMar>
+          </w:tcPr>
+          <w:p>
+            <w:r>
+              <w:rPr>
+                <w:b/>
+                <w:bCs/>
+                <w:color w:val="FFFFFF"/>
+              </w:rPr>
+              <w:t xml:space="preserve">Функция</w:t>
+            </w:r>
+          </w:p>
+        </w:tc>
+        <w:tc>
+          <w:tcPr>
+            <w:tcW w:type="dxa" w:w="5000"/>
+            <w:tcBorders>
+              <w:top w:val="single" w:color="C7CCD6" w:sz="4"/>
+              <w:left w:val="single" w:color="C7CCD6" w:sz="4"/>
+              <w:bottom w:val="single" w:color="C7CCD6" w:sz="4"/>
+              <w:right w:val="single" w:color="C7CCD6" w:sz="4"/>
+            </w:tcBorders>
+            <w:shd w:fill="1E3A8A" w:color="auto" w:val="clear"/>
+            <w:tcMar>
+              <w:top w:type="dxa" w:w="60"/>
+              <w:left w:type="dxa" w:w="100"/>
+              <w:bottom w:type="dxa" w:w="60"/>
+              <w:right w:type="dxa" w:w="100"/>
+            </w:tcMar>
+          </w:tcPr>
+          <w:p>
+            <w:r>
+              <w:rPr>
+                <w:b/>
+                <w:bCs/>
+                <w:color w:val="FFFFFF"/>
+              </w:rPr>
+              <w:t xml:space="preserve">Что даёт закупщику</w:t>
+            </w:r>
+          </w:p>
+        </w:tc>
+        <w:tc>
+          <w:tcPr>
+            <w:tcW w:type="dxa" w:w="2338"/>
+            <w:tcBorders>
+              <w:top w:val="single" w:color="C7CCD6" w:sz="4"/>
+              <w:left w:val="single" w:color="C7CCD6" w:sz="4"/>
+              <w:bottom w:val="single" w:color="C7CCD6" w:sz="4"/>
+              <w:right w:val="single" w:color="C7CCD6" w:sz="4"/>
+            </w:tcBorders>
+            <w:shd w:fill="1E3A8A" w:color="auto" w:val="clear"/>
+            <w:tcMar>
+              <w:top w:type="dxa" w:w="60"/>
+              <w:left w:type="dxa" w:w="100"/>
+              <w:bottom w:type="dxa" w:w="60"/>
+              <w:right w:type="dxa" w:w="100"/>
+            </w:tcMar>
+          </w:tcPr>
+          <w:p>
+            <w:r>
+              <w:rPr>
+                <w:b/>
+                <w:bCs/>
+                <w:color w:val="FFFFFF"/>
+              </w:rPr>
+              <w:t xml:space="preserve">Где смотреть</w:t>
+            </w:r>
+          </w:p>
+        </w:tc>
+      </w:tr>
+      <w:tr>
+        <w:tc>
+          <w:tcPr>
+            <w:tcW w:type="dxa" w:w="2300"/>
+            <w:tcBorders>
+              <w:top w:val="single" w:color="C7CCD6" w:sz="4"/>
+              <w:left w:val="single" w:color="C7CCD6" w:sz="4"/>
+              <w:bottom w:val="single" w:color="C7CCD6" w:sz="4"/>
+              <w:right w:val="single" w:color="C7CCD6" w:sz="4"/>
+            </w:tcBorders>
+            <w:tcMar>
+              <w:top w:type="dxa" w:w="60"/>
+              <w:left w:type="dxa" w:w="100"/>
+              <w:bottom w:type="dxa" w:w="60"/>
+              <w:right w:type="dxa" w:w="100"/>
+            </w:tcMar>
+          </w:tcPr>
+          <w:p>
+            <w:r>
+              <w:t xml:space="preserve">Артикул по прайсу дистрибьютора</w:t>
+            </w:r>
+          </w:p>
+        </w:tc>
+        <w:tc>
+          <w:tcPr>
+            <w:tcW w:type="dxa" w:w="5000"/>
+            <w:tcBorders>
+              <w:top w:val="single" w:color="C7CCD6" w:sz="4"/>
+              <w:left w:val="single" w:color="C7CCD6" w:sz="4"/>
+              <w:bottom w:val="single" w:color="C7CCD6" w:sz="4"/>
+              <w:right w:val="single" w:color="C7CCD6" w:sz="4"/>
+            </w:tcBorders>
+            <w:tcMar>
+              <w:top w:type="dxa" w:w="60"/>
+              <w:left w:type="dxa" w:w="100"/>
+              <w:bottom w:type="dxa" w:w="60"/>
+              <w:right w:type="dxa" w:w="100"/>
+            </w:tcMar>
+          </w:tcPr>
+          <w:p>
+            <w:r>
+              <w:t xml:space="preserve">Если по запросу в прайсе NETLAB ровно один подходящий товар, поиск узнаёт его артикул (например, «ssd kingston kc3000 1tb» → SKC3000S/1024G) и ищет по нему у остальных поставщиков — точнее и с меньшим числом лишних строк</w:t>
+            </w:r>
+          </w:p>
+        </w:tc>
+        <w:tc>
+          <w:tcPr>
+            <w:tcW w:type="dxa" w:w="2338"/>
+            <w:tcBorders>
+              <w:top w:val="single" w:color="C7CCD6" w:sz="4"/>
+              <w:left w:val="single" w:color="C7CCD6" w:sz="4"/>
+              <w:bottom w:val="single" w:color="C7CCD6" w:sz="4"/>
+              <w:right w:val="single" w:color="C7CCD6" w:sz="4"/>
+            </w:tcBorders>
+            <w:tcMar>
+              <w:top w:type="dxa" w:w="60"/>
+              <w:left w:type="dxa" w:w="100"/>
+              <w:bottom w:type="dxa" w:w="60"/>
+              <w:right w:type="dxa" w:w="100"/>
+            </w:tcMar>
+          </w:tcPr>
+          <w:p>
+            <w:r>
+              <w:t xml:space="preserve">Работает автоматически (раздел 7.9)</w:t>
+            </w:r>
+          </w:p>
+        </w:tc>
+      </w:tr>
+      <w:tr>
+        <w:tc>
+          <w:tcPr>
+            <w:tcW w:type="dxa" w:w="2300"/>
+            <w:tcBorders>
+              <w:top w:val="single" w:color="C7CCD6" w:sz="4"/>
+              <w:left w:val="single" w:color="C7CCD6" w:sz="4"/>
+              <w:bottom w:val="single" w:color="C7CCD6" w:sz="4"/>
+              <w:right w:val="single" w:color="C7CCD6" w:sz="4"/>
+            </w:tcBorders>
+            <w:shd w:fill="F5F7FB" w:color="auto" w:val="clear"/>
+            <w:tcMar>
+              <w:top w:type="dxa" w:w="60"/>
+              <w:left w:type="dxa" w:w="100"/>
+              <w:bottom w:type="dxa" w:w="60"/>
+              <w:right w:type="dxa" w:w="100"/>
+            </w:tcMar>
+          </w:tcPr>
+          <w:p>
+            <w:r>
+              <w:t xml:space="preserve">Свёрнутые одинаковые предложения</w:t>
+            </w:r>
+          </w:p>
+        </w:tc>
+        <w:tc>
+          <w:tcPr>
+            <w:tcW w:type="dxa" w:w="5000"/>
+            <w:tcBorders>
+              <w:top w:val="single" w:color="C7CCD6" w:sz="4"/>
+              <w:left w:val="single" w:color="C7CCD6" w:sz="4"/>
+              <w:bottom w:val="single" w:color="C7CCD6" w:sz="4"/>
+              <w:right w:val="single" w:color="C7CCD6" w:sz="4"/>
+            </w:tcBorders>
+            <w:shd w:fill="F5F7FB" w:color="auto" w:val="clear"/>
+            <w:tcMar>
+              <w:top w:type="dxa" w:w="60"/>
+              <w:left w:type="dxa" w:w="100"/>
+              <w:bottom w:type="dxa" w:w="60"/>
+              <w:right w:type="dxa" w:w="100"/>
+            </w:tcMar>
+          </w:tcPr>
+          <w:p>
+            <w:r>
+              <w:t xml:space="preserve">Один и тот же товар от нескольких продавцов занимает одну строку с лучшей ценой; остальные — под ссылкой «Ещё N предложений этого товара · цена от–до»</w:t>
+            </w:r>
+          </w:p>
+        </w:tc>
+        <w:tc>
+          <w:tcPr>
+            <w:tcW w:type="dxa" w:w="2338"/>
+            <w:tcBorders>
+              <w:top w:val="single" w:color="C7CCD6" w:sz="4"/>
+              <w:left w:val="single" w:color="C7CCD6" w:sz="4"/>
+              <w:bottom w:val="single" w:color="C7CCD6" w:sz="4"/>
+              <w:right w:val="single" w:color="C7CCD6" w:sz="4"/>
+            </w:tcBorders>
+            <w:shd w:fill="F5F7FB" w:color="auto" w:val="clear"/>
+            <w:tcMar>
+              <w:top w:type="dxa" w:w="60"/>
+              <w:left w:type="dxa" w:w="100"/>
+              <w:bottom w:type="dxa" w:w="60"/>
+              <w:right w:type="dxa" w:w="100"/>
+            </w:tcMar>
+          </w:tcPr>
+          <w:p>
+            <w:r>
+              <w:t xml:space="preserve">Таблица, раздел 7.10</w:t>
+            </w:r>
+          </w:p>
+        </w:tc>
+      </w:tr>
+      <w:tr>
+        <w:tc>
+          <w:tcPr>
+            <w:tcW w:type="dxa" w:w="2300"/>
+            <w:tcBorders>
+              <w:top w:val="single" w:color="C7CCD6" w:sz="4"/>
+              <w:left w:val="single" w:color="C7CCD6" w:sz="4"/>
+              <w:bottom w:val="single" w:color="C7CCD6" w:sz="4"/>
+              <w:right w:val="single" w:color="C7CCD6" w:sz="4"/>
+            </w:tcBorders>
+            <w:tcMar>
+              <w:top w:type="dxa" w:w="60"/>
+              <w:left w:type="dxa" w:w="100"/>
+              <w:bottom w:type="dxa" w:w="60"/>
+              <w:right w:type="dxa" w:w="100"/>
+            </w:tcMar>
+          </w:tcPr>
+          <w:p>
+            <w:r>
+              <w:t xml:space="preserve">Проверка карточек дистрибьюторов</w:t>
+            </w:r>
+          </w:p>
+        </w:tc>
+        <w:tc>
+          <w:tcPr>
+            <w:tcW w:type="dxa" w:w="5000"/>
+            <w:tcBorders>
+              <w:top w:val="single" w:color="C7CCD6" w:sz="4"/>
+              <w:left w:val="single" w:color="C7CCD6" w:sz="4"/>
+              <w:bottom w:val="single" w:color="C7CCD6" w:sz="4"/>
+              <w:right w:val="single" w:color="C7CCD6" w:sz="4"/>
+            </w:tcBorders>
+            <w:tcMar>
+              <w:top w:type="dxa" w:w="60"/>
+              <w:left w:type="dxa" w:w="100"/>
+              <w:bottom w:type="dxa" w:w="60"/>
+              <w:right w:type="dxa" w:w="100"/>
+            </w:tcMar>
+          </w:tcPr>
+          <w:p>
+            <w:r>
+              <w:t xml:space="preserve">Первые три строки вкладки «Дистрибуторы» (СРВТрейд, Servermall) сверяются со страницей товара; удалённая карточка = «Нет в наличии»</w:t>
+            </w:r>
+          </w:p>
+        </w:tc>
+        <w:tc>
+          <w:tcPr>
+            <w:tcW w:type="dxa" w:w="2338"/>
+            <w:tcBorders>
+              <w:top w:val="single" w:color="C7CCD6" w:sz="4"/>
+              <w:left w:val="single" w:color="C7CCD6" w:sz="4"/>
+              <w:bottom w:val="single" w:color="C7CCD6" w:sz="4"/>
+              <w:right w:val="single" w:color="C7CCD6" w:sz="4"/>
+            </w:tcBorders>
+            <w:tcMar>
+              <w:top w:type="dxa" w:w="60"/>
+              <w:left w:type="dxa" w:w="100"/>
+              <w:bottom w:type="dxa" w:w="60"/>
+              <w:right w:type="dxa" w:w="100"/>
+            </w:tcMar>
+          </w:tcPr>
+          <w:p>
+            <w:r>
+              <w:t xml:space="preserve">Отметка у цены, раздел 7.6</w:t>
+            </w:r>
+          </w:p>
+        </w:tc>
+      </w:tr>
+      <w:tr>
+        <w:tc>
+          <w:tcPr>
+            <w:tcW w:type="dxa" w:w="2300"/>
+            <w:tcBorders>
+              <w:top w:val="single" w:color="C7CCD6" w:sz="4"/>
+              <w:left w:val="single" w:color="C7CCD6" w:sz="4"/>
+              <w:bottom w:val="single" w:color="C7CCD6" w:sz="4"/>
+              <w:right w:val="single" w:color="C7CCD6" w:sz="4"/>
+            </w:tcBorders>
+            <w:shd w:fill="F5F7FB" w:color="auto" w:val="clear"/>
+            <w:tcMar>
+              <w:top w:type="dxa" w:w="60"/>
+              <w:left w:type="dxa" w:w="100"/>
+              <w:bottom w:type="dxa" w:w="60"/>
+              <w:right w:type="dxa" w:w="100"/>
+            </w:tcMar>
+          </w:tcPr>
+          <w:p>
+            <w:r>
+              <w:t xml:space="preserve">Характеристики из названия</w:t>
+            </w:r>
+          </w:p>
+        </w:tc>
+        <w:tc>
+          <w:tcPr>
+            <w:tcW w:type="dxa" w:w="5000"/>
+            <w:tcBorders>
+              <w:top w:val="single" w:color="C7CCD6" w:sz="4"/>
+              <w:left w:val="single" w:color="C7CCD6" w:sz="4"/>
+              <w:bottom w:val="single" w:color="C7CCD6" w:sz="4"/>
+              <w:right w:val="single" w:color="C7CCD6" w:sz="4"/>
+            </w:tcBorders>
+            <w:shd w:fill="F5F7FB" w:color="auto" w:val="clear"/>
+            <w:tcMar>
+              <w:top w:type="dxa" w:w="60"/>
+              <w:left w:type="dxa" w:w="100"/>
+              <w:bottom w:type="dxa" w:w="60"/>
+              <w:right w:type="dxa" w:w="100"/>
+            </w:tcMar>
+          </w:tcPr>
+          <w:p>
+            <w:r>
+              <w:t xml:space="preserve">Под названием — короткие метки: объём, «2×16 ГБ», DDR4/DDR5, NVMe/SATA, частота, ресурс картриджа, BOX/OEM. Только то, что написано продавцом</w:t>
+            </w:r>
+          </w:p>
+        </w:tc>
+        <w:tc>
+          <w:tcPr>
+            <w:tcW w:type="dxa" w:w="2338"/>
+            <w:tcBorders>
+              <w:top w:val="single" w:color="C7CCD6" w:sz="4"/>
+              <w:left w:val="single" w:color="C7CCD6" w:sz="4"/>
+              <w:bottom w:val="single" w:color="C7CCD6" w:sz="4"/>
+              <w:right w:val="single" w:color="C7CCD6" w:sz="4"/>
+            </w:tcBorders>
+            <w:shd w:fill="F5F7FB" w:color="auto" w:val="clear"/>
+            <w:tcMar>
+              <w:top w:type="dxa" w:w="60"/>
+              <w:left w:type="dxa" w:w="100"/>
+              <w:bottom w:type="dxa" w:w="60"/>
+              <w:right w:type="dxa" w:w="100"/>
+            </w:tcMar>
+          </w:tcPr>
+          <w:p>
+            <w:r>
+              <w:t xml:space="preserve">Таблица, раздел 7.11</w:t>
+            </w:r>
+          </w:p>
+        </w:tc>
+      </w:tr>
+    </w:tbl>
+    <w:p>
+      <w:pPr>
+        <w:spacing w:after="120"/>
+      </w:pPr>
+    </w:p>
+    <w:p>
+      <w:pPr>
+        <w:pBdr>
+          <w:left w:val="single" w:color="4F46E5" w:sz="18" w:space="8"/>
+        </w:pBdr>
+        <w:shd w:fill="EEF2FF" w:color="auto" w:val="clear"/>
+        <w:spacing w:after="160" w:before="120"/>
+        <w:ind w:left="200"/>
+      </w:pPr>
+      <w:r>
+        <w:t xml:space="preserve">Не вошло в 0.0.3: проверка карточек Wildberries (площадка закрыла доступ к карточкам), подключение OCS и MERLION (нужен API-доступ, раздел 11) и приоритет дистрибьюторов над маркетплейсами (нужен порог разницы в цене от отдела закупок).</w:t>
+      </w:r>
+    </w:p>
+    <w:p>
+      <w:pPr>
+        <w:pStyle w:val="Heading1"/>
+        <w:pageBreakBefore/>
+      </w:pPr>
+      <w:bookmarkStart w:name="_Toc9" w:id="9"/>
+      <w:r>
+        <w:t xml:space="preserve">3. Что нового в версии 0.0.2</w:t>
+      </w:r>
+      <w:bookmarkEnd w:id="9"/>
+    </w:p>
+    <w:tbl>
+      <w:tblPr>
+        <w:tblW w:type="dxa" w:w="9638"/>
+        <w:tblBorders>
+          <w:top w:val="single" w:color="auto" w:sz="4"/>
+          <w:left w:val="single" w:color="auto" w:sz="4"/>
+          <w:bottom w:val="single" w:color="auto" w:sz="4"/>
+          <w:right w:val="single" w:color="auto" w:sz="4"/>
+          <w:insideH w:val="single" w:color="auto" w:sz="4"/>
+          <w:insideV w:val="single" w:color="auto" w:sz="4"/>
+        </w:tblBorders>
+      </w:tblPr>
+      <w:tblGrid>
+        <w:gridCol w:w="4200"/>
+        <w:gridCol w:w="5438"/>
+      </w:tblGrid>
+      <w:tr>
+        <w:trPr>
+          <w:tblHeader/>
+        </w:trPr>
+        <w:tc>
+          <w:tcPr>
+            <w:tcW w:type="dxa" w:w="4200"/>
+            <w:tcBorders>
+              <w:top w:val="single" w:color="C7CCD6" w:sz="4"/>
+              <w:left w:val="single" w:color="C7CCD6" w:sz="4"/>
+              <w:bottom w:val="single" w:color="C7CCD6" w:sz="4"/>
+              <w:right w:val="single" w:color="C7CCD6" w:sz="4"/>
+            </w:tcBorders>
+            <w:shd w:fill="1E3A8A" w:color="auto" w:val="clear"/>
+            <w:tcMar>
+              <w:top w:type="dxa" w:w="60"/>
+              <w:left w:type="dxa" w:w="100"/>
+              <w:bottom w:type="dxa" w:w="60"/>
+              <w:right w:type="dxa" w:w="100"/>
+            </w:tcMar>
+          </w:tcPr>
+          <w:p>
+            <w:r>
+              <w:rPr>
+                <w:b/>
+                <w:bCs/>
+                <w:color w:val="FFFFFF"/>
+              </w:rPr>
+              <w:t xml:space="preserve">Было в 0.0.1</w:t>
+            </w:r>
+          </w:p>
+        </w:tc>
+        <w:tc>
+          <w:tcPr>
+            <w:tcW w:type="dxa" w:w="5438"/>
+            <w:tcBorders>
+              <w:top w:val="single" w:color="C7CCD6" w:sz="4"/>
+              <w:left w:val="single" w:color="C7CCD6" w:sz="4"/>
+              <w:bottom w:val="single" w:color="C7CCD6" w:sz="4"/>
+              <w:right w:val="single" w:color="C7CCD6" w:sz="4"/>
+            </w:tcBorders>
+            <w:shd w:fill="1E3A8A" w:color="auto" w:val="clear"/>
+            <w:tcMar>
+              <w:top w:type="dxa" w:w="60"/>
+              <w:left w:type="dxa" w:w="100"/>
+              <w:bottom w:type="dxa" w:w="60"/>
+              <w:right w:type="dxa" w:w="100"/>
+            </w:tcMar>
+          </w:tcPr>
+          <w:p>
+            <w:r>
+              <w:rPr>
+                <w:b/>
+                <w:bCs/>
+                <w:color w:val="FFFFFF"/>
+              </w:rPr>
+              <w:t xml:space="preserve">Стало в 0.0.2</w:t>
+            </w:r>
+          </w:p>
+        </w:tc>
+      </w:tr>
+      <w:tr>
+        <w:tc>
+          <w:tcPr>
+            <w:tcW w:type="dxa" w:w="4200"/>
+            <w:tcBorders>
+              <w:top w:val="single" w:color="C7CCD6" w:sz="4"/>
+              <w:left w:val="single" w:color="C7CCD6" w:sz="4"/>
+              <w:bottom w:val="single" w:color="C7CCD6" w:sz="4"/>
+              <w:right w:val="single" w:color="C7CCD6" w:sz="4"/>
+            </w:tcBorders>
+            <w:tcMar>
+              <w:top w:type="dxa" w:w="60"/>
+              <w:left w:type="dxa" w:w="100"/>
+              <w:bottom w:type="dxa" w:w="60"/>
+              <w:right w:type="dxa" w:w="100"/>
+            </w:tcMar>
+          </w:tcPr>
+          <w:p>
+            <w:r>
+              <w:t xml:space="preserve">Одна общая таблица</w:t>
+            </w:r>
+          </w:p>
+        </w:tc>
+        <w:tc>
+          <w:tcPr>
+            <w:tcW w:type="dxa" w:w="5438"/>
+            <w:tcBorders>
+              <w:top w:val="single" w:color="C7CCD6" w:sz="4"/>
+              <w:left w:val="single" w:color="C7CCD6" w:sz="4"/>
+              <w:bottom w:val="single" w:color="C7CCD6" w:sz="4"/>
+              <w:right w:val="single" w:color="C7CCD6" w:sz="4"/>
+            </w:tcBorders>
+            <w:tcMar>
+              <w:top w:type="dxa" w:w="60"/>
+              <w:left w:type="dxa" w:w="100"/>
+              <w:bottom w:type="dxa" w:w="60"/>
+              <w:right w:type="dxa" w:w="100"/>
+            </w:tcMar>
+          </w:tcPr>
+          <w:p>
+            <w:r>
+              <w:t xml:space="preserve">Две вкладки: «Маркетплейсы» и «Дистрибуторы», у каждой свой счётчик (раздел 7.1)</w:t>
+            </w:r>
+          </w:p>
+        </w:tc>
+      </w:tr>
+      <w:tr>
+        <w:tc>
+          <w:tcPr>
+            <w:tcW w:type="dxa" w:w="4200"/>
+            <w:tcBorders>
+              <w:top w:val="single" w:color="C7CCD6" w:sz="4"/>
+              <w:left w:val="single" w:color="C7CCD6" w:sz="4"/>
+              <w:bottom w:val="single" w:color="C7CCD6" w:sz="4"/>
+              <w:right w:val="single" w:color="C7CCD6" w:sz="4"/>
+            </w:tcBorders>
+            <w:shd w:fill="F5F7FB" w:color="auto" w:val="clear"/>
+            <w:tcMar>
+              <w:top w:type="dxa" w:w="60"/>
+              <w:left w:type="dxa" w:w="100"/>
+              <w:bottom w:type="dxa" w:w="60"/>
+              <w:right w:type="dxa" w:w="100"/>
+            </w:tcMar>
+          </w:tcPr>
+          <w:p>
+            <w:r>
+              <w:t xml:space="preserve">Фильтры только через чат</w:t>
+            </w:r>
+          </w:p>
+        </w:tc>
+        <w:tc>
+          <w:tcPr>
+            <w:tcW w:type="dxa" w:w="5438"/>
+            <w:tcBorders>
+              <w:top w:val="single" w:color="C7CCD6" w:sz="4"/>
+              <w:left w:val="single" w:color="C7CCD6" w:sz="4"/>
+              <w:bottom w:val="single" w:color="C7CCD6" w:sz="4"/>
+              <w:right w:val="single" w:color="C7CCD6" w:sz="4"/>
+            </w:tcBorders>
+            <w:shd w:fill="F5F7FB" w:color="auto" w:val="clear"/>
+            <w:tcMar>
+              <w:top w:type="dxa" w:w="60"/>
+              <w:left w:type="dxa" w:w="100"/>
+              <w:bottom w:type="dxa" w:w="60"/>
+              <w:right w:type="dxa" w:w="100"/>
+            </w:tcMar>
+          </w:tcPr>
+          <w:p>
+            <w:r>
+              <w:t xml:space="preserve">Панель фильтров над таблицей: наличие, цена, состояние, поставщик, комплектация; снимаемые «чипы» (6.3)</w:t>
+            </w:r>
+          </w:p>
+        </w:tc>
+      </w:tr>
+      <w:tr>
+        <w:tc>
+          <w:tcPr>
+            <w:tcW w:type="dxa" w:w="4200"/>
+            <w:tcBorders>
+              <w:top w:val="single" w:color="C7CCD6" w:sz="4"/>
+              <w:left w:val="single" w:color="C7CCD6" w:sz="4"/>
+              <w:bottom w:val="single" w:color="C7CCD6" w:sz="4"/>
+              <w:right w:val="single" w:color="C7CCD6" w:sz="4"/>
+            </w:tcBorders>
+            <w:tcMar>
+              <w:top w:type="dxa" w:w="60"/>
+              <w:left w:type="dxa" w:w="100"/>
+              <w:bottom w:type="dxa" w:w="60"/>
+              <w:right w:type="dxa" w:w="100"/>
+            </w:tcMar>
+          </w:tcPr>
+          <w:p>
+            <w:r>
+              <w:t xml:space="preserve">Строки по цене</w:t>
+            </w:r>
+          </w:p>
+        </w:tc>
+        <w:tc>
+          <w:tcPr>
+            <w:tcW w:type="dxa" w:w="5438"/>
+            <w:tcBorders>
+              <w:top w:val="single" w:color="C7CCD6" w:sz="4"/>
+              <w:left w:val="single" w:color="C7CCD6" w:sz="4"/>
+              <w:bottom w:val="single" w:color="C7CCD6" w:sz="4"/>
+              <w:right w:val="single" w:color="C7CCD6" w:sz="4"/>
+            </w:tcBorders>
+            <w:tcMar>
+              <w:top w:type="dxa" w:w="60"/>
+              <w:left w:type="dxa" w:w="100"/>
+              <w:bottom w:type="dxa" w:w="60"/>
+              <w:right w:type="dxa" w:w="100"/>
+            </w:tcMar>
+          </w:tcPr>
+          <w:p>
+            <w:r>
+              <w:t xml:space="preserve">По умолчанию: сначала нужная модель, затем наличие, затем цена (6.2)</w:t>
+            </w:r>
+          </w:p>
+        </w:tc>
+      </w:tr>
+      <w:tr>
+        <w:tc>
+          <w:tcPr>
+            <w:tcW w:type="dxa" w:w="4200"/>
+            <w:tcBorders>
+              <w:top w:val="single" w:color="C7CCD6" w:sz="4"/>
+              <w:left w:val="single" w:color="C7CCD6" w:sz="4"/>
+              <w:bottom w:val="single" w:color="C7CCD6" w:sz="4"/>
+              <w:right w:val="single" w:color="C7CCD6" w:sz="4"/>
+            </w:tcBorders>
+            <w:shd w:fill="F5F7FB" w:color="auto" w:val="clear"/>
+            <w:tcMar>
+              <w:top w:type="dxa" w:w="60"/>
+              <w:left w:type="dxa" w:w="100"/>
+              <w:bottom w:type="dxa" w:w="60"/>
+              <w:right w:type="dxa" w:w="100"/>
+            </w:tcMar>
+          </w:tcPr>
+          <w:p>
+            <w:r>
+              <w:t xml:space="preserve">Все строки NETLAB «новые»</w:t>
+            </w:r>
+          </w:p>
+        </w:tc>
+        <w:tc>
+          <w:tcPr>
+            <w:tcW w:type="dxa" w:w="5438"/>
+            <w:tcBorders>
+              <w:top w:val="single" w:color="C7CCD6" w:sz="4"/>
+              <w:left w:val="single" w:color="C7CCD6" w:sz="4"/>
+              <w:bottom w:val="single" w:color="C7CCD6" w:sz="4"/>
+              <w:right w:val="single" w:color="C7CCD6" w:sz="4"/>
+            </w:tcBorders>
+            <w:shd w:fill="F5F7FB" w:color="auto" w:val="clear"/>
+            <w:tcMar>
+              <w:top w:type="dxa" w:w="60"/>
+              <w:left w:type="dxa" w:w="100"/>
+              <w:bottom w:type="dxa" w:w="60"/>
+              <w:right w:type="dxa" w:w="100"/>
+            </w:tcMar>
+          </w:tcPr>
+          <w:p>
+            <w:r>
+              <w:t xml:space="preserve">Состояние честное: новый, б/у, восстановленный, витринный, «не указано» (6.4)</w:t>
+            </w:r>
+          </w:p>
+        </w:tc>
+      </w:tr>
+      <w:tr>
+        <w:tc>
+          <w:tcPr>
+            <w:tcW w:type="dxa" w:w="4200"/>
+            <w:tcBorders>
+              <w:top w:val="single" w:color="C7CCD6" w:sz="4"/>
+              <w:left w:val="single" w:color="C7CCD6" w:sz="4"/>
+              <w:bottom w:val="single" w:color="C7CCD6" w:sz="4"/>
+              <w:right w:val="single" w:color="C7CCD6" w:sz="4"/>
+            </w:tcBorders>
+            <w:tcMar>
+              <w:top w:type="dxa" w:w="60"/>
+              <w:left w:type="dxa" w:w="100"/>
+              <w:bottom w:type="dxa" w:w="60"/>
+              <w:right w:type="dxa" w:w="100"/>
+            </w:tcMar>
+          </w:tcPr>
+          <w:p>
+            <w:r>
+              <w:t xml:space="preserve">Похожие номера моделей попадали в выдачу</w:t>
+            </w:r>
+          </w:p>
+        </w:tc>
+        <w:tc>
+          <w:tcPr>
+            <w:tcW w:type="dxa" w:w="5438"/>
+            <w:tcBorders>
+              <w:top w:val="single" w:color="C7CCD6" w:sz="4"/>
+              <w:left w:val="single" w:color="C7CCD6" w:sz="4"/>
+              <w:bottom w:val="single" w:color="C7CCD6" w:sz="4"/>
+              <w:right w:val="single" w:color="C7CCD6" w:sz="4"/>
+            </w:tcBorders>
+            <w:tcMar>
+              <w:top w:type="dxa" w:w="60"/>
+              <w:left w:type="dxa" w:w="100"/>
+              <w:bottom w:type="dxa" w:w="60"/>
+              <w:right w:type="dxa" w:w="100"/>
+            </w:tcMar>
+          </w:tcPr>
+          <w:p>
+            <w:r>
+              <w:t xml:space="preserve">Отсекаются чужие бренды, соседние модели (12400 / 12400F, TL-5120 / TL-5120X), другой объём, другое поколение памяти, аксессуары и детали (6.5)</w:t>
+            </w:r>
+          </w:p>
+        </w:tc>
+      </w:tr>
+      <w:tr>
+        <w:tc>
+          <w:tcPr>
+            <w:tcW w:type="dxa" w:w="4200"/>
+            <w:tcBorders>
+              <w:top w:val="single" w:color="C7CCD6" w:sz="4"/>
+              <w:left w:val="single" w:color="C7CCD6" w:sz="4"/>
+              <w:bottom w:val="single" w:color="C7CCD6" w:sz="4"/>
+              <w:right w:val="single" w:color="C7CCD6" w:sz="4"/>
+            </w:tcBorders>
+            <w:shd w:fill="F5F7FB" w:color="auto" w:val="clear"/>
+            <w:tcMar>
+              <w:top w:type="dxa" w:w="60"/>
+              <w:left w:type="dxa" w:w="100"/>
+              <w:bottom w:type="dxa" w:w="60"/>
+              <w:right w:type="dxa" w:w="100"/>
+            </w:tcMar>
+          </w:tcPr>
+          <w:p>
+            <w:r>
+              <w:t xml:space="preserve">Цена Ozon — по Ozon Карте</w:t>
+            </w:r>
+          </w:p>
+        </w:tc>
+        <w:tc>
+          <w:tcPr>
+            <w:tcW w:type="dxa" w:w="5438"/>
+            <w:tcBorders>
+              <w:top w:val="single" w:color="C7CCD6" w:sz="4"/>
+              <w:left w:val="single" w:color="C7CCD6" w:sz="4"/>
+              <w:bottom w:val="single" w:color="C7CCD6" w:sz="4"/>
+              <w:right w:val="single" w:color="C7CCD6" w:sz="4"/>
+            </w:tcBorders>
+            <w:shd w:fill="F5F7FB" w:color="auto" w:val="clear"/>
+            <w:tcMar>
+              <w:top w:type="dxa" w:w="60"/>
+              <w:left w:type="dxa" w:w="100"/>
+              <w:bottom w:type="dxa" w:w="60"/>
+              <w:right w:type="dxa" w:w="100"/>
+            </w:tcMar>
+          </w:tcPr>
+          <w:p>
+            <w:r>
+              <w:t xml:space="preserve">Отмечено в условиях цены; у верхних строк проверяется обычная цена на карточке (6.6)</w:t>
+            </w:r>
+          </w:p>
+        </w:tc>
+      </w:tr>
+      <w:tr>
+        <w:tc>
+          <w:tcPr>
+            <w:tcW w:type="dxa" w:w="4200"/>
+            <w:tcBorders>
+              <w:top w:val="single" w:color="C7CCD6" w:sz="4"/>
+              <w:left w:val="single" w:color="C7CCD6" w:sz="4"/>
+              <w:bottom w:val="single" w:color="C7CCD6" w:sz="4"/>
+              <w:right w:val="single" w:color="C7CCD6" w:sz="4"/>
+            </w:tcBorders>
+            <w:tcMar>
+              <w:top w:type="dxa" w:w="60"/>
+              <w:left w:type="dxa" w:w="100"/>
+              <w:bottom w:type="dxa" w:w="60"/>
+              <w:right w:type="dxa" w:w="100"/>
+            </w:tcMar>
+          </w:tcPr>
+          <w:p>
+            <w:r>
+              <w:t xml:space="preserve">«Цена под сомнением» — ниже 10% медианы</w:t>
+            </w:r>
+          </w:p>
+        </w:tc>
+        <w:tc>
+          <w:tcPr>
+            <w:tcW w:type="dxa" w:w="5438"/>
+            <w:tcBorders>
+              <w:top w:val="single" w:color="C7CCD6" w:sz="4"/>
+              <w:left w:val="single" w:color="C7CCD6" w:sz="4"/>
+              <w:bottom w:val="single" w:color="C7CCD6" w:sz="4"/>
+              <w:right w:val="single" w:color="C7CCD6" w:sz="4"/>
+            </w:tcBorders>
+            <w:tcMar>
+              <w:top w:type="dxa" w:w="60"/>
+              <w:left w:type="dxa" w:w="100"/>
+              <w:bottom w:type="dxa" w:w="60"/>
+              <w:right w:type="dxa" w:w="100"/>
+            </w:tcMar>
+          </w:tcPr>
+          <w:p>
+            <w:r>
+              <w:t xml:space="preserve">Ниже 35% медианы: ловит приманки и детали под видом товара (6.7)</w:t>
+            </w:r>
+          </w:p>
+        </w:tc>
+      </w:tr>
+      <w:tr>
+        <w:tc>
+          <w:tcPr>
+            <w:tcW w:type="dxa" w:w="4200"/>
+            <w:tcBorders>
+              <w:top w:val="single" w:color="C7CCD6" w:sz="4"/>
+              <w:left w:val="single" w:color="C7CCD6" w:sz="4"/>
+              <w:bottom w:val="single" w:color="C7CCD6" w:sz="4"/>
+              <w:right w:val="single" w:color="C7CCD6" w:sz="4"/>
+            </w:tcBorders>
+            <w:shd w:fill="F5F7FB" w:color="auto" w:val="clear"/>
+            <w:tcMar>
+              <w:top w:type="dxa" w:w="60"/>
+              <w:left w:type="dxa" w:w="100"/>
+              <w:bottom w:type="dxa" w:w="60"/>
+              <w:right w:type="dxa" w:w="100"/>
+            </w:tcMar>
+          </w:tcPr>
+          <w:p>
+            <w:r>
+              <w:t xml:space="preserve">—</w:t>
+            </w:r>
+          </w:p>
+        </w:tc>
+        <w:tc>
+          <w:tcPr>
+            <w:tcW w:type="dxa" w:w="5438"/>
+            <w:tcBorders>
+              <w:top w:val="single" w:color="C7CCD6" w:sz="4"/>
+              <w:left w:val="single" w:color="C7CCD6" w:sz="4"/>
+              <w:bottom w:val="single" w:color="C7CCD6" w:sz="4"/>
+              <w:right w:val="single" w:color="C7CCD6" w:sz="4"/>
+            </w:tcBorders>
+            <w:shd w:fill="F5F7FB" w:color="auto" w:val="clear"/>
+            <w:tcMar>
+              <w:top w:type="dxa" w:w="60"/>
+              <w:left w:type="dxa" w:w="100"/>
+              <w:bottom w:type="dxa" w:w="60"/>
+              <w:right w:type="dxa" w:w="100"/>
+            </w:tcMar>
+          </w:tcPr>
+          <w:p>
+            <w:r>
+              <w:t xml:space="preserve">ИИ понимает длинный запрос своими словами (7.1)</w:t>
+            </w:r>
+          </w:p>
+        </w:tc>
+      </w:tr>
+      <w:tr>
+        <w:tc>
+          <w:tcPr>
+            <w:tcW w:type="dxa" w:w="4200"/>
+            <w:tcBorders>
+              <w:top w:val="single" w:color="C7CCD6" w:sz="4"/>
+              <w:left w:val="single" w:color="C7CCD6" w:sz="4"/>
+              <w:bottom w:val="single" w:color="C7CCD6" w:sz="4"/>
+              <w:right w:val="single" w:color="C7CCD6" w:sz="4"/>
+            </w:tcBorders>
+            <w:tcMar>
+              <w:top w:type="dxa" w:w="60"/>
+              <w:left w:type="dxa" w:w="100"/>
+              <w:bottom w:type="dxa" w:w="60"/>
+              <w:right w:type="dxa" w:w="100"/>
+            </w:tcMar>
+          </w:tcPr>
+          <w:p>
+            <w:r>
+              <w:t xml:space="preserve">—</w:t>
+            </w:r>
+          </w:p>
+        </w:tc>
+        <w:tc>
+          <w:tcPr>
+            <w:tcW w:type="dxa" w:w="5438"/>
+            <w:tcBorders>
+              <w:top w:val="single" w:color="C7CCD6" w:sz="4"/>
+              <w:left w:val="single" w:color="C7CCD6" w:sz="4"/>
+              <w:bottom w:val="single" w:color="C7CCD6" w:sz="4"/>
+              <w:right w:val="single" w:color="C7CCD6" w:sz="4"/>
+            </w:tcBorders>
+            <w:tcMar>
+              <w:top w:type="dxa" w:w="60"/>
+              <w:left w:type="dxa" w:w="100"/>
+              <w:bottom w:type="dxa" w:w="60"/>
+              <w:right w:type="dxa" w:w="100"/>
+            </w:tcMar>
+          </w:tcPr>
+          <w:p>
+            <w:r>
+              <w:t xml:space="preserve">ИИ разбирает строки «требует уточнения» (7.2)</w:t>
+            </w:r>
+          </w:p>
+        </w:tc>
+      </w:tr>
+      <w:tr>
+        <w:tc>
+          <w:tcPr>
+            <w:tcW w:type="dxa" w:w="4200"/>
+            <w:tcBorders>
+              <w:top w:val="single" w:color="C7CCD6" w:sz="4"/>
+              <w:left w:val="single" w:color="C7CCD6" w:sz="4"/>
+              <w:bottom w:val="single" w:color="C7CCD6" w:sz="4"/>
+              <w:right w:val="single" w:color="C7CCD6" w:sz="4"/>
+            </w:tcBorders>
+            <w:shd w:fill="F5F7FB" w:color="auto" w:val="clear"/>
+            <w:tcMar>
+              <w:top w:type="dxa" w:w="60"/>
+              <w:left w:type="dxa" w:w="100"/>
+              <w:bottom w:type="dxa" w:w="60"/>
+              <w:right w:type="dxa" w:w="100"/>
+            </w:tcMar>
+          </w:tcPr>
+          <w:p>
+            <w:r>
+              <w:t xml:space="preserve">—</w:t>
+            </w:r>
+          </w:p>
+        </w:tc>
+        <w:tc>
+          <w:tcPr>
+            <w:tcW w:type="dxa" w:w="5438"/>
+            <w:tcBorders>
+              <w:top w:val="single" w:color="C7CCD6" w:sz="4"/>
+              <w:left w:val="single" w:color="C7CCD6" w:sz="4"/>
+              <w:bottom w:val="single" w:color="C7CCD6" w:sz="4"/>
+              <w:right w:val="single" w:color="C7CCD6" w:sz="4"/>
+            </w:tcBorders>
+            <w:shd w:fill="F5F7FB" w:color="auto" w:val="clear"/>
+            <w:tcMar>
+              <w:top w:type="dxa" w:w="60"/>
+              <w:left w:type="dxa" w:w="100"/>
+              <w:bottom w:type="dxa" w:w="60"/>
+              <w:right w:type="dxa" w:w="100"/>
+            </w:tcMar>
+          </w:tcPr>
+          <w:p>
+            <w:r>
+              <w:t xml:space="preserve">ИИ составляет обоснование закупки по выбранной строке (7.3)</w:t>
+            </w:r>
+          </w:p>
+        </w:tc>
+      </w:tr>
+      <w:tr>
+        <w:tc>
+          <w:tcPr>
+            <w:tcW w:type="dxa" w:w="4200"/>
+            <w:tcBorders>
+              <w:top w:val="single" w:color="C7CCD6" w:sz="4"/>
+              <w:left w:val="single" w:color="C7CCD6" w:sz="4"/>
+              <w:bottom w:val="single" w:color="C7CCD6" w:sz="4"/>
+              <w:right w:val="single" w:color="C7CCD6" w:sz="4"/>
+            </w:tcBorders>
+            <w:tcMar>
+              <w:top w:type="dxa" w:w="60"/>
+              <w:left w:type="dxa" w:w="100"/>
+              <w:bottom w:type="dxa" w:w="60"/>
+              <w:right w:type="dxa" w:w="100"/>
+            </w:tcMar>
+          </w:tcPr>
+          <w:p>
+            <w:r>
+              <w:t xml:space="preserve">NETLAB — нет доступа</w:t>
+            </w:r>
+          </w:p>
+        </w:tc>
+        <w:tc>
+          <w:tcPr>
+            <w:tcW w:type="dxa" w:w="5438"/>
+            <w:tcBorders>
+              <w:top w:val="single" w:color="C7CCD6" w:sz="4"/>
+              <w:left w:val="single" w:color="C7CCD6" w:sz="4"/>
+              <w:bottom w:val="single" w:color="C7CCD6" w:sz="4"/>
+              <w:right w:val="single" w:color="C7CCD6" w:sz="4"/>
+            </w:tcBorders>
+            <w:tcMar>
+              <w:top w:type="dxa" w:w="60"/>
+              <w:left w:type="dxa" w:w="100"/>
+              <w:bottom w:type="dxa" w:w="60"/>
+              <w:right w:type="dxa" w:w="100"/>
+            </w:tcMar>
+          </w:tcPr>
+          <w:p>
+            <w:r>
+              <w:t xml:space="preserve">NETLAB работает через открытый прайс-лист, цены дилерской колонки F (раздел 10)</w:t>
+            </w:r>
+          </w:p>
+        </w:tc>
+      </w:tr>
+    </w:tbl>
+    <w:p>
+      <w:pPr>
+        <w:spacing w:after="120"/>
+      </w:pPr>
+    </w:p>
+    <w:p>
+      <w:pPr>
+        <w:pBdr>
+          <w:left w:val="single" w:color="4F46E5" w:sz="18" w:space="8"/>
+        </w:pBdr>
+        <w:shd w:fill="EEF2FF" w:color="auto" w:val="clear"/>
+        <w:spacing w:after="160" w:before="120"/>
+        <w:ind w:left="200"/>
+      </w:pPr>
+      <w:r>
+        <w:t xml:space="preserve">Как мы измеряем качество: 30 контрольных запросов прогоняются через рабочий поиск. Нужная модель в первых трёх строках вкладки «Маркетплейсы» — 87% запросов (было 73%), во вкладке «Дистрибуторы» — 100% из 20 запросов, где дистрибуторы что-то нашли. Пустых выдач — 3 из 30 (было 6). Подробнее — раздел 12.</w:t>
+      </w:r>
+    </w:p>
+    <w:p>
+      <w:pPr>
+        <w:pStyle w:val="Heading1"/>
+        <w:pageBreakBefore/>
+      </w:pPr>
+      <w:bookmarkStart w:name="_Toc10" w:id="10"/>
+      <w:r>
+        <w:t xml:space="preserve">4. О системе</w:t>
+      </w:r>
+      <w:bookmarkEnd w:id="10"/>
+    </w:p>
+    <w:p>
+      <w:pPr>
+        <w:spacing w:after="120"/>
+      </w:pPr>
+      <w:r>
+        <w:t xml:space="preserve">Price Radar одновременно опрашивает маркетплейсы и сайты/прайс-листы дистрибьюторов, отбирает строки с нужной моделью и показывает их в одной таблице с понятным порядком. Решение о закупке всегда принимает менеджер: система подсказывает, но не покупает и не отправляет заявки.</w:t>
+      </w:r>
+    </w:p>
+    <w:p>
+      <w:pPr>
+        <w:pStyle w:val="Heading2"/>
+      </w:pPr>
+      <w:bookmarkStart w:name="_Toc11" w:id="11"/>
+      <w:r>
+        <w:t xml:space="preserve">4.1. Роли</w:t>
+      </w:r>
+      <w:bookmarkEnd w:id="11"/>
+    </w:p>
+    <w:tbl>
+      <w:tblPr>
+        <w:tblW w:type="dxa" w:w="9638"/>
+        <w:tblBorders>
+          <w:top w:val="single" w:color="auto" w:sz="4"/>
+          <w:left w:val="single" w:color="auto" w:sz="4"/>
+          <w:bottom w:val="single" w:color="auto" w:sz="4"/>
+          <w:right w:val="single" w:color="auto" w:sz="4"/>
+          <w:insideH w:val="single" w:color="auto" w:sz="4"/>
+          <w:insideV w:val="single" w:color="auto" w:sz="4"/>
+        </w:tblBorders>
+      </w:tblPr>
+      <w:tblGrid>
+        <w:gridCol w:w="2600"/>
+        <w:gridCol w:w="7038"/>
+      </w:tblGrid>
+      <w:tr>
+        <w:trPr>
+          <w:tblHeader/>
+        </w:trPr>
+        <w:tc>
+          <w:tcPr>
+            <w:tcW w:type="dxa" w:w="2600"/>
+            <w:tcBorders>
+              <w:top w:val="single" w:color="C7CCD6" w:sz="4"/>
+              <w:left w:val="single" w:color="C7CCD6" w:sz="4"/>
+              <w:bottom w:val="single" w:color="C7CCD6" w:sz="4"/>
+              <w:right w:val="single" w:color="C7CCD6" w:sz="4"/>
+            </w:tcBorders>
+            <w:shd w:fill="1E3A8A" w:color="auto" w:val="clear"/>
+            <w:tcMar>
+              <w:top w:type="dxa" w:w="60"/>
+              <w:left w:type="dxa" w:w="100"/>
+              <w:bottom w:type="dxa" w:w="60"/>
+              <w:right w:type="dxa" w:w="100"/>
+            </w:tcMar>
+          </w:tcPr>
+          <w:p>
+            <w:r>
+              <w:rPr>
+                <w:b/>
+                <w:bCs/>
+                <w:color w:val="FFFFFF"/>
+              </w:rPr>
+              <w:t xml:space="preserve">Роль</w:t>
+            </w:r>
+          </w:p>
+        </w:tc>
+        <w:tc>
+          <w:tcPr>
+            <w:tcW w:type="dxa" w:w="7038"/>
+            <w:tcBorders>
+              <w:top w:val="single" w:color="C7CCD6" w:sz="4"/>
+              <w:left w:val="single" w:color="C7CCD6" w:sz="4"/>
+              <w:bottom w:val="single" w:color="C7CCD6" w:sz="4"/>
+              <w:right w:val="single" w:color="C7CCD6" w:sz="4"/>
+            </w:tcBorders>
+            <w:shd w:fill="1E3A8A" w:color="auto" w:val="clear"/>
+            <w:tcMar>
+              <w:top w:type="dxa" w:w="60"/>
+              <w:left w:type="dxa" w:w="100"/>
+              <w:bottom w:type="dxa" w:w="60"/>
+              <w:right w:type="dxa" w:w="100"/>
+            </w:tcMar>
+          </w:tcPr>
+          <w:p>
+            <w:r>
+              <w:rPr>
+                <w:b/>
+                <w:bCs/>
+                <w:color w:val="FFFFFF"/>
+              </w:rPr>
+              <w:t xml:space="preserve">Что доступно</w:t>
+            </w:r>
+          </w:p>
+        </w:tc>
+      </w:tr>
+      <w:tr>
+        <w:tc>
+          <w:tcPr>
+            <w:tcW w:type="dxa" w:w="2600"/>
+            <w:tcBorders>
+              <w:top w:val="single" w:color="C7CCD6" w:sz="4"/>
+              <w:left w:val="single" w:color="C7CCD6" w:sz="4"/>
+              <w:bottom w:val="single" w:color="C7CCD6" w:sz="4"/>
+              <w:right w:val="single" w:color="C7CCD6" w:sz="4"/>
+            </w:tcBorders>
+            <w:tcMar>
+              <w:top w:type="dxa" w:w="60"/>
+              <w:left w:type="dxa" w:w="100"/>
+              <w:bottom w:type="dxa" w:w="60"/>
+              <w:right w:type="dxa" w:w="100"/>
+            </w:tcMar>
+          </w:tcPr>
+          <w:p>
+            <w:r>
+              <w:t xml:space="preserve">Менеджер закупок</w:t>
+            </w:r>
+          </w:p>
+        </w:tc>
+        <w:tc>
+          <w:tcPr>
+            <w:tcW w:type="dxa" w:w="7038"/>
+            <w:tcBorders>
+              <w:top w:val="single" w:color="C7CCD6" w:sz="4"/>
+              <w:left w:val="single" w:color="C7CCD6" w:sz="4"/>
+              <w:bottom w:val="single" w:color="C7CCD6" w:sz="4"/>
+              <w:right w:val="single" w:color="C7CCD6" w:sz="4"/>
+            </w:tcBorders>
+            <w:tcMar>
+              <w:top w:type="dxa" w:w="60"/>
+              <w:left w:type="dxa" w:w="100"/>
+              <w:bottom w:type="dxa" w:w="60"/>
+              <w:right w:type="dxa" w:w="100"/>
+            </w:tcMar>
+          </w:tcPr>
+          <w:p>
+            <w:r>
+              <w:t xml:space="preserve">Поиск, таблица и фильтры, карточка предложения, ИИ-функции, чат-копайлот, выгрузка в Excel, история своих запросов</w:t>
+            </w:r>
+          </w:p>
+        </w:tc>
+      </w:tr>
+      <w:tr>
+        <w:tc>
+          <w:tcPr>
+            <w:tcW w:type="dxa" w:w="2600"/>
+            <w:tcBorders>
+              <w:top w:val="single" w:color="C7CCD6" w:sz="4"/>
+              <w:left w:val="single" w:color="C7CCD6" w:sz="4"/>
+              <w:bottom w:val="single" w:color="C7CCD6" w:sz="4"/>
+              <w:right w:val="single" w:color="C7CCD6" w:sz="4"/>
+            </w:tcBorders>
+            <w:shd w:fill="F5F7FB" w:color="auto" w:val="clear"/>
+            <w:tcMar>
+              <w:top w:type="dxa" w:w="60"/>
+              <w:left w:type="dxa" w:w="100"/>
+              <w:bottom w:type="dxa" w:w="60"/>
+              <w:right w:type="dxa" w:w="100"/>
+            </w:tcMar>
+          </w:tcPr>
+          <w:p>
+            <w:r>
+              <w:t xml:space="preserve">Администратор</w:t>
+            </w:r>
+          </w:p>
+        </w:tc>
+        <w:tc>
+          <w:tcPr>
+            <w:tcW w:type="dxa" w:w="7038"/>
+            <w:tcBorders>
+              <w:top w:val="single" w:color="C7CCD6" w:sz="4"/>
+              <w:left w:val="single" w:color="C7CCD6" w:sz="4"/>
+              <w:bottom w:val="single" w:color="C7CCD6" w:sz="4"/>
+              <w:right w:val="single" w:color="C7CCD6" w:sz="4"/>
+            </w:tcBorders>
+            <w:shd w:fill="F5F7FB" w:color="auto" w:val="clear"/>
+            <w:tcMar>
+              <w:top w:type="dxa" w:w="60"/>
+              <w:left w:type="dxa" w:w="100"/>
+              <w:bottom w:type="dxa" w:w="60"/>
+              <w:right w:type="dxa" w:w="100"/>
+            </w:tcMar>
+          </w:tcPr>
+          <w:p>
+            <w:r>
+              <w:t xml:space="preserve">Всё то же плюс технические сообщения источников и панель коннекторов в настройках</w:t>
+            </w:r>
+          </w:p>
+        </w:tc>
+      </w:tr>
+    </w:tbl>
+    <w:p>
+      <w:pPr>
+        <w:pStyle w:val="Heading2"/>
+      </w:pPr>
+      <w:bookmarkStart w:name="_Toc12" w:id="12"/>
+      <w:r>
+        <w:t xml:space="preserve">4.2. Ограничения версии 0.0.2</w:t>
+      </w:r>
+      <w:bookmarkEnd w:id="12"/>
+    </w:p>
+    <w:p>
+      <w:pPr>
+        <w:pStyle w:val="ListParagraph"/>
+        <w:numPr>
+          <w:ilvl w:val="0"/>
+          <w:numId w:val="2"/>
+        </w:numPr>
+        <w:spacing w:after="60"/>
+      </w:pPr>
+      <w:r>
+        <w:t xml:space="preserve">Цены маркетплейсов и сайтов — публичные розничные, не договорные. B2B-цены есть только у NETLAB (дилерская колонка прайса).</w:t>
+      </w:r>
+    </w:p>
+    <w:p>
+      <w:pPr>
+        <w:pStyle w:val="ListParagraph"/>
+        <w:numPr>
+          <w:ilvl w:val="0"/>
+          <w:numId w:val="2"/>
+        </w:numPr>
+        <w:spacing w:after="60"/>
+      </w:pPr>
+      <w:r>
+        <w:t xml:space="preserve">Наличие — со слов площадки или прайса, не гарантия склада. Перед закупкой откройте карточку на сайте.</w:t>
+      </w:r>
+    </w:p>
+    <w:p>
+      <w:pPr>
+        <w:pStyle w:val="ListParagraph"/>
+        <w:numPr>
+          <w:ilvl w:val="0"/>
+          <w:numId w:val="2"/>
+        </w:numPr>
+        <w:spacing w:after="60"/>
+      </w:pPr>
+      <w:r>
+        <w:t xml:space="preserve">Яндекс Маркет, Мегамаркет и DNS временно выключены: площадки блокируют адрес сервера.</w:t>
+      </w:r>
+    </w:p>
+    <w:p>
+      <w:pPr>
+        <w:pStyle w:val="ListParagraph"/>
+        <w:numPr>
+          <w:ilvl w:val="0"/>
+          <w:numId w:val="2"/>
+        </w:numPr>
+        <w:spacing w:after="60"/>
+      </w:pPr>
+      <w:r>
+        <w:t xml:space="preserve">ИИ работает на локальной модели компании, данные никуда не уходят. Ответы ИИ — подсказка, их нужно проверять.</w:t>
+      </w:r>
+    </w:p>
+    <w:p>
+      <w:pPr>
+        <w:pStyle w:val="Heading1"/>
+        <w:pageBreakBefore/>
+      </w:pPr>
+      <w:bookmarkStart w:name="_Toc13" w:id="13"/>
+      <w:r>
+        <w:t xml:space="preserve">5. Вход и выход</w:t>
+      </w:r>
+      <w:bookmarkEnd w:id="13"/>
+    </w:p>
+    <w:p>
+      <w:pPr>
+        <w:spacing w:after="120"/>
+      </w:pPr>
+      <w:r>
+        <w:t xml:space="preserve">Откройте адрес Price Radar в браузере, введите логин и пароль, выданные администратором, и нажмите «Войти в систему».</w:t>
       </w:r>
     </w:p>
     <w:p>
@@ -4846,7 +4121,7 @@
       <w:r>
         <w:drawing>
           <wp:inline distT="0" distB="0" distL="0" distR="0">
-            <wp:extent cx="5905500" cy="5562600"/>
+            <wp:extent cx="5905500" cy="3695700"/>
             <wp:effectExtent t="0" r="0" b="0" l="0"/>
             <wp:docPr id="9" name="" descr="" title=""/>
             <wp:cNvGraphicFramePr>
@@ -4871,7 +4146,7 @@
                   <pic:spPr bwMode="auto">
                     <a:xfrm>
                       <a:off x="0" y="0"/>
-                      <a:ext cx="5905500" cy="5562600"/>
+                      <a:ext cx="5905500" cy="3695700"/>
                     </a:xfrm>
                     <a:prstGeom prst="rect">
                       <a:avLst/>
@@ -4897,410 +4172,15 @@
           <w:sz w:val="18"/>
           <w:szCs w:val="18"/>
         </w:rPr>
-        <w:t xml:space="preserve">Рис. 9. Панель фильтров с активными чипами</w:t>
-      </w:r>
-    </w:p>
-    <w:p>
-      <w:pPr>
-        <w:pStyle w:val="Heading2"/>
-      </w:pPr>
-      <w:bookmarkStart w:name="_Toc21" w:id="21"/>
-      <w:r>
-        <w:t xml:space="preserve">7.4. Состояние товара</w:t>
-      </w:r>
-      <w:bookmarkEnd w:id="21"/>
+        <w:t xml:space="preserve">Рис. 9. Экран входа</w:t>
+      </w:r>
     </w:p>
     <w:p>
       <w:pPr>
         <w:spacing w:after="120"/>
       </w:pPr>
       <w:r>
-        <w:t xml:space="preserve">Столбец «Совпадение» показывает и состояние: новый, б/у, восстановленный, витринный или «не указано». Если источник не сообщает состояние (как прайс NETLAB), пишется «не указано», а не «новый». Пометки в названии («с витрины», «Б/У», «refurbished») учитываются автоматически.</w:t>
-      </w:r>
-    </w:p>
-    <w:p>
-      <w:pPr>
-        <w:pStyle w:val="Heading2"/>
-      </w:pPr>
-      <w:bookmarkStart w:name="_Toc22" w:id="22"/>
-      <w:r>
-        <w:t xml:space="preserve">7.5. Как поиск отсекает лишнее</w:t>
-      </w:r>
-      <w:bookmarkEnd w:id="22"/>
-    </w:p>
-    <w:p>
-      <w:pPr>
-        <w:pStyle w:val="ListParagraph"/>
-        <w:numPr>
-          <w:ilvl w:val="0"/>
-          <w:numId w:val="2"/>
-        </w:numPr>
-        <w:spacing w:after="60"/>
-      </w:pPr>
-      <w:r>
-        <w:t xml:space="preserve">Чужой бренд с тем же номером: «D-Link DEM-CB50/M240» не покажется на запрос «Logitech M240».</w:t>
-      </w:r>
-    </w:p>
-    <w:p>
-      <w:pPr>
-        <w:pStyle w:val="ListParagraph"/>
-        <w:numPr>
-          <w:ilvl w:val="0"/>
-          <w:numId w:val="2"/>
-        </w:numPr>
-        <w:spacing w:after="60"/>
-      </w:pPr>
-      <w:r>
-        <w:t xml:space="preserve">Соседняя модель: 12400 и 12400F, TL-5120 и TL-5120X, P2423D и P2423DE — разные товары.</w:t>
-      </w:r>
-    </w:p>
-    <w:p>
-      <w:pPr>
-        <w:pStyle w:val="ListParagraph"/>
-        <w:numPr>
-          <w:ilvl w:val="0"/>
-          <w:numId w:val="2"/>
-        </w:numPr>
-        <w:spacing w:after="60"/>
-      </w:pPr>
-      <w:r>
-        <w:t xml:space="preserve">Другой объём или поколение: 1 ТБ вместо 2 ТБ, DDR4 вместо DDR5.</w:t>
-      </w:r>
-    </w:p>
-    <w:p>
-      <w:pPr>
-        <w:pStyle w:val="ListParagraph"/>
-        <w:numPr>
-          <w:ilvl w:val="0"/>
-          <w:numId w:val="2"/>
-        </w:numPr>
-        <w:spacing w:after="60"/>
-      </w:pPr>
-      <w:r>
-        <w:t xml:space="preserve">Детали и аксессуары: радиатор для видеокарты, батарея для ИБП, чехол, фотобарабан вместо картриджа.</w:t>
-      </w:r>
-    </w:p>
-    <w:p>
-      <w:pPr>
-        <w:pStyle w:val="ListParagraph"/>
-        <w:numPr>
-          <w:ilvl w:val="0"/>
-          <w:numId w:val="2"/>
-        </w:numPr>
-        <w:spacing w:after="60"/>
-      </w:pPr>
-      <w:r>
-        <w:t xml:space="preserve">Готовый компьютер вместо видеокарты или процессора.</w:t>
-      </w:r>
-    </w:p>
-    <w:p>
-      <w:pPr>
-        <w:pStyle w:val="ListParagraph"/>
-        <w:numPr>
-          <w:ilvl w:val="0"/>
-          <w:numId w:val="2"/>
-        </w:numPr>
-        <w:spacing w:after="60"/>
-      </w:pPr>
-      <w:r>
-        <w:t xml:space="preserve">Если по названию нельзя понять, подходит ли строка, она уходит в свёрнутую группу «Требует уточнения» с причиной (7.2).</w:t>
-      </w:r>
-    </w:p>
-    <w:p>
-      <w:pPr>
-        <w:pStyle w:val="Heading2"/>
-      </w:pPr>
-      <w:bookmarkStart w:name="_Toc23" w:id="23"/>
-      <w:r>
-        <w:t xml:space="preserve">7.6. Проверка верхних карточек</w:t>
-      </w:r>
-      <w:bookmarkEnd w:id="23"/>
-    </w:p>
-    <w:p>
-      <w:pPr>
-        <w:spacing w:after="120"/>
-      </w:pPr>
-      <w:r>
-        <w:t xml:space="preserve">После сбора первые три строки открываются на странице товара и сверяются цена, наличие и модель. Рядом с ценой появляется отметка:</w:t>
-      </w:r>
-    </w:p>
-    <w:tbl>
-      <w:tblPr>
-        <w:tblW w:type="dxa" w:w="9638"/>
-        <w:tblBorders>
-          <w:top w:val="single" w:color="auto" w:sz="4"/>
-          <w:left w:val="single" w:color="auto" w:sz="4"/>
-          <w:bottom w:val="single" w:color="auto" w:sz="4"/>
-          <w:right w:val="single" w:color="auto" w:sz="4"/>
-          <w:insideH w:val="single" w:color="auto" w:sz="4"/>
-          <w:insideV w:val="single" w:color="auto" w:sz="4"/>
-        </w:tblBorders>
-      </w:tblPr>
-      <w:tblGrid>
-        <w:gridCol w:w="2400"/>
-        <w:gridCol w:w="7238"/>
-      </w:tblGrid>
-      <w:tr>
-        <w:trPr>
-          <w:tblHeader/>
-        </w:trPr>
-        <w:tc>
-          <w:tcPr>
-            <w:tcW w:type="dxa" w:w="2400"/>
-            <w:tcBorders>
-              <w:top w:val="single" w:color="C7CCD6" w:sz="4"/>
-              <w:left w:val="single" w:color="C7CCD6" w:sz="4"/>
-              <w:bottom w:val="single" w:color="C7CCD6" w:sz="4"/>
-              <w:right w:val="single" w:color="C7CCD6" w:sz="4"/>
-            </w:tcBorders>
-            <w:shd w:fill="1E3A8A" w:color="auto" w:val="clear"/>
-            <w:tcMar>
-              <w:top w:type="dxa" w:w="60"/>
-              <w:left w:type="dxa" w:w="100"/>
-              <w:bottom w:type="dxa" w:w="60"/>
-              <w:right w:type="dxa" w:w="100"/>
-            </w:tcMar>
-          </w:tcPr>
-          <w:p>
-            <w:r>
-              <w:rPr>
-                <w:b/>
-                <w:bCs/>
-                <w:color w:val="FFFFFF"/>
-              </w:rPr>
-              <w:t xml:space="preserve">Отметка</w:t>
-            </w:r>
-          </w:p>
-        </w:tc>
-        <w:tc>
-          <w:tcPr>
-            <w:tcW w:type="dxa" w:w="7238"/>
-            <w:tcBorders>
-              <w:top w:val="single" w:color="C7CCD6" w:sz="4"/>
-              <w:left w:val="single" w:color="C7CCD6" w:sz="4"/>
-              <w:bottom w:val="single" w:color="C7CCD6" w:sz="4"/>
-              <w:right w:val="single" w:color="C7CCD6" w:sz="4"/>
-            </w:tcBorders>
-            <w:shd w:fill="1E3A8A" w:color="auto" w:val="clear"/>
-            <w:tcMar>
-              <w:top w:type="dxa" w:w="60"/>
-              <w:left w:type="dxa" w:w="100"/>
-              <w:bottom w:type="dxa" w:w="60"/>
-              <w:right w:type="dxa" w:w="100"/>
-            </w:tcMar>
-          </w:tcPr>
-          <w:p>
-            <w:r>
-              <w:rPr>
-                <w:b/>
-                <w:bCs/>
-                <w:color w:val="FFFFFF"/>
-              </w:rPr>
-              <w:t xml:space="preserve">Что значит</w:t>
-            </w:r>
-          </w:p>
-        </w:tc>
-      </w:tr>
-      <w:tr>
-        <w:tc>
-          <w:tcPr>
-            <w:tcW w:type="dxa" w:w="2400"/>
-            <w:tcBorders>
-              <w:top w:val="single" w:color="C7CCD6" w:sz="4"/>
-              <w:left w:val="single" w:color="C7CCD6" w:sz="4"/>
-              <w:bottom w:val="single" w:color="C7CCD6" w:sz="4"/>
-              <w:right w:val="single" w:color="C7CCD6" w:sz="4"/>
-            </w:tcBorders>
-            <w:tcMar>
-              <w:top w:type="dxa" w:w="60"/>
-              <w:left w:type="dxa" w:w="100"/>
-              <w:bottom w:type="dxa" w:w="60"/>
-              <w:right w:type="dxa" w:w="100"/>
-            </w:tcMar>
-          </w:tcPr>
-          <w:p>
-            <w:r>
-              <w:t xml:space="preserve">✓ Проверено</w:t>
-            </w:r>
-          </w:p>
-        </w:tc>
-        <w:tc>
-          <w:tcPr>
-            <w:tcW w:type="dxa" w:w="7238"/>
-            <w:tcBorders>
-              <w:top w:val="single" w:color="C7CCD6" w:sz="4"/>
-              <w:left w:val="single" w:color="C7CCD6" w:sz="4"/>
-              <w:bottom w:val="single" w:color="C7CCD6" w:sz="4"/>
-              <w:right w:val="single" w:color="C7CCD6" w:sz="4"/>
-            </w:tcBorders>
-            <w:tcMar>
-              <w:top w:type="dxa" w:w="60"/>
-              <w:left w:type="dxa" w:w="100"/>
-              <w:bottom w:type="dxa" w:w="60"/>
-              <w:right w:type="dxa" w:w="100"/>
-            </w:tcMar>
-          </w:tcPr>
-          <w:p>
-            <w:r>
-              <w:t xml:space="preserve">Цена и наличие на карточке совпали (расхождение до 3%)</w:t>
-            </w:r>
-          </w:p>
-        </w:tc>
-      </w:tr>
-      <w:tr>
-        <w:tc>
-          <w:tcPr>
-            <w:tcW w:type="dxa" w:w="2400"/>
-            <w:tcBorders>
-              <w:top w:val="single" w:color="C7CCD6" w:sz="4"/>
-              <w:left w:val="single" w:color="C7CCD6" w:sz="4"/>
-              <w:bottom w:val="single" w:color="C7CCD6" w:sz="4"/>
-              <w:right w:val="single" w:color="C7CCD6" w:sz="4"/>
-            </w:tcBorders>
-            <w:shd w:fill="F5F7FB" w:color="auto" w:val="clear"/>
-            <w:tcMar>
-              <w:top w:type="dxa" w:w="60"/>
-              <w:left w:type="dxa" w:w="100"/>
-              <w:bottom w:type="dxa" w:w="60"/>
-              <w:right w:type="dxa" w:w="100"/>
-            </w:tcMar>
-          </w:tcPr>
-          <w:p>
-            <w:r>
-              <w:t xml:space="preserve">Цена обновлена</w:t>
-            </w:r>
-          </w:p>
-        </w:tc>
-        <w:tc>
-          <w:tcPr>
-            <w:tcW w:type="dxa" w:w="7238"/>
-            <w:tcBorders>
-              <w:top w:val="single" w:color="C7CCD6" w:sz="4"/>
-              <w:left w:val="single" w:color="C7CCD6" w:sz="4"/>
-              <w:bottom w:val="single" w:color="C7CCD6" w:sz="4"/>
-              <w:right w:val="single" w:color="C7CCD6" w:sz="4"/>
-            </w:tcBorders>
-            <w:shd w:fill="F5F7FB" w:color="auto" w:val="clear"/>
-            <w:tcMar>
-              <w:top w:type="dxa" w:w="60"/>
-              <w:left w:type="dxa" w:w="100"/>
-              <w:bottom w:type="dxa" w:w="60"/>
-              <w:right w:type="dxa" w:w="100"/>
-            </w:tcMar>
-          </w:tcPr>
-          <w:p>
-            <w:r>
-              <w:t xml:space="preserve">На карточке другая цена — она подставлена в таблицу, прежняя видна в подсказке</w:t>
-            </w:r>
-          </w:p>
-        </w:tc>
-      </w:tr>
-      <w:tr>
-        <w:tc>
-          <w:tcPr>
-            <w:tcW w:type="dxa" w:w="2400"/>
-            <w:tcBorders>
-              <w:top w:val="single" w:color="C7CCD6" w:sz="4"/>
-              <w:left w:val="single" w:color="C7CCD6" w:sz="4"/>
-              <w:bottom w:val="single" w:color="C7CCD6" w:sz="4"/>
-              <w:right w:val="single" w:color="C7CCD6" w:sz="4"/>
-            </w:tcBorders>
-            <w:tcMar>
-              <w:top w:type="dxa" w:w="60"/>
-              <w:left w:type="dxa" w:w="100"/>
-              <w:bottom w:type="dxa" w:w="60"/>
-              <w:right w:type="dxa" w:w="100"/>
-            </w:tcMar>
-          </w:tcPr>
-          <w:p>
-            <w:r>
-              <w:t xml:space="preserve">Нет в наличии</w:t>
-            </w:r>
-          </w:p>
-        </w:tc>
-        <w:tc>
-          <w:tcPr>
-            <w:tcW w:type="dxa" w:w="7238"/>
-            <w:tcBorders>
-              <w:top w:val="single" w:color="C7CCD6" w:sz="4"/>
-              <w:left w:val="single" w:color="C7CCD6" w:sz="4"/>
-              <w:bottom w:val="single" w:color="C7CCD6" w:sz="4"/>
-              <w:right w:val="single" w:color="C7CCD6" w:sz="4"/>
-            </w:tcBorders>
-            <w:tcMar>
-              <w:top w:type="dxa" w:w="60"/>
-              <w:left w:type="dxa" w:w="100"/>
-              <w:bottom w:type="dxa" w:w="60"/>
-              <w:right w:type="dxa" w:w="100"/>
-            </w:tcMar>
-          </w:tcPr>
-          <w:p>
-            <w:r>
-              <w:t xml:space="preserve">Карточка говорит, что товара нет — строка опускается вниз</w:t>
-            </w:r>
-          </w:p>
-        </w:tc>
-      </w:tr>
-      <w:tr>
-        <w:tc>
-          <w:tcPr>
-            <w:tcW w:type="dxa" w:w="2400"/>
-            <w:tcBorders>
-              <w:top w:val="single" w:color="C7CCD6" w:sz="4"/>
-              <w:left w:val="single" w:color="C7CCD6" w:sz="4"/>
-              <w:bottom w:val="single" w:color="C7CCD6" w:sz="4"/>
-              <w:right w:val="single" w:color="C7CCD6" w:sz="4"/>
-            </w:tcBorders>
-            <w:shd w:fill="F5F7FB" w:color="auto" w:val="clear"/>
-            <w:tcMar>
-              <w:top w:type="dxa" w:w="60"/>
-              <w:left w:type="dxa" w:w="100"/>
-              <w:bottom w:type="dxa" w:w="60"/>
-              <w:right w:type="dxa" w:w="100"/>
-            </w:tcMar>
-          </w:tcPr>
-          <w:p>
-            <w:r>
-              <w:t xml:space="preserve">Не та модель?</w:t>
-            </w:r>
-          </w:p>
-        </w:tc>
-        <w:tc>
-          <w:tcPr>
-            <w:tcW w:type="dxa" w:w="7238"/>
-            <w:tcBorders>
-              <w:top w:val="single" w:color="C7CCD6" w:sz="4"/>
-              <w:left w:val="single" w:color="C7CCD6" w:sz="4"/>
-              <w:bottom w:val="single" w:color="C7CCD6" w:sz="4"/>
-              <w:right w:val="single" w:color="C7CCD6" w:sz="4"/>
-            </w:tcBorders>
-            <w:shd w:fill="F5F7FB" w:color="auto" w:val="clear"/>
-            <w:tcMar>
-              <w:top w:type="dxa" w:w="60"/>
-              <w:left w:type="dxa" w:w="100"/>
-              <w:bottom w:type="dxa" w:w="60"/>
-              <w:right w:type="dxa" w:w="100"/>
-            </w:tcMar>
-          </w:tcPr>
-          <w:p>
-            <w:r>
-              <w:t xml:space="preserve">На карточке другая модель — строка уходит в «требует уточнения»</w:t>
-            </w:r>
-          </w:p>
-        </w:tc>
-      </w:tr>
-    </w:tbl>
-    <w:p>
-      <w:pPr>
-        <w:pBdr>
-          <w:left w:val="single" w:color="4F46E5" w:sz="18" w:space="8"/>
-        </w:pBdr>
-        <w:shd w:fill="EEF2FF" w:color="auto" w:val="clear"/>
-        <w:spacing w:after="160" w:before="120"/>
-        <w:ind w:left="200"/>
-      </w:pPr>
-      <w:r>
-        <w:t xml:space="preserve">Проверяются Ozon и, с версии 0.0.3, СРВТрейд и Servermall — первые три строки в каждой вкладке. В поиске Ozon показывает цену по Ozon Карте; проверка подставляет обычную цену, которую платит компания (разница обычно 3–5%). Wildberries цены отдаёт «вживую» в момент поиска, но доступ к его карточкам закрыт; карточки Авито проверить технически нельзя. Цены NETLAB берутся из прайса, обновляемого раз в час.</w:t>
+        <w:t xml:space="preserve">При неверном пароле появится сообщение об ошибке. После нескольких неудачных попыток подождите минуту.</w:t>
       </w:r>
     </w:p>
     <w:p>
@@ -5312,7 +4192,7 @@
       <w:r>
         <w:drawing>
           <wp:inline distT="0" distB="0" distL="0" distR="0">
-            <wp:extent cx="5181600" cy="7810500"/>
+            <wp:extent cx="4572000" cy="2857500"/>
             <wp:effectExtent t="0" r="0" b="0" l="0"/>
             <wp:docPr id="10" name="" descr="" title=""/>
             <wp:cNvGraphicFramePr>
@@ -5337,7 +4217,7 @@
                   <pic:spPr bwMode="auto">
                     <a:xfrm>
                       <a:off x="0" y="0"/>
-                      <a:ext cx="5181600" cy="7810500"/>
+                      <a:ext cx="4572000" cy="2857500"/>
                     </a:xfrm>
                     <a:prstGeom prst="rect">
                       <a:avLst/>
@@ -5363,61 +4243,44 @@
           <w:sz w:val="18"/>
           <w:szCs w:val="18"/>
         </w:rPr>
-        <w:t xml:space="preserve">Рис. 9а. Проверенные строки во вкладке «Дистрибуторы» («сервер lenovo thinksystem sr650 v2»)</w:t>
-      </w:r>
+        <w:t xml:space="preserve">Рис. 10. Ошибка входа</w:t>
+      </w:r>
+    </w:p>
+    <w:p>
+      <w:pPr>
+        <w:spacing w:after="120"/>
+      </w:pPr>
+      <w:r>
+        <w:t xml:space="preserve">Выход — меню профиля в правом верхнем углу → «Выйти».</w:t>
+      </w:r>
+    </w:p>
+    <w:p>
+      <w:pPr>
+        <w:pStyle w:val="Heading1"/>
+        <w:pageBreakBefore/>
+      </w:pPr>
+      <w:bookmarkStart w:name="_Toc14" w:id="14"/>
+      <w:r>
+        <w:t xml:space="preserve">6. Поиск товара</w:t>
+      </w:r>
+      <w:bookmarkEnd w:id="14"/>
     </w:p>
     <w:p>
       <w:pPr>
         <w:pStyle w:val="Heading2"/>
       </w:pPr>
-      <w:bookmarkStart w:name="_Toc24" w:id="24"/>
-      <w:r>
-        <w:t xml:space="preserve">7.7. «Цена под сомнением»</w:t>
-      </w:r>
-      <w:bookmarkEnd w:id="24"/>
+      <w:bookmarkStart w:name="_Toc15" w:id="15"/>
+      <w:r>
+        <w:t xml:space="preserve">6.1. Как сформулировать запрос</w:t>
+      </w:r>
+      <w:bookmarkEnd w:id="15"/>
     </w:p>
     <w:p>
       <w:pPr>
         <w:spacing w:after="120"/>
       </w:pPr>
       <w:r>
-        <w:t xml:space="preserve">Так помечается цена ниже 35% от типичной для этого поиска. Обычно это ошибка площадки, приманка или деталь под видом товара (например, «видеокарта RTX 4070 Super» за 11 000 ₽ при типичной цене ~60 000 ₽). Такие строки остаются видны, но не считаются лучшей ценой.</w:t>
-      </w:r>
-    </w:p>
-    <w:p>
-      <w:pPr>
-        <w:pStyle w:val="Heading2"/>
-      </w:pPr>
-      <w:bookmarkStart w:name="_Toc25" w:id="25"/>
-      <w:r>
-        <w:t xml:space="preserve">7.8. Карточка предложения и выгрузка в Excel</w:t>
-      </w:r>
-      <w:bookmarkEnd w:id="25"/>
-    </w:p>
-    <w:p>
-      <w:pPr>
-        <w:spacing w:after="120"/>
-      </w:pPr>
-      <w:r>
-        <w:t xml:space="preserve">Нажмите на строку или «Карточка», чтобы увидеть все поля, фото, результат проверки и кнопку «Обоснование закупки» (7.3). Кнопка «Excel» выгружает все строки поиска; в 0.0.2 добавлены столбцы «Проверка карточки» и «Тип поставщика».</w:t>
-      </w:r>
-    </w:p>
-    <w:p>
-      <w:pPr>
-        <w:pStyle w:val="Heading2"/>
-      </w:pPr>
-      <w:bookmarkStart w:name="_Toc26" w:id="26"/>
-      <w:r>
-        <w:t xml:space="preserve">7.9. Артикул по прайсу дистрибьютора</w:t>
-      </w:r>
-      <w:bookmarkEnd w:id="26"/>
-    </w:p>
-    <w:p>
-      <w:pPr>
-        <w:spacing w:after="120"/>
-      </w:pPr>
-      <w:r>
-        <w:t xml:space="preserve">Перед опросом источников поиск смотрит в прайс NETLAB. Если по запросу там ровно один подходящий товар и в его артикуле есть номер модели из запроса, этот артикул становится артикулом поиска: СРВТрейд и Servermall ищут по нему, маркетплейсы получают точный код в запросе, а строки с этим артикулом отмечаются как «Точное» совпадение. Если подходящих товаров несколько (цвета, комплекты, версии с радиатором), артикулы только запоминаются, а поиск идёт по модели.</w:t>
+        <w:t xml:space="preserve">Лучше всего работает артикул производителя или модель: «i5-12400F», «TL-5120», «MZ-V9P2T0BW», «Logitech M240». Можно писать и обычной фразой — длинный запрос разберёт ИИ (раздел 8.1).</w:t>
       </w:r>
     </w:p>
     <w:tbl>
@@ -5433,9 +4296,8 @@
         </w:tblBorders>
       </w:tblPr>
       <w:tblGrid>
-        <w:gridCol w:w="2600"/>
-        <w:gridCol w:w="3600"/>
-        <w:gridCol w:w="3438"/>
+        <w:gridCol w:w="4300"/>
+        <w:gridCol w:w="5338"/>
       </w:tblGrid>
       <w:tr>
         <w:trPr>
@@ -5443,7 +4305,7 @@
         </w:trPr>
         <w:tc>
           <w:tcPr>
-            <w:tcW w:type="dxa" w:w="2600"/>
+            <w:tcW w:type="dxa" w:w="4300"/>
             <w:tcBorders>
               <w:top w:val="single" w:color="C7CCD6" w:sz="4"/>
               <w:left w:val="single" w:color="C7CCD6" w:sz="4"/>
@@ -5465,13 +4327,13 @@
                 <w:bCs/>
                 <w:color w:val="FFFFFF"/>
               </w:rPr>
-              <w:t xml:space="preserve">Запрос</w:t>
-            </w:r>
-          </w:p>
-        </w:tc>
-        <w:tc>
-          <w:tcPr>
-            <w:tcW w:type="dxa" w:w="3600"/>
+              <w:t xml:space="preserve">Что написать</w:t>
+            </w:r>
+          </w:p>
+        </w:tc>
+        <w:tc>
+          <w:tcPr>
+            <w:tcW w:type="dxa" w:w="5338"/>
             <w:tcBorders>
               <w:top w:val="single" w:color="C7CCD6" w:sz="4"/>
               <w:left w:val="single" w:color="C7CCD6" w:sz="4"/>
@@ -5493,35 +4355,7 @@
                 <w:bCs/>
                 <w:color w:val="FFFFFF"/>
               </w:rPr>
-              <w:t xml:space="preserve">Что нашлось в прайсе NETLAB</w:t>
-            </w:r>
-          </w:p>
-        </w:tc>
-        <w:tc>
-          <w:tcPr>
-            <w:tcW w:type="dxa" w:w="3438"/>
-            <w:tcBorders>
-              <w:top w:val="single" w:color="C7CCD6" w:sz="4"/>
-              <w:left w:val="single" w:color="C7CCD6" w:sz="4"/>
-              <w:bottom w:val="single" w:color="C7CCD6" w:sz="4"/>
-              <w:right w:val="single" w:color="C7CCD6" w:sz="4"/>
-            </w:tcBorders>
-            <w:shd w:fill="1E3A8A" w:color="auto" w:val="clear"/>
-            <w:tcMar>
-              <w:top w:type="dxa" w:w="60"/>
-              <w:left w:type="dxa" w:w="100"/>
-              <w:bottom w:type="dxa" w:w="60"/>
-              <w:right w:type="dxa" w:w="100"/>
-            </w:tcMar>
-          </w:tcPr>
-          <w:p>
-            <w:r>
-              <w:rPr>
-                <w:b/>
-                <w:bCs/>
-                <w:color w:val="FFFFFF"/>
-              </w:rPr>
-              <w:t xml:space="preserve">Что сделал поиск</w:t>
+              <w:t xml:space="preserve">Что сделает поиск</w:t>
             </w:r>
           </w:p>
         </w:tc>
@@ -5529,67 +4363,45 @@
       <w:tr>
         <w:tc>
           <w:tcPr>
-            <w:tcW w:type="dxa" w:w="2600"/>
-            <w:tcBorders>
-              <w:top w:val="single" w:color="C7CCD6" w:sz="4"/>
-              <w:left w:val="single" w:color="C7CCD6" w:sz="4"/>
-              <w:bottom w:val="single" w:color="C7CCD6" w:sz="4"/>
-              <w:right w:val="single" w:color="C7CCD6" w:sz="4"/>
-            </w:tcBorders>
-            <w:tcMar>
-              <w:top w:type="dxa" w:w="60"/>
-              <w:left w:type="dxa" w:w="100"/>
-              <w:bottom w:type="dxa" w:w="60"/>
-              <w:right w:type="dxa" w:w="100"/>
-            </w:tcMar>
-          </w:tcPr>
-          <w:p>
-            <w:r>
-              <w:t xml:space="preserve">ssd kingston kc3000 1tb</w:t>
-            </w:r>
-          </w:p>
-        </w:tc>
-        <w:tc>
-          <w:tcPr>
-            <w:tcW w:type="dxa" w:w="3600"/>
-            <w:tcBorders>
-              <w:top w:val="single" w:color="C7CCD6" w:sz="4"/>
-              <w:left w:val="single" w:color="C7CCD6" w:sz="4"/>
-              <w:bottom w:val="single" w:color="C7CCD6" w:sz="4"/>
-              <w:right w:val="single" w:color="C7CCD6" w:sz="4"/>
-            </w:tcBorders>
-            <w:tcMar>
-              <w:top w:type="dxa" w:w="60"/>
-              <w:left w:type="dxa" w:w="100"/>
-              <w:bottom w:type="dxa" w:w="60"/>
-              <w:right w:type="dxa" w:w="100"/>
-            </w:tcMar>
-          </w:tcPr>
-          <w:p>
-            <w:r>
-              <w:t xml:space="preserve">SKC3000S/1024G</w:t>
-            </w:r>
-          </w:p>
-        </w:tc>
-        <w:tc>
-          <w:tcPr>
-            <w:tcW w:type="dxa" w:w="3438"/>
-            <w:tcBorders>
-              <w:top w:val="single" w:color="C7CCD6" w:sz="4"/>
-              <w:left w:val="single" w:color="C7CCD6" w:sz="4"/>
-              <w:bottom w:val="single" w:color="C7CCD6" w:sz="4"/>
-              <w:right w:val="single" w:color="C7CCD6" w:sz="4"/>
-            </w:tcBorders>
-            <w:tcMar>
-              <w:top w:type="dxa" w:w="60"/>
-              <w:left w:type="dxa" w:w="100"/>
-              <w:bottom w:type="dxa" w:w="60"/>
-              <w:right w:type="dxa" w:w="100"/>
-            </w:tcMar>
-          </w:tcPr>
-          <w:p>
-            <w:r>
-              <w:t xml:space="preserve">Ищет по артикулу SKC3000S/1024G</w:t>
+            <w:tcW w:type="dxa" w:w="4300"/>
+            <w:tcBorders>
+              <w:top w:val="single" w:color="C7CCD6" w:sz="4"/>
+              <w:left w:val="single" w:color="C7CCD6" w:sz="4"/>
+              <w:bottom w:val="single" w:color="C7CCD6" w:sz="4"/>
+              <w:right w:val="single" w:color="C7CCD6" w:sz="4"/>
+            </w:tcBorders>
+            <w:tcMar>
+              <w:top w:type="dxa" w:w="60"/>
+              <w:left w:type="dxa" w:w="100"/>
+              <w:bottom w:type="dxa" w:w="60"/>
+              <w:right w:type="dxa" w:w="100"/>
+            </w:tcMar>
+          </w:tcPr>
+          <w:p>
+            <w:r>
+              <w:t xml:space="preserve">картридж pantum tl-5120 оригинальный</w:t>
+            </w:r>
+          </w:p>
+        </w:tc>
+        <w:tc>
+          <w:tcPr>
+            <w:tcW w:type="dxa" w:w="5338"/>
+            <w:tcBorders>
+              <w:top w:val="single" w:color="C7CCD6" w:sz="4"/>
+              <w:left w:val="single" w:color="C7CCD6" w:sz="4"/>
+              <w:bottom w:val="single" w:color="C7CCD6" w:sz="4"/>
+              <w:right w:val="single" w:color="C7CCD6" w:sz="4"/>
+            </w:tcBorders>
+            <w:tcMar>
+              <w:top w:type="dxa" w:w="60"/>
+              <w:left w:type="dxa" w:w="100"/>
+              <w:bottom w:type="dxa" w:w="60"/>
+              <w:right w:type="dxa" w:w="100"/>
+            </w:tcMar>
+          </w:tcPr>
+          <w:p>
+            <w:r>
+              <w:t xml:space="preserve">Оставит оригинальные; совместимые (Parus, NV Print, «…для Pantum», «N-TL-5120») уберёт</w:t>
             </w:r>
           </w:p>
         </w:tc>
@@ -5597,7 +4409,7 @@
       <w:tr>
         <w:tc>
           <w:tcPr>
-            <w:tcW w:type="dxa" w:w="2600"/>
+            <w:tcW w:type="dxa" w:w="4300"/>
             <w:tcBorders>
               <w:top w:val="single" w:color="C7CCD6" w:sz="4"/>
               <w:left w:val="single" w:color="C7CCD6" w:sz="4"/>
@@ -5614,13 +4426,13 @@
           </w:tcPr>
           <w:p>
             <w:r>
-              <w:t xml:space="preserve">12400 процессор</w:t>
-            </w:r>
-          </w:p>
-        </w:tc>
-        <w:tc>
-          <w:tcPr>
-            <w:tcW w:type="dxa" w:w="3600"/>
+              <w:t xml:space="preserve">samsung 990 pro 2тб</w:t>
+            </w:r>
+          </w:p>
+        </w:tc>
+        <w:tc>
+          <w:tcPr>
+            <w:tcW w:type="dxa" w:w="5338"/>
             <w:tcBorders>
               <w:top w:val="single" w:color="C7CCD6" w:sz="4"/>
               <w:left w:val="single" w:color="C7CCD6" w:sz="4"/>
@@ -5637,30 +4449,7 @@
           </w:tcPr>
           <w:p>
             <w:r>
-              <w:t xml:space="preserve">CM8071504555317SRL4V (OEM)</w:t>
-            </w:r>
-          </w:p>
-        </w:tc>
-        <w:tc>
-          <w:tcPr>
-            <w:tcW w:type="dxa" w:w="3438"/>
-            <w:tcBorders>
-              <w:top w:val="single" w:color="C7CCD6" w:sz="4"/>
-              <w:left w:val="single" w:color="C7CCD6" w:sz="4"/>
-              <w:bottom w:val="single" w:color="C7CCD6" w:sz="4"/>
-              <w:right w:val="single" w:color="C7CCD6" w:sz="4"/>
-            </w:tcBorders>
-            <w:shd w:fill="F5F7FB" w:color="auto" w:val="clear"/>
-            <w:tcMar>
-              <w:top w:type="dxa" w:w="60"/>
-              <w:left w:type="dxa" w:w="100"/>
-              <w:bottom w:type="dxa" w:w="60"/>
-              <w:right w:type="dxa" w:w="100"/>
-            </w:tcMar>
-          </w:tcPr>
-          <w:p>
-            <w:r>
-              <w:t xml:space="preserve">Не подставляет: в артикуле нет номера 12400 — иначе стёрлась бы разница 12400 / 12400F. Ищет по модели</w:t>
+              <w:t xml:space="preserve">Только 2 ТБ; 1 ТБ и 4 ТБ не покажет. 990 EVO — другая модель</w:t>
             </w:r>
           </w:p>
         </w:tc>
@@ -5668,67 +4457,45 @@
       <w:tr>
         <w:tc>
           <w:tcPr>
-            <w:tcW w:type="dxa" w:w="2600"/>
-            <w:tcBorders>
-              <w:top w:val="single" w:color="C7CCD6" w:sz="4"/>
-              <w:left w:val="single" w:color="C7CCD6" w:sz="4"/>
-              <w:bottom w:val="single" w:color="C7CCD6" w:sz="4"/>
-              <w:right w:val="single" w:color="C7CCD6" w:sz="4"/>
-            </w:tcBorders>
-            <w:tcMar>
-              <w:top w:type="dxa" w:w="60"/>
-              <w:left w:type="dxa" w:w="100"/>
-              <w:bottom w:type="dxa" w:w="60"/>
-              <w:right w:type="dxa" w:w="100"/>
-            </w:tcMar>
-          </w:tcPr>
-          <w:p>
-            <w:r>
-              <w:t xml:space="preserve">samsung 990 pro 2тб</w:t>
-            </w:r>
-          </w:p>
-        </w:tc>
-        <w:tc>
-          <w:tcPr>
-            <w:tcW w:type="dxa" w:w="3600"/>
-            <w:tcBorders>
-              <w:top w:val="single" w:color="C7CCD6" w:sz="4"/>
-              <w:left w:val="single" w:color="C7CCD6" w:sz="4"/>
-              <w:bottom w:val="single" w:color="C7CCD6" w:sz="4"/>
-              <w:right w:val="single" w:color="C7CCD6" w:sz="4"/>
-            </w:tcBorders>
-            <w:tcMar>
-              <w:top w:type="dxa" w:w="60"/>
-              <w:left w:type="dxa" w:w="100"/>
-              <w:bottom w:type="dxa" w:w="60"/>
-              <w:right w:type="dxa" w:w="100"/>
-            </w:tcMar>
-          </w:tcPr>
-          <w:p>
-            <w:r>
-              <w:t xml:space="preserve">MZ-V9P2T0BW и MZ-V9P2T0CW (с радиатором)</w:t>
-            </w:r>
-          </w:p>
-        </w:tc>
-        <w:tc>
-          <w:tcPr>
-            <w:tcW w:type="dxa" w:w="3438"/>
-            <w:tcBorders>
-              <w:top w:val="single" w:color="C7CCD6" w:sz="4"/>
-              <w:left w:val="single" w:color="C7CCD6" w:sz="4"/>
-              <w:bottom w:val="single" w:color="C7CCD6" w:sz="4"/>
-              <w:right w:val="single" w:color="C7CCD6" w:sz="4"/>
-            </w:tcBorders>
-            <w:tcMar>
-              <w:top w:type="dxa" w:w="60"/>
-              <w:left w:type="dxa" w:w="100"/>
-              <w:bottom w:type="dxa" w:w="60"/>
-              <w:right w:type="dxa" w:w="100"/>
-            </w:tcMar>
-          </w:tcPr>
-          <w:p>
-            <w:r>
-              <w:t xml:space="preserve">Два варианта — ищет по модели</w:t>
+            <w:tcW w:type="dxa" w:w="4300"/>
+            <w:tcBorders>
+              <w:top w:val="single" w:color="C7CCD6" w:sz="4"/>
+              <w:left w:val="single" w:color="C7CCD6" w:sz="4"/>
+              <w:bottom w:val="single" w:color="C7CCD6" w:sz="4"/>
+              <w:right w:val="single" w:color="C7CCD6" w:sz="4"/>
+            </w:tcBorders>
+            <w:tcMar>
+              <w:top w:type="dxa" w:w="60"/>
+              <w:left w:type="dxa" w:w="100"/>
+              <w:bottom w:type="dxa" w:w="60"/>
+              <w:right w:type="dxa" w:w="100"/>
+            </w:tcMar>
+          </w:tcPr>
+          <w:p>
+            <w:r>
+              <w:t xml:space="preserve">rtx 4060 8gb</w:t>
+            </w:r>
+          </w:p>
+        </w:tc>
+        <w:tc>
+          <w:tcPr>
+            <w:tcW w:type="dxa" w:w="5338"/>
+            <w:tcBorders>
+              <w:top w:val="single" w:color="C7CCD6" w:sz="4"/>
+              <w:left w:val="single" w:color="C7CCD6" w:sz="4"/>
+              <w:bottom w:val="single" w:color="C7CCD6" w:sz="4"/>
+              <w:right w:val="single" w:color="C7CCD6" w:sz="4"/>
+            </w:tcBorders>
+            <w:tcMar>
+              <w:top w:type="dxa" w:w="60"/>
+              <w:left w:type="dxa" w:w="100"/>
+              <w:bottom w:type="dxa" w:w="60"/>
+              <w:right w:type="dxa" w:w="100"/>
+            </w:tcMar>
+          </w:tcPr>
+          <w:p>
+            <w:r>
+              <w:t xml:space="preserve">Только видеокарты RTX 4060 (не Ti и не готовые ПК)</w:t>
             </w:r>
           </w:p>
         </w:tc>
@@ -5736,7 +4503,7 @@
       <w:tr>
         <w:tc>
           <w:tcPr>
-            <w:tcW w:type="dxa" w:w="2600"/>
+            <w:tcW w:type="dxa" w:w="4300"/>
             <w:tcBorders>
               <w:top w:val="single" w:color="C7CCD6" w:sz="4"/>
               <w:left w:val="single" w:color="C7CCD6" w:sz="4"/>
@@ -5753,13 +4520,13 @@
           </w:tcPr>
           <w:p>
             <w:r>
-              <w:t xml:space="preserve">картридж 5120</w:t>
-            </w:r>
-          </w:p>
-        </w:tc>
-        <w:tc>
-          <w:tcPr>
-            <w:tcW w:type="dxa" w:w="3600"/>
+              <w:t xml:space="preserve">оперативная память ddr5 32gb kingston fury</w:t>
+            </w:r>
+          </w:p>
+        </w:tc>
+        <w:tc>
+          <w:tcPr>
+            <w:tcW w:type="dxa" w:w="5338"/>
             <w:tcBorders>
               <w:top w:val="single" w:color="C7CCD6" w:sz="4"/>
               <w:left w:val="single" w:color="C7CCD6" w:sz="4"/>
@@ -5776,13 +4543,61 @@
           </w:tcPr>
           <w:p>
             <w:r>
-              <w:t xml:space="preserve">Тонер Sharp TC-SH016 (номер 5120 в списке совместимости)</w:t>
-            </w:r>
-          </w:p>
-        </w:tc>
-        <w:tc>
-          <w:tcPr>
-            <w:tcW w:type="dxa" w:w="3438"/>
+              <w:t xml:space="preserve">Только DDR5; модули DDR4 не покажет</w:t>
+            </w:r>
+          </w:p>
+        </w:tc>
+      </w:tr>
+      <w:tr>
+        <w:tc>
+          <w:tcPr>
+            <w:tcW w:type="dxa" w:w="4300"/>
+            <w:tcBorders>
+              <w:top w:val="single" w:color="C7CCD6" w:sz="4"/>
+              <w:left w:val="single" w:color="C7CCD6" w:sz="4"/>
+              <w:bottom w:val="single" w:color="C7CCD6" w:sz="4"/>
+              <w:right w:val="single" w:color="C7CCD6" w:sz="4"/>
+            </w:tcBorders>
+            <w:tcMar>
+              <w:top w:type="dxa" w:w="60"/>
+              <w:left w:type="dxa" w:w="100"/>
+              <w:bottom w:type="dxa" w:w="60"/>
+              <w:right w:type="dxa" w:w="100"/>
+            </w:tcMar>
+          </w:tcPr>
+          <w:p>
+            <w:r>
+              <w:t xml:space="preserve">кабель hdmi 2м</w:t>
+            </w:r>
+          </w:p>
+        </w:tc>
+        <w:tc>
+          <w:tcPr>
+            <w:tcW w:type="dxa" w:w="5338"/>
+            <w:tcBorders>
+              <w:top w:val="single" w:color="C7CCD6" w:sz="4"/>
+              <w:left w:val="single" w:color="C7CCD6" w:sz="4"/>
+              <w:bottom w:val="single" w:color="C7CCD6" w:sz="4"/>
+              <w:right w:val="single" w:color="C7CCD6" w:sz="4"/>
+            </w:tcBorders>
+            <w:tcMar>
+              <w:top w:type="dxa" w:w="60"/>
+              <w:left w:type="dxa" w:w="100"/>
+              <w:bottom w:type="dxa" w:w="60"/>
+              <w:right w:type="dxa" w:w="100"/>
+            </w:tcMar>
+          </w:tcPr>
+          <w:p>
+            <w:r>
+              <w:t xml:space="preserve">Кабели HDMI–HDMI; переходники HDMI–DVI не покажет</w:t>
+            </w:r>
+          </w:p>
+        </w:tc>
+      </w:tr>
+      <w:tr>
+        <w:tc>
+          <w:tcPr>
+            <w:tcW w:type="dxa" w:w="4300"/>
             <w:tcBorders>
               <w:top w:val="single" w:color="C7CCD6" w:sz="4"/>
               <w:left w:val="single" w:color="C7CCD6" w:sz="4"/>
@@ -5799,43 +4614,35 @@
           </w:tcPr>
           <w:p>
             <w:r>
-              <w:t xml:space="preserve">Не подставляет: без бренда артикул должен содержать номер модели</w:t>
+              <w:t xml:space="preserve">ssd без б/у</w:t>
+            </w:r>
+          </w:p>
+        </w:tc>
+        <w:tc>
+          <w:tcPr>
+            <w:tcW w:type="dxa" w:w="5338"/>
+            <w:tcBorders>
+              <w:top w:val="single" w:color="C7CCD6" w:sz="4"/>
+              <w:left w:val="single" w:color="C7CCD6" w:sz="4"/>
+              <w:bottom w:val="single" w:color="C7CCD6" w:sz="4"/>
+              <w:right w:val="single" w:color="C7CCD6" w:sz="4"/>
+            </w:tcBorders>
+            <w:shd w:fill="F5F7FB" w:color="auto" w:val="clear"/>
+            <w:tcMar>
+              <w:top w:type="dxa" w:w="60"/>
+              <w:left w:type="dxa" w:w="100"/>
+              <w:bottom w:type="dxa" w:w="60"/>
+              <w:right w:type="dxa" w:w="100"/>
+            </w:tcMar>
+          </w:tcPr>
+          <w:p>
+            <w:r>
+              <w:t xml:space="preserve">Только новые</w:t>
             </w:r>
           </w:p>
         </w:tc>
       </w:tr>
     </w:tbl>
-    <w:p>
-      <w:pPr>
-        <w:pBdr>
-          <w:left w:val="single" w:color="4F46E5" w:sz="18" w:space="8"/>
-        </w:pBdr>
-        <w:shd w:fill="EEF2FF" w:color="auto" w:val="clear"/>
-        <w:spacing w:after="160" w:before="120"/>
-        <w:ind w:left="200"/>
-      </w:pPr>
-      <w:r>
-        <w:t xml:space="preserve">Набранный вами артикул всегда главнее: прайс его не заменяет.</w:t>
-      </w:r>
-    </w:p>
-    <w:p>
-      <w:pPr>
-        <w:pStyle w:val="Heading2"/>
-      </w:pPr>
-      <w:bookmarkStart w:name="_Toc27" w:id="27"/>
-      <w:r>
-        <w:t xml:space="preserve">7.10. Одинаковые предложения свёрнуты</w:t>
-      </w:r>
-      <w:bookmarkEnd w:id="27"/>
-    </w:p>
-    <w:p>
-      <w:pPr>
-        <w:spacing w:after="120"/>
-      </w:pPr>
-      <w:r>
-        <w:t xml:space="preserve">Если один и тот же товар (то же название, то же состояние) продают несколько продавцов, в таблице одна строка — с лучшим местом по порядку. Под названием ссылка «Ещё N предложений этого товара · цена» раскрывает остальных. Счётчик внизу показывает и товары, и предложения: «из 12 товаров (31 предложение)».</w:t>
-      </w:r>
-    </w:p>
     <w:p>
       <w:pPr>
         <w:keepNext/>
@@ -5845,7 +4652,7 @@
       <w:r>
         <w:drawing>
           <wp:inline distT="0" distB="0" distL="0" distR="0">
-            <wp:extent cx="5457825" cy="7810500"/>
+            <wp:extent cx="5905500" cy="3695700"/>
             <wp:effectExtent t="0" r="0" b="0" l="0"/>
             <wp:docPr id="11" name="" descr="" title=""/>
             <wp:cNvGraphicFramePr>
@@ -5870,7 +4677,7 @@
                   <pic:spPr bwMode="auto">
                     <a:xfrm>
                       <a:off x="0" y="0"/>
-                      <a:ext cx="5457825" cy="7810500"/>
+                      <a:ext cx="5905500" cy="3695700"/>
                     </a:xfrm>
                     <a:prstGeom prst="rect">
                       <a:avLst/>
@@ -5896,25 +4703,25 @@
           <w:sz w:val="18"/>
           <w:szCs w:val="18"/>
         </w:rPr>
-        <w:t xml:space="preserve">Рис. 9б. Свёрнутые предложения одного товара («logitech m240»)</w:t>
+        <w:t xml:space="preserve">Рис. 11. Главный экран и строка поиска</w:t>
       </w:r>
     </w:p>
     <w:p>
       <w:pPr>
         <w:pStyle w:val="Heading2"/>
       </w:pPr>
-      <w:bookmarkStart w:name="_Toc28" w:id="28"/>
-      <w:r>
-        <w:t xml:space="preserve">7.11. Характеристики из названия</w:t>
-      </w:r>
-      <w:bookmarkEnd w:id="28"/>
+      <w:bookmarkStart w:name="_Toc16" w:id="16"/>
+      <w:r>
+        <w:t xml:space="preserve">6.2. Выбор поставщиков</w:t>
+      </w:r>
+      <w:bookmarkEnd w:id="16"/>
     </w:p>
     <w:p>
       <w:pPr>
         <w:spacing w:after="120"/>
       </w:pPr>
       <w:r>
-        <w:t xml:space="preserve">Под названием строки — серые метки с тем, что продавец указал в названии: объём («2 ТБ», «2×16 ГБ»), тип памяти (DDR4/DDR5, GDDR6), интерфейс (NVMe/SATA), частота, ресурс картриджа, комплектация BOX/OEM. Так проще сравнить строки, не вчитываясь. Метки ничего не додумывают: если в названии объём не указан, метки не будет.</w:t>
+        <w:t xml:space="preserve">Под строкой поиска можно отметить источники. По умолчанию опрашиваются все включённые. Выбор запоминается в браузере.</w:t>
       </w:r>
     </w:p>
     <w:p>
@@ -5926,7 +4733,7 @@
       <w:r>
         <w:drawing>
           <wp:inline distT="0" distB="0" distL="0" distR="0">
-            <wp:extent cx="5495925" cy="7810500"/>
+            <wp:extent cx="5905500" cy="1724025"/>
             <wp:effectExtent t="0" r="0" b="0" l="0"/>
             <wp:docPr id="12" name="" descr="" title=""/>
             <wp:cNvGraphicFramePr>
@@ -5951,7 +4758,7 @@
                   <pic:spPr bwMode="auto">
                     <a:xfrm>
                       <a:off x="0" y="0"/>
-                      <a:ext cx="5495925" cy="7810500"/>
+                      <a:ext cx="5905500" cy="1724025"/>
                     </a:xfrm>
                     <a:prstGeom prst="rect">
                       <a:avLst/>
@@ -5977,561 +4784,25 @@
           <w:sz w:val="18"/>
           <w:szCs w:val="18"/>
         </w:rPr>
-        <w:t xml:space="preserve">Рис. 9в. Метки характеристик («samsung 990 pro 2тб»)</w:t>
-      </w:r>
-    </w:p>
-    <w:p>
-      <w:pPr>
-        <w:pStyle w:val="Heading1"/>
-        <w:pageBreakBefore/>
-      </w:pPr>
-      <w:bookmarkStart w:name="_Toc29" w:id="29"/>
-      <w:r>
-        <w:t xml:space="preserve">8. ИИ в Price Radar</w:t>
-      </w:r>
-      <w:bookmarkEnd w:id="29"/>
+        <w:t xml:space="preserve">Рис. 12. Выбор поставщиков</w:t>
+      </w:r>
+    </w:p>
+    <w:p>
+      <w:pPr>
+        <w:pStyle w:val="Heading2"/>
+      </w:pPr>
+      <w:bookmarkStart w:name="_Toc17" w:id="17"/>
+      <w:r>
+        <w:t xml:space="preserve">6.3. История запросов</w:t>
+      </w:r>
+      <w:bookmarkEnd w:id="17"/>
     </w:p>
     <w:p>
       <w:pPr>
         <w:spacing w:after="120"/>
       </w:pPr>
       <w:r>
-        <w:t xml:space="preserve">ИИ работает на локальной модели компании (vLLM, Qwen). Запросы и цены никуда не отправляются. Главный принцип: ИИ подсказывает, решает менеджер. Отбор строк и порядок в таблице делают проверяемые правила; ИИ видит только то, что ему передал сервер, а его ответы проверяются кодом.</w:t>
-      </w:r>
-    </w:p>
-    <w:tbl>
-      <w:tblPr>
-        <w:tblW w:type="dxa" w:w="9638"/>
-        <w:tblBorders>
-          <w:top w:val="single" w:color="auto" w:sz="4"/>
-          <w:left w:val="single" w:color="auto" w:sz="4"/>
-          <w:bottom w:val="single" w:color="auto" w:sz="4"/>
-          <w:right w:val="single" w:color="auto" w:sz="4"/>
-          <w:insideH w:val="single" w:color="auto" w:sz="4"/>
-          <w:insideV w:val="single" w:color="auto" w:sz="4"/>
-        </w:tblBorders>
-      </w:tblPr>
-      <w:tblGrid>
-        <w:gridCol w:w="2000"/>
-        <w:gridCol w:w="2500"/>
-        <w:gridCol w:w="2700"/>
-        <w:gridCol w:w="2438"/>
-      </w:tblGrid>
-      <w:tr>
-        <w:trPr>
-          <w:tblHeader/>
-        </w:trPr>
-        <w:tc>
-          <w:tcPr>
-            <w:tcW w:type="dxa" w:w="2000"/>
-            <w:tcBorders>
-              <w:top w:val="single" w:color="C7CCD6" w:sz="4"/>
-              <w:left w:val="single" w:color="C7CCD6" w:sz="4"/>
-              <w:bottom w:val="single" w:color="C7CCD6" w:sz="4"/>
-              <w:right w:val="single" w:color="C7CCD6" w:sz="4"/>
-            </w:tcBorders>
-            <w:shd w:fill="1E3A8A" w:color="auto" w:val="clear"/>
-            <w:tcMar>
-              <w:top w:type="dxa" w:w="60"/>
-              <w:left w:type="dxa" w:w="100"/>
-              <w:bottom w:type="dxa" w:w="60"/>
-              <w:right w:type="dxa" w:w="100"/>
-            </w:tcMar>
-          </w:tcPr>
-          <w:p>
-            <w:r>
-              <w:rPr>
-                <w:b/>
-                <w:bCs/>
-                <w:color w:val="FFFFFF"/>
-              </w:rPr>
-              <w:t xml:space="preserve">Функция</w:t>
-            </w:r>
-          </w:p>
-        </w:tc>
-        <w:tc>
-          <w:tcPr>
-            <w:tcW w:type="dxa" w:w="2500"/>
-            <w:tcBorders>
-              <w:top w:val="single" w:color="C7CCD6" w:sz="4"/>
-              <w:left w:val="single" w:color="C7CCD6" w:sz="4"/>
-              <w:bottom w:val="single" w:color="C7CCD6" w:sz="4"/>
-              <w:right w:val="single" w:color="C7CCD6" w:sz="4"/>
-            </w:tcBorders>
-            <w:shd w:fill="1E3A8A" w:color="auto" w:val="clear"/>
-            <w:tcMar>
-              <w:top w:type="dxa" w:w="60"/>
-              <w:left w:type="dxa" w:w="100"/>
-              <w:bottom w:type="dxa" w:w="60"/>
-              <w:right w:type="dxa" w:w="100"/>
-            </w:tcMar>
-          </w:tcPr>
-          <w:p>
-            <w:r>
-              <w:rPr>
-                <w:b/>
-                <w:bCs/>
-                <w:color w:val="FFFFFF"/>
-              </w:rPr>
-              <w:t xml:space="preserve">Когда работает</w:t>
-            </w:r>
-          </w:p>
-        </w:tc>
-        <w:tc>
-          <w:tcPr>
-            <w:tcW w:type="dxa" w:w="2700"/>
-            <w:tcBorders>
-              <w:top w:val="single" w:color="C7CCD6" w:sz="4"/>
-              <w:left w:val="single" w:color="C7CCD6" w:sz="4"/>
-              <w:bottom w:val="single" w:color="C7CCD6" w:sz="4"/>
-              <w:right w:val="single" w:color="C7CCD6" w:sz="4"/>
-            </w:tcBorders>
-            <w:shd w:fill="1E3A8A" w:color="auto" w:val="clear"/>
-            <w:tcMar>
-              <w:top w:type="dxa" w:w="60"/>
-              <w:left w:type="dxa" w:w="100"/>
-              <w:bottom w:type="dxa" w:w="60"/>
-              <w:right w:type="dxa" w:w="100"/>
-            </w:tcMar>
-          </w:tcPr>
-          <w:p>
-            <w:r>
-              <w:rPr>
-                <w:b/>
-                <w:bCs/>
-                <w:color w:val="FFFFFF"/>
-              </w:rPr>
-              <w:t xml:space="preserve">Что делает</w:t>
-            </w:r>
-          </w:p>
-        </w:tc>
-        <w:tc>
-          <w:tcPr>
-            <w:tcW w:type="dxa" w:w="2438"/>
-            <w:tcBorders>
-              <w:top w:val="single" w:color="C7CCD6" w:sz="4"/>
-              <w:left w:val="single" w:color="C7CCD6" w:sz="4"/>
-              <w:bottom w:val="single" w:color="C7CCD6" w:sz="4"/>
-              <w:right w:val="single" w:color="C7CCD6" w:sz="4"/>
-            </w:tcBorders>
-            <w:shd w:fill="1E3A8A" w:color="auto" w:val="clear"/>
-            <w:tcMar>
-              <w:top w:type="dxa" w:w="60"/>
-              <w:left w:type="dxa" w:w="100"/>
-              <w:bottom w:type="dxa" w:w="60"/>
-              <w:right w:type="dxa" w:w="100"/>
-            </w:tcMar>
-          </w:tcPr>
-          <w:p>
-            <w:r>
-              <w:rPr>
-                <w:b/>
-                <w:bCs/>
-                <w:color w:val="FFFFFF"/>
-              </w:rPr>
-              <w:t xml:space="preserve">Если ИИ недоступен</w:t>
-            </w:r>
-          </w:p>
-        </w:tc>
-      </w:tr>
-      <w:tr>
-        <w:tc>
-          <w:tcPr>
-            <w:tcW w:type="dxa" w:w="2000"/>
-            <w:tcBorders>
-              <w:top w:val="single" w:color="C7CCD6" w:sz="4"/>
-              <w:left w:val="single" w:color="C7CCD6" w:sz="4"/>
-              <w:bottom w:val="single" w:color="C7CCD6" w:sz="4"/>
-              <w:right w:val="single" w:color="C7CCD6" w:sz="4"/>
-            </w:tcBorders>
-            <w:tcMar>
-              <w:top w:type="dxa" w:w="60"/>
-              <w:left w:type="dxa" w:w="100"/>
-              <w:bottom w:type="dxa" w:w="60"/>
-              <w:right w:type="dxa" w:w="100"/>
-            </w:tcMar>
-          </w:tcPr>
-          <w:p>
-            <w:r>
-              <w:t xml:space="preserve">Понимание запроса</w:t>
-            </w:r>
-          </w:p>
-        </w:tc>
-        <w:tc>
-          <w:tcPr>
-            <w:tcW w:type="dxa" w:w="2500"/>
-            <w:tcBorders>
-              <w:top w:val="single" w:color="C7CCD6" w:sz="4"/>
-              <w:left w:val="single" w:color="C7CCD6" w:sz="4"/>
-              <w:bottom w:val="single" w:color="C7CCD6" w:sz="4"/>
-              <w:right w:val="single" w:color="C7CCD6" w:sz="4"/>
-            </w:tcBorders>
-            <w:tcMar>
-              <w:top w:type="dxa" w:w="60"/>
-              <w:left w:type="dxa" w:w="100"/>
-              <w:bottom w:type="dxa" w:w="60"/>
-              <w:right w:type="dxa" w:w="100"/>
-            </w:tcMar>
-          </w:tcPr>
-          <w:p>
-            <w:r>
-              <w:t xml:space="preserve">Автоматически, для запросов из 4+ слов или с непонятной категорией</w:t>
-            </w:r>
-          </w:p>
-        </w:tc>
-        <w:tc>
-          <w:tcPr>
-            <w:tcW w:type="dxa" w:w="2700"/>
-            <w:tcBorders>
-              <w:top w:val="single" w:color="C7CCD6" w:sz="4"/>
-              <w:left w:val="single" w:color="C7CCD6" w:sz="4"/>
-              <w:bottom w:val="single" w:color="C7CCD6" w:sz="4"/>
-              <w:right w:val="single" w:color="C7CCD6" w:sz="4"/>
-            </w:tcBorders>
-            <w:tcMar>
-              <w:top w:type="dxa" w:w="60"/>
-              <w:left w:type="dxa" w:w="100"/>
-              <w:bottom w:type="dxa" w:w="60"/>
-              <w:right w:type="dxa" w:w="100"/>
-            </w:tcMar>
-          </w:tcPr>
-          <w:p>
-            <w:r>
-              <w:t xml:space="preserve">Выделяет тип товара, бренд, модель, количество</w:t>
-            </w:r>
-          </w:p>
-        </w:tc>
-        <w:tc>
-          <w:tcPr>
-            <w:tcW w:type="dxa" w:w="2438"/>
-            <w:tcBorders>
-              <w:top w:val="single" w:color="C7CCD6" w:sz="4"/>
-              <w:left w:val="single" w:color="C7CCD6" w:sz="4"/>
-              <w:bottom w:val="single" w:color="C7CCD6" w:sz="4"/>
-              <w:right w:val="single" w:color="C7CCD6" w:sz="4"/>
-            </w:tcBorders>
-            <w:tcMar>
-              <w:top w:type="dxa" w:w="60"/>
-              <w:left w:type="dxa" w:w="100"/>
-              <w:bottom w:type="dxa" w:w="60"/>
-              <w:right w:type="dxa" w:w="100"/>
-            </w:tcMar>
-          </w:tcPr>
-          <w:p>
-            <w:r>
-              <w:t xml:space="preserve">Поиск идёт по правилам, как раньше</w:t>
-            </w:r>
-          </w:p>
-        </w:tc>
-      </w:tr>
-      <w:tr>
-        <w:tc>
-          <w:tcPr>
-            <w:tcW w:type="dxa" w:w="2000"/>
-            <w:tcBorders>
-              <w:top w:val="single" w:color="C7CCD6" w:sz="4"/>
-              <w:left w:val="single" w:color="C7CCD6" w:sz="4"/>
-              <w:bottom w:val="single" w:color="C7CCD6" w:sz="4"/>
-              <w:right w:val="single" w:color="C7CCD6" w:sz="4"/>
-            </w:tcBorders>
-            <w:shd w:fill="F5F7FB" w:color="auto" w:val="clear"/>
-            <w:tcMar>
-              <w:top w:type="dxa" w:w="60"/>
-              <w:left w:type="dxa" w:w="100"/>
-              <w:bottom w:type="dxa" w:w="60"/>
-              <w:right w:type="dxa" w:w="100"/>
-            </w:tcMar>
-          </w:tcPr>
-          <w:p>
-            <w:r>
-              <w:t xml:space="preserve">Разбор «требует уточнения»</w:t>
-            </w:r>
-          </w:p>
-        </w:tc>
-        <w:tc>
-          <w:tcPr>
-            <w:tcW w:type="dxa" w:w="2500"/>
-            <w:tcBorders>
-              <w:top w:val="single" w:color="C7CCD6" w:sz="4"/>
-              <w:left w:val="single" w:color="C7CCD6" w:sz="4"/>
-              <w:bottom w:val="single" w:color="C7CCD6" w:sz="4"/>
-              <w:right w:val="single" w:color="C7CCD6" w:sz="4"/>
-            </w:tcBorders>
-            <w:shd w:fill="F5F7FB" w:color="auto" w:val="clear"/>
-            <w:tcMar>
-              <w:top w:type="dxa" w:w="60"/>
-              <w:left w:type="dxa" w:w="100"/>
-              <w:bottom w:type="dxa" w:w="60"/>
-              <w:right w:type="dxa" w:w="100"/>
-            </w:tcMar>
-          </w:tcPr>
-          <w:p>
-            <w:r>
-              <w:t xml:space="preserve">Кнопка «Разобрать с ИИ»</w:t>
-            </w:r>
-          </w:p>
-        </w:tc>
-        <w:tc>
-          <w:tcPr>
-            <w:tcW w:type="dxa" w:w="2700"/>
-            <w:tcBorders>
-              <w:top w:val="single" w:color="C7CCD6" w:sz="4"/>
-              <w:left w:val="single" w:color="C7CCD6" w:sz="4"/>
-              <w:bottom w:val="single" w:color="C7CCD6" w:sz="4"/>
-              <w:right w:val="single" w:color="C7CCD6" w:sz="4"/>
-            </w:tcBorders>
-            <w:shd w:fill="F5F7FB" w:color="auto" w:val="clear"/>
-            <w:tcMar>
-              <w:top w:type="dxa" w:w="60"/>
-              <w:left w:type="dxa" w:w="100"/>
-              <w:bottom w:type="dxa" w:w="60"/>
-              <w:right w:type="dxa" w:w="100"/>
-            </w:tcMar>
-          </w:tcPr>
-          <w:p>
-            <w:r>
-              <w:t xml:space="preserve">Пишет вердикт и причину для каждой сомнительной строки</w:t>
-            </w:r>
-          </w:p>
-        </w:tc>
-        <w:tc>
-          <w:tcPr>
-            <w:tcW w:type="dxa" w:w="2438"/>
-            <w:tcBorders>
-              <w:top w:val="single" w:color="C7CCD6" w:sz="4"/>
-              <w:left w:val="single" w:color="C7CCD6" w:sz="4"/>
-              <w:bottom w:val="single" w:color="C7CCD6" w:sz="4"/>
-              <w:right w:val="single" w:color="C7CCD6" w:sz="4"/>
-            </w:tcBorders>
-            <w:shd w:fill="F5F7FB" w:color="auto" w:val="clear"/>
-            <w:tcMar>
-              <w:top w:type="dxa" w:w="60"/>
-              <w:left w:type="dxa" w:w="100"/>
-              <w:bottom w:type="dxa" w:w="60"/>
-              <w:right w:type="dxa" w:w="100"/>
-            </w:tcMar>
-          </w:tcPr>
-          <w:p>
-            <w:r>
-              <w:t xml:space="preserve">Показываются причины автоматической проверки</w:t>
-            </w:r>
-          </w:p>
-        </w:tc>
-      </w:tr>
-      <w:tr>
-        <w:tc>
-          <w:tcPr>
-            <w:tcW w:type="dxa" w:w="2000"/>
-            <w:tcBorders>
-              <w:top w:val="single" w:color="C7CCD6" w:sz="4"/>
-              <w:left w:val="single" w:color="C7CCD6" w:sz="4"/>
-              <w:bottom w:val="single" w:color="C7CCD6" w:sz="4"/>
-              <w:right w:val="single" w:color="C7CCD6" w:sz="4"/>
-            </w:tcBorders>
-            <w:tcMar>
-              <w:top w:type="dxa" w:w="60"/>
-              <w:left w:type="dxa" w:w="100"/>
-              <w:bottom w:type="dxa" w:w="60"/>
-              <w:right w:type="dxa" w:w="100"/>
-            </w:tcMar>
-          </w:tcPr>
-          <w:p>
-            <w:r>
-              <w:t xml:space="preserve">Обоснование закупки</w:t>
-            </w:r>
-          </w:p>
-        </w:tc>
-        <w:tc>
-          <w:tcPr>
-            <w:tcW w:type="dxa" w:w="2500"/>
-            <w:tcBorders>
-              <w:top w:val="single" w:color="C7CCD6" w:sz="4"/>
-              <w:left w:val="single" w:color="C7CCD6" w:sz="4"/>
-              <w:bottom w:val="single" w:color="C7CCD6" w:sz="4"/>
-              <w:right w:val="single" w:color="C7CCD6" w:sz="4"/>
-            </w:tcBorders>
-            <w:tcMar>
-              <w:top w:type="dxa" w:w="60"/>
-              <w:left w:type="dxa" w:w="100"/>
-              <w:bottom w:type="dxa" w:w="60"/>
-              <w:right w:type="dxa" w:w="100"/>
-            </w:tcMar>
-          </w:tcPr>
-          <w:p>
-            <w:r>
-              <w:t xml:space="preserve">Кнопка в карточке предложения</w:t>
-            </w:r>
-          </w:p>
-        </w:tc>
-        <w:tc>
-          <w:tcPr>
-            <w:tcW w:type="dxa" w:w="2700"/>
-            <w:tcBorders>
-              <w:top w:val="single" w:color="C7CCD6" w:sz="4"/>
-              <w:left w:val="single" w:color="C7CCD6" w:sz="4"/>
-              <w:bottom w:val="single" w:color="C7CCD6" w:sz="4"/>
-              <w:right w:val="single" w:color="C7CCD6" w:sz="4"/>
-            </w:tcBorders>
-            <w:tcMar>
-              <w:top w:type="dxa" w:w="60"/>
-              <w:left w:type="dxa" w:w="100"/>
-              <w:bottom w:type="dxa" w:w="60"/>
-              <w:right w:type="dxa" w:w="100"/>
-            </w:tcMar>
-          </w:tcPr>
-          <w:p>
-            <w:r>
-              <w:t xml:space="preserve">Составляет служебную записку</w:t>
-            </w:r>
-          </w:p>
-        </w:tc>
-        <w:tc>
-          <w:tcPr>
-            <w:tcW w:type="dxa" w:w="2438"/>
-            <w:tcBorders>
-              <w:top w:val="single" w:color="C7CCD6" w:sz="4"/>
-              <w:left w:val="single" w:color="C7CCD6" w:sz="4"/>
-              <w:bottom w:val="single" w:color="C7CCD6" w:sz="4"/>
-              <w:right w:val="single" w:color="C7CCD6" w:sz="4"/>
-            </w:tcBorders>
-            <w:tcMar>
-              <w:top w:type="dxa" w:w="60"/>
-              <w:left w:type="dxa" w:w="100"/>
-              <w:bottom w:type="dxa" w:w="60"/>
-              <w:right w:type="dxa" w:w="100"/>
-            </w:tcMar>
-          </w:tcPr>
-          <w:p>
-            <w:r>
-              <w:t xml:space="preserve">Выдаётся готовый шаблон с теми же фактами</w:t>
-            </w:r>
-          </w:p>
-        </w:tc>
-      </w:tr>
-      <w:tr>
-        <w:tc>
-          <w:tcPr>
-            <w:tcW w:type="dxa" w:w="2000"/>
-            <w:tcBorders>
-              <w:top w:val="single" w:color="C7CCD6" w:sz="4"/>
-              <w:left w:val="single" w:color="C7CCD6" w:sz="4"/>
-              <w:bottom w:val="single" w:color="C7CCD6" w:sz="4"/>
-              <w:right w:val="single" w:color="C7CCD6" w:sz="4"/>
-            </w:tcBorders>
-            <w:shd w:fill="F5F7FB" w:color="auto" w:val="clear"/>
-            <w:tcMar>
-              <w:top w:type="dxa" w:w="60"/>
-              <w:left w:type="dxa" w:w="100"/>
-              <w:bottom w:type="dxa" w:w="60"/>
-              <w:right w:type="dxa" w:w="100"/>
-            </w:tcMar>
-          </w:tcPr>
-          <w:p>
-            <w:r>
-              <w:t xml:space="preserve">Копайлот (чат)</w:t>
-            </w:r>
-          </w:p>
-        </w:tc>
-        <w:tc>
-          <w:tcPr>
-            <w:tcW w:type="dxa" w:w="2500"/>
-            <w:tcBorders>
-              <w:top w:val="single" w:color="C7CCD6" w:sz="4"/>
-              <w:left w:val="single" w:color="C7CCD6" w:sz="4"/>
-              <w:bottom w:val="single" w:color="C7CCD6" w:sz="4"/>
-              <w:right w:val="single" w:color="C7CCD6" w:sz="4"/>
-            </w:tcBorders>
-            <w:shd w:fill="F5F7FB" w:color="auto" w:val="clear"/>
-            <w:tcMar>
-              <w:top w:type="dxa" w:w="60"/>
-              <w:left w:type="dxa" w:w="100"/>
-              <w:bottom w:type="dxa" w:w="60"/>
-              <w:right w:type="dxa" w:w="100"/>
-            </w:tcMar>
-          </w:tcPr>
-          <w:p>
-            <w:r>
-              <w:t xml:space="preserve">Вопрос в панели справа</w:t>
-            </w:r>
-          </w:p>
-        </w:tc>
-        <w:tc>
-          <w:tcPr>
-            <w:tcW w:type="dxa" w:w="2700"/>
-            <w:tcBorders>
-              <w:top w:val="single" w:color="C7CCD6" w:sz="4"/>
-              <w:left w:val="single" w:color="C7CCD6" w:sz="4"/>
-              <w:bottom w:val="single" w:color="C7CCD6" w:sz="4"/>
-              <w:right w:val="single" w:color="C7CCD6" w:sz="4"/>
-            </w:tcBorders>
-            <w:shd w:fill="F5F7FB" w:color="auto" w:val="clear"/>
-            <w:tcMar>
-              <w:top w:type="dxa" w:w="60"/>
-              <w:left w:type="dxa" w:w="100"/>
-              <w:bottom w:type="dxa" w:w="60"/>
-              <w:right w:type="dxa" w:w="100"/>
-            </w:tcMar>
-          </w:tcPr>
-          <w:p>
-            <w:r>
-              <w:t xml:space="preserve">Объясняет выдачу, ставит фильтры словами</w:t>
-            </w:r>
-          </w:p>
-        </w:tc>
-        <w:tc>
-          <w:tcPr>
-            <w:tcW w:type="dxa" w:w="2438"/>
-            <w:tcBorders>
-              <w:top w:val="single" w:color="C7CCD6" w:sz="4"/>
-              <w:left w:val="single" w:color="C7CCD6" w:sz="4"/>
-              <w:bottom w:val="single" w:color="C7CCD6" w:sz="4"/>
-              <w:right w:val="single" w:color="C7CCD6" w:sz="4"/>
-            </w:tcBorders>
-            <w:shd w:fill="F5F7FB" w:color="auto" w:val="clear"/>
-            <w:tcMar>
-              <w:top w:type="dxa" w:w="60"/>
-              <w:left w:type="dxa" w:w="100"/>
-              <w:bottom w:type="dxa" w:w="60"/>
-              <w:right w:type="dxa" w:w="100"/>
-            </w:tcMar>
-          </w:tcPr>
-          <w:p>
-            <w:r>
-              <w:t xml:space="preserve">Ответ по шаблону</w:t>
-            </w:r>
-          </w:p>
-        </w:tc>
-      </w:tr>
-    </w:tbl>
-    <w:p>
-      <w:pPr>
-        <w:pStyle w:val="Heading2"/>
-      </w:pPr>
-      <w:bookmarkStart w:name="_Toc30" w:id="30"/>
-      <w:r>
-        <w:t xml:space="preserve">8.1. Понимание запроса</w:t>
-      </w:r>
-      <w:bookmarkEnd w:id="30"/>
-    </w:p>
-    <w:p>
-      <w:pPr>
-        <w:spacing w:after="120"/>
-      </w:pPr>
-      <w:r>
-        <w:t xml:space="preserve">Пишите, как говорите: «нужно 5 штук мышек logitech m240 для бухгалтерии». ИИ выделит: тип — мышь, бренд — Logitech, модель — M240, количество — 5, и поиск пойдёт по чистому запросу «мышь Logitech M240». Слова «5 штук» больше не принимаются за «упаковку из 5 шт».</w:t>
-      </w:r>
-    </w:p>
-    <w:p>
-      <w:pPr>
-        <w:pBdr>
-          <w:left w:val="single" w:color="4F46E5" w:sz="18" w:space="8"/>
-        </w:pBdr>
-        <w:shd w:fill="EEF2FF" w:color="auto" w:val="clear"/>
-        <w:spacing w:after="160" w:before="120"/>
-        <w:ind w:left="200"/>
-      </w:pPr>
-      <w:r>
-        <w:t xml:space="preserve">Защита от выдумок: модель и артикул принимаются, только если они буквально есть в вашем запросе; бренд — только если он назван. Если ИИ ошибся или не ответил за 8 секунд, поиск идёт по правилам.</w:t>
+        <w:t xml:space="preserve">Последние запросы сохраняются в истории: их можно повторить одним нажатием или удалить.</w:t>
       </w:r>
     </w:p>
     <w:p>
@@ -6543,7 +4814,7 @@
       <w:r>
         <w:drawing>
           <wp:inline distT="0" distB="0" distL="0" distR="0">
-            <wp:extent cx="5905500" cy="3695700"/>
+            <wp:extent cx="5905500" cy="2133600"/>
             <wp:effectExtent t="0" r="0" b="0" l="0"/>
             <wp:docPr id="13" name="" descr="" title=""/>
             <wp:cNvGraphicFramePr>
@@ -6568,7 +4839,7 @@
                   <pic:spPr bwMode="auto">
                     <a:xfrm>
                       <a:off x="0" y="0"/>
-                      <a:ext cx="5905500" cy="3695700"/>
+                      <a:ext cx="5905500" cy="2133600"/>
                     </a:xfrm>
                     <a:prstGeom prst="rect">
                       <a:avLst/>
@@ -6594,64 +4865,26 @@
           <w:sz w:val="18"/>
           <w:szCs w:val="18"/>
         </w:rPr>
-        <w:t xml:space="preserve">Рис. 10. Длинный запрос, разобранный ИИ</w:t>
-      </w:r>
-    </w:p>
-    <w:p>
-      <w:pPr>
-        <w:pStyle w:val="Heading2"/>
-      </w:pPr>
-      <w:bookmarkStart w:name="_Toc31" w:id="31"/>
-      <w:r>
-        <w:t xml:space="preserve">8.2. Разбор строк «требует уточнения»</w:t>
-      </w:r>
-      <w:bookmarkEnd w:id="31"/>
+        <w:t xml:space="preserve">Рис. 13. История запросов</w:t>
+      </w:r>
+    </w:p>
+    <w:p>
+      <w:pPr>
+        <w:pStyle w:val="Heading1"/>
+        <w:pageBreakBefore/>
+      </w:pPr>
+      <w:bookmarkStart w:name="_Toc18" w:id="18"/>
+      <w:r>
+        <w:t xml:space="preserve">7. Результаты поиска</w:t>
+      </w:r>
+      <w:bookmarkEnd w:id="18"/>
     </w:p>
     <w:p>
       <w:pPr>
         <w:spacing w:after="120"/>
       </w:pPr>
       <w:r>
-        <w:t xml:space="preserve">Разверните группу «Требует уточнения» под таблицей и нажмите «Разобрать с ИИ». Через несколько секунд у каждой строки появится строка «ИИ: подходит / не подходит / неясно — причина».</w:t>
-      </w:r>
-    </w:p>
-    <w:p>
-      <w:pPr>
-        <w:pStyle w:val="ListParagraph"/>
-        <w:numPr>
-          <w:ilvl w:val="0"/>
-          <w:numId w:val="4"/>
-        </w:numPr>
-        <w:spacing w:after="60"/>
-      </w:pPr>
-      <w:r>
-        <w:t xml:space="preserve">Строки не скрываются и не переставляются — это подсказка.</w:t>
-      </w:r>
-    </w:p>
-    <w:p>
-      <w:pPr>
-        <w:pStyle w:val="ListParagraph"/>
-        <w:numPr>
-          <w:ilvl w:val="0"/>
-          <w:numId w:val="4"/>
-        </w:numPr>
-        <w:spacing w:after="60"/>
-      </w:pPr>
-      <w:r>
-        <w:t xml:space="preserve">«Не подходит» — обычно другой объём, деталь, аксессуар или другая модель; такие можно не смотреть.</w:t>
-      </w:r>
-    </w:p>
-    <w:p>
-      <w:pPr>
-        <w:pStyle w:val="ListParagraph"/>
-        <w:numPr>
-          <w:ilvl w:val="0"/>
-          <w:numId w:val="4"/>
-        </w:numPr>
-        <w:spacing w:after="60"/>
-      </w:pPr>
-      <w:r>
-        <w:t xml:space="preserve">«Подходит» — всё равно откройте карточку на сайте перед закупкой.</w:t>
+        <w:t xml:space="preserve">Источники отвечают постепенно: строки появляются сразу, а порядок уточняется по мере прихода новых данных. Когда сбор завершён, первые три строки дополнительно проверяются на карточке товара (6.6).</w:t>
       </w:r>
     </w:p>
     <w:p>
@@ -6663,7 +4896,7 @@
       <w:r>
         <w:drawing>
           <wp:inline distT="0" distB="0" distL="0" distR="0">
-            <wp:extent cx="5905500" cy="5048250"/>
+            <wp:extent cx="5905500" cy="3695700"/>
             <wp:effectExtent t="0" r="0" b="0" l="0"/>
             <wp:docPr id="14" name="" descr="" title=""/>
             <wp:cNvGraphicFramePr>
@@ -6688,7 +4921,7 @@
                   <pic:spPr bwMode="auto">
                     <a:xfrm>
                       <a:off x="0" y="0"/>
-                      <a:ext cx="5905500" cy="5048250"/>
+                      <a:ext cx="5905500" cy="3695700"/>
                     </a:xfrm>
                     <a:prstGeom prst="rect">
                       <a:avLst/>
@@ -6714,40 +4947,273 @@
           <w:sz w:val="18"/>
           <w:szCs w:val="18"/>
         </w:rPr>
-        <w:t xml:space="preserve">Рис. 11. Вердикты ИИ по сомнительным строкам («tl-5120 оригинальный»)</w:t>
+        <w:t xml:space="preserve">Рис. 14. Экран результатов: сводка, таблица и панель ИИ-копайлота</w:t>
       </w:r>
     </w:p>
     <w:p>
       <w:pPr>
         <w:pStyle w:val="Heading2"/>
       </w:pPr>
-      <w:bookmarkStart w:name="_Toc32" w:id="32"/>
-      <w:r>
-        <w:t xml:space="preserve">8.3. Обоснование закупки</w:t>
-      </w:r>
-      <w:bookmarkEnd w:id="32"/>
+      <w:bookmarkStart w:name="_Toc19" w:id="19"/>
+      <w:r>
+        <w:t xml:space="preserve">7.1. Вкладки «Маркетплейсы» и «Дистрибуторы»</w:t>
+      </w:r>
+      <w:bookmarkEnd w:id="19"/>
     </w:p>
     <w:p>
       <w:pPr>
         <w:spacing w:after="120"/>
       </w:pPr>
       <w:r>
-        <w:t xml:space="preserve">Откройте карточку выбранной строки и нажмите «Обоснование закупки». ИИ составит короткую служебную записку: что закупаем, поставщик и цена, сравнение с до трёх альтернатив, вывод. Кнопка «Копировать» переносит текст в буфер — вставьте его в письмо или заявку.</w:t>
-      </w:r>
-    </w:p>
-    <w:p>
-      <w:pPr>
-        <w:pBdr>
-          <w:left w:val="single" w:color="4F46E5" w:sz="18" w:space="8"/>
-        </w:pBdr>
-        <w:shd w:fill="EEF2FF" w:color="auto" w:val="clear"/>
-        <w:spacing w:after="160" w:before="120"/>
-        <w:ind w:left="200"/>
-      </w:pPr>
-      <w:r>
-        <w:t xml:space="preserve">Проверка фактов: каждое число в тексте ИИ сверяется с данными поиска. Если ИИ написал цену или сумму, которой нет в выдаче, вместо его текста выдаётся точный шаблон. На тестах ИИ сам замечал несоответствия — например, что выбранная строка оказалась DDR4 вместо запрошенной DDR5.</w:t>
-      </w:r>
-    </w:p>
+        <w:t xml:space="preserve">Таблица разделена на две вкладки, у каждой — счётчик строк. По умолчанию открыты маркетплейсы; если они ничего не нашли — дистрибуторы. Фильтры, сортировка, список поставщиков и страницы работают внутри открытой вкладки.</w:t>
+      </w:r>
+    </w:p>
+    <w:tbl>
+      <w:tblPr>
+        <w:tblW w:type="dxa" w:w="9638"/>
+        <w:tblBorders>
+          <w:top w:val="single" w:color="auto" w:sz="4"/>
+          <w:left w:val="single" w:color="auto" w:sz="4"/>
+          <w:bottom w:val="single" w:color="auto" w:sz="4"/>
+          <w:right w:val="single" w:color="auto" w:sz="4"/>
+          <w:insideH w:val="single" w:color="auto" w:sz="4"/>
+          <w:insideV w:val="single" w:color="auto" w:sz="4"/>
+        </w:tblBorders>
+      </w:tblPr>
+      <w:tblGrid>
+        <w:gridCol w:w="1900"/>
+        <w:gridCol w:w="3500"/>
+        <w:gridCol w:w="4238"/>
+      </w:tblGrid>
+      <w:tr>
+        <w:trPr>
+          <w:tblHeader/>
+        </w:trPr>
+        <w:tc>
+          <w:tcPr>
+            <w:tcW w:type="dxa" w:w="1900"/>
+            <w:tcBorders>
+              <w:top w:val="single" w:color="C7CCD6" w:sz="4"/>
+              <w:left w:val="single" w:color="C7CCD6" w:sz="4"/>
+              <w:bottom w:val="single" w:color="C7CCD6" w:sz="4"/>
+              <w:right w:val="single" w:color="C7CCD6" w:sz="4"/>
+            </w:tcBorders>
+            <w:shd w:fill="1E3A8A" w:color="auto" w:val="clear"/>
+            <w:tcMar>
+              <w:top w:type="dxa" w:w="60"/>
+              <w:left w:type="dxa" w:w="100"/>
+              <w:bottom w:type="dxa" w:w="60"/>
+              <w:right w:type="dxa" w:w="100"/>
+            </w:tcMar>
+          </w:tcPr>
+          <w:p>
+            <w:r>
+              <w:rPr>
+                <w:b/>
+                <w:bCs/>
+                <w:color w:val="FFFFFF"/>
+              </w:rPr>
+              <w:t xml:space="preserve">Вкладка</w:t>
+            </w:r>
+          </w:p>
+        </w:tc>
+        <w:tc>
+          <w:tcPr>
+            <w:tcW w:type="dxa" w:w="3500"/>
+            <w:tcBorders>
+              <w:top w:val="single" w:color="C7CCD6" w:sz="4"/>
+              <w:left w:val="single" w:color="C7CCD6" w:sz="4"/>
+              <w:bottom w:val="single" w:color="C7CCD6" w:sz="4"/>
+              <w:right w:val="single" w:color="C7CCD6" w:sz="4"/>
+            </w:tcBorders>
+            <w:shd w:fill="1E3A8A" w:color="auto" w:val="clear"/>
+            <w:tcMar>
+              <w:top w:type="dxa" w:w="60"/>
+              <w:left w:type="dxa" w:w="100"/>
+              <w:bottom w:type="dxa" w:w="60"/>
+              <w:right w:type="dxa" w:w="100"/>
+            </w:tcMar>
+          </w:tcPr>
+          <w:p>
+            <w:r>
+              <w:rPr>
+                <w:b/>
+                <w:bCs/>
+                <w:color w:val="FFFFFF"/>
+              </w:rPr>
+              <w:t xml:space="preserve">Кто там</w:t>
+            </w:r>
+          </w:p>
+        </w:tc>
+        <w:tc>
+          <w:tcPr>
+            <w:tcW w:type="dxa" w:w="4238"/>
+            <w:tcBorders>
+              <w:top w:val="single" w:color="C7CCD6" w:sz="4"/>
+              <w:left w:val="single" w:color="C7CCD6" w:sz="4"/>
+              <w:bottom w:val="single" w:color="C7CCD6" w:sz="4"/>
+              <w:right w:val="single" w:color="C7CCD6" w:sz="4"/>
+            </w:tcBorders>
+            <w:shd w:fill="1E3A8A" w:color="auto" w:val="clear"/>
+            <w:tcMar>
+              <w:top w:type="dxa" w:w="60"/>
+              <w:left w:type="dxa" w:w="100"/>
+              <w:bottom w:type="dxa" w:w="60"/>
+              <w:right w:type="dxa" w:w="100"/>
+            </w:tcMar>
+          </w:tcPr>
+          <w:p>
+            <w:r>
+              <w:rPr>
+                <w:b/>
+                <w:bCs/>
+                <w:color w:val="FFFFFF"/>
+              </w:rPr>
+              <w:t xml:space="preserve">Что важно знать</w:t>
+            </w:r>
+          </w:p>
+        </w:tc>
+      </w:tr>
+      <w:tr>
+        <w:tc>
+          <w:tcPr>
+            <w:tcW w:type="dxa" w:w="1900"/>
+            <w:tcBorders>
+              <w:top w:val="single" w:color="C7CCD6" w:sz="4"/>
+              <w:left w:val="single" w:color="C7CCD6" w:sz="4"/>
+              <w:bottom w:val="single" w:color="C7CCD6" w:sz="4"/>
+              <w:right w:val="single" w:color="C7CCD6" w:sz="4"/>
+            </w:tcBorders>
+            <w:tcMar>
+              <w:top w:type="dxa" w:w="60"/>
+              <w:left w:type="dxa" w:w="100"/>
+              <w:bottom w:type="dxa" w:w="60"/>
+              <w:right w:type="dxa" w:w="100"/>
+            </w:tcMar>
+          </w:tcPr>
+          <w:p>
+            <w:r>
+              <w:t xml:space="preserve">Маркетплейсы</w:t>
+            </w:r>
+          </w:p>
+        </w:tc>
+        <w:tc>
+          <w:tcPr>
+            <w:tcW w:type="dxa" w:w="3500"/>
+            <w:tcBorders>
+              <w:top w:val="single" w:color="C7CCD6" w:sz="4"/>
+              <w:left w:val="single" w:color="C7CCD6" w:sz="4"/>
+              <w:bottom w:val="single" w:color="C7CCD6" w:sz="4"/>
+              <w:right w:val="single" w:color="C7CCD6" w:sz="4"/>
+            </w:tcBorders>
+            <w:tcMar>
+              <w:top w:type="dxa" w:w="60"/>
+              <w:left w:type="dxa" w:w="100"/>
+              <w:bottom w:type="dxa" w:w="60"/>
+              <w:right w:type="dxa" w:w="100"/>
+            </w:tcMar>
+          </w:tcPr>
+          <w:p>
+            <w:r>
+              <w:t xml:space="preserve">Wildberries, Ozon, Авито, Ситилинк, AliExpress</w:t>
+            </w:r>
+          </w:p>
+        </w:tc>
+        <w:tc>
+          <w:tcPr>
+            <w:tcW w:type="dxa" w:w="4238"/>
+            <w:tcBorders>
+              <w:top w:val="single" w:color="C7CCD6" w:sz="4"/>
+              <w:left w:val="single" w:color="C7CCD6" w:sz="4"/>
+              <w:bottom w:val="single" w:color="C7CCD6" w:sz="4"/>
+              <w:right w:val="single" w:color="C7CCD6" w:sz="4"/>
+            </w:tcBorders>
+            <w:tcMar>
+              <w:top w:type="dxa" w:w="60"/>
+              <w:left w:type="dxa" w:w="100"/>
+              <w:bottom w:type="dxa" w:w="60"/>
+              <w:right w:type="dxa" w:w="100"/>
+            </w:tcMar>
+          </w:tcPr>
+          <w:p>
+            <w:r>
+              <w:t xml:space="preserve">Розничные цены; оплата и документы — по условиям продавца. На Авито много б/у</w:t>
+            </w:r>
+          </w:p>
+        </w:tc>
+      </w:tr>
+      <w:tr>
+        <w:tc>
+          <w:tcPr>
+            <w:tcW w:type="dxa" w:w="1900"/>
+            <w:tcBorders>
+              <w:top w:val="single" w:color="C7CCD6" w:sz="4"/>
+              <w:left w:val="single" w:color="C7CCD6" w:sz="4"/>
+              <w:bottom w:val="single" w:color="C7CCD6" w:sz="4"/>
+              <w:right w:val="single" w:color="C7CCD6" w:sz="4"/>
+            </w:tcBorders>
+            <w:shd w:fill="F5F7FB" w:color="auto" w:val="clear"/>
+            <w:tcMar>
+              <w:top w:type="dxa" w:w="60"/>
+              <w:left w:type="dxa" w:w="100"/>
+              <w:bottom w:type="dxa" w:w="60"/>
+              <w:right w:type="dxa" w:w="100"/>
+            </w:tcMar>
+          </w:tcPr>
+          <w:p>
+            <w:r>
+              <w:t xml:space="preserve">Дистрибуторы</w:t>
+            </w:r>
+          </w:p>
+        </w:tc>
+        <w:tc>
+          <w:tcPr>
+            <w:tcW w:type="dxa" w:w="3500"/>
+            <w:tcBorders>
+              <w:top w:val="single" w:color="C7CCD6" w:sz="4"/>
+              <w:left w:val="single" w:color="C7CCD6" w:sz="4"/>
+              <w:bottom w:val="single" w:color="C7CCD6" w:sz="4"/>
+              <w:right w:val="single" w:color="C7CCD6" w:sz="4"/>
+            </w:tcBorders>
+            <w:shd w:fill="F5F7FB" w:color="auto" w:val="clear"/>
+            <w:tcMar>
+              <w:top w:type="dxa" w:w="60"/>
+              <w:left w:type="dxa" w:w="100"/>
+              <w:bottom w:type="dxa" w:w="60"/>
+              <w:right w:type="dxa" w:w="100"/>
+            </w:tcMar>
+          </w:tcPr>
+          <w:p>
+            <w:r>
+              <w:t xml:space="preserve">NETLAB, СРВТрейд, Servermall (позже OCS, MERLION, Treolan)</w:t>
+            </w:r>
+          </w:p>
+        </w:tc>
+        <w:tc>
+          <w:tcPr>
+            <w:tcW w:type="dxa" w:w="4238"/>
+            <w:tcBorders>
+              <w:top w:val="single" w:color="C7CCD6" w:sz="4"/>
+              <w:left w:val="single" w:color="C7CCD6" w:sz="4"/>
+              <w:bottom w:val="single" w:color="C7CCD6" w:sz="4"/>
+              <w:right w:val="single" w:color="C7CCD6" w:sz="4"/>
+            </w:tcBorders>
+            <w:shd w:fill="F5F7FB" w:color="auto" w:val="clear"/>
+            <w:tcMar>
+              <w:top w:type="dxa" w:w="60"/>
+              <w:left w:type="dxa" w:w="100"/>
+              <w:bottom w:type="dxa" w:w="60"/>
+              <w:right w:type="dxa" w:w="100"/>
+            </w:tcMar>
+          </w:tcPr>
+          <w:p>
+            <w:r>
+              <w:t xml:space="preserve">Счёт с НДС и закрывающие документы. У NETLAB — дилерская цена, у СРВТрейд и Servermall — цена сайта</w:t>
+            </w:r>
+          </w:p>
+        </w:tc>
+      </w:tr>
+    </w:tbl>
     <w:p>
       <w:pPr>
         <w:keepNext/>
@@ -6757,7 +5223,7 @@
       <w:r>
         <w:drawing>
           <wp:inline distT="0" distB="0" distL="0" distR="0">
-            <wp:extent cx="3648075" cy="7810500"/>
+            <wp:extent cx="5905500" cy="7296150"/>
             <wp:effectExtent t="0" r="0" b="0" l="0"/>
             <wp:docPr id="15" name="" descr="" title=""/>
             <wp:cNvGraphicFramePr>
@@ -6782,7 +5248,7 @@
                   <pic:spPr bwMode="auto">
                     <a:xfrm>
                       <a:off x="0" y="0"/>
-                      <a:ext cx="3648075" cy="7810500"/>
+                      <a:ext cx="5905500" cy="7296150"/>
                     </a:xfrm>
                     <a:prstGeom prst="rect">
                       <a:avLst/>
@@ -6808,25 +5274,7 @@
           <w:sz w:val="18"/>
           <w:szCs w:val="18"/>
         </w:rPr>
-        <w:t xml:space="preserve">Рис. 12. Обоснование закупки в карточке предложения</w:t>
-      </w:r>
-    </w:p>
-    <w:p>
-      <w:pPr>
-        <w:pStyle w:val="Heading2"/>
-      </w:pPr>
-      <w:bookmarkStart w:name="_Toc33" w:id="33"/>
-      <w:r>
-        <w:t xml:space="preserve">8.4. Копайлот</w:t>
-      </w:r>
-      <w:bookmarkEnd w:id="33"/>
-    </w:p>
-    <w:p>
-      <w:pPr>
-        <w:spacing w:after="120"/>
-      </w:pPr>
-      <w:r>
-        <w:t xml:space="preserve">В панели справа можно задать вопрос по результатам («где дешевле с наличием?», «почему эта строка выше?») или поставить фильтр словами («только новые до 40 000», «без б/у»). Копайлот отвечает только по строкам текущей таблицы.</w:t>
+        <w:t xml:space="preserve">Рис. 15. Вкладка «Маркетплейсы»</w:t>
       </w:r>
     </w:p>
     <w:p>
@@ -6838,7 +5286,7 @@
       <w:r>
         <w:drawing>
           <wp:inline distT="0" distB="0" distL="0" distR="0">
-            <wp:extent cx="5905500" cy="2295525"/>
+            <wp:extent cx="5905500" cy="3133725"/>
             <wp:effectExtent t="0" r="0" b="0" l="0"/>
             <wp:docPr id="16" name="" descr="" title=""/>
             <wp:cNvGraphicFramePr>
@@ -6863,7 +5311,7 @@
                   <pic:spPr bwMode="auto">
                     <a:xfrm>
                       <a:off x="0" y="0"/>
-                      <a:ext cx="5905500" cy="2295525"/>
+                      <a:ext cx="5905500" cy="3133725"/>
                     </a:xfrm>
                     <a:prstGeom prst="rect">
                       <a:avLst/>
@@ -6889,26 +5337,116 @@
           <w:sz w:val="18"/>
           <w:szCs w:val="18"/>
         </w:rPr>
-        <w:t xml:space="preserve">Рис. 13. Копайлот закупок</w:t>
-      </w:r>
-    </w:p>
-    <w:p>
-      <w:pPr>
-        <w:pStyle w:val="Heading1"/>
-        <w:pageBreakBefore/>
-      </w:pPr>
-      <w:bookmarkStart w:name="_Toc34" w:id="34"/>
-      <w:r>
-        <w:t xml:space="preserve">9. Настройки и мобильная версия</w:t>
-      </w:r>
-      <w:bookmarkEnd w:id="34"/>
+        <w:t xml:space="preserve">Рис. 16. Вкладка «Дистрибуторы»</w:t>
+      </w:r>
+    </w:p>
+    <w:p>
+      <w:pPr>
+        <w:pStyle w:val="Heading2"/>
+      </w:pPr>
+      <w:bookmarkStart w:name="_Toc20" w:id="20"/>
+      <w:r>
+        <w:t xml:space="preserve">7.2. Порядок строк</w:t>
+      </w:r>
+      <w:bookmarkEnd w:id="20"/>
     </w:p>
     <w:p>
       <w:pPr>
         <w:spacing w:after="120"/>
       </w:pPr>
       <w:r>
-        <w:t xml:space="preserve">В настройках профиля — имя, город и выход. Администратор видит панель коннекторов: состояние источников и технические сообщения.</w:t>
+        <w:t xml:space="preserve">Порядок по умолчанию — «По соответствию и наличию»:</w:t>
+      </w:r>
+    </w:p>
+    <w:p>
+      <w:pPr>
+        <w:pStyle w:val="ListParagraph"/>
+        <w:numPr>
+          <w:ilvl w:val="0"/>
+          <w:numId w:val="3"/>
+        </w:numPr>
+        <w:spacing w:after="60"/>
+      </w:pPr>
+      <w:r>
+        <w:t xml:space="preserve">Сначала строки с точным или вероятным совпадением модели, затем аналоги, затем сомнительные.</w:t>
+      </w:r>
+    </w:p>
+    <w:p>
+      <w:pPr>
+        <w:pStyle w:val="ListParagraph"/>
+        <w:numPr>
+          <w:ilvl w:val="0"/>
+          <w:numId w:val="3"/>
+        </w:numPr>
+        <w:spacing w:after="60"/>
+      </w:pPr>
+      <w:r>
+        <w:t xml:space="preserve">Внутри — сначала «в наличии», потом «не указано», потом «под заказ» и «нет в наличии».</w:t>
+      </w:r>
+    </w:p>
+    <w:p>
+      <w:pPr>
+        <w:pStyle w:val="ListParagraph"/>
+        <w:numPr>
+          <w:ilvl w:val="0"/>
+          <w:numId w:val="3"/>
+        </w:numPr>
+        <w:spacing w:after="60"/>
+      </w:pPr>
+      <w:r>
+        <w:t xml:space="preserve">Новые — раньше витринных, восстановленных и б/у; затем по цене.</w:t>
+      </w:r>
+    </w:p>
+    <w:p>
+      <w:pPr>
+        <w:pStyle w:val="ListParagraph"/>
+        <w:numPr>
+          <w:ilvl w:val="0"/>
+          <w:numId w:val="3"/>
+        </w:numPr>
+        <w:spacing w:after="60"/>
+      </w:pPr>
+      <w:r>
+        <w:t xml:space="preserve">Строки «Цена под сомнением» и «требует уточнения» всегда ниже остальных.</w:t>
+      </w:r>
+    </w:p>
+    <w:p>
+      <w:pPr>
+        <w:spacing w:after="120"/>
+      </w:pPr>
+      <w:r>
+        <w:t xml:space="preserve">Сортировку можно сменить, нажав на заголовок столбца (цена, наличие и т.д.).</w:t>
+      </w:r>
+    </w:p>
+    <w:p>
+      <w:pPr>
+        <w:pStyle w:val="Heading2"/>
+      </w:pPr>
+      <w:bookmarkStart w:name="_Toc21" w:id="21"/>
+      <w:r>
+        <w:t xml:space="preserve">7.3. Фильтры и «чипы»</w:t>
+      </w:r>
+      <w:bookmarkEnd w:id="21"/>
+    </w:p>
+    <w:p>
+      <w:pPr>
+        <w:spacing w:after="120"/>
+      </w:pPr>
+      <w:r>
+        <w:t xml:space="preserve">Над таблицей — панель фильтров: «Только в наличии», «Максимальная цена», «Состояние товара», «Поставщик», «Комплектация». Каждый включённый фильтр показывается «чипом» — нажмите × на чипе, чтобы снять его, или «Сбросить всё». Фильтры, заданные в чате («только в наличии до 40 000»), появляются здесь же.</w:t>
+      </w:r>
+    </w:p>
+    <w:p>
+      <w:pPr>
+        <w:pBdr>
+          <w:left w:val="single" w:color="4F46E5" w:sz="18" w:space="8"/>
+        </w:pBdr>
+        <w:shd w:fill="EEF2FF" w:color="auto" w:val="clear"/>
+        <w:spacing w:after="160" w:before="120"/>
+        <w:ind w:left="200"/>
+      </w:pPr>
+      <w:r>
+        <w:t xml:space="preserve">BOX — товар в розничной упаковке (у процессоров — с кулером и гарантией производителя). OEM — поставка без коробки, обычно без кулера, гарантия продавца.</w:t>
       </w:r>
     </w:p>
     <w:p>
@@ -6920,7 +5458,7 @@
       <w:r>
         <w:drawing>
           <wp:inline distT="0" distB="0" distL="0" distR="0">
-            <wp:extent cx="5905500" cy="3695700"/>
+            <wp:extent cx="5905500" cy="5562600"/>
             <wp:effectExtent t="0" r="0" b="0" l="0"/>
             <wp:docPr id="17" name="" descr="" title=""/>
             <wp:cNvGraphicFramePr>
@@ -6945,7 +5483,7 @@
                   <pic:spPr bwMode="auto">
                     <a:xfrm>
                       <a:off x="0" y="0"/>
-                      <a:ext cx="5905500" cy="3695700"/>
+                      <a:ext cx="5905500" cy="5562600"/>
                     </a:xfrm>
                     <a:prstGeom prst="rect">
                       <a:avLst/>
@@ -6971,7 +5509,410 @@
           <w:sz w:val="18"/>
           <w:szCs w:val="18"/>
         </w:rPr>
-        <w:t xml:space="preserve">Рис. 14. Настройки профиля</w:t>
+        <w:t xml:space="preserve">Рис. 17. Панель фильтров с активными чипами</w:t>
+      </w:r>
+    </w:p>
+    <w:p>
+      <w:pPr>
+        <w:pStyle w:val="Heading2"/>
+      </w:pPr>
+      <w:bookmarkStart w:name="_Toc22" w:id="22"/>
+      <w:r>
+        <w:t xml:space="preserve">7.4. Состояние товара</w:t>
+      </w:r>
+      <w:bookmarkEnd w:id="22"/>
+    </w:p>
+    <w:p>
+      <w:pPr>
+        <w:spacing w:after="120"/>
+      </w:pPr>
+      <w:r>
+        <w:t xml:space="preserve">Столбец «Совпадение» показывает и состояние: новый, б/у, восстановленный, витринный или «не указано». Если источник не сообщает состояние (как прайс NETLAB), пишется «не указано», а не «новый». Пометки в названии («с витрины», «Б/У», «refurbished») учитываются автоматически.</w:t>
+      </w:r>
+    </w:p>
+    <w:p>
+      <w:pPr>
+        <w:pStyle w:val="Heading2"/>
+      </w:pPr>
+      <w:bookmarkStart w:name="_Toc23" w:id="23"/>
+      <w:r>
+        <w:t xml:space="preserve">7.5. Как поиск отсекает лишнее</w:t>
+      </w:r>
+      <w:bookmarkEnd w:id="23"/>
+    </w:p>
+    <w:p>
+      <w:pPr>
+        <w:pStyle w:val="ListParagraph"/>
+        <w:numPr>
+          <w:ilvl w:val="0"/>
+          <w:numId w:val="2"/>
+        </w:numPr>
+        <w:spacing w:after="60"/>
+      </w:pPr>
+      <w:r>
+        <w:t xml:space="preserve">Чужой бренд с тем же номером: «D-Link DEM-CB50/M240» не покажется на запрос «Logitech M240».</w:t>
+      </w:r>
+    </w:p>
+    <w:p>
+      <w:pPr>
+        <w:pStyle w:val="ListParagraph"/>
+        <w:numPr>
+          <w:ilvl w:val="0"/>
+          <w:numId w:val="2"/>
+        </w:numPr>
+        <w:spacing w:after="60"/>
+      </w:pPr>
+      <w:r>
+        <w:t xml:space="preserve">Соседняя модель: 12400 и 12400F, TL-5120 и TL-5120X, P2423D и P2423DE — разные товары.</w:t>
+      </w:r>
+    </w:p>
+    <w:p>
+      <w:pPr>
+        <w:pStyle w:val="ListParagraph"/>
+        <w:numPr>
+          <w:ilvl w:val="0"/>
+          <w:numId w:val="2"/>
+        </w:numPr>
+        <w:spacing w:after="60"/>
+      </w:pPr>
+      <w:r>
+        <w:t xml:space="preserve">Другой объём или поколение: 1 ТБ вместо 2 ТБ, DDR4 вместо DDR5.</w:t>
+      </w:r>
+    </w:p>
+    <w:p>
+      <w:pPr>
+        <w:pStyle w:val="ListParagraph"/>
+        <w:numPr>
+          <w:ilvl w:val="0"/>
+          <w:numId w:val="2"/>
+        </w:numPr>
+        <w:spacing w:after="60"/>
+      </w:pPr>
+      <w:r>
+        <w:t xml:space="preserve">Детали и аксессуары: радиатор для видеокарты, батарея для ИБП, чехол, фотобарабан вместо картриджа.</w:t>
+      </w:r>
+    </w:p>
+    <w:p>
+      <w:pPr>
+        <w:pStyle w:val="ListParagraph"/>
+        <w:numPr>
+          <w:ilvl w:val="0"/>
+          <w:numId w:val="2"/>
+        </w:numPr>
+        <w:spacing w:after="60"/>
+      </w:pPr>
+      <w:r>
+        <w:t xml:space="preserve">Готовый компьютер вместо видеокарты или процессора.</w:t>
+      </w:r>
+    </w:p>
+    <w:p>
+      <w:pPr>
+        <w:pStyle w:val="ListParagraph"/>
+        <w:numPr>
+          <w:ilvl w:val="0"/>
+          <w:numId w:val="2"/>
+        </w:numPr>
+        <w:spacing w:after="60"/>
+      </w:pPr>
+      <w:r>
+        <w:t xml:space="preserve">Если по названию нельзя понять, подходит ли строка, она уходит в свёрнутую группу «Требует уточнения» с причиной (7.2).</w:t>
+      </w:r>
+    </w:p>
+    <w:p>
+      <w:pPr>
+        <w:pStyle w:val="Heading2"/>
+      </w:pPr>
+      <w:bookmarkStart w:name="_Toc24" w:id="24"/>
+      <w:r>
+        <w:t xml:space="preserve">7.6. Проверка верхних карточек</w:t>
+      </w:r>
+      <w:bookmarkEnd w:id="24"/>
+    </w:p>
+    <w:p>
+      <w:pPr>
+        <w:spacing w:after="120"/>
+      </w:pPr>
+      <w:r>
+        <w:t xml:space="preserve">После сбора первые три строки открываются на странице товара и сверяются цена, наличие и модель. Рядом с ценой появляется отметка:</w:t>
+      </w:r>
+    </w:p>
+    <w:tbl>
+      <w:tblPr>
+        <w:tblW w:type="dxa" w:w="9638"/>
+        <w:tblBorders>
+          <w:top w:val="single" w:color="auto" w:sz="4"/>
+          <w:left w:val="single" w:color="auto" w:sz="4"/>
+          <w:bottom w:val="single" w:color="auto" w:sz="4"/>
+          <w:right w:val="single" w:color="auto" w:sz="4"/>
+          <w:insideH w:val="single" w:color="auto" w:sz="4"/>
+          <w:insideV w:val="single" w:color="auto" w:sz="4"/>
+        </w:tblBorders>
+      </w:tblPr>
+      <w:tblGrid>
+        <w:gridCol w:w="2400"/>
+        <w:gridCol w:w="7238"/>
+      </w:tblGrid>
+      <w:tr>
+        <w:trPr>
+          <w:tblHeader/>
+        </w:trPr>
+        <w:tc>
+          <w:tcPr>
+            <w:tcW w:type="dxa" w:w="2400"/>
+            <w:tcBorders>
+              <w:top w:val="single" w:color="C7CCD6" w:sz="4"/>
+              <w:left w:val="single" w:color="C7CCD6" w:sz="4"/>
+              <w:bottom w:val="single" w:color="C7CCD6" w:sz="4"/>
+              <w:right w:val="single" w:color="C7CCD6" w:sz="4"/>
+            </w:tcBorders>
+            <w:shd w:fill="1E3A8A" w:color="auto" w:val="clear"/>
+            <w:tcMar>
+              <w:top w:type="dxa" w:w="60"/>
+              <w:left w:type="dxa" w:w="100"/>
+              <w:bottom w:type="dxa" w:w="60"/>
+              <w:right w:type="dxa" w:w="100"/>
+            </w:tcMar>
+          </w:tcPr>
+          <w:p>
+            <w:r>
+              <w:rPr>
+                <w:b/>
+                <w:bCs/>
+                <w:color w:val="FFFFFF"/>
+              </w:rPr>
+              <w:t xml:space="preserve">Отметка</w:t>
+            </w:r>
+          </w:p>
+        </w:tc>
+        <w:tc>
+          <w:tcPr>
+            <w:tcW w:type="dxa" w:w="7238"/>
+            <w:tcBorders>
+              <w:top w:val="single" w:color="C7CCD6" w:sz="4"/>
+              <w:left w:val="single" w:color="C7CCD6" w:sz="4"/>
+              <w:bottom w:val="single" w:color="C7CCD6" w:sz="4"/>
+              <w:right w:val="single" w:color="C7CCD6" w:sz="4"/>
+            </w:tcBorders>
+            <w:shd w:fill="1E3A8A" w:color="auto" w:val="clear"/>
+            <w:tcMar>
+              <w:top w:type="dxa" w:w="60"/>
+              <w:left w:type="dxa" w:w="100"/>
+              <w:bottom w:type="dxa" w:w="60"/>
+              <w:right w:type="dxa" w:w="100"/>
+            </w:tcMar>
+          </w:tcPr>
+          <w:p>
+            <w:r>
+              <w:rPr>
+                <w:b/>
+                <w:bCs/>
+                <w:color w:val="FFFFFF"/>
+              </w:rPr>
+              <w:t xml:space="preserve">Что значит</w:t>
+            </w:r>
+          </w:p>
+        </w:tc>
+      </w:tr>
+      <w:tr>
+        <w:tc>
+          <w:tcPr>
+            <w:tcW w:type="dxa" w:w="2400"/>
+            <w:tcBorders>
+              <w:top w:val="single" w:color="C7CCD6" w:sz="4"/>
+              <w:left w:val="single" w:color="C7CCD6" w:sz="4"/>
+              <w:bottom w:val="single" w:color="C7CCD6" w:sz="4"/>
+              <w:right w:val="single" w:color="C7CCD6" w:sz="4"/>
+            </w:tcBorders>
+            <w:tcMar>
+              <w:top w:type="dxa" w:w="60"/>
+              <w:left w:type="dxa" w:w="100"/>
+              <w:bottom w:type="dxa" w:w="60"/>
+              <w:right w:type="dxa" w:w="100"/>
+            </w:tcMar>
+          </w:tcPr>
+          <w:p>
+            <w:r>
+              <w:t xml:space="preserve">✓ Проверено</w:t>
+            </w:r>
+          </w:p>
+        </w:tc>
+        <w:tc>
+          <w:tcPr>
+            <w:tcW w:type="dxa" w:w="7238"/>
+            <w:tcBorders>
+              <w:top w:val="single" w:color="C7CCD6" w:sz="4"/>
+              <w:left w:val="single" w:color="C7CCD6" w:sz="4"/>
+              <w:bottom w:val="single" w:color="C7CCD6" w:sz="4"/>
+              <w:right w:val="single" w:color="C7CCD6" w:sz="4"/>
+            </w:tcBorders>
+            <w:tcMar>
+              <w:top w:type="dxa" w:w="60"/>
+              <w:left w:type="dxa" w:w="100"/>
+              <w:bottom w:type="dxa" w:w="60"/>
+              <w:right w:type="dxa" w:w="100"/>
+            </w:tcMar>
+          </w:tcPr>
+          <w:p>
+            <w:r>
+              <w:t xml:space="preserve">Цена и наличие на карточке совпали (расхождение до 3%)</w:t>
+            </w:r>
+          </w:p>
+        </w:tc>
+      </w:tr>
+      <w:tr>
+        <w:tc>
+          <w:tcPr>
+            <w:tcW w:type="dxa" w:w="2400"/>
+            <w:tcBorders>
+              <w:top w:val="single" w:color="C7CCD6" w:sz="4"/>
+              <w:left w:val="single" w:color="C7CCD6" w:sz="4"/>
+              <w:bottom w:val="single" w:color="C7CCD6" w:sz="4"/>
+              <w:right w:val="single" w:color="C7CCD6" w:sz="4"/>
+            </w:tcBorders>
+            <w:shd w:fill="F5F7FB" w:color="auto" w:val="clear"/>
+            <w:tcMar>
+              <w:top w:type="dxa" w:w="60"/>
+              <w:left w:type="dxa" w:w="100"/>
+              <w:bottom w:type="dxa" w:w="60"/>
+              <w:right w:type="dxa" w:w="100"/>
+            </w:tcMar>
+          </w:tcPr>
+          <w:p>
+            <w:r>
+              <w:t xml:space="preserve">Цена обновлена</w:t>
+            </w:r>
+          </w:p>
+        </w:tc>
+        <w:tc>
+          <w:tcPr>
+            <w:tcW w:type="dxa" w:w="7238"/>
+            <w:tcBorders>
+              <w:top w:val="single" w:color="C7CCD6" w:sz="4"/>
+              <w:left w:val="single" w:color="C7CCD6" w:sz="4"/>
+              <w:bottom w:val="single" w:color="C7CCD6" w:sz="4"/>
+              <w:right w:val="single" w:color="C7CCD6" w:sz="4"/>
+            </w:tcBorders>
+            <w:shd w:fill="F5F7FB" w:color="auto" w:val="clear"/>
+            <w:tcMar>
+              <w:top w:type="dxa" w:w="60"/>
+              <w:left w:type="dxa" w:w="100"/>
+              <w:bottom w:type="dxa" w:w="60"/>
+              <w:right w:type="dxa" w:w="100"/>
+            </w:tcMar>
+          </w:tcPr>
+          <w:p>
+            <w:r>
+              <w:t xml:space="preserve">На карточке другая цена — она подставлена в таблицу, прежняя видна в подсказке</w:t>
+            </w:r>
+          </w:p>
+        </w:tc>
+      </w:tr>
+      <w:tr>
+        <w:tc>
+          <w:tcPr>
+            <w:tcW w:type="dxa" w:w="2400"/>
+            <w:tcBorders>
+              <w:top w:val="single" w:color="C7CCD6" w:sz="4"/>
+              <w:left w:val="single" w:color="C7CCD6" w:sz="4"/>
+              <w:bottom w:val="single" w:color="C7CCD6" w:sz="4"/>
+              <w:right w:val="single" w:color="C7CCD6" w:sz="4"/>
+            </w:tcBorders>
+            <w:tcMar>
+              <w:top w:type="dxa" w:w="60"/>
+              <w:left w:type="dxa" w:w="100"/>
+              <w:bottom w:type="dxa" w:w="60"/>
+              <w:right w:type="dxa" w:w="100"/>
+            </w:tcMar>
+          </w:tcPr>
+          <w:p>
+            <w:r>
+              <w:t xml:space="preserve">Нет в наличии</w:t>
+            </w:r>
+          </w:p>
+        </w:tc>
+        <w:tc>
+          <w:tcPr>
+            <w:tcW w:type="dxa" w:w="7238"/>
+            <w:tcBorders>
+              <w:top w:val="single" w:color="C7CCD6" w:sz="4"/>
+              <w:left w:val="single" w:color="C7CCD6" w:sz="4"/>
+              <w:bottom w:val="single" w:color="C7CCD6" w:sz="4"/>
+              <w:right w:val="single" w:color="C7CCD6" w:sz="4"/>
+            </w:tcBorders>
+            <w:tcMar>
+              <w:top w:type="dxa" w:w="60"/>
+              <w:left w:type="dxa" w:w="100"/>
+              <w:bottom w:type="dxa" w:w="60"/>
+              <w:right w:type="dxa" w:w="100"/>
+            </w:tcMar>
+          </w:tcPr>
+          <w:p>
+            <w:r>
+              <w:t xml:space="preserve">Карточка говорит, что товара нет — строка опускается вниз</w:t>
+            </w:r>
+          </w:p>
+        </w:tc>
+      </w:tr>
+      <w:tr>
+        <w:tc>
+          <w:tcPr>
+            <w:tcW w:type="dxa" w:w="2400"/>
+            <w:tcBorders>
+              <w:top w:val="single" w:color="C7CCD6" w:sz="4"/>
+              <w:left w:val="single" w:color="C7CCD6" w:sz="4"/>
+              <w:bottom w:val="single" w:color="C7CCD6" w:sz="4"/>
+              <w:right w:val="single" w:color="C7CCD6" w:sz="4"/>
+            </w:tcBorders>
+            <w:shd w:fill="F5F7FB" w:color="auto" w:val="clear"/>
+            <w:tcMar>
+              <w:top w:type="dxa" w:w="60"/>
+              <w:left w:type="dxa" w:w="100"/>
+              <w:bottom w:type="dxa" w:w="60"/>
+              <w:right w:type="dxa" w:w="100"/>
+            </w:tcMar>
+          </w:tcPr>
+          <w:p>
+            <w:r>
+              <w:t xml:space="preserve">Не та модель?</w:t>
+            </w:r>
+          </w:p>
+        </w:tc>
+        <w:tc>
+          <w:tcPr>
+            <w:tcW w:type="dxa" w:w="7238"/>
+            <w:tcBorders>
+              <w:top w:val="single" w:color="C7CCD6" w:sz="4"/>
+              <w:left w:val="single" w:color="C7CCD6" w:sz="4"/>
+              <w:bottom w:val="single" w:color="C7CCD6" w:sz="4"/>
+              <w:right w:val="single" w:color="C7CCD6" w:sz="4"/>
+            </w:tcBorders>
+            <w:shd w:fill="F5F7FB" w:color="auto" w:val="clear"/>
+            <w:tcMar>
+              <w:top w:type="dxa" w:w="60"/>
+              <w:left w:type="dxa" w:w="100"/>
+              <w:bottom w:type="dxa" w:w="60"/>
+              <w:right w:type="dxa" w:w="100"/>
+            </w:tcMar>
+          </w:tcPr>
+          <w:p>
+            <w:r>
+              <w:t xml:space="preserve">На карточке другая модель — строка уходит в «требует уточнения»</w:t>
+            </w:r>
+          </w:p>
+        </w:tc>
+      </w:tr>
+    </w:tbl>
+    <w:p>
+      <w:pPr>
+        <w:pBdr>
+          <w:left w:val="single" w:color="4F46E5" w:sz="18" w:space="8"/>
+        </w:pBdr>
+        <w:shd w:fill="EEF2FF" w:color="auto" w:val="clear"/>
+        <w:spacing w:after="160" w:before="120"/>
+        <w:ind w:left="200"/>
+      </w:pPr>
+      <w:r>
+        <w:t xml:space="preserve">Проверяются Ozon и, с версии 0.0.3, СРВТрейд и Servermall — первые три строки в каждой вкладке. В поиске Ozon показывает цену по Ozon Карте; проверка подставляет обычную цену, которую платит компания (разница обычно 3–5%). Wildberries цены отдаёт «вживую» в момент поиска, но доступ к его карточкам закрыт; карточки Авито проверить технически нельзя. Цены NETLAB берутся из прайса, обновляемого раз в час.</w:t>
       </w:r>
     </w:p>
     <w:p>
@@ -6983,7 +5924,7 @@
       <w:r>
         <w:drawing>
           <wp:inline distT="0" distB="0" distL="0" distR="0">
-            <wp:extent cx="5905500" cy="1476375"/>
+            <wp:extent cx="5181600" cy="7810500"/>
             <wp:effectExtent t="0" r="0" b="0" l="0"/>
             <wp:docPr id="18" name="" descr="" title=""/>
             <wp:cNvGraphicFramePr>
@@ -7008,7 +5949,7 @@
                   <pic:spPr bwMode="auto">
                     <a:xfrm>
                       <a:off x="0" y="0"/>
-                      <a:ext cx="5905500" cy="1476375"/>
+                      <a:ext cx="5181600" cy="7810500"/>
                     </a:xfrm>
                     <a:prstGeom prst="rect">
                       <a:avLst/>
@@ -7034,15 +5975,477 @@
           <w:sz w:val="18"/>
           <w:szCs w:val="18"/>
         </w:rPr>
-        <w:t xml:space="preserve">Рис. 15. Панель коннекторов (только администратор)</w:t>
-      </w:r>
+        <w:t xml:space="preserve">Рис. 17а. Проверенные строки во вкладке «Дистрибуторы» («сервер lenovo thinksystem sr650 v2»)</w:t>
+      </w:r>
+    </w:p>
+    <w:p>
+      <w:pPr>
+        <w:pStyle w:val="Heading2"/>
+      </w:pPr>
+      <w:bookmarkStart w:name="_Toc25" w:id="25"/>
+      <w:r>
+        <w:t xml:space="preserve">7.7. «Цена под сомнением»</w:t>
+      </w:r>
+      <w:bookmarkEnd w:id="25"/>
     </w:p>
     <w:p>
       <w:pPr>
         <w:spacing w:after="120"/>
       </w:pPr>
       <w:r>
-        <w:t xml:space="preserve">На телефоне таблица превращается в список карточек, вкладки и фильтры переносятся в столбик, внизу — навигация «Радар · Закупки · AI Копилот · Профиль».</w:t>
+        <w:t xml:space="preserve">Так помечается цена ниже 35% от типичной для этого поиска. Обычно это ошибка площадки, приманка или деталь под видом товара (например, «видеокарта RTX 4070 Super» за 11 000 ₽ при типичной цене ~60 000 ₽). Такие строки остаются видны, но не считаются лучшей ценой.</w:t>
+      </w:r>
+    </w:p>
+    <w:p>
+      <w:pPr>
+        <w:pStyle w:val="Heading2"/>
+      </w:pPr>
+      <w:bookmarkStart w:name="_Toc26" w:id="26"/>
+      <w:r>
+        <w:t xml:space="preserve">7.8. Карточка предложения и выгрузка в Excel</w:t>
+      </w:r>
+      <w:bookmarkEnd w:id="26"/>
+    </w:p>
+    <w:p>
+      <w:pPr>
+        <w:spacing w:after="120"/>
+      </w:pPr>
+      <w:r>
+        <w:t xml:space="preserve">Нажмите на строку или «Карточка», чтобы увидеть все поля, фото, результат проверки и кнопку «Обоснование закупки» (7.3). Кнопка «Excel» выгружает все строки поиска; в 0.0.2 добавлены столбцы «Проверка карточки» и «Тип поставщика».</w:t>
+      </w:r>
+    </w:p>
+    <w:p>
+      <w:pPr>
+        <w:pStyle w:val="Heading2"/>
+      </w:pPr>
+      <w:bookmarkStart w:name="_Toc27" w:id="27"/>
+      <w:r>
+        <w:t xml:space="preserve">7.9. Артикул по прайсу дистрибьютора</w:t>
+      </w:r>
+      <w:bookmarkEnd w:id="27"/>
+    </w:p>
+    <w:p>
+      <w:pPr>
+        <w:spacing w:after="120"/>
+      </w:pPr>
+      <w:r>
+        <w:t xml:space="preserve">Перед опросом источников поиск смотрит в прайс NETLAB. Если по запросу там ровно один подходящий товар и в его артикуле есть номер модели из запроса, этот артикул становится артикулом поиска: СРВТрейд и Servermall ищут по нему, маркетплейсы получают точный код в запросе, а строки с этим артикулом отмечаются как «Точное» совпадение. Если подходящих товаров несколько (цвета, комплекты, версии с радиатором), артикулы только запоминаются, а поиск идёт по модели.</w:t>
+      </w:r>
+    </w:p>
+    <w:tbl>
+      <w:tblPr>
+        <w:tblW w:type="dxa" w:w="9638"/>
+        <w:tblBorders>
+          <w:top w:val="single" w:color="auto" w:sz="4"/>
+          <w:left w:val="single" w:color="auto" w:sz="4"/>
+          <w:bottom w:val="single" w:color="auto" w:sz="4"/>
+          <w:right w:val="single" w:color="auto" w:sz="4"/>
+          <w:insideH w:val="single" w:color="auto" w:sz="4"/>
+          <w:insideV w:val="single" w:color="auto" w:sz="4"/>
+        </w:tblBorders>
+      </w:tblPr>
+      <w:tblGrid>
+        <w:gridCol w:w="2600"/>
+        <w:gridCol w:w="3600"/>
+        <w:gridCol w:w="3438"/>
+      </w:tblGrid>
+      <w:tr>
+        <w:trPr>
+          <w:tblHeader/>
+        </w:trPr>
+        <w:tc>
+          <w:tcPr>
+            <w:tcW w:type="dxa" w:w="2600"/>
+            <w:tcBorders>
+              <w:top w:val="single" w:color="C7CCD6" w:sz="4"/>
+              <w:left w:val="single" w:color="C7CCD6" w:sz="4"/>
+              <w:bottom w:val="single" w:color="C7CCD6" w:sz="4"/>
+              <w:right w:val="single" w:color="C7CCD6" w:sz="4"/>
+            </w:tcBorders>
+            <w:shd w:fill="1E3A8A" w:color="auto" w:val="clear"/>
+            <w:tcMar>
+              <w:top w:type="dxa" w:w="60"/>
+              <w:left w:type="dxa" w:w="100"/>
+              <w:bottom w:type="dxa" w:w="60"/>
+              <w:right w:type="dxa" w:w="100"/>
+            </w:tcMar>
+          </w:tcPr>
+          <w:p>
+            <w:r>
+              <w:rPr>
+                <w:b/>
+                <w:bCs/>
+                <w:color w:val="FFFFFF"/>
+              </w:rPr>
+              <w:t xml:space="preserve">Запрос</w:t>
+            </w:r>
+          </w:p>
+        </w:tc>
+        <w:tc>
+          <w:tcPr>
+            <w:tcW w:type="dxa" w:w="3600"/>
+            <w:tcBorders>
+              <w:top w:val="single" w:color="C7CCD6" w:sz="4"/>
+              <w:left w:val="single" w:color="C7CCD6" w:sz="4"/>
+              <w:bottom w:val="single" w:color="C7CCD6" w:sz="4"/>
+              <w:right w:val="single" w:color="C7CCD6" w:sz="4"/>
+            </w:tcBorders>
+            <w:shd w:fill="1E3A8A" w:color="auto" w:val="clear"/>
+            <w:tcMar>
+              <w:top w:type="dxa" w:w="60"/>
+              <w:left w:type="dxa" w:w="100"/>
+              <w:bottom w:type="dxa" w:w="60"/>
+              <w:right w:type="dxa" w:w="100"/>
+            </w:tcMar>
+          </w:tcPr>
+          <w:p>
+            <w:r>
+              <w:rPr>
+                <w:b/>
+                <w:bCs/>
+                <w:color w:val="FFFFFF"/>
+              </w:rPr>
+              <w:t xml:space="preserve">Что нашлось в прайсе NETLAB</w:t>
+            </w:r>
+          </w:p>
+        </w:tc>
+        <w:tc>
+          <w:tcPr>
+            <w:tcW w:type="dxa" w:w="3438"/>
+            <w:tcBorders>
+              <w:top w:val="single" w:color="C7CCD6" w:sz="4"/>
+              <w:left w:val="single" w:color="C7CCD6" w:sz="4"/>
+              <w:bottom w:val="single" w:color="C7CCD6" w:sz="4"/>
+              <w:right w:val="single" w:color="C7CCD6" w:sz="4"/>
+            </w:tcBorders>
+            <w:shd w:fill="1E3A8A" w:color="auto" w:val="clear"/>
+            <w:tcMar>
+              <w:top w:type="dxa" w:w="60"/>
+              <w:left w:type="dxa" w:w="100"/>
+              <w:bottom w:type="dxa" w:w="60"/>
+              <w:right w:type="dxa" w:w="100"/>
+            </w:tcMar>
+          </w:tcPr>
+          <w:p>
+            <w:r>
+              <w:rPr>
+                <w:b/>
+                <w:bCs/>
+                <w:color w:val="FFFFFF"/>
+              </w:rPr>
+              <w:t xml:space="preserve">Что сделал поиск</w:t>
+            </w:r>
+          </w:p>
+        </w:tc>
+      </w:tr>
+      <w:tr>
+        <w:tc>
+          <w:tcPr>
+            <w:tcW w:type="dxa" w:w="2600"/>
+            <w:tcBorders>
+              <w:top w:val="single" w:color="C7CCD6" w:sz="4"/>
+              <w:left w:val="single" w:color="C7CCD6" w:sz="4"/>
+              <w:bottom w:val="single" w:color="C7CCD6" w:sz="4"/>
+              <w:right w:val="single" w:color="C7CCD6" w:sz="4"/>
+            </w:tcBorders>
+            <w:tcMar>
+              <w:top w:type="dxa" w:w="60"/>
+              <w:left w:type="dxa" w:w="100"/>
+              <w:bottom w:type="dxa" w:w="60"/>
+              <w:right w:type="dxa" w:w="100"/>
+            </w:tcMar>
+          </w:tcPr>
+          <w:p>
+            <w:r>
+              <w:t xml:space="preserve">ssd kingston kc3000 1tb</w:t>
+            </w:r>
+          </w:p>
+        </w:tc>
+        <w:tc>
+          <w:tcPr>
+            <w:tcW w:type="dxa" w:w="3600"/>
+            <w:tcBorders>
+              <w:top w:val="single" w:color="C7CCD6" w:sz="4"/>
+              <w:left w:val="single" w:color="C7CCD6" w:sz="4"/>
+              <w:bottom w:val="single" w:color="C7CCD6" w:sz="4"/>
+              <w:right w:val="single" w:color="C7CCD6" w:sz="4"/>
+            </w:tcBorders>
+            <w:tcMar>
+              <w:top w:type="dxa" w:w="60"/>
+              <w:left w:type="dxa" w:w="100"/>
+              <w:bottom w:type="dxa" w:w="60"/>
+              <w:right w:type="dxa" w:w="100"/>
+            </w:tcMar>
+          </w:tcPr>
+          <w:p>
+            <w:r>
+              <w:t xml:space="preserve">SKC3000S/1024G</w:t>
+            </w:r>
+          </w:p>
+        </w:tc>
+        <w:tc>
+          <w:tcPr>
+            <w:tcW w:type="dxa" w:w="3438"/>
+            <w:tcBorders>
+              <w:top w:val="single" w:color="C7CCD6" w:sz="4"/>
+              <w:left w:val="single" w:color="C7CCD6" w:sz="4"/>
+              <w:bottom w:val="single" w:color="C7CCD6" w:sz="4"/>
+              <w:right w:val="single" w:color="C7CCD6" w:sz="4"/>
+            </w:tcBorders>
+            <w:tcMar>
+              <w:top w:type="dxa" w:w="60"/>
+              <w:left w:type="dxa" w:w="100"/>
+              <w:bottom w:type="dxa" w:w="60"/>
+              <w:right w:type="dxa" w:w="100"/>
+            </w:tcMar>
+          </w:tcPr>
+          <w:p>
+            <w:r>
+              <w:t xml:space="preserve">Ищет по артикулу SKC3000S/1024G</w:t>
+            </w:r>
+          </w:p>
+        </w:tc>
+      </w:tr>
+      <w:tr>
+        <w:tc>
+          <w:tcPr>
+            <w:tcW w:type="dxa" w:w="2600"/>
+            <w:tcBorders>
+              <w:top w:val="single" w:color="C7CCD6" w:sz="4"/>
+              <w:left w:val="single" w:color="C7CCD6" w:sz="4"/>
+              <w:bottom w:val="single" w:color="C7CCD6" w:sz="4"/>
+              <w:right w:val="single" w:color="C7CCD6" w:sz="4"/>
+            </w:tcBorders>
+            <w:shd w:fill="F5F7FB" w:color="auto" w:val="clear"/>
+            <w:tcMar>
+              <w:top w:type="dxa" w:w="60"/>
+              <w:left w:type="dxa" w:w="100"/>
+              <w:bottom w:type="dxa" w:w="60"/>
+              <w:right w:type="dxa" w:w="100"/>
+            </w:tcMar>
+          </w:tcPr>
+          <w:p>
+            <w:r>
+              <w:t xml:space="preserve">12400 процессор</w:t>
+            </w:r>
+          </w:p>
+        </w:tc>
+        <w:tc>
+          <w:tcPr>
+            <w:tcW w:type="dxa" w:w="3600"/>
+            <w:tcBorders>
+              <w:top w:val="single" w:color="C7CCD6" w:sz="4"/>
+              <w:left w:val="single" w:color="C7CCD6" w:sz="4"/>
+              <w:bottom w:val="single" w:color="C7CCD6" w:sz="4"/>
+              <w:right w:val="single" w:color="C7CCD6" w:sz="4"/>
+            </w:tcBorders>
+            <w:shd w:fill="F5F7FB" w:color="auto" w:val="clear"/>
+            <w:tcMar>
+              <w:top w:type="dxa" w:w="60"/>
+              <w:left w:type="dxa" w:w="100"/>
+              <w:bottom w:type="dxa" w:w="60"/>
+              <w:right w:type="dxa" w:w="100"/>
+            </w:tcMar>
+          </w:tcPr>
+          <w:p>
+            <w:r>
+              <w:t xml:space="preserve">CM8071504555317SRL4V (OEM)</w:t>
+            </w:r>
+          </w:p>
+        </w:tc>
+        <w:tc>
+          <w:tcPr>
+            <w:tcW w:type="dxa" w:w="3438"/>
+            <w:tcBorders>
+              <w:top w:val="single" w:color="C7CCD6" w:sz="4"/>
+              <w:left w:val="single" w:color="C7CCD6" w:sz="4"/>
+              <w:bottom w:val="single" w:color="C7CCD6" w:sz="4"/>
+              <w:right w:val="single" w:color="C7CCD6" w:sz="4"/>
+            </w:tcBorders>
+            <w:shd w:fill="F5F7FB" w:color="auto" w:val="clear"/>
+            <w:tcMar>
+              <w:top w:type="dxa" w:w="60"/>
+              <w:left w:type="dxa" w:w="100"/>
+              <w:bottom w:type="dxa" w:w="60"/>
+              <w:right w:type="dxa" w:w="100"/>
+            </w:tcMar>
+          </w:tcPr>
+          <w:p>
+            <w:r>
+              <w:t xml:space="preserve">Не подставляет: в артикуле нет номера 12400 — иначе стёрлась бы разница 12400 / 12400F. Ищет по модели</w:t>
+            </w:r>
+          </w:p>
+        </w:tc>
+      </w:tr>
+      <w:tr>
+        <w:tc>
+          <w:tcPr>
+            <w:tcW w:type="dxa" w:w="2600"/>
+            <w:tcBorders>
+              <w:top w:val="single" w:color="C7CCD6" w:sz="4"/>
+              <w:left w:val="single" w:color="C7CCD6" w:sz="4"/>
+              <w:bottom w:val="single" w:color="C7CCD6" w:sz="4"/>
+              <w:right w:val="single" w:color="C7CCD6" w:sz="4"/>
+            </w:tcBorders>
+            <w:tcMar>
+              <w:top w:type="dxa" w:w="60"/>
+              <w:left w:type="dxa" w:w="100"/>
+              <w:bottom w:type="dxa" w:w="60"/>
+              <w:right w:type="dxa" w:w="100"/>
+            </w:tcMar>
+          </w:tcPr>
+          <w:p>
+            <w:r>
+              <w:t xml:space="preserve">samsung 990 pro 2тб</w:t>
+            </w:r>
+          </w:p>
+        </w:tc>
+        <w:tc>
+          <w:tcPr>
+            <w:tcW w:type="dxa" w:w="3600"/>
+            <w:tcBorders>
+              <w:top w:val="single" w:color="C7CCD6" w:sz="4"/>
+              <w:left w:val="single" w:color="C7CCD6" w:sz="4"/>
+              <w:bottom w:val="single" w:color="C7CCD6" w:sz="4"/>
+              <w:right w:val="single" w:color="C7CCD6" w:sz="4"/>
+            </w:tcBorders>
+            <w:tcMar>
+              <w:top w:type="dxa" w:w="60"/>
+              <w:left w:type="dxa" w:w="100"/>
+              <w:bottom w:type="dxa" w:w="60"/>
+              <w:right w:type="dxa" w:w="100"/>
+            </w:tcMar>
+          </w:tcPr>
+          <w:p>
+            <w:r>
+              <w:t xml:space="preserve">MZ-V9P2T0BW и MZ-V9P2T0CW (с радиатором)</w:t>
+            </w:r>
+          </w:p>
+        </w:tc>
+        <w:tc>
+          <w:tcPr>
+            <w:tcW w:type="dxa" w:w="3438"/>
+            <w:tcBorders>
+              <w:top w:val="single" w:color="C7CCD6" w:sz="4"/>
+              <w:left w:val="single" w:color="C7CCD6" w:sz="4"/>
+              <w:bottom w:val="single" w:color="C7CCD6" w:sz="4"/>
+              <w:right w:val="single" w:color="C7CCD6" w:sz="4"/>
+            </w:tcBorders>
+            <w:tcMar>
+              <w:top w:type="dxa" w:w="60"/>
+              <w:left w:type="dxa" w:w="100"/>
+              <w:bottom w:type="dxa" w:w="60"/>
+              <w:right w:type="dxa" w:w="100"/>
+            </w:tcMar>
+          </w:tcPr>
+          <w:p>
+            <w:r>
+              <w:t xml:space="preserve">Два варианта — ищет по модели</w:t>
+            </w:r>
+          </w:p>
+        </w:tc>
+      </w:tr>
+      <w:tr>
+        <w:tc>
+          <w:tcPr>
+            <w:tcW w:type="dxa" w:w="2600"/>
+            <w:tcBorders>
+              <w:top w:val="single" w:color="C7CCD6" w:sz="4"/>
+              <w:left w:val="single" w:color="C7CCD6" w:sz="4"/>
+              <w:bottom w:val="single" w:color="C7CCD6" w:sz="4"/>
+              <w:right w:val="single" w:color="C7CCD6" w:sz="4"/>
+            </w:tcBorders>
+            <w:shd w:fill="F5F7FB" w:color="auto" w:val="clear"/>
+            <w:tcMar>
+              <w:top w:type="dxa" w:w="60"/>
+              <w:left w:type="dxa" w:w="100"/>
+              <w:bottom w:type="dxa" w:w="60"/>
+              <w:right w:type="dxa" w:w="100"/>
+            </w:tcMar>
+          </w:tcPr>
+          <w:p>
+            <w:r>
+              <w:t xml:space="preserve">картридж 5120</w:t>
+            </w:r>
+          </w:p>
+        </w:tc>
+        <w:tc>
+          <w:tcPr>
+            <w:tcW w:type="dxa" w:w="3600"/>
+            <w:tcBorders>
+              <w:top w:val="single" w:color="C7CCD6" w:sz="4"/>
+              <w:left w:val="single" w:color="C7CCD6" w:sz="4"/>
+              <w:bottom w:val="single" w:color="C7CCD6" w:sz="4"/>
+              <w:right w:val="single" w:color="C7CCD6" w:sz="4"/>
+            </w:tcBorders>
+            <w:shd w:fill="F5F7FB" w:color="auto" w:val="clear"/>
+            <w:tcMar>
+              <w:top w:type="dxa" w:w="60"/>
+              <w:left w:type="dxa" w:w="100"/>
+              <w:bottom w:type="dxa" w:w="60"/>
+              <w:right w:type="dxa" w:w="100"/>
+            </w:tcMar>
+          </w:tcPr>
+          <w:p>
+            <w:r>
+              <w:t xml:space="preserve">Тонер Sharp TC-SH016 (номер 5120 в списке совместимости)</w:t>
+            </w:r>
+          </w:p>
+        </w:tc>
+        <w:tc>
+          <w:tcPr>
+            <w:tcW w:type="dxa" w:w="3438"/>
+            <w:tcBorders>
+              <w:top w:val="single" w:color="C7CCD6" w:sz="4"/>
+              <w:left w:val="single" w:color="C7CCD6" w:sz="4"/>
+              <w:bottom w:val="single" w:color="C7CCD6" w:sz="4"/>
+              <w:right w:val="single" w:color="C7CCD6" w:sz="4"/>
+            </w:tcBorders>
+            <w:shd w:fill="F5F7FB" w:color="auto" w:val="clear"/>
+            <w:tcMar>
+              <w:top w:type="dxa" w:w="60"/>
+              <w:left w:type="dxa" w:w="100"/>
+              <w:bottom w:type="dxa" w:w="60"/>
+              <w:right w:type="dxa" w:w="100"/>
+            </w:tcMar>
+          </w:tcPr>
+          <w:p>
+            <w:r>
+              <w:t xml:space="preserve">Не подставляет: без бренда артикул должен содержать номер модели</w:t>
+            </w:r>
+          </w:p>
+        </w:tc>
+      </w:tr>
+    </w:tbl>
+    <w:p>
+      <w:pPr>
+        <w:pBdr>
+          <w:left w:val="single" w:color="4F46E5" w:sz="18" w:space="8"/>
+        </w:pBdr>
+        <w:shd w:fill="EEF2FF" w:color="auto" w:val="clear"/>
+        <w:spacing w:after="160" w:before="120"/>
+        <w:ind w:left="200"/>
+      </w:pPr>
+      <w:r>
+        <w:t xml:space="preserve">Набранный вами артикул всегда главнее: прайс его не заменяет.</w:t>
+      </w:r>
+    </w:p>
+    <w:p>
+      <w:pPr>
+        <w:pStyle w:val="Heading2"/>
+      </w:pPr>
+      <w:bookmarkStart w:name="_Toc28" w:id="28"/>
+      <w:r>
+        <w:t xml:space="preserve">7.10. Одинаковые предложения свёрнуты</w:t>
+      </w:r>
+      <w:bookmarkEnd w:id="28"/>
+    </w:p>
+    <w:p>
+      <w:pPr>
+        <w:spacing w:after="120"/>
+      </w:pPr>
+      <w:r>
+        <w:t xml:space="preserve">Если один и тот же товар (то же название, то же состояние) продают несколько продавцов, в таблице одна строка — с лучшим местом по порядку. Под названием ссылка «Ещё N предложений этого товара · цена» раскрывает остальных. Счётчик внизу показывает и товары, и предложения: «из 12 товаров (31 предложение)».</w:t>
       </w:r>
     </w:p>
     <w:p>
@@ -7054,7 +6457,7 @@
       <w:r>
         <w:drawing>
           <wp:inline distT="0" distB="0" distL="0" distR="0">
-            <wp:extent cx="2857500" cy="6181725"/>
+            <wp:extent cx="5457825" cy="7810500"/>
             <wp:effectExtent t="0" r="0" b="0" l="0"/>
             <wp:docPr id="19" name="" descr="" title=""/>
             <wp:cNvGraphicFramePr>
@@ -7079,6 +6482,1215 @@
                   <pic:spPr bwMode="auto">
                     <a:xfrm>
                       <a:off x="0" y="0"/>
+                      <a:ext cx="5457825" cy="7810500"/>
+                    </a:xfrm>
+                    <a:prstGeom prst="rect">
+                      <a:avLst/>
+                    </a:prstGeom>
+                  </pic:spPr>
+                </pic:pic>
+              </a:graphicData>
+            </a:graphic>
+          </wp:inline>
+        </w:drawing>
+      </w:r>
+    </w:p>
+    <w:p>
+      <w:pPr>
+        <w:spacing w:after="200"/>
+        <w:jc w:val="center"/>
+      </w:pPr>
+      <w:r>
+        <w:rPr>
+          <w:i/>
+          <w:iCs/>
+          <w:color w:val="5B6472"/>
+          <w:sz w:val="18"/>
+          <w:szCs w:val="18"/>
+        </w:rPr>
+        <w:t xml:space="preserve">Рис. 17б. Свёрнутые предложения одного товара («logitech m240»)</w:t>
+      </w:r>
+    </w:p>
+    <w:p>
+      <w:pPr>
+        <w:pStyle w:val="Heading2"/>
+      </w:pPr>
+      <w:bookmarkStart w:name="_Toc29" w:id="29"/>
+      <w:r>
+        <w:t xml:space="preserve">7.11. Характеристики из названия</w:t>
+      </w:r>
+      <w:bookmarkEnd w:id="29"/>
+    </w:p>
+    <w:p>
+      <w:pPr>
+        <w:spacing w:after="120"/>
+      </w:pPr>
+      <w:r>
+        <w:t xml:space="preserve">Под названием строки — серые метки с тем, что продавец указал в названии: объём («2 ТБ», «2×16 ГБ»), тип памяти (DDR4/DDR5, GDDR6), интерфейс (NVMe/SATA), частота, ресурс картриджа, комплектация BOX/OEM. Так проще сравнить строки, не вчитываясь. Метки ничего не додумывают: если в названии объём не указан, метки не будет.</w:t>
+      </w:r>
+    </w:p>
+    <w:p>
+      <w:pPr>
+        <w:keepNext/>
+        <w:spacing w:after="60" w:before="120"/>
+        <w:jc w:val="center"/>
+      </w:pPr>
+      <w:r>
+        <w:drawing>
+          <wp:inline distT="0" distB="0" distL="0" distR="0">
+            <wp:extent cx="5495925" cy="7810500"/>
+            <wp:effectExtent t="0" r="0" b="0" l="0"/>
+            <wp:docPr id="20" name="" descr="" title=""/>
+            <wp:cNvGraphicFramePr>
+              <a:graphicFrameLocks xmlns:a="http://schemas.openxmlformats.org/drawingml/2006/main" noChangeAspect="1"/>
+            </wp:cNvGraphicFramePr>
+            <a:graphic xmlns:a="http://schemas.openxmlformats.org/drawingml/2006/main">
+              <a:graphicData uri="http://schemas.openxmlformats.org/drawingml/2006/picture">
+                <pic:pic xmlns:pic="http://schemas.openxmlformats.org/drawingml/2006/picture">
+                  <pic:nvPicPr>
+                    <pic:cNvPr id="0" name="" descr=""/>
+                    <pic:cNvPicPr>
+                      <a:picLocks noChangeAspect="1" noChangeArrowheads="1"/>
+                    </pic:cNvPicPr>
+                  </pic:nvPicPr>
+                  <pic:blipFill>
+                    <a:blip r:embed="rId27" cstate="none"/>
+                    <a:srcRect/>
+                    <a:stretch>
+                      <a:fillRect/>
+                    </a:stretch>
+                  </pic:blipFill>
+                  <pic:spPr bwMode="auto">
+                    <a:xfrm>
+                      <a:off x="0" y="0"/>
+                      <a:ext cx="5495925" cy="7810500"/>
+                    </a:xfrm>
+                    <a:prstGeom prst="rect">
+                      <a:avLst/>
+                    </a:prstGeom>
+                  </pic:spPr>
+                </pic:pic>
+              </a:graphicData>
+            </a:graphic>
+          </wp:inline>
+        </w:drawing>
+      </w:r>
+    </w:p>
+    <w:p>
+      <w:pPr>
+        <w:spacing w:after="200"/>
+        <w:jc w:val="center"/>
+      </w:pPr>
+      <w:r>
+        <w:rPr>
+          <w:i/>
+          <w:iCs/>
+          <w:color w:val="5B6472"/>
+          <w:sz w:val="18"/>
+          <w:szCs w:val="18"/>
+        </w:rPr>
+        <w:t xml:space="preserve">Рис. 17в. Метки характеристик («samsung 990 pro 2тб»)</w:t>
+      </w:r>
+    </w:p>
+    <w:p>
+      <w:pPr>
+        <w:pStyle w:val="Heading1"/>
+        <w:pageBreakBefore/>
+      </w:pPr>
+      <w:bookmarkStart w:name="_Toc30" w:id="30"/>
+      <w:r>
+        <w:t xml:space="preserve">8. ИИ в Price Radar</w:t>
+      </w:r>
+      <w:bookmarkEnd w:id="30"/>
+    </w:p>
+    <w:p>
+      <w:pPr>
+        <w:spacing w:after="120"/>
+      </w:pPr>
+      <w:r>
+        <w:t xml:space="preserve">ИИ работает на локальной модели компании (vLLM, Qwen). Запросы и цены никуда не отправляются. Главный принцип: ИИ подсказывает, решает менеджер. Отбор строк и порядок в таблице делают проверяемые правила; ИИ видит только то, что ему передал сервер, а его ответы проверяются кодом.</w:t>
+      </w:r>
+    </w:p>
+    <w:tbl>
+      <w:tblPr>
+        <w:tblW w:type="dxa" w:w="9638"/>
+        <w:tblBorders>
+          <w:top w:val="single" w:color="auto" w:sz="4"/>
+          <w:left w:val="single" w:color="auto" w:sz="4"/>
+          <w:bottom w:val="single" w:color="auto" w:sz="4"/>
+          <w:right w:val="single" w:color="auto" w:sz="4"/>
+          <w:insideH w:val="single" w:color="auto" w:sz="4"/>
+          <w:insideV w:val="single" w:color="auto" w:sz="4"/>
+        </w:tblBorders>
+      </w:tblPr>
+      <w:tblGrid>
+        <w:gridCol w:w="2000"/>
+        <w:gridCol w:w="2500"/>
+        <w:gridCol w:w="2700"/>
+        <w:gridCol w:w="2438"/>
+      </w:tblGrid>
+      <w:tr>
+        <w:trPr>
+          <w:tblHeader/>
+        </w:trPr>
+        <w:tc>
+          <w:tcPr>
+            <w:tcW w:type="dxa" w:w="2000"/>
+            <w:tcBorders>
+              <w:top w:val="single" w:color="C7CCD6" w:sz="4"/>
+              <w:left w:val="single" w:color="C7CCD6" w:sz="4"/>
+              <w:bottom w:val="single" w:color="C7CCD6" w:sz="4"/>
+              <w:right w:val="single" w:color="C7CCD6" w:sz="4"/>
+            </w:tcBorders>
+            <w:shd w:fill="1E3A8A" w:color="auto" w:val="clear"/>
+            <w:tcMar>
+              <w:top w:type="dxa" w:w="60"/>
+              <w:left w:type="dxa" w:w="100"/>
+              <w:bottom w:type="dxa" w:w="60"/>
+              <w:right w:type="dxa" w:w="100"/>
+            </w:tcMar>
+          </w:tcPr>
+          <w:p>
+            <w:r>
+              <w:rPr>
+                <w:b/>
+                <w:bCs/>
+                <w:color w:val="FFFFFF"/>
+              </w:rPr>
+              <w:t xml:space="preserve">Функция</w:t>
+            </w:r>
+          </w:p>
+        </w:tc>
+        <w:tc>
+          <w:tcPr>
+            <w:tcW w:type="dxa" w:w="2500"/>
+            <w:tcBorders>
+              <w:top w:val="single" w:color="C7CCD6" w:sz="4"/>
+              <w:left w:val="single" w:color="C7CCD6" w:sz="4"/>
+              <w:bottom w:val="single" w:color="C7CCD6" w:sz="4"/>
+              <w:right w:val="single" w:color="C7CCD6" w:sz="4"/>
+            </w:tcBorders>
+            <w:shd w:fill="1E3A8A" w:color="auto" w:val="clear"/>
+            <w:tcMar>
+              <w:top w:type="dxa" w:w="60"/>
+              <w:left w:type="dxa" w:w="100"/>
+              <w:bottom w:type="dxa" w:w="60"/>
+              <w:right w:type="dxa" w:w="100"/>
+            </w:tcMar>
+          </w:tcPr>
+          <w:p>
+            <w:r>
+              <w:rPr>
+                <w:b/>
+                <w:bCs/>
+                <w:color w:val="FFFFFF"/>
+              </w:rPr>
+              <w:t xml:space="preserve">Когда работает</w:t>
+            </w:r>
+          </w:p>
+        </w:tc>
+        <w:tc>
+          <w:tcPr>
+            <w:tcW w:type="dxa" w:w="2700"/>
+            <w:tcBorders>
+              <w:top w:val="single" w:color="C7CCD6" w:sz="4"/>
+              <w:left w:val="single" w:color="C7CCD6" w:sz="4"/>
+              <w:bottom w:val="single" w:color="C7CCD6" w:sz="4"/>
+              <w:right w:val="single" w:color="C7CCD6" w:sz="4"/>
+            </w:tcBorders>
+            <w:shd w:fill="1E3A8A" w:color="auto" w:val="clear"/>
+            <w:tcMar>
+              <w:top w:type="dxa" w:w="60"/>
+              <w:left w:type="dxa" w:w="100"/>
+              <w:bottom w:type="dxa" w:w="60"/>
+              <w:right w:type="dxa" w:w="100"/>
+            </w:tcMar>
+          </w:tcPr>
+          <w:p>
+            <w:r>
+              <w:rPr>
+                <w:b/>
+                <w:bCs/>
+                <w:color w:val="FFFFFF"/>
+              </w:rPr>
+              <w:t xml:space="preserve">Что делает</w:t>
+            </w:r>
+          </w:p>
+        </w:tc>
+        <w:tc>
+          <w:tcPr>
+            <w:tcW w:type="dxa" w:w="2438"/>
+            <w:tcBorders>
+              <w:top w:val="single" w:color="C7CCD6" w:sz="4"/>
+              <w:left w:val="single" w:color="C7CCD6" w:sz="4"/>
+              <w:bottom w:val="single" w:color="C7CCD6" w:sz="4"/>
+              <w:right w:val="single" w:color="C7CCD6" w:sz="4"/>
+            </w:tcBorders>
+            <w:shd w:fill="1E3A8A" w:color="auto" w:val="clear"/>
+            <w:tcMar>
+              <w:top w:type="dxa" w:w="60"/>
+              <w:left w:type="dxa" w:w="100"/>
+              <w:bottom w:type="dxa" w:w="60"/>
+              <w:right w:type="dxa" w:w="100"/>
+            </w:tcMar>
+          </w:tcPr>
+          <w:p>
+            <w:r>
+              <w:rPr>
+                <w:b/>
+                <w:bCs/>
+                <w:color w:val="FFFFFF"/>
+              </w:rPr>
+              <w:t xml:space="preserve">Если ИИ недоступен</w:t>
+            </w:r>
+          </w:p>
+        </w:tc>
+      </w:tr>
+      <w:tr>
+        <w:tc>
+          <w:tcPr>
+            <w:tcW w:type="dxa" w:w="2000"/>
+            <w:tcBorders>
+              <w:top w:val="single" w:color="C7CCD6" w:sz="4"/>
+              <w:left w:val="single" w:color="C7CCD6" w:sz="4"/>
+              <w:bottom w:val="single" w:color="C7CCD6" w:sz="4"/>
+              <w:right w:val="single" w:color="C7CCD6" w:sz="4"/>
+            </w:tcBorders>
+            <w:tcMar>
+              <w:top w:type="dxa" w:w="60"/>
+              <w:left w:type="dxa" w:w="100"/>
+              <w:bottom w:type="dxa" w:w="60"/>
+              <w:right w:type="dxa" w:w="100"/>
+            </w:tcMar>
+          </w:tcPr>
+          <w:p>
+            <w:r>
+              <w:t xml:space="preserve">Понимание запроса</w:t>
+            </w:r>
+          </w:p>
+        </w:tc>
+        <w:tc>
+          <w:tcPr>
+            <w:tcW w:type="dxa" w:w="2500"/>
+            <w:tcBorders>
+              <w:top w:val="single" w:color="C7CCD6" w:sz="4"/>
+              <w:left w:val="single" w:color="C7CCD6" w:sz="4"/>
+              <w:bottom w:val="single" w:color="C7CCD6" w:sz="4"/>
+              <w:right w:val="single" w:color="C7CCD6" w:sz="4"/>
+            </w:tcBorders>
+            <w:tcMar>
+              <w:top w:type="dxa" w:w="60"/>
+              <w:left w:type="dxa" w:w="100"/>
+              <w:bottom w:type="dxa" w:w="60"/>
+              <w:right w:type="dxa" w:w="100"/>
+            </w:tcMar>
+          </w:tcPr>
+          <w:p>
+            <w:r>
+              <w:t xml:space="preserve">Автоматически, для запросов из 4+ слов или с непонятной категорией</w:t>
+            </w:r>
+          </w:p>
+        </w:tc>
+        <w:tc>
+          <w:tcPr>
+            <w:tcW w:type="dxa" w:w="2700"/>
+            <w:tcBorders>
+              <w:top w:val="single" w:color="C7CCD6" w:sz="4"/>
+              <w:left w:val="single" w:color="C7CCD6" w:sz="4"/>
+              <w:bottom w:val="single" w:color="C7CCD6" w:sz="4"/>
+              <w:right w:val="single" w:color="C7CCD6" w:sz="4"/>
+            </w:tcBorders>
+            <w:tcMar>
+              <w:top w:type="dxa" w:w="60"/>
+              <w:left w:type="dxa" w:w="100"/>
+              <w:bottom w:type="dxa" w:w="60"/>
+              <w:right w:type="dxa" w:w="100"/>
+            </w:tcMar>
+          </w:tcPr>
+          <w:p>
+            <w:r>
+              <w:t xml:space="preserve">Выделяет тип товара, бренд, модель, количество</w:t>
+            </w:r>
+          </w:p>
+        </w:tc>
+        <w:tc>
+          <w:tcPr>
+            <w:tcW w:type="dxa" w:w="2438"/>
+            <w:tcBorders>
+              <w:top w:val="single" w:color="C7CCD6" w:sz="4"/>
+              <w:left w:val="single" w:color="C7CCD6" w:sz="4"/>
+              <w:bottom w:val="single" w:color="C7CCD6" w:sz="4"/>
+              <w:right w:val="single" w:color="C7CCD6" w:sz="4"/>
+            </w:tcBorders>
+            <w:tcMar>
+              <w:top w:type="dxa" w:w="60"/>
+              <w:left w:type="dxa" w:w="100"/>
+              <w:bottom w:type="dxa" w:w="60"/>
+              <w:right w:type="dxa" w:w="100"/>
+            </w:tcMar>
+          </w:tcPr>
+          <w:p>
+            <w:r>
+              <w:t xml:space="preserve">Поиск идёт по правилам, как раньше</w:t>
+            </w:r>
+          </w:p>
+        </w:tc>
+      </w:tr>
+      <w:tr>
+        <w:tc>
+          <w:tcPr>
+            <w:tcW w:type="dxa" w:w="2000"/>
+            <w:tcBorders>
+              <w:top w:val="single" w:color="C7CCD6" w:sz="4"/>
+              <w:left w:val="single" w:color="C7CCD6" w:sz="4"/>
+              <w:bottom w:val="single" w:color="C7CCD6" w:sz="4"/>
+              <w:right w:val="single" w:color="C7CCD6" w:sz="4"/>
+            </w:tcBorders>
+            <w:shd w:fill="F5F7FB" w:color="auto" w:val="clear"/>
+            <w:tcMar>
+              <w:top w:type="dxa" w:w="60"/>
+              <w:left w:type="dxa" w:w="100"/>
+              <w:bottom w:type="dxa" w:w="60"/>
+              <w:right w:type="dxa" w:w="100"/>
+            </w:tcMar>
+          </w:tcPr>
+          <w:p>
+            <w:r>
+              <w:t xml:space="preserve">Разбор «требует уточнения»</w:t>
+            </w:r>
+          </w:p>
+        </w:tc>
+        <w:tc>
+          <w:tcPr>
+            <w:tcW w:type="dxa" w:w="2500"/>
+            <w:tcBorders>
+              <w:top w:val="single" w:color="C7CCD6" w:sz="4"/>
+              <w:left w:val="single" w:color="C7CCD6" w:sz="4"/>
+              <w:bottom w:val="single" w:color="C7CCD6" w:sz="4"/>
+              <w:right w:val="single" w:color="C7CCD6" w:sz="4"/>
+            </w:tcBorders>
+            <w:shd w:fill="F5F7FB" w:color="auto" w:val="clear"/>
+            <w:tcMar>
+              <w:top w:type="dxa" w:w="60"/>
+              <w:left w:type="dxa" w:w="100"/>
+              <w:bottom w:type="dxa" w:w="60"/>
+              <w:right w:type="dxa" w:w="100"/>
+            </w:tcMar>
+          </w:tcPr>
+          <w:p>
+            <w:r>
+              <w:t xml:space="preserve">Кнопка «Разобрать с ИИ»</w:t>
+            </w:r>
+          </w:p>
+        </w:tc>
+        <w:tc>
+          <w:tcPr>
+            <w:tcW w:type="dxa" w:w="2700"/>
+            <w:tcBorders>
+              <w:top w:val="single" w:color="C7CCD6" w:sz="4"/>
+              <w:left w:val="single" w:color="C7CCD6" w:sz="4"/>
+              <w:bottom w:val="single" w:color="C7CCD6" w:sz="4"/>
+              <w:right w:val="single" w:color="C7CCD6" w:sz="4"/>
+            </w:tcBorders>
+            <w:shd w:fill="F5F7FB" w:color="auto" w:val="clear"/>
+            <w:tcMar>
+              <w:top w:type="dxa" w:w="60"/>
+              <w:left w:type="dxa" w:w="100"/>
+              <w:bottom w:type="dxa" w:w="60"/>
+              <w:right w:type="dxa" w:w="100"/>
+            </w:tcMar>
+          </w:tcPr>
+          <w:p>
+            <w:r>
+              <w:t xml:space="preserve">Пишет вердикт и причину для каждой сомнительной строки</w:t>
+            </w:r>
+          </w:p>
+        </w:tc>
+        <w:tc>
+          <w:tcPr>
+            <w:tcW w:type="dxa" w:w="2438"/>
+            <w:tcBorders>
+              <w:top w:val="single" w:color="C7CCD6" w:sz="4"/>
+              <w:left w:val="single" w:color="C7CCD6" w:sz="4"/>
+              <w:bottom w:val="single" w:color="C7CCD6" w:sz="4"/>
+              <w:right w:val="single" w:color="C7CCD6" w:sz="4"/>
+            </w:tcBorders>
+            <w:shd w:fill="F5F7FB" w:color="auto" w:val="clear"/>
+            <w:tcMar>
+              <w:top w:type="dxa" w:w="60"/>
+              <w:left w:type="dxa" w:w="100"/>
+              <w:bottom w:type="dxa" w:w="60"/>
+              <w:right w:type="dxa" w:w="100"/>
+            </w:tcMar>
+          </w:tcPr>
+          <w:p>
+            <w:r>
+              <w:t xml:space="preserve">Показываются причины автоматической проверки</w:t>
+            </w:r>
+          </w:p>
+        </w:tc>
+      </w:tr>
+      <w:tr>
+        <w:tc>
+          <w:tcPr>
+            <w:tcW w:type="dxa" w:w="2000"/>
+            <w:tcBorders>
+              <w:top w:val="single" w:color="C7CCD6" w:sz="4"/>
+              <w:left w:val="single" w:color="C7CCD6" w:sz="4"/>
+              <w:bottom w:val="single" w:color="C7CCD6" w:sz="4"/>
+              <w:right w:val="single" w:color="C7CCD6" w:sz="4"/>
+            </w:tcBorders>
+            <w:tcMar>
+              <w:top w:type="dxa" w:w="60"/>
+              <w:left w:type="dxa" w:w="100"/>
+              <w:bottom w:type="dxa" w:w="60"/>
+              <w:right w:type="dxa" w:w="100"/>
+            </w:tcMar>
+          </w:tcPr>
+          <w:p>
+            <w:r>
+              <w:t xml:space="preserve">Обоснование закупки</w:t>
+            </w:r>
+          </w:p>
+        </w:tc>
+        <w:tc>
+          <w:tcPr>
+            <w:tcW w:type="dxa" w:w="2500"/>
+            <w:tcBorders>
+              <w:top w:val="single" w:color="C7CCD6" w:sz="4"/>
+              <w:left w:val="single" w:color="C7CCD6" w:sz="4"/>
+              <w:bottom w:val="single" w:color="C7CCD6" w:sz="4"/>
+              <w:right w:val="single" w:color="C7CCD6" w:sz="4"/>
+            </w:tcBorders>
+            <w:tcMar>
+              <w:top w:type="dxa" w:w="60"/>
+              <w:left w:type="dxa" w:w="100"/>
+              <w:bottom w:type="dxa" w:w="60"/>
+              <w:right w:type="dxa" w:w="100"/>
+            </w:tcMar>
+          </w:tcPr>
+          <w:p>
+            <w:r>
+              <w:t xml:space="preserve">Кнопка в карточке предложения</w:t>
+            </w:r>
+          </w:p>
+        </w:tc>
+        <w:tc>
+          <w:tcPr>
+            <w:tcW w:type="dxa" w:w="2700"/>
+            <w:tcBorders>
+              <w:top w:val="single" w:color="C7CCD6" w:sz="4"/>
+              <w:left w:val="single" w:color="C7CCD6" w:sz="4"/>
+              <w:bottom w:val="single" w:color="C7CCD6" w:sz="4"/>
+              <w:right w:val="single" w:color="C7CCD6" w:sz="4"/>
+            </w:tcBorders>
+            <w:tcMar>
+              <w:top w:type="dxa" w:w="60"/>
+              <w:left w:type="dxa" w:w="100"/>
+              <w:bottom w:type="dxa" w:w="60"/>
+              <w:right w:type="dxa" w:w="100"/>
+            </w:tcMar>
+          </w:tcPr>
+          <w:p>
+            <w:r>
+              <w:t xml:space="preserve">Составляет служебную записку</w:t>
+            </w:r>
+          </w:p>
+        </w:tc>
+        <w:tc>
+          <w:tcPr>
+            <w:tcW w:type="dxa" w:w="2438"/>
+            <w:tcBorders>
+              <w:top w:val="single" w:color="C7CCD6" w:sz="4"/>
+              <w:left w:val="single" w:color="C7CCD6" w:sz="4"/>
+              <w:bottom w:val="single" w:color="C7CCD6" w:sz="4"/>
+              <w:right w:val="single" w:color="C7CCD6" w:sz="4"/>
+            </w:tcBorders>
+            <w:tcMar>
+              <w:top w:type="dxa" w:w="60"/>
+              <w:left w:type="dxa" w:w="100"/>
+              <w:bottom w:type="dxa" w:w="60"/>
+              <w:right w:type="dxa" w:w="100"/>
+            </w:tcMar>
+          </w:tcPr>
+          <w:p>
+            <w:r>
+              <w:t xml:space="preserve">Выдаётся готовый шаблон с теми же фактами</w:t>
+            </w:r>
+          </w:p>
+        </w:tc>
+      </w:tr>
+      <w:tr>
+        <w:tc>
+          <w:tcPr>
+            <w:tcW w:type="dxa" w:w="2000"/>
+            <w:tcBorders>
+              <w:top w:val="single" w:color="C7CCD6" w:sz="4"/>
+              <w:left w:val="single" w:color="C7CCD6" w:sz="4"/>
+              <w:bottom w:val="single" w:color="C7CCD6" w:sz="4"/>
+              <w:right w:val="single" w:color="C7CCD6" w:sz="4"/>
+            </w:tcBorders>
+            <w:shd w:fill="F5F7FB" w:color="auto" w:val="clear"/>
+            <w:tcMar>
+              <w:top w:type="dxa" w:w="60"/>
+              <w:left w:type="dxa" w:w="100"/>
+              <w:bottom w:type="dxa" w:w="60"/>
+              <w:right w:type="dxa" w:w="100"/>
+            </w:tcMar>
+          </w:tcPr>
+          <w:p>
+            <w:r>
+              <w:t xml:space="preserve">Копайлот (чат)</w:t>
+            </w:r>
+          </w:p>
+        </w:tc>
+        <w:tc>
+          <w:tcPr>
+            <w:tcW w:type="dxa" w:w="2500"/>
+            <w:tcBorders>
+              <w:top w:val="single" w:color="C7CCD6" w:sz="4"/>
+              <w:left w:val="single" w:color="C7CCD6" w:sz="4"/>
+              <w:bottom w:val="single" w:color="C7CCD6" w:sz="4"/>
+              <w:right w:val="single" w:color="C7CCD6" w:sz="4"/>
+            </w:tcBorders>
+            <w:shd w:fill="F5F7FB" w:color="auto" w:val="clear"/>
+            <w:tcMar>
+              <w:top w:type="dxa" w:w="60"/>
+              <w:left w:type="dxa" w:w="100"/>
+              <w:bottom w:type="dxa" w:w="60"/>
+              <w:right w:type="dxa" w:w="100"/>
+            </w:tcMar>
+          </w:tcPr>
+          <w:p>
+            <w:r>
+              <w:t xml:space="preserve">Вопрос в панели справа</w:t>
+            </w:r>
+          </w:p>
+        </w:tc>
+        <w:tc>
+          <w:tcPr>
+            <w:tcW w:type="dxa" w:w="2700"/>
+            <w:tcBorders>
+              <w:top w:val="single" w:color="C7CCD6" w:sz="4"/>
+              <w:left w:val="single" w:color="C7CCD6" w:sz="4"/>
+              <w:bottom w:val="single" w:color="C7CCD6" w:sz="4"/>
+              <w:right w:val="single" w:color="C7CCD6" w:sz="4"/>
+            </w:tcBorders>
+            <w:shd w:fill="F5F7FB" w:color="auto" w:val="clear"/>
+            <w:tcMar>
+              <w:top w:type="dxa" w:w="60"/>
+              <w:left w:type="dxa" w:w="100"/>
+              <w:bottom w:type="dxa" w:w="60"/>
+              <w:right w:type="dxa" w:w="100"/>
+            </w:tcMar>
+          </w:tcPr>
+          <w:p>
+            <w:r>
+              <w:t xml:space="preserve">Объясняет выдачу, ставит фильтры словами</w:t>
+            </w:r>
+          </w:p>
+        </w:tc>
+        <w:tc>
+          <w:tcPr>
+            <w:tcW w:type="dxa" w:w="2438"/>
+            <w:tcBorders>
+              <w:top w:val="single" w:color="C7CCD6" w:sz="4"/>
+              <w:left w:val="single" w:color="C7CCD6" w:sz="4"/>
+              <w:bottom w:val="single" w:color="C7CCD6" w:sz="4"/>
+              <w:right w:val="single" w:color="C7CCD6" w:sz="4"/>
+            </w:tcBorders>
+            <w:shd w:fill="F5F7FB" w:color="auto" w:val="clear"/>
+            <w:tcMar>
+              <w:top w:type="dxa" w:w="60"/>
+              <w:left w:type="dxa" w:w="100"/>
+              <w:bottom w:type="dxa" w:w="60"/>
+              <w:right w:type="dxa" w:w="100"/>
+            </w:tcMar>
+          </w:tcPr>
+          <w:p>
+            <w:r>
+              <w:t xml:space="preserve">Ответ по шаблону</w:t>
+            </w:r>
+          </w:p>
+        </w:tc>
+      </w:tr>
+    </w:tbl>
+    <w:p>
+      <w:pPr>
+        <w:pStyle w:val="Heading2"/>
+      </w:pPr>
+      <w:bookmarkStart w:name="_Toc31" w:id="31"/>
+      <w:r>
+        <w:t xml:space="preserve">8.1. Понимание запроса</w:t>
+      </w:r>
+      <w:bookmarkEnd w:id="31"/>
+    </w:p>
+    <w:p>
+      <w:pPr>
+        <w:spacing w:after="120"/>
+      </w:pPr>
+      <w:r>
+        <w:t xml:space="preserve">Пишите, как говорите: «нужно 5 штук мышек logitech m240 для бухгалтерии». ИИ выделит: тип — мышь, бренд — Logitech, модель — M240, количество — 5, и поиск пойдёт по чистому запросу «мышь Logitech M240». Слова «5 штук» больше не принимаются за «упаковку из 5 шт».</w:t>
+      </w:r>
+    </w:p>
+    <w:p>
+      <w:pPr>
+        <w:pBdr>
+          <w:left w:val="single" w:color="4F46E5" w:sz="18" w:space="8"/>
+        </w:pBdr>
+        <w:shd w:fill="EEF2FF" w:color="auto" w:val="clear"/>
+        <w:spacing w:after="160" w:before="120"/>
+        <w:ind w:left="200"/>
+      </w:pPr>
+      <w:r>
+        <w:t xml:space="preserve">Защита от выдумок: модель и артикул принимаются, только если они буквально есть в вашем запросе; бренд — только если он назван. Если ИИ ошибся или не ответил за 8 секунд, поиск идёт по правилам.</w:t>
+      </w:r>
+    </w:p>
+    <w:p>
+      <w:pPr>
+        <w:keepNext/>
+        <w:spacing w:after="60" w:before="120"/>
+        <w:jc w:val="center"/>
+      </w:pPr>
+      <w:r>
+        <w:drawing>
+          <wp:inline distT="0" distB="0" distL="0" distR="0">
+            <wp:extent cx="5905500" cy="3695700"/>
+            <wp:effectExtent t="0" r="0" b="0" l="0"/>
+            <wp:docPr id="21" name="" descr="" title=""/>
+            <wp:cNvGraphicFramePr>
+              <a:graphicFrameLocks xmlns:a="http://schemas.openxmlformats.org/drawingml/2006/main" noChangeAspect="1"/>
+            </wp:cNvGraphicFramePr>
+            <a:graphic xmlns:a="http://schemas.openxmlformats.org/drawingml/2006/main">
+              <a:graphicData uri="http://schemas.openxmlformats.org/drawingml/2006/picture">
+                <pic:pic xmlns:pic="http://schemas.openxmlformats.org/drawingml/2006/picture">
+                  <pic:nvPicPr>
+                    <pic:cNvPr id="0" name="" descr=""/>
+                    <pic:cNvPicPr>
+                      <a:picLocks noChangeAspect="1" noChangeArrowheads="1"/>
+                    </pic:cNvPicPr>
+                  </pic:nvPicPr>
+                  <pic:blipFill>
+                    <a:blip r:embed="rId28" cstate="none"/>
+                    <a:srcRect/>
+                    <a:stretch>
+                      <a:fillRect/>
+                    </a:stretch>
+                  </pic:blipFill>
+                  <pic:spPr bwMode="auto">
+                    <a:xfrm>
+                      <a:off x="0" y="0"/>
+                      <a:ext cx="5905500" cy="3695700"/>
+                    </a:xfrm>
+                    <a:prstGeom prst="rect">
+                      <a:avLst/>
+                    </a:prstGeom>
+                  </pic:spPr>
+                </pic:pic>
+              </a:graphicData>
+            </a:graphic>
+          </wp:inline>
+        </w:drawing>
+      </w:r>
+    </w:p>
+    <w:p>
+      <w:pPr>
+        <w:spacing w:after="200"/>
+        <w:jc w:val="center"/>
+      </w:pPr>
+      <w:r>
+        <w:rPr>
+          <w:i/>
+          <w:iCs/>
+          <w:color w:val="5B6472"/>
+          <w:sz w:val="18"/>
+          <w:szCs w:val="18"/>
+        </w:rPr>
+        <w:t xml:space="preserve">Рис. 18. Длинный запрос, разобранный ИИ</w:t>
+      </w:r>
+    </w:p>
+    <w:p>
+      <w:pPr>
+        <w:pStyle w:val="Heading2"/>
+      </w:pPr>
+      <w:bookmarkStart w:name="_Toc32" w:id="32"/>
+      <w:r>
+        <w:t xml:space="preserve">8.2. Разбор строк «требует уточнения»</w:t>
+      </w:r>
+      <w:bookmarkEnd w:id="32"/>
+    </w:p>
+    <w:p>
+      <w:pPr>
+        <w:spacing w:after="120"/>
+      </w:pPr>
+      <w:r>
+        <w:t xml:space="preserve">Разверните группу «Требует уточнения» под таблицей и нажмите «Разобрать с ИИ». Через несколько секунд у каждой строки появится строка «ИИ: подходит / не подходит / неясно — причина».</w:t>
+      </w:r>
+    </w:p>
+    <w:p>
+      <w:pPr>
+        <w:pStyle w:val="ListParagraph"/>
+        <w:numPr>
+          <w:ilvl w:val="0"/>
+          <w:numId w:val="4"/>
+        </w:numPr>
+        <w:spacing w:after="60"/>
+      </w:pPr>
+      <w:r>
+        <w:t xml:space="preserve">Строки не скрываются и не переставляются — это подсказка.</w:t>
+      </w:r>
+    </w:p>
+    <w:p>
+      <w:pPr>
+        <w:pStyle w:val="ListParagraph"/>
+        <w:numPr>
+          <w:ilvl w:val="0"/>
+          <w:numId w:val="4"/>
+        </w:numPr>
+        <w:spacing w:after="60"/>
+      </w:pPr>
+      <w:r>
+        <w:t xml:space="preserve">«Не подходит» — обычно другой объём, деталь, аксессуар или другая модель; такие можно не смотреть.</w:t>
+      </w:r>
+    </w:p>
+    <w:p>
+      <w:pPr>
+        <w:pStyle w:val="ListParagraph"/>
+        <w:numPr>
+          <w:ilvl w:val="0"/>
+          <w:numId w:val="4"/>
+        </w:numPr>
+        <w:spacing w:after="60"/>
+      </w:pPr>
+      <w:r>
+        <w:t xml:space="preserve">«Подходит» — всё равно откройте карточку на сайте перед закупкой.</w:t>
+      </w:r>
+    </w:p>
+    <w:p>
+      <w:pPr>
+        <w:keepNext/>
+        <w:spacing w:after="60" w:before="120"/>
+        <w:jc w:val="center"/>
+      </w:pPr>
+      <w:r>
+        <w:drawing>
+          <wp:inline distT="0" distB="0" distL="0" distR="0">
+            <wp:extent cx="5905500" cy="5048250"/>
+            <wp:effectExtent t="0" r="0" b="0" l="0"/>
+            <wp:docPr id="22" name="" descr="" title=""/>
+            <wp:cNvGraphicFramePr>
+              <a:graphicFrameLocks xmlns:a="http://schemas.openxmlformats.org/drawingml/2006/main" noChangeAspect="1"/>
+            </wp:cNvGraphicFramePr>
+            <a:graphic xmlns:a="http://schemas.openxmlformats.org/drawingml/2006/main">
+              <a:graphicData uri="http://schemas.openxmlformats.org/drawingml/2006/picture">
+                <pic:pic xmlns:pic="http://schemas.openxmlformats.org/drawingml/2006/picture">
+                  <pic:nvPicPr>
+                    <pic:cNvPr id="0" name="" descr=""/>
+                    <pic:cNvPicPr>
+                      <a:picLocks noChangeAspect="1" noChangeArrowheads="1"/>
+                    </pic:cNvPicPr>
+                  </pic:nvPicPr>
+                  <pic:blipFill>
+                    <a:blip r:embed="rId29" cstate="none"/>
+                    <a:srcRect/>
+                    <a:stretch>
+                      <a:fillRect/>
+                    </a:stretch>
+                  </pic:blipFill>
+                  <pic:spPr bwMode="auto">
+                    <a:xfrm>
+                      <a:off x="0" y="0"/>
+                      <a:ext cx="5905500" cy="5048250"/>
+                    </a:xfrm>
+                    <a:prstGeom prst="rect">
+                      <a:avLst/>
+                    </a:prstGeom>
+                  </pic:spPr>
+                </pic:pic>
+              </a:graphicData>
+            </a:graphic>
+          </wp:inline>
+        </w:drawing>
+      </w:r>
+    </w:p>
+    <w:p>
+      <w:pPr>
+        <w:spacing w:after="200"/>
+        <w:jc w:val="center"/>
+      </w:pPr>
+      <w:r>
+        <w:rPr>
+          <w:i/>
+          <w:iCs/>
+          <w:color w:val="5B6472"/>
+          <w:sz w:val="18"/>
+          <w:szCs w:val="18"/>
+        </w:rPr>
+        <w:t xml:space="preserve">Рис. 19. Вердикты ИИ по сомнительным строкам («tl-5120 оригинальный»)</w:t>
+      </w:r>
+    </w:p>
+    <w:p>
+      <w:pPr>
+        <w:pStyle w:val="Heading2"/>
+      </w:pPr>
+      <w:bookmarkStart w:name="_Toc33" w:id="33"/>
+      <w:r>
+        <w:t xml:space="preserve">8.3. Обоснование закупки</w:t>
+      </w:r>
+      <w:bookmarkEnd w:id="33"/>
+    </w:p>
+    <w:p>
+      <w:pPr>
+        <w:spacing w:after="120"/>
+      </w:pPr>
+      <w:r>
+        <w:t xml:space="preserve">Откройте карточку выбранной строки и нажмите «Обоснование закупки». ИИ составит короткую служебную записку: что закупаем, поставщик и цена, сравнение с до трёх альтернатив, вывод. Кнопка «Копировать» переносит текст в буфер — вставьте его в письмо или заявку.</w:t>
+      </w:r>
+    </w:p>
+    <w:p>
+      <w:pPr>
+        <w:pBdr>
+          <w:left w:val="single" w:color="4F46E5" w:sz="18" w:space="8"/>
+        </w:pBdr>
+        <w:shd w:fill="EEF2FF" w:color="auto" w:val="clear"/>
+        <w:spacing w:after="160" w:before="120"/>
+        <w:ind w:left="200"/>
+      </w:pPr>
+      <w:r>
+        <w:t xml:space="preserve">Проверка фактов: каждое число в тексте ИИ сверяется с данными поиска. Если ИИ написал цену или сумму, которой нет в выдаче, вместо его текста выдаётся точный шаблон. На тестах ИИ сам замечал несоответствия — например, что выбранная строка оказалась DDR4 вместо запрошенной DDR5.</w:t>
+      </w:r>
+    </w:p>
+    <w:p>
+      <w:pPr>
+        <w:keepNext/>
+        <w:spacing w:after="60" w:before="120"/>
+        <w:jc w:val="center"/>
+      </w:pPr>
+      <w:r>
+        <w:drawing>
+          <wp:inline distT="0" distB="0" distL="0" distR="0">
+            <wp:extent cx="3648075" cy="7810500"/>
+            <wp:effectExtent t="0" r="0" b="0" l="0"/>
+            <wp:docPr id="23" name="" descr="" title=""/>
+            <wp:cNvGraphicFramePr>
+              <a:graphicFrameLocks xmlns:a="http://schemas.openxmlformats.org/drawingml/2006/main" noChangeAspect="1"/>
+            </wp:cNvGraphicFramePr>
+            <a:graphic xmlns:a="http://schemas.openxmlformats.org/drawingml/2006/main">
+              <a:graphicData uri="http://schemas.openxmlformats.org/drawingml/2006/picture">
+                <pic:pic xmlns:pic="http://schemas.openxmlformats.org/drawingml/2006/picture">
+                  <pic:nvPicPr>
+                    <pic:cNvPr id="0" name="" descr=""/>
+                    <pic:cNvPicPr>
+                      <a:picLocks noChangeAspect="1" noChangeArrowheads="1"/>
+                    </pic:cNvPicPr>
+                  </pic:nvPicPr>
+                  <pic:blipFill>
+                    <a:blip r:embed="rId30" cstate="none"/>
+                    <a:srcRect/>
+                    <a:stretch>
+                      <a:fillRect/>
+                    </a:stretch>
+                  </pic:blipFill>
+                  <pic:spPr bwMode="auto">
+                    <a:xfrm>
+                      <a:off x="0" y="0"/>
+                      <a:ext cx="3648075" cy="7810500"/>
+                    </a:xfrm>
+                    <a:prstGeom prst="rect">
+                      <a:avLst/>
+                    </a:prstGeom>
+                  </pic:spPr>
+                </pic:pic>
+              </a:graphicData>
+            </a:graphic>
+          </wp:inline>
+        </w:drawing>
+      </w:r>
+    </w:p>
+    <w:p>
+      <w:pPr>
+        <w:spacing w:after="200"/>
+        <w:jc w:val="center"/>
+      </w:pPr>
+      <w:r>
+        <w:rPr>
+          <w:i/>
+          <w:iCs/>
+          <w:color w:val="5B6472"/>
+          <w:sz w:val="18"/>
+          <w:szCs w:val="18"/>
+        </w:rPr>
+        <w:t xml:space="preserve">Рис. 20. Обоснование закупки в карточке предложения</w:t>
+      </w:r>
+    </w:p>
+    <w:p>
+      <w:pPr>
+        <w:pStyle w:val="Heading2"/>
+      </w:pPr>
+      <w:bookmarkStart w:name="_Toc34" w:id="34"/>
+      <w:r>
+        <w:t xml:space="preserve">8.4. Копайлот</w:t>
+      </w:r>
+      <w:bookmarkEnd w:id="34"/>
+    </w:p>
+    <w:p>
+      <w:pPr>
+        <w:spacing w:after="120"/>
+      </w:pPr>
+      <w:r>
+        <w:t xml:space="preserve">В панели справа можно задать вопрос по результатам («где дешевле с наличием?», «почему эта строка выше?») или поставить фильтр словами («только новые до 40 000», «без б/у»). Копайлот отвечает только по строкам текущей таблицы.</w:t>
+      </w:r>
+    </w:p>
+    <w:p>
+      <w:pPr>
+        <w:keepNext/>
+        <w:spacing w:after="60" w:before="120"/>
+        <w:jc w:val="center"/>
+      </w:pPr>
+      <w:r>
+        <w:drawing>
+          <wp:inline distT="0" distB="0" distL="0" distR="0">
+            <wp:extent cx="5905500" cy="2295525"/>
+            <wp:effectExtent t="0" r="0" b="0" l="0"/>
+            <wp:docPr id="24" name="" descr="" title=""/>
+            <wp:cNvGraphicFramePr>
+              <a:graphicFrameLocks xmlns:a="http://schemas.openxmlformats.org/drawingml/2006/main" noChangeAspect="1"/>
+            </wp:cNvGraphicFramePr>
+            <a:graphic xmlns:a="http://schemas.openxmlformats.org/drawingml/2006/main">
+              <a:graphicData uri="http://schemas.openxmlformats.org/drawingml/2006/picture">
+                <pic:pic xmlns:pic="http://schemas.openxmlformats.org/drawingml/2006/picture">
+                  <pic:nvPicPr>
+                    <pic:cNvPr id="0" name="" descr=""/>
+                    <pic:cNvPicPr>
+                      <a:picLocks noChangeAspect="1" noChangeArrowheads="1"/>
+                    </pic:cNvPicPr>
+                  </pic:nvPicPr>
+                  <pic:blipFill>
+                    <a:blip r:embed="rId31" cstate="none"/>
+                    <a:srcRect/>
+                    <a:stretch>
+                      <a:fillRect/>
+                    </a:stretch>
+                  </pic:blipFill>
+                  <pic:spPr bwMode="auto">
+                    <a:xfrm>
+                      <a:off x="0" y="0"/>
+                      <a:ext cx="5905500" cy="2295525"/>
+                    </a:xfrm>
+                    <a:prstGeom prst="rect">
+                      <a:avLst/>
+                    </a:prstGeom>
+                  </pic:spPr>
+                </pic:pic>
+              </a:graphicData>
+            </a:graphic>
+          </wp:inline>
+        </w:drawing>
+      </w:r>
+    </w:p>
+    <w:p>
+      <w:pPr>
+        <w:spacing w:after="200"/>
+        <w:jc w:val="center"/>
+      </w:pPr>
+      <w:r>
+        <w:rPr>
+          <w:i/>
+          <w:iCs/>
+          <w:color w:val="5B6472"/>
+          <w:sz w:val="18"/>
+          <w:szCs w:val="18"/>
+        </w:rPr>
+        <w:t xml:space="preserve">Рис. 21. Копайлот закупок</w:t>
+      </w:r>
+    </w:p>
+    <w:p>
+      <w:pPr>
+        <w:pStyle w:val="Heading1"/>
+        <w:pageBreakBefore/>
+      </w:pPr>
+      <w:bookmarkStart w:name="_Toc35" w:id="35"/>
+      <w:r>
+        <w:t xml:space="preserve">9. Настройки и мобильная версия</w:t>
+      </w:r>
+      <w:bookmarkEnd w:id="35"/>
+    </w:p>
+    <w:p>
+      <w:pPr>
+        <w:spacing w:after="120"/>
+      </w:pPr>
+      <w:r>
+        <w:t xml:space="preserve">В настройках профиля — имя, город и выход. Администратор видит панель коннекторов: состояние источников и технические сообщения.</w:t>
+      </w:r>
+    </w:p>
+    <w:p>
+      <w:pPr>
+        <w:keepNext/>
+        <w:spacing w:after="60" w:before="120"/>
+        <w:jc w:val="center"/>
+      </w:pPr>
+      <w:r>
+        <w:drawing>
+          <wp:inline distT="0" distB="0" distL="0" distR="0">
+            <wp:extent cx="5905500" cy="3695700"/>
+            <wp:effectExtent t="0" r="0" b="0" l="0"/>
+            <wp:docPr id="25" name="" descr="" title=""/>
+            <wp:cNvGraphicFramePr>
+              <a:graphicFrameLocks xmlns:a="http://schemas.openxmlformats.org/drawingml/2006/main" noChangeAspect="1"/>
+            </wp:cNvGraphicFramePr>
+            <a:graphic xmlns:a="http://schemas.openxmlformats.org/drawingml/2006/main">
+              <a:graphicData uri="http://schemas.openxmlformats.org/drawingml/2006/picture">
+                <pic:pic xmlns:pic="http://schemas.openxmlformats.org/drawingml/2006/picture">
+                  <pic:nvPicPr>
+                    <pic:cNvPr id="0" name="" descr=""/>
+                    <pic:cNvPicPr>
+                      <a:picLocks noChangeAspect="1" noChangeArrowheads="1"/>
+                    </pic:cNvPicPr>
+                  </pic:nvPicPr>
+                  <pic:blipFill>
+                    <a:blip r:embed="rId32" cstate="none"/>
+                    <a:srcRect/>
+                    <a:stretch>
+                      <a:fillRect/>
+                    </a:stretch>
+                  </pic:blipFill>
+                  <pic:spPr bwMode="auto">
+                    <a:xfrm>
+                      <a:off x="0" y="0"/>
+                      <a:ext cx="5905500" cy="3695700"/>
+                    </a:xfrm>
+                    <a:prstGeom prst="rect">
+                      <a:avLst/>
+                    </a:prstGeom>
+                  </pic:spPr>
+                </pic:pic>
+              </a:graphicData>
+            </a:graphic>
+          </wp:inline>
+        </w:drawing>
+      </w:r>
+    </w:p>
+    <w:p>
+      <w:pPr>
+        <w:spacing w:after="200"/>
+        <w:jc w:val="center"/>
+      </w:pPr>
+      <w:r>
+        <w:rPr>
+          <w:i/>
+          <w:iCs/>
+          <w:color w:val="5B6472"/>
+          <w:sz w:val="18"/>
+          <w:szCs w:val="18"/>
+        </w:rPr>
+        <w:t xml:space="preserve">Рис. 22. Настройки профиля</w:t>
+      </w:r>
+    </w:p>
+    <w:p>
+      <w:pPr>
+        <w:keepNext/>
+        <w:spacing w:after="60" w:before="120"/>
+        <w:jc w:val="center"/>
+      </w:pPr>
+      <w:r>
+        <w:drawing>
+          <wp:inline distT="0" distB="0" distL="0" distR="0">
+            <wp:extent cx="5905500" cy="1476375"/>
+            <wp:effectExtent t="0" r="0" b="0" l="0"/>
+            <wp:docPr id="26" name="" descr="" title=""/>
+            <wp:cNvGraphicFramePr>
+              <a:graphicFrameLocks xmlns:a="http://schemas.openxmlformats.org/drawingml/2006/main" noChangeAspect="1"/>
+            </wp:cNvGraphicFramePr>
+            <a:graphic xmlns:a="http://schemas.openxmlformats.org/drawingml/2006/main">
+              <a:graphicData uri="http://schemas.openxmlformats.org/drawingml/2006/picture">
+                <pic:pic xmlns:pic="http://schemas.openxmlformats.org/drawingml/2006/picture">
+                  <pic:nvPicPr>
+                    <pic:cNvPr id="0" name="" descr=""/>
+                    <pic:cNvPicPr>
+                      <a:picLocks noChangeAspect="1" noChangeArrowheads="1"/>
+                    </pic:cNvPicPr>
+                  </pic:nvPicPr>
+                  <pic:blipFill>
+                    <a:blip r:embed="rId33" cstate="none"/>
+                    <a:srcRect/>
+                    <a:stretch>
+                      <a:fillRect/>
+                    </a:stretch>
+                  </pic:blipFill>
+                  <pic:spPr bwMode="auto">
+                    <a:xfrm>
+                      <a:off x="0" y="0"/>
+                      <a:ext cx="5905500" cy="1476375"/>
+                    </a:xfrm>
+                    <a:prstGeom prst="rect">
+                      <a:avLst/>
+                    </a:prstGeom>
+                  </pic:spPr>
+                </pic:pic>
+              </a:graphicData>
+            </a:graphic>
+          </wp:inline>
+        </w:drawing>
+      </w:r>
+    </w:p>
+    <w:p>
+      <w:pPr>
+        <w:spacing w:after="200"/>
+        <w:jc w:val="center"/>
+      </w:pPr>
+      <w:r>
+        <w:rPr>
+          <w:i/>
+          <w:iCs/>
+          <w:color w:val="5B6472"/>
+          <w:sz w:val="18"/>
+          <w:szCs w:val="18"/>
+        </w:rPr>
+        <w:t xml:space="preserve">Рис. 23. Панель коннекторов (только администратор)</w:t>
+      </w:r>
+    </w:p>
+    <w:p>
+      <w:pPr>
+        <w:spacing w:after="120"/>
+      </w:pPr>
+      <w:r>
+        <w:t xml:space="preserve">На телефоне таблица превращается в список карточек, вкладки и фильтры переносятся в столбик, внизу — навигация «Радар · Закупки · AI Копилот · Профиль».</w:t>
+      </w:r>
+    </w:p>
+    <w:p>
+      <w:pPr>
+        <w:keepNext/>
+        <w:spacing w:after="60" w:before="120"/>
+        <w:jc w:val="center"/>
+      </w:pPr>
+      <w:r>
+        <w:drawing>
+          <wp:inline distT="0" distB="0" distL="0" distR="0">
+            <wp:extent cx="2857500" cy="6181725"/>
+            <wp:effectExtent t="0" r="0" b="0" l="0"/>
+            <wp:docPr id="27" name="" descr="" title=""/>
+            <wp:cNvGraphicFramePr>
+              <a:graphicFrameLocks xmlns:a="http://schemas.openxmlformats.org/drawingml/2006/main" noChangeAspect="1"/>
+            </wp:cNvGraphicFramePr>
+            <a:graphic xmlns:a="http://schemas.openxmlformats.org/drawingml/2006/main">
+              <a:graphicData uri="http://schemas.openxmlformats.org/drawingml/2006/picture">
+                <pic:pic xmlns:pic="http://schemas.openxmlformats.org/drawingml/2006/picture">
+                  <pic:nvPicPr>
+                    <pic:cNvPr id="0" name="" descr=""/>
+                    <pic:cNvPicPr>
+                      <a:picLocks noChangeAspect="1" noChangeArrowheads="1"/>
+                    </pic:cNvPicPr>
+                  </pic:nvPicPr>
+                  <pic:blipFill>
+                    <a:blip r:embed="rId34" cstate="none"/>
+                    <a:srcRect/>
+                    <a:stretch>
+                      <a:fillRect/>
+                    </a:stretch>
+                  </pic:blipFill>
+                  <pic:spPr bwMode="auto">
+                    <a:xfrm>
+                      <a:off x="0" y="0"/>
                       <a:ext cx="2857500" cy="6181725"/>
                     </a:xfrm>
                     <a:prstGeom prst="rect">
@@ -7105,7 +7717,7 @@
           <w:sz w:val="18"/>
           <w:szCs w:val="18"/>
         </w:rPr>
-        <w:t xml:space="preserve">Рис. 16. Мобильная версия</w:t>
+        <w:t xml:space="preserve">Рис. 24. Мобильная версия</w:t>
       </w:r>
     </w:p>
     <w:p>
@@ -7113,11 +7725,11 @@
         <w:pStyle w:val="Heading1"/>
         <w:pageBreakBefore/>
       </w:pPr>
-      <w:bookmarkStart w:name="_Toc35" w:id="35"/>
+      <w:bookmarkStart w:name="_Toc36" w:id="36"/>
       <w:r>
         <w:t xml:space="preserve">10. Источники данных</w:t>
       </w:r>
-      <w:bookmarkEnd w:id="35"/>
+      <w:bookmarkEnd w:id="36"/>
     </w:p>
     <w:p>
       <w:pPr>
@@ -7131,11 +7743,11 @@
       <w:pPr>
         <w:pStyle w:val="Heading2"/>
       </w:pPr>
-      <w:bookmarkStart w:name="_Toc36" w:id="36"/>
+      <w:bookmarkStart w:name="_Toc37" w:id="37"/>
       <w:r>
         <w:t xml:space="preserve">10.1. Маркетплейсы</w:t>
       </w:r>
-      <w:bookmarkEnd w:id="36"/>
+      <w:bookmarkEnd w:id="37"/>
     </w:p>
     <w:tbl>
       <w:tblPr>
@@ -7493,7 +8105,7 @@
           </w:tcPr>
           <w:p>
             <w:r>
-              <w:t xml:space="preserve">Нестабильно</w:t>
+              <w:t xml:space="preserve">Работает (офисный агент, с 0.0.4)</w:t>
             </w:r>
           </w:p>
         </w:tc>
@@ -7516,7 +8128,7 @@
           </w:tcPr>
           <w:p>
             <w:r>
-              <w:t xml:space="preserve">Иногда не успевает ответить; повторите поиск</w:t>
+              <w:t xml:space="preserve">Недоступен, пока выключен офисный компьютер с агентом (раздел 1.5)</w:t>
             </w:r>
           </w:p>
         </w:tc>
@@ -7733,11 +8345,11 @@
       <w:pPr>
         <w:pStyle w:val="Heading2"/>
       </w:pPr>
-      <w:bookmarkStart w:name="_Toc37" w:id="37"/>
+      <w:bookmarkStart w:name="_Toc38" w:id="38"/>
       <w:r>
         <w:t xml:space="preserve">10.2. Дистрибуторы и поставщики</w:t>
       </w:r>
-      <w:bookmarkEnd w:id="37"/>
+      <w:bookmarkEnd w:id="38"/>
     </w:p>
     <w:tbl>
       <w:tblPr>
@@ -8268,11 +8880,11 @@
         <w:pStyle w:val="Heading1"/>
         <w:pageBreakBefore/>
       </w:pPr>
-      <w:bookmarkStart w:name="_Toc38" w:id="38"/>
+      <w:bookmarkStart w:name="_Toc39" w:id="39"/>
       <w:r>
         <w:t xml:space="preserve">11. Как получить партнёрский API дистрибьютора</w:t>
       </w:r>
-      <w:bookmarkEnd w:id="38"/>
+      <w:bookmarkEnd w:id="39"/>
     </w:p>
     <w:p>
       <w:pPr>
@@ -8286,11 +8898,11 @@
       <w:pPr>
         <w:pStyle w:val="Heading2"/>
       </w:pPr>
-      <w:bookmarkStart w:name="_Toc39" w:id="39"/>
+      <w:bookmarkStart w:name="_Toc40" w:id="40"/>
       <w:r>
         <w:t xml:space="preserve">11.1. Порядок</w:t>
       </w:r>
-      <w:bookmarkEnd w:id="39"/>
+      <w:bookmarkEnd w:id="40"/>
     </w:p>
     <w:p>
       <w:pPr>
@@ -8361,11 +8973,11 @@
       <w:pPr>
         <w:pStyle w:val="Heading2"/>
       </w:pPr>
-      <w:bookmarkStart w:name="_Toc40" w:id="40"/>
+      <w:bookmarkStart w:name="_Toc41" w:id="41"/>
       <w:r>
         <w:t xml:space="preserve">11.2. По дистрибьюторам</w:t>
       </w:r>
-      <w:bookmarkEnd w:id="40"/>
+      <w:bookmarkEnd w:id="41"/>
     </w:p>
     <w:tbl>
       <w:tblPr>
@@ -8756,11 +9368,11 @@
       <w:pPr>
         <w:pStyle w:val="Heading2"/>
       </w:pPr>
-      <w:bookmarkStart w:name="_Toc41" w:id="41"/>
+      <w:bookmarkStart w:name="_Toc42" w:id="42"/>
       <w:r>
         <w:t xml:space="preserve">11.3. Шаблон письма</w:t>
       </w:r>
-      <w:bookmarkEnd w:id="41"/>
+      <w:bookmarkEnd w:id="42"/>
     </w:p>
     <w:p>
       <w:pPr>
@@ -8802,11 +9414,11 @@
       <w:pPr>
         <w:pStyle w:val="Heading2"/>
       </w:pPr>
-      <w:bookmarkStart w:name="_Toc42" w:id="42"/>
+      <w:bookmarkStart w:name="_Toc43" w:id="43"/>
       <w:r>
         <w:t xml:space="preserve">11.4. Поставщики без API</w:t>
       </w:r>
-      <w:bookmarkEnd w:id="42"/>
+      <w:bookmarkEnd w:id="43"/>
     </w:p>
     <w:p>
       <w:pPr>
@@ -8821,11 +9433,11 @@
         <w:pStyle w:val="Heading1"/>
         <w:pageBreakBefore/>
       </w:pPr>
-      <w:bookmarkStart w:name="_Toc43" w:id="43"/>
+      <w:bookmarkStart w:name="_Toc44" w:id="44"/>
       <w:r>
         <w:t xml:space="preserve">12. Как проверяется качество поиска</w:t>
       </w:r>
-      <w:bookmarkEnd w:id="43"/>
+      <w:bookmarkEnd w:id="44"/>
     </w:p>
     <w:p>
       <w:pPr>
@@ -9314,11 +9926,11 @@
         <w:pStyle w:val="Heading1"/>
         <w:pageBreakBefore/>
       </w:pPr>
-      <w:bookmarkStart w:name="_Toc44" w:id="44"/>
+      <w:bookmarkStart w:name="_Toc45" w:id="45"/>
       <w:r>
         <w:t xml:space="preserve">13. Что планируется дальше</w:t>
       </w:r>
-      <w:bookmarkEnd w:id="44"/>
+      <w:bookmarkEnd w:id="45"/>
     </w:p>
     <w:p>
       <w:pPr>
@@ -9425,11 +10037,11 @@
         <w:pStyle w:val="Heading1"/>
         <w:pageBreakBefore/>
       </w:pPr>
-      <w:bookmarkStart w:name="_Toc45" w:id="45"/>
+      <w:bookmarkStart w:name="_Toc46" w:id="46"/>
       <w:r>
         <w:t xml:space="preserve">14. Частые вопросы</w:t>
       </w:r>
-      <w:bookmarkEnd w:id="45"/>
+      <w:bookmarkEnd w:id="46"/>
     </w:p>
     <w:p>
       <w:pPr>

--- a/docs/manual/PriceRadar_Руководство_пользователя_v0.0.4.docx
+++ b/docs/manual/PriceRadar_Руководство_пользователя_v0.0.4.docx
@@ -65,7 +65,7 @@
         <w:ind w:left="200"/>
       </w:pPr>
       <w:r>
-        <w:t xml:space="preserve">Скриншоты сняты 12 октября 2026, новые функции 0.0.4 — 13 октября 2026 на рабочем сервере на тестовом стенде, подключённом к рабочим источникам и к локальной модели ИИ, с учётной записью «Анна Петрова» (менеджер). Цены и состав строк на рабочем сервере меняются от поиска к поиску.</w:t>
+        <w:t xml:space="preserve">Скриншоты сняты 12 октября 2026, новые функции 0.0.4 — 13 октября 2026. Цены и состав строк меняются от поиска к поиску.</w:t>
       </w:r>
     </w:p>
     <w:p>
@@ -235,7 +235,7 @@
           </w:pPr>
           <w:hyperlink w:history="1" w:anchor="_Toc7">
             <w:r>
-              <w:t xml:space="preserve">1.5. Ситилинк без ручного прогрева</w:t>
+              <w:t xml:space="preserve">1.5. Ситилинк снова в поиске</w:t>
             </w:r>
             <w:r>
               <w:tab/>
@@ -961,7 +961,7 @@
           </w:pPr>
           <w:hyperlink w:history="1" w:anchor="_Toc39">
             <w:r>
-              <w:t xml:space="preserve">11. Как получить партнёрский API дистрибьютора</w:t>
+              <w:t xml:space="preserve">11. Как получить доступ к ценам дистрибьютора</w:t>
             </w:r>
             <w:r>
               <w:tab/>
@@ -1053,7 +1053,7 @@
           </w:pPr>
           <w:hyperlink w:history="1" w:anchor="_Toc43">
             <w:r>
-              <w:t xml:space="preserve">11.4. Поставщики без API</w:t>
+              <w:t xml:space="preserve">11.4. Поставщики без автоматической выгрузки</w:t>
             </w:r>
             <w:r>
               <w:tab/>
@@ -1075,7 +1075,7 @@
           </w:pPr>
           <w:hyperlink w:history="1" w:anchor="_Toc44">
             <w:r>
-              <w:t xml:space="preserve">12. Как проверяется качество поиска</w:t>
+              <w:t xml:space="preserve">12. Что планируется дальше</w:t>
             </w:r>
             <w:r>
               <w:tab/>
@@ -1097,7 +1097,7 @@
           </w:pPr>
           <w:hyperlink w:history="1" w:anchor="_Toc45">
             <w:r>
-              <w:t xml:space="preserve">13. Что планируется дальше</w:t>
+              <w:t xml:space="preserve">13. Частые вопросы</w:t>
             </w:r>
             <w:r>
               <w:tab/>
@@ -1105,28 +1105,6 @@
             <w:r>
               <w:fldChar w:fldCharType="begin" w:dirty="true"/>
               <w:instrText xml:space="preserve">PAGEREF _Toc45 \h</w:instrText>
-              <w:fldChar w:fldCharType="separate"/>
-              <w:fldChar w:fldCharType="end"/>
-            </w:r>
-          </w:hyperlink>
-        </w:p>
-        <w:p>
-          <w:pPr>
-            <w:pStyle w:val="TOC1"/>
-            <w:tabs>
-              <w:tab w:val="right" w:pos="9638" w:leader="dot"/>
-            </w:tabs>
-          </w:pPr>
-          <w:hyperlink w:history="1" w:anchor="_Toc46">
-            <w:r>
-              <w:t xml:space="preserve">14. Частые вопросы</w:t>
-            </w:r>
-            <w:r>
-              <w:tab/>
-            </w:r>
-            <w:r>
-              <w:fldChar w:fldCharType="begin" w:dirty="true"/>
-              <w:instrText xml:space="preserve">PAGEREF _Toc46 \h</w:instrText>
               <w:fldChar w:fldCharType="separate"/>
               <w:fldChar w:fldCharType="end"/>
             </w:r>
@@ -2706,27 +2684,9 @@
       </w:pPr>
       <w:bookmarkStart w:name="_Toc7" w:id="7"/>
       <w:r>
-        <w:t xml:space="preserve">1.5. Ситилинк без ручного прогрева</w:t>
+        <w:t xml:space="preserve">1.5. Ситилинк снова в поиске</w:t>
       </w:r>
       <w:bookmarkEnd w:id="7"/>
-    </w:p>
-    <w:p>
-      <w:pPr>
-        <w:spacing w:after="120"/>
-      </w:pPr>
-      <w:r>
-        <w:t xml:space="preserve">Ситилинк защищён системой Qrator: с адреса сервера (дата-центр) он отвечал ошибкой 429, и раньше администратору приходилось вручную «прогревать» браузер через VNC. С офисного адреса компании Ситилинк открывается обычным браузером без проверок. Поэтому с версии 0.0.4 поиск по Ситилинку выполняет </w:t>
-      </w:r>
-      <w:r>
-        <w:rPr>
-          <w:b/>
-          <w:bCs/>
-        </w:rPr>
-        <w:t xml:space="preserve">офисный агент</w:t>
-      </w:r>
-      <w:r>
-        <w:t xml:space="preserve"> — небольшая программа на офисном компьютере, к которой сервер обращается через защищённый туннель.</w:t>
-      </w:r>
     </w:p>
     <w:p>
       <w:pPr>
@@ -2738,7 +2698,7 @@
         <w:spacing w:after="60"/>
       </w:pPr>
       <w:r>
-        <w:t xml:space="preserve">Закупщику ничего делать не нужно: Ситилинк просто появляется в результатах, как остальные источники.</w:t>
+        <w:t xml:space="preserve">Ситилинк снова стабильно появляется в результатах, как остальные источники. Закупщику ничего делать не нужно.</w:t>
       </w:r>
     </w:p>
     <w:p>
@@ -2764,33 +2724,7 @@
         <w:spacing w:after="60"/>
       </w:pPr>
       <w:r>
-        <w:t xml:space="preserve">Агент работает, пока включён офисный компьютер, на котором он установлен. Когда компьютер выключен, Ситилинк в поиске показывается как недоступный; остальные источники работают как обычно.</w:t>
-      </w:r>
-    </w:p>
-    <w:p>
-      <w:pPr>
-        <w:pStyle w:val="ListParagraph"/>
-        <w:numPr>
-          <w:ilvl w:val="0"/>
-          <w:numId w:val="2"/>
-        </w:numPr>
-        <w:spacing w:after="60"/>
-      </w:pPr>
-      <w:r>
-        <w:t xml:space="preserve">Ответы Ситилинка кэшируются на 20 минут, запросы идут не чаще одного в 2,5 секунды — чтобы не создавать нагрузку на сайт.</w:t>
-      </w:r>
-    </w:p>
-    <w:p>
-      <w:pPr>
-        <w:pBdr>
-          <w:left w:val="single" w:color="4F46E5" w:sz="18" w:space="8"/>
-        </w:pBdr>
-        <w:shd w:fill="EEF2FF" w:color="auto" w:val="clear"/>
-        <w:spacing w:after="160" w:before="120"/>
-        <w:ind w:left="200"/>
-      </w:pPr>
-      <w:r>
-        <w:t xml:space="preserve">Для администратора: установка и проверка агента — scripts/office-agent/README.md в репозитории. Перенести агента на другой офисный компьютер, который всегда включён, можно той же командой установки.</w:t>
+        <w:t xml:space="preserve">Иногда (например, ночью или в выходные) Ситилинк может быть временно недоступен — остальные источники при этом работают как обычно.</w:t>
       </w:r>
     </w:p>
     <w:p>
@@ -3204,7 +3138,7 @@
         <w:ind w:left="200"/>
       </w:pPr>
       <w:r>
-        <w:t xml:space="preserve">Не вошло в 0.0.3: проверка карточек Wildberries (площадка закрыла доступ к карточкам), подключение OCS и MERLION (нужен API-доступ, раздел 11) и приоритет дистрибьюторов над маркетплейсами (нужен порог разницы в цене от отдела закупок).</w:t>
+        <w:t xml:space="preserve">Не вошло в 0.0.3: проверка карточек Wildberries (площадка закрыла доступ к карточкам), подключение OCS и MERLION (нужен доступ от дистрибьютора, раздел 11) и приоритет дистрибьюторов над маркетплейсами (нужен порог разницы в цене от отдела закупок).</w:t>
       </w:r>
     </w:p>
     <w:p>
@@ -3827,7 +3761,7 @@
         <w:ind w:left="200"/>
       </w:pPr>
       <w:r>
-        <w:t xml:space="preserve">Как мы измеряем качество: 30 контрольных запросов прогоняются через рабочий поиск. Нужная модель в первых трёх строках вкладки «Маркетплейсы» — 87% запросов (было 73%), во вкладке «Дистрибуторы» — 100% из 20 запросов, где дистрибуторы что-то нашли. Пустых выдач — 3 из 30 (было 6). Подробнее — раздел 12.</w:t>
+        <w:t xml:space="preserve">Качество поиска выросло: Нужная модель в первых трёх строках вкладки «Маркетплейсы» — 87% запросов (было 73%), во вкладке «Дистрибуторы» — 100% из 20 запросов, где дистрибуторы что-то нашли. Пустых выдач — 3 из 30 (было 6). </w:t>
       </w:r>
     </w:p>
     <w:p>
@@ -4077,7 +4011,7 @@
         <w:spacing w:after="60"/>
       </w:pPr>
       <w:r>
-        <w:t xml:space="preserve">Яндекс Маркет, Мегамаркет и DNS временно выключены: площадки блокируют адрес сервера.</w:t>
+        <w:t xml:space="preserve">Яндекс Маркет, Мегамаркет и DNS временно выключены: площадки не пускают автоматический поиск.</w:t>
       </w:r>
     </w:p>
     <w:p>
@@ -6608,7 +6542,7 @@
         <w:spacing w:after="120"/>
       </w:pPr>
       <w:r>
-        <w:t xml:space="preserve">ИИ работает на локальной модели компании (vLLM, Qwen). Запросы и цены никуда не отправляются. Главный принцип: ИИ подсказывает, решает менеджер. Отбор строк и порядок в таблице делают проверяемые правила; ИИ видит только то, что ему передал сервер, а его ответы проверяются кодом.</w:t>
+        <w:t xml:space="preserve">ИИ работает внутри компании. Запросы и цены никуда не отправляются. Главный принцип: ИИ подсказывает, решает менеджер. Отбор строк и порядок в таблице делают проверяемые правила; ИИ видит только то, что ему передал сервер, а его ответы проверяются кодом.</w:t>
       </w:r>
     </w:p>
     <w:tbl>
@@ -8105,7 +8039,7 @@
           </w:tcPr>
           <w:p>
             <w:r>
-              <w:t xml:space="preserve">Работает (офисный агент, с 0.0.4)</w:t>
+              <w:t xml:space="preserve">Работает (с 0.0.4)</w:t>
             </w:r>
           </w:p>
         </w:tc>
@@ -8128,7 +8062,7 @@
           </w:tcPr>
           <w:p>
             <w:r>
-              <w:t xml:space="preserve">Недоступен, пока выключен офисный компьютер с агентом (раздел 1.5)</w:t>
+              <w:t xml:space="preserve">Иногда временно недоступен — раздел 1.5</w:t>
             </w:r>
           </w:p>
         </w:tc>
@@ -8196,7 +8130,7 @@
           </w:tcPr>
           <w:p>
             <w:r>
-              <w:t xml:space="preserve">Часть запросов по таймауту</w:t>
+              <w:t xml:space="preserve">Иногда не успевает ответить</w:t>
             </w:r>
           </w:p>
         </w:tc>
@@ -8267,7 +8201,7 @@
           </w:tcPr>
           <w:p>
             <w:r>
-              <w:t xml:space="preserve">Площадки блокируют адрес сервера (капча, ServicePipe)</w:t>
+              <w:t xml:space="preserve">Площадки не пускают автоматический поиск</w:t>
             </w:r>
           </w:p>
         </w:tc>
@@ -8335,7 +8269,7 @@
           </w:tcPr>
           <w:p>
             <w:r>
-              <w:t xml:space="preserve">Защита Qrator отклоняет сессию</w:t>
+              <w:t xml:space="preserve">Площадка не пускает автоматический поиск</w:t>
             </w:r>
           </w:p>
         </w:tc>
@@ -8520,7 +8454,7 @@
           </w:tcPr>
           <w:p>
             <w:r>
-              <w:t xml:space="preserve">Открытый прайс-лист pricexml.zip, обновление раз в час; дилерская колонка F, пересчёт из USD по курсу прайса</w:t>
+              <w:t xml:space="preserve">Дилерский прайс-лист, обновляется раз в час; цены в рублях по курсу прайса</w:t>
             </w:r>
           </w:p>
         </w:tc>
@@ -8591,7 +8525,7 @@
           </w:tcPr>
           <w:p>
             <w:r>
-              <w:t xml:space="preserve">Публичный поиск srv-trade.ru, цены сайта</w:t>
+              <w:t xml:space="preserve">Цены с сайта srv-trade.ru</w:t>
             </w:r>
           </w:p>
         </w:tc>
@@ -8659,7 +8593,7 @@
           </w:tcPr>
           <w:p>
             <w:r>
-              <w:t xml:space="preserve">Публичный поиск servermall.ru, цена базовой конфигурации; новые и восстановленные</w:t>
+              <w:t xml:space="preserve">Цены с сайта servermall.ru (базовая конфигурация); новые и восстановленные</w:t>
             </w:r>
           </w:p>
         </w:tc>
@@ -8730,7 +8664,7 @@
           </w:tcPr>
           <w:p>
             <w:r>
-              <w:t xml:space="preserve">Интеграция написана, нужен API-доступ — раздел 11</w:t>
+              <w:t xml:space="preserve">Подключим, как только дистрибьютор даст доступ — раздел 11</w:t>
             </w:r>
           </w:p>
         </w:tc>
@@ -8798,7 +8732,7 @@
           </w:tcPr>
           <w:p>
             <w:r>
-              <w:t xml:space="preserve">Есть партнёрский API; после получения логина — доработка 1–2 дня</w:t>
+              <w:t xml:space="preserve">Подключим после получения доступа от дистрибьютора</w:t>
             </w:r>
           </w:p>
         </w:tc>
@@ -8882,7 +8816,7 @@
       </w:pPr>
       <w:bookmarkStart w:name="_Toc39" w:id="39"/>
       <w:r>
-        <w:t xml:space="preserve">11. Как получить партнёрский API дистрибьютора</w:t>
+        <w:t xml:space="preserve">11. Как получить доступ к ценам дистрибьютора</w:t>
       </w:r>
       <w:bookmarkEnd w:id="39"/>
     </w:p>
@@ -8891,7 +8825,7 @@
         <w:spacing w:after="120"/>
       </w:pPr>
       <w:r>
-        <w:t xml:space="preserve">Закупочные цены и остатки дистрибьюторы отдают только партнёрам по договору. Для MERLION и OCS программная часть готова — нужен доступ, который запрашивает менеджер, ведущий работу с дистрибьютором. NETLAB уже работает через открытый прайс-лист; API NETLAB даст остатки по складам точнее.</w:t>
+        <w:t xml:space="preserve">Закупочные цены и остатки дистрибьюторы отдают только партнёрам по договору. Для MERLION и OCS всё готово — нужен только доступ, который запрашивает менеджер, ведущий работу с дистрибьютором. NETLAB уже подключён через прайс-лист.</w:t>
       </w:r>
     </w:p>
     <w:p>
@@ -8927,7 +8861,7 @@
         <w:spacing w:after="60"/>
       </w:pPr>
       <w:r>
-        <w:t xml:space="preserve">Отправьте запрос персональному менеджеру дистрибьютора (шаблон — 10.3).</w:t>
+        <w:t xml:space="preserve">Отправьте запрос персональному менеджеру дистрибьютора (шаблон — 11.3).</w:t>
       </w:r>
     </w:p>
     <w:p>
@@ -8940,7 +8874,7 @@
         <w:spacing w:after="60"/>
       </w:pPr>
       <w:r>
-        <w:t xml:space="preserve">Укажите IP-адрес сервера Price Radar для белого списка — его даст разработчик.</w:t>
+        <w:t xml:space="preserve">Полученные логин и пароль передайте ответственному за Price Radar лично, не в общем чате.</w:t>
       </w:r>
     </w:p>
     <w:p>
@@ -8953,20 +8887,7 @@
         <w:spacing w:after="60"/>
       </w:pPr>
       <w:r>
-        <w:t xml:space="preserve">Логин, пароль или ключ передайте разработчику защищённым способом, не в общем чате.</w:t>
-      </w:r>
-    </w:p>
-    <w:p>
-      <w:pPr>
-        <w:pStyle w:val="ListParagraph"/>
-        <w:numPr>
-          <w:ilvl w:val="0"/>
-          <w:numId w:val="5"/>
-        </w:numPr>
-        <w:spacing w:after="60"/>
-      </w:pPr>
-      <w:r>
-        <w:t xml:space="preserve">Разработчик подключит источник и сообщит, когда появятся B2B-цены.</w:t>
+        <w:t xml:space="preserve">Когда дистрибьютор будет подключён, его закупочные цены появятся во вкладке «Дистрибуторы».</w:t>
       </w:r>
     </w:p>
     <w:p>
@@ -9148,7 +9069,7 @@
           </w:tcPr>
           <w:p>
             <w:r>
-              <w:t xml:space="preserve">Доступ к веб-сервису mlservice3 (SOAP), API-логин вида «КОД|API»</w:t>
+              <w:t xml:space="preserve">Доступ к автоматической выгрузке цен и остатков</w:t>
             </w:r>
           </w:p>
         </w:tc>
@@ -9219,7 +9140,7 @@
           </w:tcPr>
           <w:p>
             <w:r>
-              <w:t xml:space="preserve">API-ключ Partners Connector и IP сервера в белый список; город и склад отгрузки</w:t>
+              <w:t xml:space="preserve">Доступ к автоматической выгрузке цен и остатков; укажите город и склад отгрузки</w:t>
             </w:r>
           </w:p>
         </w:tc>
@@ -9265,7 +9186,7 @@
           </w:tcPr>
           <w:p>
             <w:r>
-              <w:t xml:space="preserve">Персональный менеджер; netlab.ru → «Партнёрам» → «Сервисы B2B и API»</w:t>
+              <w:t xml:space="preserve">Персональный менеджер; netlab.ru → «Партнёрам» → «Сервисы B2B»</w:t>
             </w:r>
           </w:p>
         </w:tc>
@@ -9287,7 +9208,7 @@
           </w:tcPr>
           <w:p>
             <w:r>
-              <w:t xml:space="preserve">Учётная запись NLDealer с правом web-services (необязательно — прайс уже работает)</w:t>
+              <w:t xml:space="preserve">Не требуется — прайс уже подключён</w:t>
             </w:r>
           </w:p>
         </w:tc>
@@ -9358,7 +9279,7 @@
           </w:tcPr>
           <w:p>
             <w:r>
-              <w:t xml:space="preserve">Доступ к веб-сервисам B2B (SOAP, api.treolan.ru)</w:t>
+              <w:t xml:space="preserve">Доступ к автоматической выгрузке цен и остатков</w:t>
             </w:r>
           </w:p>
         </w:tc>
@@ -9380,7 +9301,7 @@
         <w:ind w:left="400"/>
       </w:pPr>
       <w:r>
-        <w:t xml:space="preserve">Тема: Доступ к API для ГК «Перемена» (партнёр, код клиента ______)</w:t>
+        <w:t xml:space="preserve">Тема: Доступ к выгрузке цен и остатков для ГК «Перемена» (код клиента ______)</w:t>
       </w:r>
     </w:p>
     <w:p>
@@ -9389,7 +9310,7 @@
         <w:ind w:left="400"/>
       </w:pPr>
       <w:r>
-        <w:t xml:space="preserve">Здравствуйте! Мы — ваш партнёр ГК «Перемена» (код клиента ______, ИНН ______). Просим предоставить доступ к партнёрскому API для автоматического получения цен и остатков во внутреннюю систему закупок.</w:t>
+        <w:t xml:space="preserve">Здравствуйте! Мы — ваш партнёр ГК «Перемена» (код клиента ______, ИНН ______). Просим предоставить доступ к автоматической выгрузке цен и остатков для нашей внутренней системы закупок.</w:t>
       </w:r>
     </w:p>
     <w:p>
@@ -9398,16 +9319,7 @@
         <w:ind w:left="400"/>
       </w:pPr>
       <w:r>
-        <w:t xml:space="preserve">Нужно: учётные данные для API, ссылка на документацию и, если требуется, добавление IP-адреса нашего сервера ______ в белый список.</w:t>
-      </w:r>
-    </w:p>
-    <w:p>
-      <w:pPr>
-        <w:spacing w:after="120"/>
-        <w:ind w:left="400"/>
-      </w:pPr>
-      <w:r>
-        <w:t xml:space="preserve">Контакт технического специалиста: ______. Спасибо!</w:t>
+        <w:t xml:space="preserve">Технические детали подключения согласует наш специалист: ______. Спасибо!</w:t>
       </w:r>
     </w:p>
     <w:p>
@@ -9416,7 +9328,7 @@
       </w:pPr>
       <w:bookmarkStart w:name="_Toc43" w:id="43"/>
       <w:r>
-        <w:t xml:space="preserve">11.4. Поставщики без API</w:t>
+        <w:t xml:space="preserve">11.4. Поставщики без автоматической выгрузки</w:t>
       </w:r>
       <w:bookmarkEnd w:id="43"/>
     </w:p>
@@ -9435,502 +9347,9 @@
       </w:pPr>
       <w:bookmarkStart w:name="_Toc44" w:id="44"/>
       <w:r>
-        <w:t xml:space="preserve">12. Как проверяется качество поиска</w:t>
+        <w:t xml:space="preserve">12. Что планируется дальше</w:t>
       </w:r>
       <w:bookmarkEnd w:id="44"/>
-    </w:p>
-    <w:p>
-      <w:pPr>
-        <w:spacing w:after="120"/>
-      </w:pPr>
-      <w:r>
-        <w:t xml:space="preserve">В проекте есть набор из 30 контрольных запросов (процессоры, картриджи, SSD, видеокарты, мониторы, сеть, серверы). После каждого изменения поиска набор прогоняется на рабочем сервере, и считается, сколько из первых трёх строк каждой вкладки — нужная модель.</w:t>
-      </w:r>
-    </w:p>
-    <w:tbl>
-      <w:tblPr>
-        <w:tblW w:type="dxa" w:w="9638"/>
-        <w:tblBorders>
-          <w:top w:val="single" w:color="auto" w:sz="4"/>
-          <w:left w:val="single" w:color="auto" w:sz="4"/>
-          <w:bottom w:val="single" w:color="auto" w:sz="4"/>
-          <w:right w:val="single" w:color="auto" w:sz="4"/>
-          <w:insideH w:val="single" w:color="auto" w:sz="4"/>
-          <w:insideV w:val="single" w:color="auto" w:sz="4"/>
-        </w:tblBorders>
-      </w:tblPr>
-      <w:tblGrid>
-        <w:gridCol w:w="4600"/>
-        <w:gridCol w:w="2400"/>
-        <w:gridCol w:w="2638"/>
-      </w:tblGrid>
-      <w:tr>
-        <w:trPr>
-          <w:tblHeader/>
-        </w:trPr>
-        <w:tc>
-          <w:tcPr>
-            <w:tcW w:type="dxa" w:w="4600"/>
-            <w:tcBorders>
-              <w:top w:val="single" w:color="C7CCD6" w:sz="4"/>
-              <w:left w:val="single" w:color="C7CCD6" w:sz="4"/>
-              <w:bottom w:val="single" w:color="C7CCD6" w:sz="4"/>
-              <w:right w:val="single" w:color="C7CCD6" w:sz="4"/>
-            </w:tcBorders>
-            <w:shd w:fill="1E3A8A" w:color="auto" w:val="clear"/>
-            <w:tcMar>
-              <w:top w:type="dxa" w:w="60"/>
-              <w:left w:type="dxa" w:w="100"/>
-              <w:bottom w:type="dxa" w:w="60"/>
-              <w:right w:type="dxa" w:w="100"/>
-            </w:tcMar>
-          </w:tcPr>
-          <w:p>
-            <w:r>
-              <w:rPr>
-                <w:b/>
-                <w:bCs/>
-                <w:color w:val="FFFFFF"/>
-              </w:rPr>
-              <w:t xml:space="preserve">Показатель</w:t>
-            </w:r>
-          </w:p>
-        </w:tc>
-        <w:tc>
-          <w:tcPr>
-            <w:tcW w:type="dxa" w:w="2400"/>
-            <w:tcBorders>
-              <w:top w:val="single" w:color="C7CCD6" w:sz="4"/>
-              <w:left w:val="single" w:color="C7CCD6" w:sz="4"/>
-              <w:bottom w:val="single" w:color="C7CCD6" w:sz="4"/>
-              <w:right w:val="single" w:color="C7CCD6" w:sz="4"/>
-            </w:tcBorders>
-            <w:shd w:fill="1E3A8A" w:color="auto" w:val="clear"/>
-            <w:tcMar>
-              <w:top w:type="dxa" w:w="60"/>
-              <w:left w:type="dxa" w:w="100"/>
-              <w:bottom w:type="dxa" w:w="60"/>
-              <w:right w:type="dxa" w:w="100"/>
-            </w:tcMar>
-          </w:tcPr>
-          <w:p>
-            <w:r>
-              <w:rPr>
-                <w:b/>
-                <w:bCs/>
-                <w:color w:val="FFFFFF"/>
-              </w:rPr>
-              <w:t xml:space="preserve">До 0.0.2</w:t>
-            </w:r>
-          </w:p>
-        </w:tc>
-        <w:tc>
-          <w:tcPr>
-            <w:tcW w:type="dxa" w:w="2638"/>
-            <w:tcBorders>
-              <w:top w:val="single" w:color="C7CCD6" w:sz="4"/>
-              <w:left w:val="single" w:color="C7CCD6" w:sz="4"/>
-              <w:bottom w:val="single" w:color="C7CCD6" w:sz="4"/>
-              <w:right w:val="single" w:color="C7CCD6" w:sz="4"/>
-            </w:tcBorders>
-            <w:shd w:fill="1E3A8A" w:color="auto" w:val="clear"/>
-            <w:tcMar>
-              <w:top w:type="dxa" w:w="60"/>
-              <w:left w:type="dxa" w:w="100"/>
-              <w:bottom w:type="dxa" w:w="60"/>
-              <w:right w:type="dxa" w:w="100"/>
-            </w:tcMar>
-          </w:tcPr>
-          <w:p>
-            <w:r>
-              <w:rPr>
-                <w:b/>
-                <w:bCs/>
-                <w:color w:val="FFFFFF"/>
-              </w:rPr>
-              <w:t xml:space="preserve">0.0.2</w:t>
-            </w:r>
-          </w:p>
-        </w:tc>
-      </w:tr>
-      <w:tr>
-        <w:tc>
-          <w:tcPr>
-            <w:tcW w:type="dxa" w:w="4600"/>
-            <w:tcBorders>
-              <w:top w:val="single" w:color="C7CCD6" w:sz="4"/>
-              <w:left w:val="single" w:color="C7CCD6" w:sz="4"/>
-              <w:bottom w:val="single" w:color="C7CCD6" w:sz="4"/>
-              <w:right w:val="single" w:color="C7CCD6" w:sz="4"/>
-            </w:tcBorders>
-            <w:tcMar>
-              <w:top w:type="dxa" w:w="60"/>
-              <w:left w:type="dxa" w:w="100"/>
-              <w:bottom w:type="dxa" w:w="60"/>
-              <w:right w:type="dxa" w:w="100"/>
-            </w:tcMar>
-          </w:tcPr>
-          <w:p>
-            <w:r>
-              <w:t xml:space="preserve">Нужная модель в топ‑3 (маркетплейсы)</w:t>
-            </w:r>
-          </w:p>
-        </w:tc>
-        <w:tc>
-          <w:tcPr>
-            <w:tcW w:type="dxa" w:w="2400"/>
-            <w:tcBorders>
-              <w:top w:val="single" w:color="C7CCD6" w:sz="4"/>
-              <w:left w:val="single" w:color="C7CCD6" w:sz="4"/>
-              <w:bottom w:val="single" w:color="C7CCD6" w:sz="4"/>
-              <w:right w:val="single" w:color="C7CCD6" w:sz="4"/>
-            </w:tcBorders>
-            <w:tcMar>
-              <w:top w:type="dxa" w:w="60"/>
-              <w:left w:type="dxa" w:w="100"/>
-              <w:bottom w:type="dxa" w:w="60"/>
-              <w:right w:type="dxa" w:w="100"/>
-            </w:tcMar>
-          </w:tcPr>
-          <w:p>
-            <w:r>
-              <w:t xml:space="preserve">73%</w:t>
-            </w:r>
-          </w:p>
-        </w:tc>
-        <w:tc>
-          <w:tcPr>
-            <w:tcW w:type="dxa" w:w="2638"/>
-            <w:tcBorders>
-              <w:top w:val="single" w:color="C7CCD6" w:sz="4"/>
-              <w:left w:val="single" w:color="C7CCD6" w:sz="4"/>
-              <w:bottom w:val="single" w:color="C7CCD6" w:sz="4"/>
-              <w:right w:val="single" w:color="C7CCD6" w:sz="4"/>
-            </w:tcBorders>
-            <w:tcMar>
-              <w:top w:type="dxa" w:w="60"/>
-              <w:left w:type="dxa" w:w="100"/>
-              <w:bottom w:type="dxa" w:w="60"/>
-              <w:right w:type="dxa" w:w="100"/>
-            </w:tcMar>
-          </w:tcPr>
-          <w:p>
-            <w:r>
-              <w:t xml:space="preserve">87%</w:t>
-            </w:r>
-          </w:p>
-        </w:tc>
-      </w:tr>
-      <w:tr>
-        <w:tc>
-          <w:tcPr>
-            <w:tcW w:type="dxa" w:w="4600"/>
-            <w:tcBorders>
-              <w:top w:val="single" w:color="C7CCD6" w:sz="4"/>
-              <w:left w:val="single" w:color="C7CCD6" w:sz="4"/>
-              <w:bottom w:val="single" w:color="C7CCD6" w:sz="4"/>
-              <w:right w:val="single" w:color="C7CCD6" w:sz="4"/>
-            </w:tcBorders>
-            <w:shd w:fill="F5F7FB" w:color="auto" w:val="clear"/>
-            <w:tcMar>
-              <w:top w:type="dxa" w:w="60"/>
-              <w:left w:type="dxa" w:w="100"/>
-              <w:bottom w:type="dxa" w:w="60"/>
-              <w:right w:type="dxa" w:w="100"/>
-            </w:tcMar>
-          </w:tcPr>
-          <w:p>
-            <w:r>
-              <w:t xml:space="preserve">Запросов с полностью верным топ‑3</w:t>
-            </w:r>
-          </w:p>
-        </w:tc>
-        <w:tc>
-          <w:tcPr>
-            <w:tcW w:type="dxa" w:w="2400"/>
-            <w:tcBorders>
-              <w:top w:val="single" w:color="C7CCD6" w:sz="4"/>
-              <w:left w:val="single" w:color="C7CCD6" w:sz="4"/>
-              <w:bottom w:val="single" w:color="C7CCD6" w:sz="4"/>
-              <w:right w:val="single" w:color="C7CCD6" w:sz="4"/>
-            </w:tcBorders>
-            <w:shd w:fill="F5F7FB" w:color="auto" w:val="clear"/>
-            <w:tcMar>
-              <w:top w:type="dxa" w:w="60"/>
-              <w:left w:type="dxa" w:w="100"/>
-              <w:bottom w:type="dxa" w:w="60"/>
-              <w:right w:type="dxa" w:w="100"/>
-            </w:tcMar>
-          </w:tcPr>
-          <w:p>
-            <w:r>
-              <w:t xml:space="preserve">21 из 30</w:t>
-            </w:r>
-          </w:p>
-        </w:tc>
-        <w:tc>
-          <w:tcPr>
-            <w:tcW w:type="dxa" w:w="2638"/>
-            <w:tcBorders>
-              <w:top w:val="single" w:color="C7CCD6" w:sz="4"/>
-              <w:left w:val="single" w:color="C7CCD6" w:sz="4"/>
-              <w:bottom w:val="single" w:color="C7CCD6" w:sz="4"/>
-              <w:right w:val="single" w:color="C7CCD6" w:sz="4"/>
-            </w:tcBorders>
-            <w:shd w:fill="F5F7FB" w:color="auto" w:val="clear"/>
-            <w:tcMar>
-              <w:top w:type="dxa" w:w="60"/>
-              <w:left w:type="dxa" w:w="100"/>
-              <w:bottom w:type="dxa" w:w="60"/>
-              <w:right w:type="dxa" w:w="100"/>
-            </w:tcMar>
-          </w:tcPr>
-          <w:p>
-            <w:r>
-              <w:t xml:space="preserve">26 из 30</w:t>
-            </w:r>
-          </w:p>
-        </w:tc>
-      </w:tr>
-      <w:tr>
-        <w:tc>
-          <w:tcPr>
-            <w:tcW w:type="dxa" w:w="4600"/>
-            <w:tcBorders>
-              <w:top w:val="single" w:color="C7CCD6" w:sz="4"/>
-              <w:left w:val="single" w:color="C7CCD6" w:sz="4"/>
-              <w:bottom w:val="single" w:color="C7CCD6" w:sz="4"/>
-              <w:right w:val="single" w:color="C7CCD6" w:sz="4"/>
-            </w:tcBorders>
-            <w:tcMar>
-              <w:top w:type="dxa" w:w="60"/>
-              <w:left w:type="dxa" w:w="100"/>
-              <w:bottom w:type="dxa" w:w="60"/>
-              <w:right w:type="dxa" w:w="100"/>
-            </w:tcMar>
-          </w:tcPr>
-          <w:p>
-            <w:r>
-              <w:t xml:space="preserve">Нужная модель в топ‑3 (дистрибуторы)</w:t>
-            </w:r>
-          </w:p>
-        </w:tc>
-        <w:tc>
-          <w:tcPr>
-            <w:tcW w:type="dxa" w:w="2400"/>
-            <w:tcBorders>
-              <w:top w:val="single" w:color="C7CCD6" w:sz="4"/>
-              <w:left w:val="single" w:color="C7CCD6" w:sz="4"/>
-              <w:bottom w:val="single" w:color="C7CCD6" w:sz="4"/>
-              <w:right w:val="single" w:color="C7CCD6" w:sz="4"/>
-            </w:tcBorders>
-            <w:tcMar>
-              <w:top w:type="dxa" w:w="60"/>
-              <w:left w:type="dxa" w:w="100"/>
-              <w:bottom w:type="dxa" w:w="60"/>
-              <w:right w:type="dxa" w:w="100"/>
-            </w:tcMar>
-          </w:tcPr>
-          <w:p>
-            <w:r>
-              <w:t xml:space="preserve">не измерялось</w:t>
-            </w:r>
-          </w:p>
-        </w:tc>
-        <w:tc>
-          <w:tcPr>
-            <w:tcW w:type="dxa" w:w="2638"/>
-            <w:tcBorders>
-              <w:top w:val="single" w:color="C7CCD6" w:sz="4"/>
-              <w:left w:val="single" w:color="C7CCD6" w:sz="4"/>
-              <w:bottom w:val="single" w:color="C7CCD6" w:sz="4"/>
-              <w:right w:val="single" w:color="C7CCD6" w:sz="4"/>
-            </w:tcBorders>
-            <w:tcMar>
-              <w:top w:type="dxa" w:w="60"/>
-              <w:left w:type="dxa" w:w="100"/>
-              <w:bottom w:type="dxa" w:w="60"/>
-              <w:right w:type="dxa" w:w="100"/>
-            </w:tcMar>
-          </w:tcPr>
-          <w:p>
-            <w:r>
-              <w:t xml:space="preserve">100% (20 запросов)</w:t>
-            </w:r>
-          </w:p>
-        </w:tc>
-      </w:tr>
-      <w:tr>
-        <w:tc>
-          <w:tcPr>
-            <w:tcW w:type="dxa" w:w="4600"/>
-            <w:tcBorders>
-              <w:top w:val="single" w:color="C7CCD6" w:sz="4"/>
-              <w:left w:val="single" w:color="C7CCD6" w:sz="4"/>
-              <w:bottom w:val="single" w:color="C7CCD6" w:sz="4"/>
-              <w:right w:val="single" w:color="C7CCD6" w:sz="4"/>
-            </w:tcBorders>
-            <w:shd w:fill="F5F7FB" w:color="auto" w:val="clear"/>
-            <w:tcMar>
-              <w:top w:type="dxa" w:w="60"/>
-              <w:left w:type="dxa" w:w="100"/>
-              <w:bottom w:type="dxa" w:w="60"/>
-              <w:right w:type="dxa" w:w="100"/>
-            </w:tcMar>
-          </w:tcPr>
-          <w:p>
-            <w:r>
-              <w:t xml:space="preserve">Пустые выдачи</w:t>
-            </w:r>
-          </w:p>
-        </w:tc>
-        <w:tc>
-          <w:tcPr>
-            <w:tcW w:type="dxa" w:w="2400"/>
-            <w:tcBorders>
-              <w:top w:val="single" w:color="C7CCD6" w:sz="4"/>
-              <w:left w:val="single" w:color="C7CCD6" w:sz="4"/>
-              <w:bottom w:val="single" w:color="C7CCD6" w:sz="4"/>
-              <w:right w:val="single" w:color="C7CCD6" w:sz="4"/>
-            </w:tcBorders>
-            <w:shd w:fill="F5F7FB" w:color="auto" w:val="clear"/>
-            <w:tcMar>
-              <w:top w:type="dxa" w:w="60"/>
-              <w:left w:type="dxa" w:w="100"/>
-              <w:bottom w:type="dxa" w:w="60"/>
-              <w:right w:type="dxa" w:w="100"/>
-            </w:tcMar>
-          </w:tcPr>
-          <w:p>
-            <w:r>
-              <w:t xml:space="preserve">6 из 30</w:t>
-            </w:r>
-          </w:p>
-        </w:tc>
-        <w:tc>
-          <w:tcPr>
-            <w:tcW w:type="dxa" w:w="2638"/>
-            <w:tcBorders>
-              <w:top w:val="single" w:color="C7CCD6" w:sz="4"/>
-              <w:left w:val="single" w:color="C7CCD6" w:sz="4"/>
-              <w:bottom w:val="single" w:color="C7CCD6" w:sz="4"/>
-              <w:right w:val="single" w:color="C7CCD6" w:sz="4"/>
-            </w:tcBorders>
-            <w:shd w:fill="F5F7FB" w:color="auto" w:val="clear"/>
-            <w:tcMar>
-              <w:top w:type="dxa" w:w="60"/>
-              <w:left w:type="dxa" w:w="100"/>
-              <w:bottom w:type="dxa" w:w="60"/>
-              <w:right w:type="dxa" w:w="100"/>
-            </w:tcMar>
-          </w:tcPr>
-          <w:p>
-            <w:r>
-              <w:t xml:space="preserve">3 из 30</w:t>
-            </w:r>
-          </w:p>
-        </w:tc>
-      </w:tr>
-      <w:tr>
-        <w:tc>
-          <w:tcPr>
-            <w:tcW w:type="dxa" w:w="4600"/>
-            <w:tcBorders>
-              <w:top w:val="single" w:color="C7CCD6" w:sz="4"/>
-              <w:left w:val="single" w:color="C7CCD6" w:sz="4"/>
-              <w:bottom w:val="single" w:color="C7CCD6" w:sz="4"/>
-              <w:right w:val="single" w:color="C7CCD6" w:sz="4"/>
-            </w:tcBorders>
-            <w:tcMar>
-              <w:top w:type="dxa" w:w="60"/>
-              <w:left w:type="dxa" w:w="100"/>
-              <w:bottom w:type="dxa" w:w="60"/>
-              <w:right w:type="dxa" w:w="100"/>
-            </w:tcMar>
-          </w:tcPr>
-          <w:p>
-            <w:r>
-              <w:t xml:space="preserve">Доля «в наличии» в топ‑3</w:t>
-            </w:r>
-          </w:p>
-        </w:tc>
-        <w:tc>
-          <w:tcPr>
-            <w:tcW w:type="dxa" w:w="2400"/>
-            <w:tcBorders>
-              <w:top w:val="single" w:color="C7CCD6" w:sz="4"/>
-              <w:left w:val="single" w:color="C7CCD6" w:sz="4"/>
-              <w:bottom w:val="single" w:color="C7CCD6" w:sz="4"/>
-              <w:right w:val="single" w:color="C7CCD6" w:sz="4"/>
-            </w:tcBorders>
-            <w:tcMar>
-              <w:top w:type="dxa" w:w="60"/>
-              <w:left w:type="dxa" w:w="100"/>
-              <w:bottom w:type="dxa" w:w="60"/>
-              <w:right w:type="dxa" w:w="100"/>
-            </w:tcMar>
-          </w:tcPr>
-          <w:p>
-            <w:r>
-              <w:t xml:space="preserve">68%</w:t>
-            </w:r>
-          </w:p>
-        </w:tc>
-        <w:tc>
-          <w:tcPr>
-            <w:tcW w:type="dxa" w:w="2638"/>
-            <w:tcBorders>
-              <w:top w:val="single" w:color="C7CCD6" w:sz="4"/>
-              <w:left w:val="single" w:color="C7CCD6" w:sz="4"/>
-              <w:bottom w:val="single" w:color="C7CCD6" w:sz="4"/>
-              <w:right w:val="single" w:color="C7CCD6" w:sz="4"/>
-            </w:tcBorders>
-            <w:tcMar>
-              <w:top w:type="dxa" w:w="60"/>
-              <w:left w:type="dxa" w:w="100"/>
-              <w:bottom w:type="dxa" w:w="60"/>
-              <w:right w:type="dxa" w:w="100"/>
-            </w:tcMar>
-          </w:tcPr>
-          <w:p>
-            <w:r>
-              <w:t xml:space="preserve">70–73%</w:t>
-            </w:r>
-          </w:p>
-        </w:tc>
-      </w:tr>
-    </w:tbl>
-    <w:p>
-      <w:pPr>
-        <w:spacing w:after="120"/>
-      </w:pPr>
-      <w:r>
-        <w:t xml:space="preserve">Оставшиеся пустые запросы — детали Kyocera (302N494021, 302K994020) и МФУ HP M247: их нет на подключённых площадках, нужны API дистрибьюторов.</w:t>
-      </w:r>
-    </w:p>
-    <w:p>
-      <w:pPr>
-        <w:pBdr>
-          <w:left w:val="single" w:color="4F46E5" w:sz="18" w:space="8"/>
-        </w:pBdr>
-        <w:shd w:fill="EEF2FF" w:color="auto" w:val="clear"/>
-        <w:spacing w:after="160" w:before="120"/>
-        <w:ind w:left="200"/>
-      </w:pPr>
-      <w:r>
-        <w:t xml:space="preserve">Помогите сделать набор точнее: присылайте реальные запросы, по которым вы ждёте конкретный результат, — они станут частью проверки.</w:t>
-      </w:r>
-    </w:p>
-    <w:p>
-      <w:pPr>
-        <w:pStyle w:val="Heading1"/>
-        <w:pageBreakBefore/>
-      </w:pPr>
-      <w:bookmarkStart w:name="_Toc45" w:id="45"/>
-      <w:r>
-        <w:t xml:space="preserve">13. Что планируется дальше</w:t>
-      </w:r>
-      <w:bookmarkEnd w:id="45"/>
     </w:p>
     <w:p>
       <w:pPr>
@@ -10037,11 +9456,11 @@
         <w:pStyle w:val="Heading1"/>
         <w:pageBreakBefore/>
       </w:pPr>
-      <w:bookmarkStart w:name="_Toc46" w:id="46"/>
-      <w:r>
-        <w:t xml:space="preserve">14. Частые вопросы</w:t>
-      </w:r>
-      <w:bookmarkEnd w:id="46"/>
+      <w:bookmarkStart w:name="_Toc45" w:id="45"/>
+      <w:r>
+        <w:t xml:space="preserve">13. Частые вопросы</w:t>
+      </w:r>
+      <w:bookmarkEnd w:id="45"/>
     </w:p>
     <w:p>
       <w:pPr>
@@ -10060,7 +9479,7 @@
         <w:spacing w:after="120"/>
       </w:pPr>
       <w:r>
-        <w:t xml:space="preserve">Площадка временно выключена: она показывает серверу капчу. Остальные источники работают.</w:t>
+        <w:t xml:space="preserve">Площадка временно выключена: она не пускает автоматический поиск. Остальные источники работают.</w:t>
       </w:r>
     </w:p>
     <w:p>
